--- a/LevSelector_resume.docx
+++ b/LevSelector_resume.docx
@@ -274,25 +274,23 @@
           <w:sz w:val="20"/>
           <w:szCs w:val="20"/>
         </w:rPr>
-        <w:t xml:space="preserve">Artificial Intelligence </w:t>
-      </w:r>
-      <w:proofErr w:type="gramStart"/>
-      <w:r>
-        <w:rPr>
-          <w:rFonts w:ascii="Tahoma" w:eastAsia="Tahoma" w:hAnsi="Tahoma" w:cs="Tahoma"/>
-          <w:sz w:val="20"/>
-          <w:szCs w:val="20"/>
-        </w:rPr>
-        <w:t>AI ,</w:t>
-      </w:r>
-      <w:proofErr w:type="gramEnd"/>
-      <w:r>
-        <w:rPr>
-          <w:rFonts w:ascii="Tahoma" w:eastAsia="Tahoma" w:hAnsi="Tahoma" w:cs="Tahoma"/>
-          <w:sz w:val="20"/>
-          <w:szCs w:val="20"/>
-        </w:rPr>
-        <w:t xml:space="preserve"> Large Language Models LLM , Vector Databases, Embeddings, </w:t>
+        <w:t xml:space="preserve">Artificial Intelligence AI, Large Language Models LLM, </w:t>
+      </w:r>
+      <w:r>
+        <w:rPr>
+          <w:rFonts w:ascii="Tahoma" w:eastAsia="Tahoma" w:hAnsi="Tahoma" w:cs="Tahoma"/>
+          <w:sz w:val="20"/>
+          <w:szCs w:val="20"/>
+        </w:rPr>
+        <w:t xml:space="preserve">Embeddings, </w:t>
+      </w:r>
+      <w:r>
+        <w:rPr>
+          <w:rFonts w:ascii="Tahoma" w:eastAsia="Tahoma" w:hAnsi="Tahoma" w:cs="Tahoma"/>
+          <w:sz w:val="20"/>
+          <w:szCs w:val="20"/>
+        </w:rPr>
+        <w:t xml:space="preserve">Vector Databases, </w:t>
       </w:r>
       <w:proofErr w:type="spellStart"/>
       <w:r>
@@ -394,23 +392,39 @@
           <w:sz w:val="20"/>
           <w:szCs w:val="20"/>
         </w:rPr>
-        <w:t>Crypto, Accounting</w:t>
-      </w:r>
-      <w:r>
-        <w:rPr>
-          <w:rFonts w:ascii="Tahoma" w:eastAsia="Tahoma" w:hAnsi="Tahoma" w:cs="Tahoma"/>
-          <w:sz w:val="20"/>
-          <w:szCs w:val="20"/>
-        </w:rPr>
-        <w:t xml:space="preserve">, </w:t>
-      </w:r>
-      <w:r>
-        <w:rPr>
-          <w:rFonts w:ascii="Tahoma" w:eastAsia="Tahoma" w:hAnsi="Tahoma" w:cs="Tahoma"/>
-          <w:sz w:val="20"/>
-          <w:szCs w:val="20"/>
-        </w:rPr>
-        <w:t>Blockchain, Bitcoin, Ethereum</w:t>
+        <w:t xml:space="preserve">Experience of building teams of </w:t>
+      </w:r>
+      <w:r>
+        <w:rPr>
+          <w:rFonts w:ascii="Tahoma" w:eastAsia="Tahoma" w:hAnsi="Tahoma" w:cs="Tahoma"/>
+          <w:sz w:val="20"/>
+          <w:szCs w:val="20"/>
+        </w:rPr>
+        <w:t xml:space="preserve">engineers and </w:t>
+      </w:r>
+      <w:r>
+        <w:rPr>
+          <w:rFonts w:ascii="Tahoma" w:eastAsia="Tahoma" w:hAnsi="Tahoma" w:cs="Tahoma"/>
+          <w:sz w:val="20"/>
+          <w:szCs w:val="20"/>
+        </w:rPr>
+        <w:t>data scientists (hiring, training, and managing</w:t>
+      </w:r>
+      <w:r>
+        <w:rPr>
+          <w:rFonts w:ascii="Tahoma" w:eastAsia="Tahoma" w:hAnsi="Tahoma" w:cs="Tahoma"/>
+          <w:sz w:val="20"/>
+          <w:szCs w:val="20"/>
+        </w:rPr>
+        <w:t>)</w:t>
+      </w:r>
+      <w:r>
+        <w:rPr>
+          <w:rFonts w:ascii="Tahoma" w:eastAsia="Tahoma" w:hAnsi="Tahoma" w:cs="Tahoma"/>
+          <w:sz w:val="20"/>
+          <w:szCs w:val="20"/>
+        </w:rPr>
+        <w:t xml:space="preserve"> </w:t>
       </w:r>
     </w:p>
     <w:p>
@@ -432,71 +446,7 @@
           <w:sz w:val="20"/>
           <w:szCs w:val="20"/>
         </w:rPr>
-        <w:t xml:space="preserve">Experience of </w:t>
-      </w:r>
-      <w:r>
-        <w:rPr>
-          <w:rFonts w:ascii="Tahoma" w:eastAsia="Tahoma" w:hAnsi="Tahoma" w:cs="Tahoma"/>
-          <w:sz w:val="20"/>
-          <w:szCs w:val="20"/>
-        </w:rPr>
-        <w:t xml:space="preserve">building teams of </w:t>
-      </w:r>
-      <w:r>
-        <w:rPr>
-          <w:rFonts w:ascii="Tahoma" w:eastAsia="Tahoma" w:hAnsi="Tahoma" w:cs="Tahoma"/>
-          <w:sz w:val="20"/>
-          <w:szCs w:val="20"/>
-        </w:rPr>
-        <w:t xml:space="preserve">engineers and </w:t>
-      </w:r>
-      <w:r>
-        <w:rPr>
-          <w:rFonts w:ascii="Tahoma" w:eastAsia="Tahoma" w:hAnsi="Tahoma" w:cs="Tahoma"/>
-          <w:sz w:val="20"/>
-          <w:szCs w:val="20"/>
-        </w:rPr>
-        <w:t>data scientists (</w:t>
-      </w:r>
-      <w:r>
-        <w:rPr>
-          <w:rFonts w:ascii="Tahoma" w:eastAsia="Tahoma" w:hAnsi="Tahoma" w:cs="Tahoma"/>
-          <w:sz w:val="20"/>
-          <w:szCs w:val="20"/>
-        </w:rPr>
-        <w:t>hiring</w:t>
-      </w:r>
-      <w:r>
-        <w:rPr>
-          <w:rFonts w:ascii="Tahoma" w:eastAsia="Tahoma" w:hAnsi="Tahoma" w:cs="Tahoma"/>
-          <w:sz w:val="20"/>
-          <w:szCs w:val="20"/>
-        </w:rPr>
-        <w:t xml:space="preserve">, training, and </w:t>
-      </w:r>
-      <w:r>
-        <w:rPr>
-          <w:rFonts w:ascii="Tahoma" w:eastAsia="Tahoma" w:hAnsi="Tahoma" w:cs="Tahoma"/>
-          <w:sz w:val="20"/>
-          <w:szCs w:val="20"/>
-        </w:rPr>
-        <w:t>managing</w:t>
-      </w:r>
-      <w:r>
-        <w:rPr>
-          <w:rFonts w:ascii="Tahoma" w:eastAsia="Tahoma" w:hAnsi="Tahoma" w:cs="Tahoma"/>
-          <w:sz w:val="20"/>
-          <w:szCs w:val="20"/>
-        </w:rPr>
-        <w:t>)</w:t>
-      </w:r>
-      <w:r>
-        <w:rPr>
-          <w:rFonts w:ascii="Tahoma" w:eastAsia="Tahoma" w:hAnsi="Tahoma" w:cs="Tahoma"/>
-          <w:sz w:val="20"/>
-          <w:szCs w:val="20"/>
-        </w:rPr>
-        <w:t xml:space="preserve"> </w:t>
+        <w:t>15+ years of experience with high-volume data processing, analytics, and modeling</w:t>
       </w:r>
     </w:p>
     <w:p>
@@ -518,8 +468,18 @@
           <w:sz w:val="20"/>
           <w:szCs w:val="20"/>
         </w:rPr>
-        <w:t>15+ years of experience with high-volume data processing, analytics, and modeling</w:t>
-      </w:r>
+        <w:t xml:space="preserve">Proven track record of building data and analytics systems from scratch, and delivering them on </w:t>
+      </w:r>
+      <w:proofErr w:type="gramStart"/>
+      <w:r>
+        <w:rPr>
+          <w:rFonts w:ascii="Tahoma" w:eastAsia="Tahoma" w:hAnsi="Tahoma" w:cs="Tahoma"/>
+          <w:sz w:val="20"/>
+          <w:szCs w:val="20"/>
+        </w:rPr>
+        <w:t>time</w:t>
+      </w:r>
+      <w:proofErr w:type="gramEnd"/>
     </w:p>
     <w:p>
       <w:pPr>
@@ -540,8 +500,74 @@
           <w:sz w:val="20"/>
           <w:szCs w:val="20"/>
         </w:rPr>
-        <w:t>Proven track record of building data and analytics systems from scratch, and delivering them on time</w:t>
-      </w:r>
+        <w:t xml:space="preserve">Full cycle </w:t>
+      </w:r>
+      <w:r>
+        <w:rPr>
+          <w:rFonts w:ascii="Tahoma" w:eastAsia="Tahoma" w:hAnsi="Tahoma" w:cs="Tahoma"/>
+          <w:sz w:val="20"/>
+          <w:szCs w:val="20"/>
+        </w:rPr>
+        <w:t xml:space="preserve">development </w:t>
+      </w:r>
+      <w:r>
+        <w:rPr>
+          <w:rFonts w:ascii="Tahoma" w:eastAsia="Tahoma" w:hAnsi="Tahoma" w:cs="Tahoma"/>
+          <w:sz w:val="20"/>
+          <w:szCs w:val="20"/>
+        </w:rPr>
+        <w:t xml:space="preserve">from </w:t>
+      </w:r>
+      <w:r>
+        <w:rPr>
+          <w:rFonts w:ascii="Tahoma" w:eastAsia="Tahoma" w:hAnsi="Tahoma" w:cs="Tahoma"/>
+          <w:sz w:val="20"/>
+          <w:szCs w:val="20"/>
+        </w:rPr>
+        <w:t xml:space="preserve">requirements </w:t>
+      </w:r>
+      <w:r>
+        <w:rPr>
+          <w:rFonts w:ascii="Tahoma" w:eastAsia="Tahoma" w:hAnsi="Tahoma" w:cs="Tahoma"/>
+          <w:sz w:val="20"/>
+          <w:szCs w:val="20"/>
+        </w:rPr>
+        <w:t xml:space="preserve">and </w:t>
+      </w:r>
+      <w:r>
+        <w:rPr>
+          <w:rFonts w:ascii="Tahoma" w:eastAsia="Tahoma" w:hAnsi="Tahoma" w:cs="Tahoma"/>
+          <w:sz w:val="20"/>
+          <w:szCs w:val="20"/>
+        </w:rPr>
+        <w:t xml:space="preserve">planning </w:t>
+      </w:r>
+      <w:r>
+        <w:rPr>
+          <w:rFonts w:ascii="Tahoma" w:eastAsia="Tahoma" w:hAnsi="Tahoma" w:cs="Tahoma"/>
+          <w:sz w:val="20"/>
+          <w:szCs w:val="20"/>
+        </w:rPr>
+        <w:t xml:space="preserve">to </w:t>
+      </w:r>
+      <w:r>
+        <w:rPr>
+          <w:rFonts w:ascii="Tahoma" w:eastAsia="Tahoma" w:hAnsi="Tahoma" w:cs="Tahoma"/>
+          <w:sz w:val="20"/>
+          <w:szCs w:val="20"/>
+        </w:rPr>
+        <w:t xml:space="preserve">architecture &amp; </w:t>
+      </w:r>
+      <w:proofErr w:type="gramStart"/>
+      <w:r>
+        <w:rPr>
+          <w:rFonts w:ascii="Tahoma" w:eastAsia="Tahoma" w:hAnsi="Tahoma" w:cs="Tahoma"/>
+          <w:sz w:val="20"/>
+          <w:szCs w:val="20"/>
+        </w:rPr>
+        <w:t>implementation</w:t>
+      </w:r>
+      <w:proofErr w:type="gramEnd"/>
     </w:p>
     <w:p>
       <w:pPr>
@@ -562,26 +588,40 @@
           <w:sz w:val="20"/>
           <w:szCs w:val="20"/>
         </w:rPr>
-        <w:t xml:space="preserve">Experience using modern ML &amp; AI methods </w:t>
-      </w:r>
-      <w:r>
-        <w:rPr>
-          <w:rFonts w:ascii="Tahoma" w:eastAsia="Tahoma" w:hAnsi="Tahoma" w:cs="Tahoma"/>
-          <w:sz w:val="20"/>
-          <w:szCs w:val="20"/>
-        </w:rPr>
-        <w:t xml:space="preserve">and </w:t>
-      </w:r>
-      <w:proofErr w:type="gramStart"/>
-      <w:r>
-        <w:rPr>
-          <w:rFonts w:ascii="Tahoma" w:eastAsia="Tahoma" w:hAnsi="Tahoma" w:cs="Tahoma"/>
-          <w:sz w:val="20"/>
-          <w:szCs w:val="20"/>
-        </w:rPr>
-        <w:t>frameworks</w:t>
-      </w:r>
-      <w:proofErr w:type="gramEnd"/>
+        <w:t xml:space="preserve">Experience in different areas - </w:t>
+      </w:r>
+      <w:r>
+        <w:rPr>
+          <w:rFonts w:ascii="Tahoma" w:eastAsia="Tahoma" w:hAnsi="Tahoma" w:cs="Tahoma"/>
+          <w:sz w:val="20"/>
+          <w:szCs w:val="20"/>
+        </w:rPr>
+        <w:t>Financial, Advertising, e-Commerce, Media</w:t>
+      </w:r>
+      <w:r>
+        <w:rPr>
+          <w:rFonts w:ascii="Tahoma" w:eastAsia="Tahoma" w:hAnsi="Tahoma" w:cs="Tahoma"/>
+          <w:sz w:val="20"/>
+          <w:szCs w:val="20"/>
+        </w:rPr>
+        <w:t xml:space="preserve">, </w:t>
+      </w:r>
+      <w:r>
+        <w:rPr>
+          <w:rFonts w:ascii="Tahoma" w:eastAsia="Tahoma" w:hAnsi="Tahoma" w:cs="Tahoma"/>
+          <w:sz w:val="20"/>
+          <w:szCs w:val="20"/>
+        </w:rPr>
+        <w:t>Publishing</w:t>
+      </w:r>
+      <w:r>
+        <w:rPr>
+          <w:rFonts w:ascii="Tahoma" w:eastAsia="Tahoma" w:hAnsi="Tahoma" w:cs="Tahoma"/>
+          <w:sz w:val="20"/>
+          <w:szCs w:val="20"/>
+        </w:rPr>
+        <w:t>, Crypto</w:t>
+      </w:r>
     </w:p>
     <w:p>
       <w:pPr>
@@ -602,7 +642,95 @@
           <w:sz w:val="20"/>
           <w:szCs w:val="20"/>
         </w:rPr>
-        <w:t>Experience with Financial, Advertising, e-Commerce, Media and Publishing industries</w:t>
+        <w:t xml:space="preserve">Data Engineering </w:t>
+      </w:r>
+      <w:r>
+        <w:rPr>
+          <w:rFonts w:ascii="Tahoma" w:eastAsia="Tahoma" w:hAnsi="Tahoma" w:cs="Tahoma"/>
+          <w:sz w:val="20"/>
+          <w:szCs w:val="20"/>
+        </w:rPr>
+        <w:t xml:space="preserve">on clouds (AWS, Azure, GCP) and on-prem, </w:t>
+      </w:r>
+      <w:r>
+        <w:rPr>
+          <w:rFonts w:ascii="Tahoma" w:eastAsia="Tahoma" w:hAnsi="Tahoma" w:cs="Tahoma"/>
+          <w:sz w:val="20"/>
+          <w:szCs w:val="20"/>
+        </w:rPr>
+        <w:t xml:space="preserve">ETL, </w:t>
+      </w:r>
+      <w:r>
+        <w:rPr>
+          <w:rFonts w:ascii="Tahoma" w:eastAsia="Tahoma" w:hAnsi="Tahoma" w:cs="Tahoma"/>
+          <w:sz w:val="20"/>
+          <w:szCs w:val="20"/>
+        </w:rPr>
+        <w:t>APIs</w:t>
+      </w:r>
+      <w:r>
+        <w:rPr>
+          <w:rFonts w:ascii="Tahoma" w:eastAsia="Tahoma" w:hAnsi="Tahoma" w:cs="Tahoma"/>
+          <w:sz w:val="20"/>
+          <w:szCs w:val="20"/>
+        </w:rPr>
+        <w:t xml:space="preserve">, </w:t>
+      </w:r>
+      <w:r>
+        <w:rPr>
+          <w:rFonts w:ascii="Tahoma" w:eastAsia="Tahoma" w:hAnsi="Tahoma" w:cs="Tahoma"/>
+          <w:sz w:val="20"/>
+          <w:szCs w:val="20"/>
+        </w:rPr>
+        <w:t>big data</w:t>
+      </w:r>
+      <w:r>
+        <w:rPr>
+          <w:rFonts w:ascii="Tahoma" w:eastAsia="Tahoma" w:hAnsi="Tahoma" w:cs="Tahoma"/>
+          <w:sz w:val="20"/>
+          <w:szCs w:val="20"/>
+        </w:rPr>
+        <w:t>,</w:t>
+      </w:r>
+      <w:r>
+        <w:rPr>
+          <w:rFonts w:ascii="Tahoma" w:eastAsia="Tahoma" w:hAnsi="Tahoma" w:cs="Tahoma"/>
+          <w:sz w:val="20"/>
+          <w:szCs w:val="20"/>
+        </w:rPr>
+        <w:t xml:space="preserve"> </w:t>
+      </w:r>
+      <w:r>
+        <w:rPr>
+          <w:rFonts w:ascii="Tahoma" w:eastAsia="Tahoma" w:hAnsi="Tahoma" w:cs="Tahoma"/>
+          <w:sz w:val="20"/>
+          <w:szCs w:val="20"/>
+        </w:rPr>
+        <w:t>d</w:t>
+      </w:r>
+      <w:r>
+        <w:rPr>
+          <w:rFonts w:ascii="Tahoma" w:eastAsia="Tahoma" w:hAnsi="Tahoma" w:cs="Tahoma"/>
+          <w:sz w:val="20"/>
+          <w:szCs w:val="20"/>
+        </w:rPr>
+        <w:t xml:space="preserve">ata </w:t>
+      </w:r>
+      <w:r>
+        <w:rPr>
+          <w:rFonts w:ascii="Tahoma" w:eastAsia="Tahoma" w:hAnsi="Tahoma" w:cs="Tahoma"/>
+          <w:sz w:val="20"/>
+          <w:szCs w:val="20"/>
+        </w:rPr>
+        <w:t>m</w:t>
+      </w:r>
+      <w:r>
+        <w:rPr>
+          <w:rFonts w:ascii="Tahoma" w:eastAsia="Tahoma" w:hAnsi="Tahoma" w:cs="Tahoma"/>
+          <w:sz w:val="20"/>
+          <w:szCs w:val="20"/>
+        </w:rPr>
+        <w:t>ining</w:t>
       </w:r>
     </w:p>
     <w:p>
@@ -624,7 +752,63 @@
           <w:sz w:val="20"/>
           <w:szCs w:val="20"/>
         </w:rPr>
-        <w:t>Full cycle planning and development from requirements to architectures &amp; implementation</w:t>
+        <w:t>SQL databases</w:t>
+      </w:r>
+      <w:r>
+        <w:rPr>
+          <w:rFonts w:ascii="Tahoma" w:eastAsia="Tahoma" w:hAnsi="Tahoma" w:cs="Tahoma"/>
+          <w:sz w:val="20"/>
+          <w:szCs w:val="20"/>
+        </w:rPr>
+        <w:t xml:space="preserve">, </w:t>
+      </w:r>
+      <w:r>
+        <w:rPr>
+          <w:rFonts w:ascii="Tahoma" w:eastAsia="Tahoma" w:hAnsi="Tahoma" w:cs="Tahoma"/>
+          <w:sz w:val="20"/>
+          <w:szCs w:val="20"/>
+        </w:rPr>
+        <w:t>SQL Data Warehouse</w:t>
+      </w:r>
+      <w:r>
+        <w:rPr>
+          <w:rFonts w:ascii="Tahoma" w:eastAsia="Tahoma" w:hAnsi="Tahoma" w:cs="Tahoma"/>
+          <w:sz w:val="20"/>
+          <w:szCs w:val="20"/>
+        </w:rPr>
+        <w:t xml:space="preserve">, </w:t>
+      </w:r>
+      <w:r>
+        <w:rPr>
+          <w:rFonts w:ascii="Tahoma" w:eastAsia="Tahoma" w:hAnsi="Tahoma" w:cs="Tahoma"/>
+          <w:sz w:val="20"/>
+          <w:szCs w:val="20"/>
+        </w:rPr>
+        <w:t>key-value stores</w:t>
+      </w:r>
+      <w:r>
+        <w:rPr>
+          <w:rFonts w:ascii="Tahoma" w:eastAsia="Tahoma" w:hAnsi="Tahoma" w:cs="Tahoma"/>
+          <w:sz w:val="20"/>
+          <w:szCs w:val="20"/>
+        </w:rPr>
+        <w:t xml:space="preserve"> (</w:t>
+      </w:r>
+      <w:r>
+        <w:rPr>
+          <w:rFonts w:ascii="Tahoma" w:eastAsia="Tahoma" w:hAnsi="Tahoma" w:cs="Tahoma"/>
+          <w:sz w:val="20"/>
+          <w:szCs w:val="20"/>
+        </w:rPr>
+        <w:t>like Redis)</w:t>
+      </w:r>
+      <w:r>
+        <w:rPr>
+          <w:rFonts w:ascii="Tahoma" w:eastAsia="Tahoma" w:hAnsi="Tahoma" w:cs="Tahoma"/>
+          <w:sz w:val="20"/>
+          <w:szCs w:val="20"/>
+        </w:rPr>
+        <w:t xml:space="preserve">, </w:t>
       </w:r>
     </w:p>
     <w:p>
@@ -646,39 +830,7 @@
           <w:sz w:val="20"/>
           <w:szCs w:val="20"/>
         </w:rPr>
-        <w:t xml:space="preserve">Data Engineering </w:t>
-      </w:r>
-      <w:r>
-        <w:rPr>
-          <w:rFonts w:ascii="Tahoma" w:eastAsia="Tahoma" w:hAnsi="Tahoma" w:cs="Tahoma"/>
-          <w:sz w:val="20"/>
-          <w:szCs w:val="20"/>
-        </w:rPr>
-        <w:t>(high-volume web scraping, APIs</w:t>
-      </w:r>
-      <w:r>
-        <w:rPr>
-          <w:rFonts w:ascii="Tahoma" w:eastAsia="Tahoma" w:hAnsi="Tahoma" w:cs="Tahoma"/>
-          <w:sz w:val="20"/>
-          <w:szCs w:val="20"/>
-        </w:rPr>
-        <w:t xml:space="preserve">, ETL, </w:t>
-      </w:r>
-      <w:r>
-        <w:rPr>
-          <w:rFonts w:ascii="Tahoma" w:eastAsia="Tahoma" w:hAnsi="Tahoma" w:cs="Tahoma"/>
-          <w:sz w:val="20"/>
-          <w:szCs w:val="20"/>
-        </w:rPr>
-        <w:t>big data loads</w:t>
-      </w:r>
-      <w:r>
-        <w:rPr>
-          <w:rFonts w:ascii="Tahoma" w:eastAsia="Tahoma" w:hAnsi="Tahoma" w:cs="Tahoma"/>
-          <w:sz w:val="20"/>
-          <w:szCs w:val="20"/>
-        </w:rPr>
-        <w:t>) Data Mining</w:t>
+        <w:t>Web applications, and business intelligence &amp; analytics</w:t>
       </w:r>
     </w:p>
     <w:p>
@@ -700,23 +852,33 @@
           <w:sz w:val="20"/>
           <w:szCs w:val="20"/>
         </w:rPr>
-        <w:t xml:space="preserve">Experience with </w:t>
-      </w:r>
-      <w:r>
-        <w:rPr>
-          <w:rFonts w:ascii="Tahoma" w:eastAsia="Tahoma" w:hAnsi="Tahoma" w:cs="Tahoma"/>
-          <w:sz w:val="20"/>
-          <w:szCs w:val="20"/>
-        </w:rPr>
-        <w:t>Clouds (</w:t>
-      </w:r>
-      <w:r>
-        <w:rPr>
-          <w:rFonts w:ascii="Tahoma" w:eastAsia="Tahoma" w:hAnsi="Tahoma" w:cs="Tahoma"/>
-          <w:sz w:val="20"/>
-          <w:szCs w:val="20"/>
-        </w:rPr>
-        <w:t>Amazon</w:t>
+        <w:t>Mathematics and Finance: Ph.D. (Math. Modeling), Advanced Calculus</w:t>
+      </w:r>
+      <w:r>
+        <w:rPr>
+          <w:rFonts w:ascii="Tahoma" w:eastAsia="Tahoma" w:hAnsi="Tahoma" w:cs="Tahoma"/>
+          <w:sz w:val="20"/>
+          <w:szCs w:val="20"/>
+        </w:rPr>
+        <w:t xml:space="preserve"> (Math Analysis), Linear Algebra, Vectors &amp; Tensors, Theory of Complex Variables, Differential Equations, Partial Differential Equations, Differential Equations in Mathematical Physics, Probability &amp; Statistics, Statistical </w:t>
+      </w:r>
+      <w:proofErr w:type="spellStart"/>
+      <w:r>
+        <w:rPr>
+          <w:rFonts w:ascii="Tahoma" w:eastAsia="Tahoma" w:hAnsi="Tahoma" w:cs="Tahoma"/>
+          <w:sz w:val="20"/>
+          <w:szCs w:val="20"/>
+        </w:rPr>
+        <w:t>Radiophysics</w:t>
+      </w:r>
+      <w:proofErr w:type="spellEnd"/>
+      <w:r>
+        <w:rPr>
+          <w:rFonts w:ascii="Tahoma" w:eastAsia="Tahoma" w:hAnsi="Tahoma" w:cs="Tahoma"/>
+          <w:sz w:val="20"/>
+          <w:szCs w:val="20"/>
+        </w:rPr>
+        <w:t xml:space="preserve"> (including time series analysis and digital pattern recognition algorithms), Optimization, Monte Carlo Simulations, Numerical Methods</w:t>
       </w:r>
       <w:r>
         <w:rPr>
@@ -732,197 +894,15 @@
           <w:sz w:val="20"/>
           <w:szCs w:val="20"/>
         </w:rPr>
-        <w:t>Azure Synapse Analytics</w:t>
-      </w:r>
-      <w:r>
-        <w:rPr>
-          <w:rFonts w:ascii="Tahoma" w:eastAsia="Tahoma" w:hAnsi="Tahoma" w:cs="Tahoma"/>
-          <w:sz w:val="20"/>
-          <w:szCs w:val="20"/>
-        </w:rPr>
-        <w:t xml:space="preserve">, </w:t>
-      </w:r>
-      <w:r>
-        <w:rPr>
-          <w:rFonts w:ascii="Tahoma" w:eastAsia="Tahoma" w:hAnsi="Tahoma" w:cs="Tahoma"/>
-          <w:sz w:val="20"/>
-          <w:szCs w:val="20"/>
-        </w:rPr>
-        <w:t>Google</w:t>
-      </w:r>
-      <w:r>
-        <w:rPr>
-          <w:rFonts w:ascii="Tahoma" w:eastAsia="Tahoma" w:hAnsi="Tahoma" w:cs="Tahoma"/>
-          <w:sz w:val="20"/>
-          <w:szCs w:val="20"/>
-        </w:rPr>
-        <w:t xml:space="preserve">, </w:t>
-      </w:r>
-      <w:r>
-        <w:rPr>
-          <w:rFonts w:ascii="Tahoma" w:eastAsia="Tahoma" w:hAnsi="Tahoma" w:cs="Tahoma"/>
-          <w:sz w:val="20"/>
-          <w:szCs w:val="20"/>
-        </w:rPr>
-        <w:t>IBM Watson</w:t>
-      </w:r>
-      <w:r>
-        <w:rPr>
-          <w:rFonts w:ascii="Tahoma" w:eastAsia="Tahoma" w:hAnsi="Tahoma" w:cs="Tahoma"/>
-          <w:sz w:val="20"/>
-          <w:szCs w:val="20"/>
-        </w:rPr>
-        <w:t>)</w:t>
-      </w:r>
-    </w:p>
-    <w:p>
-      <w:pPr>
-        <w:numPr>
-          <w:ilvl w:val="0"/>
-          <w:numId w:val="6"/>
-        </w:numPr>
-        <w:contextualSpacing/>
-        <w:rPr>
-          <w:rFonts w:ascii="Tahoma" w:eastAsia="Tahoma" w:hAnsi="Tahoma" w:cs="Tahoma"/>
-          <w:sz w:val="20"/>
-          <w:szCs w:val="20"/>
-        </w:rPr>
-      </w:pPr>
-      <w:r>
-        <w:rPr>
-          <w:rFonts w:ascii="Tahoma" w:eastAsia="Tahoma" w:hAnsi="Tahoma" w:cs="Tahoma"/>
-          <w:sz w:val="20"/>
-          <w:szCs w:val="20"/>
-        </w:rPr>
-        <w:t>Databases (SQL databases and key-value stores like Redis)</w:t>
-      </w:r>
-      <w:r>
-        <w:rPr>
-          <w:rFonts w:ascii="Tahoma" w:eastAsia="Tahoma" w:hAnsi="Tahoma" w:cs="Tahoma"/>
-          <w:sz w:val="20"/>
-          <w:szCs w:val="20"/>
-        </w:rPr>
-        <w:t xml:space="preserve">, </w:t>
-      </w:r>
-      <w:r>
-        <w:rPr>
-          <w:rFonts w:ascii="Tahoma" w:eastAsia="Tahoma" w:hAnsi="Tahoma" w:cs="Tahoma"/>
-          <w:sz w:val="20"/>
-          <w:szCs w:val="20"/>
-        </w:rPr>
-        <w:t>SQL Data Warehouse</w:t>
-      </w:r>
-      <w:r>
-        <w:rPr>
-          <w:rFonts w:ascii="Tahoma" w:eastAsia="Tahoma" w:hAnsi="Tahoma" w:cs="Tahoma"/>
-          <w:sz w:val="20"/>
-          <w:szCs w:val="20"/>
-        </w:rPr>
-        <w:t xml:space="preserve"> (</w:t>
-      </w:r>
-      <w:proofErr w:type="spellStart"/>
-      <w:r>
-        <w:rPr>
-          <w:rFonts w:ascii="Tahoma" w:eastAsia="Tahoma" w:hAnsi="Tahoma" w:cs="Tahoma"/>
-          <w:sz w:val="20"/>
-          <w:szCs w:val="20"/>
-        </w:rPr>
-        <w:t>BigQuery</w:t>
-      </w:r>
-      <w:proofErr w:type="spellEnd"/>
-      <w:r>
-        <w:rPr>
-          <w:rFonts w:ascii="Tahoma" w:eastAsia="Tahoma" w:hAnsi="Tahoma" w:cs="Tahoma"/>
-          <w:sz w:val="20"/>
-          <w:szCs w:val="20"/>
-        </w:rPr>
-        <w:t>, Azure, AWS)</w:t>
-      </w:r>
-    </w:p>
-    <w:p>
-      <w:pPr>
-        <w:numPr>
-          <w:ilvl w:val="0"/>
-          <w:numId w:val="6"/>
-        </w:numPr>
-        <w:contextualSpacing/>
-        <w:rPr>
-          <w:rFonts w:ascii="Tahoma" w:eastAsia="Tahoma" w:hAnsi="Tahoma" w:cs="Tahoma"/>
-          <w:sz w:val="20"/>
-          <w:szCs w:val="20"/>
-        </w:rPr>
-      </w:pPr>
-      <w:r>
-        <w:rPr>
-          <w:rFonts w:ascii="Tahoma" w:eastAsia="Tahoma" w:hAnsi="Tahoma" w:cs="Tahoma"/>
-          <w:sz w:val="20"/>
-          <w:szCs w:val="20"/>
-        </w:rPr>
-        <w:t>Web applications, and business intelligence &amp; analytics</w:t>
-      </w:r>
-    </w:p>
-    <w:p>
-      <w:pPr>
-        <w:numPr>
-          <w:ilvl w:val="0"/>
-          <w:numId w:val="6"/>
-        </w:numPr>
-        <w:contextualSpacing/>
-        <w:rPr>
-          <w:rFonts w:ascii="Tahoma" w:eastAsia="Tahoma" w:hAnsi="Tahoma" w:cs="Tahoma"/>
-          <w:sz w:val="20"/>
-          <w:szCs w:val="20"/>
-        </w:rPr>
-      </w:pPr>
-      <w:r>
-        <w:rPr>
-          <w:rFonts w:ascii="Tahoma" w:eastAsia="Tahoma" w:hAnsi="Tahoma" w:cs="Tahoma"/>
-          <w:sz w:val="20"/>
-          <w:szCs w:val="20"/>
-        </w:rPr>
-        <w:t>Mathematics and Finance: Ph.D. (Math. Modeling), Advanced Calculus</w:t>
-      </w:r>
-      <w:r>
-        <w:rPr>
-          <w:rFonts w:ascii="Tahoma" w:eastAsia="Tahoma" w:hAnsi="Tahoma" w:cs="Tahoma"/>
-          <w:sz w:val="20"/>
-          <w:szCs w:val="20"/>
-        </w:rPr>
-        <w:t xml:space="preserve"> (Math Analysis), Linear Algebra, Vectors &amp; Tensors, Theory of Complex Variables, Differential Equations, Partial Differential Equations, Differential Equations in Mathematical Physics, Probability &amp; Statistics, Statistical </w:t>
-      </w:r>
-      <w:proofErr w:type="spellStart"/>
-      <w:r>
-        <w:rPr>
-          <w:rFonts w:ascii="Tahoma" w:eastAsia="Tahoma" w:hAnsi="Tahoma" w:cs="Tahoma"/>
-          <w:sz w:val="20"/>
-          <w:szCs w:val="20"/>
-        </w:rPr>
-        <w:t>Radiophysics</w:t>
-      </w:r>
-      <w:proofErr w:type="spellEnd"/>
-      <w:r>
-        <w:rPr>
-          <w:rFonts w:ascii="Tahoma" w:eastAsia="Tahoma" w:hAnsi="Tahoma" w:cs="Tahoma"/>
-          <w:sz w:val="20"/>
-          <w:szCs w:val="20"/>
-        </w:rPr>
-        <w:t xml:space="preserve"> (including time series analysis and digital pattern recognition algorithms), Optimization, Monte Carlo Simulations, Numerical Methods</w:t>
-      </w:r>
-      <w:r>
-        <w:rPr>
-          <w:rFonts w:ascii="Tahoma" w:eastAsia="Tahoma" w:hAnsi="Tahoma" w:cs="Tahoma"/>
-          <w:sz w:val="20"/>
-          <w:szCs w:val="20"/>
-        </w:rPr>
-        <w:t xml:space="preserve">, </w:t>
-      </w:r>
-      <w:r>
-        <w:rPr>
-          <w:rFonts w:ascii="Tahoma" w:eastAsia="Tahoma" w:hAnsi="Tahoma" w:cs="Tahoma"/>
-          <w:sz w:val="20"/>
-          <w:szCs w:val="20"/>
-        </w:rPr>
-        <w:t>Machine Learning, Deep Learning, Data Mining</w:t>
+        <w:t>Machine Learning, Deep Learning</w:t>
+      </w:r>
+      <w:r>
+        <w:rPr>
+          <w:rFonts w:ascii="Tahoma" w:eastAsia="Tahoma" w:hAnsi="Tahoma" w:cs="Tahoma"/>
+          <w:sz w:val="20"/>
+          <w:szCs w:val="20"/>
+        </w:rPr>
+        <w:t>, NLP, Transformers, Generative AI, LLMs</w:t>
       </w:r>
     </w:p>
     <w:p>
@@ -986,6 +966,32 @@
         </w:rPr>
         <w:t xml:space="preserve">NLTK, </w:t>
       </w:r>
+      <w:proofErr w:type="spellStart"/>
+      <w:r>
+        <w:rPr>
+          <w:rFonts w:ascii="Tahoma" w:eastAsia="Tahoma" w:hAnsi="Tahoma" w:cs="Tahoma"/>
+          <w:sz w:val="20"/>
+          <w:szCs w:val="20"/>
+        </w:rPr>
+        <w:t>Huggingface</w:t>
+      </w:r>
+      <w:proofErr w:type="spellEnd"/>
+      <w:r>
+        <w:rPr>
+          <w:rFonts w:ascii="Tahoma" w:eastAsia="Tahoma" w:hAnsi="Tahoma" w:cs="Tahoma"/>
+          <w:sz w:val="20"/>
+          <w:szCs w:val="20"/>
+        </w:rPr>
+        <w:t xml:space="preserve"> </w:t>
+      </w:r>
+      <w:r>
+        <w:rPr>
+          <w:rFonts w:ascii="Tahoma" w:eastAsia="Tahoma" w:hAnsi="Tahoma" w:cs="Tahoma"/>
+          <w:sz w:val="20"/>
+          <w:szCs w:val="20"/>
+        </w:rPr>
+        <w:t xml:space="preserve">tools, </w:t>
+      </w:r>
       <w:r>
         <w:rPr>
           <w:rFonts w:ascii="Tahoma" w:eastAsia="Tahoma" w:hAnsi="Tahoma" w:cs="Tahoma"/>
@@ -1144,20 +1150,12 @@
       <w:pPr>
         <w:rPr>
           <w:rFonts w:ascii="Tahoma" w:eastAsia="Tahoma" w:hAnsi="Tahoma" w:cs="Tahoma"/>
-          <w:sz w:val="20"/>
-          <w:szCs w:val="20"/>
-        </w:rPr>
-      </w:pPr>
-      <w:r>
-        <w:rPr>
-          <w:rFonts w:ascii="Tahoma" w:eastAsia="Tahoma" w:hAnsi="Tahoma" w:cs="Tahoma"/>
           <w:b/>
           <w:sz w:val="20"/>
           <w:szCs w:val="20"/>
           <w:u w:val="single"/>
         </w:rPr>
-        <w:t>November 202</w:t>
-      </w:r>
+      </w:pPr>
       <w:r>
         <w:rPr>
           <w:rFonts w:ascii="Tahoma" w:eastAsia="Tahoma" w:hAnsi="Tahoma" w:cs="Tahoma"/>
@@ -1166,72 +1164,8 @@
           <w:szCs w:val="20"/>
           <w:u w:val="single"/>
         </w:rPr>
-        <w:t>2</w:t>
-      </w:r>
-      <w:r>
-        <w:rPr>
-          <w:rFonts w:ascii="Tahoma" w:eastAsia="Tahoma" w:hAnsi="Tahoma" w:cs="Tahoma"/>
-          <w:b/>
-          <w:sz w:val="20"/>
-          <w:szCs w:val="20"/>
-          <w:u w:val="single"/>
-        </w:rPr>
-        <w:t xml:space="preserve"> - Present - </w:t>
-      </w:r>
-      <w:r>
-        <w:rPr>
-          <w:rFonts w:ascii="Tahoma" w:eastAsia="Tahoma" w:hAnsi="Tahoma" w:cs="Tahoma"/>
-          <w:b/>
-          <w:sz w:val="20"/>
-          <w:szCs w:val="20"/>
-          <w:u w:val="single"/>
-        </w:rPr>
-        <w:t xml:space="preserve">CTO &amp; Co-Founder, </w:t>
-      </w:r>
-      <w:proofErr w:type="spellStart"/>
-      <w:r>
-        <w:rPr>
-          <w:rFonts w:ascii="Tahoma" w:eastAsia="Tahoma" w:hAnsi="Tahoma" w:cs="Tahoma"/>
-          <w:b/>
-          <w:sz w:val="20"/>
-          <w:szCs w:val="20"/>
-          <w:u w:val="single"/>
-        </w:rPr>
-        <w:t>BixBeta</w:t>
-      </w:r>
-      <w:r>
-        <w:rPr>
-          <w:rFonts w:ascii="Tahoma" w:eastAsia="Tahoma" w:hAnsi="Tahoma" w:cs="Tahoma"/>
-          <w:b/>
-          <w:sz w:val="20"/>
-          <w:szCs w:val="20"/>
-          <w:u w:val="single"/>
-        </w:rPr>
-        <w:t>Data</w:t>
-      </w:r>
-      <w:proofErr w:type="spellEnd"/>
-      <w:r>
-        <w:rPr>
-          <w:rFonts w:ascii="Tahoma" w:eastAsia="Tahoma" w:hAnsi="Tahoma" w:cs="Tahoma"/>
-          <w:b/>
-          <w:sz w:val="20"/>
-          <w:szCs w:val="20"/>
-          <w:u w:val="single"/>
-        </w:rPr>
-        <w:t xml:space="preserve"> Science Practice Lead, </w:t>
-      </w:r>
-      <w:proofErr w:type="spellStart"/>
-      <w:r>
-        <w:rPr>
-          <w:rFonts w:ascii="Tahoma" w:eastAsia="Tahoma" w:hAnsi="Tahoma" w:cs="Tahoma"/>
-          <w:b/>
-          <w:sz w:val="20"/>
-          <w:szCs w:val="20"/>
-          <w:u w:val="single"/>
-        </w:rPr>
-        <w:t>Redapt</w:t>
-      </w:r>
-      <w:proofErr w:type="spellEnd"/>
+        <w:t xml:space="preserve">January 2022 - present - Enterprise AI Solutions, President </w:t>
+      </w:r>
     </w:p>
     <w:p>
       <w:pPr>
@@ -1246,34 +1180,14 @@
           <w:szCs w:val="20"/>
         </w:rPr>
       </w:pPr>
-      <w:proofErr w:type="spellStart"/>
-      <w:r>
-        <w:rPr>
-          <w:rFonts w:ascii="Tahoma" w:eastAsia="Tahoma" w:hAnsi="Tahoma" w:cs="Tahoma"/>
-          <w:sz w:val="20"/>
-          <w:szCs w:val="20"/>
-        </w:rPr>
-        <w:t>BixBeta</w:t>
-      </w:r>
-      <w:proofErr w:type="spellEnd"/>
-      <w:r>
-        <w:rPr>
-          <w:rFonts w:ascii="Tahoma" w:eastAsia="Tahoma" w:hAnsi="Tahoma" w:cs="Tahoma"/>
-          <w:sz w:val="20"/>
-          <w:szCs w:val="20"/>
-        </w:rPr>
-        <w:t xml:space="preserve"> is a modern AI-enabled crypto accounting and payment/donation </w:t>
-      </w:r>
-      <w:proofErr w:type="gramStart"/>
-      <w:r>
-        <w:rPr>
-          <w:rFonts w:ascii="Tahoma" w:eastAsia="Tahoma" w:hAnsi="Tahoma" w:cs="Tahoma"/>
-          <w:sz w:val="20"/>
-          <w:szCs w:val="20"/>
-        </w:rPr>
-        <w:t>solution</w:t>
-      </w:r>
-      <w:proofErr w:type="gramEnd"/>
+      <w:r>
+        <w:rPr>
+          <w:rFonts w:ascii="Tahoma" w:eastAsia="Tahoma" w:hAnsi="Tahoma" w:cs="Tahoma"/>
+          <w:sz w:val="20"/>
+          <w:szCs w:val="20"/>
+        </w:rPr>
+        <w:t>Large Language Models (LLM) for business - local and on cloud</w:t>
+      </w:r>
     </w:p>
     <w:p>
       <w:pPr>
@@ -1294,7 +1208,7 @@
           <w:sz w:val="20"/>
           <w:szCs w:val="20"/>
         </w:rPr>
-        <w:t>We use modern technologies to automate and streamline the process from start (crypto donation or payment) to finish (accounting and taxation)</w:t>
+        <w:t>Custom private conversational interfaces for business systems</w:t>
       </w:r>
     </w:p>
     <w:p>
@@ -1316,7 +1230,7 @@
           <w:sz w:val="20"/>
           <w:szCs w:val="20"/>
         </w:rPr>
-        <w:t xml:space="preserve">We use Generative AI to add Natural Language Interface to analytics and </w:t>
+        <w:t xml:space="preserve">Talk to your data - cognitive </w:t>
       </w:r>
       <w:proofErr w:type="gramStart"/>
       <w:r>
@@ -1325,56 +1239,9 @@
           <w:sz w:val="20"/>
           <w:szCs w:val="20"/>
         </w:rPr>
-        <w:t>reporting</w:t>
+        <w:t>search</w:t>
       </w:r>
       <w:proofErr w:type="gramEnd"/>
-    </w:p>
-    <w:p>
-      <w:pPr>
-        <w:rPr>
-          <w:sz w:val="20"/>
-          <w:szCs w:val="20"/>
-        </w:rPr>
-      </w:pPr>
-    </w:p>
-    <w:p>
-      <w:pPr>
-        <w:rPr>
-          <w:sz w:val="20"/>
-          <w:szCs w:val="20"/>
-        </w:rPr>
-      </w:pPr>
-    </w:p>
-    <w:p>
-      <w:pPr>
-        <w:rPr>
-          <w:rFonts w:ascii="Tahoma" w:eastAsia="Tahoma" w:hAnsi="Tahoma" w:cs="Tahoma"/>
-          <w:sz w:val="20"/>
-          <w:szCs w:val="20"/>
-        </w:rPr>
-      </w:pPr>
-      <w:r>
-        <w:rPr>
-          <w:rFonts w:ascii="Tahoma" w:eastAsia="Tahoma" w:hAnsi="Tahoma" w:cs="Tahoma"/>
-          <w:b/>
-          <w:sz w:val="20"/>
-          <w:szCs w:val="20"/>
-          <w:u w:val="single"/>
-        </w:rPr>
-        <w:t xml:space="preserve">November 2020 - Present - Data Science Practice Lead, </w:t>
-      </w:r>
-      <w:proofErr w:type="spellStart"/>
-      <w:r>
-        <w:rPr>
-          <w:rFonts w:ascii="Tahoma" w:eastAsia="Tahoma" w:hAnsi="Tahoma" w:cs="Tahoma"/>
-          <w:b/>
-          <w:sz w:val="20"/>
-          <w:szCs w:val="20"/>
-          <w:u w:val="single"/>
-        </w:rPr>
-        <w:t>Redapt</w:t>
-      </w:r>
-      <w:proofErr w:type="spellEnd"/>
     </w:p>
     <w:p>
       <w:pPr>
@@ -1395,39 +1262,7 @@
           <w:sz w:val="20"/>
           <w:szCs w:val="20"/>
         </w:rPr>
-        <w:t>Building</w:t>
-      </w:r>
-      <w:r>
-        <w:rPr>
-          <w:rFonts w:ascii="Tahoma" w:eastAsia="Tahoma" w:hAnsi="Tahoma" w:cs="Tahoma"/>
-          <w:sz w:val="20"/>
-          <w:szCs w:val="20"/>
-        </w:rPr>
-        <w:t xml:space="preserve">, </w:t>
-      </w:r>
-      <w:r>
-        <w:rPr>
-          <w:rFonts w:ascii="Tahoma" w:eastAsia="Tahoma" w:hAnsi="Tahoma" w:cs="Tahoma"/>
-          <w:sz w:val="20"/>
-          <w:szCs w:val="20"/>
-        </w:rPr>
-        <w:t>training</w:t>
-      </w:r>
-      <w:r>
-        <w:rPr>
-          <w:rFonts w:ascii="Tahoma" w:eastAsia="Tahoma" w:hAnsi="Tahoma" w:cs="Tahoma"/>
-          <w:sz w:val="20"/>
-          <w:szCs w:val="20"/>
-        </w:rPr>
-        <w:t>, and managing</w:t>
-      </w:r>
-      <w:r>
-        <w:rPr>
-          <w:rFonts w:ascii="Tahoma" w:eastAsia="Tahoma" w:hAnsi="Tahoma" w:cs="Tahoma"/>
-          <w:sz w:val="20"/>
-          <w:szCs w:val="20"/>
-        </w:rPr>
-        <w:t xml:space="preserve"> a team of data scientists</w:t>
+        <w:t>Text generation (generate contracts, instructions, summaries, q/a)</w:t>
       </w:r>
     </w:p>
     <w:p>
@@ -1449,7 +1284,7 @@
           <w:sz w:val="20"/>
           <w:szCs w:val="20"/>
         </w:rPr>
-        <w:t>Data architecture in the cloud (Azure, AWS, Google)</w:t>
+        <w:t>LLM quantizing, fine-tuning. Prompt-engineering. Self-verification</w:t>
       </w:r>
     </w:p>
     <w:p>
@@ -1471,25 +1306,7 @@
           <w:sz w:val="20"/>
           <w:szCs w:val="20"/>
         </w:rPr>
-        <w:t xml:space="preserve">Data pipelines (Apache </w:t>
-      </w:r>
-      <w:proofErr w:type="spellStart"/>
-      <w:r>
-        <w:rPr>
-          <w:rFonts w:ascii="Tahoma" w:eastAsia="Tahoma" w:hAnsi="Tahoma" w:cs="Tahoma"/>
-          <w:sz w:val="20"/>
-          <w:szCs w:val="20"/>
-        </w:rPr>
-        <w:t>AirFlow</w:t>
-      </w:r>
-      <w:proofErr w:type="spellEnd"/>
-      <w:r>
-        <w:rPr>
-          <w:rFonts w:ascii="Tahoma" w:eastAsia="Tahoma" w:hAnsi="Tahoma" w:cs="Tahoma"/>
-          <w:sz w:val="20"/>
-          <w:szCs w:val="20"/>
-        </w:rPr>
-        <w:t>, Astronomer.io, Google Cloud Composer, Azure Data Factory)</w:t>
+        <w:t xml:space="preserve">RAG (Retrieval Augmented Generation), embeddings, vector database, hybrid database, PostgreSQL </w:t>
       </w:r>
     </w:p>
     <w:p>
@@ -1505,14 +1322,6 @@
           <w:szCs w:val="20"/>
         </w:rPr>
       </w:pPr>
-      <w:r>
-        <w:rPr>
-          <w:rFonts w:ascii="Tahoma" w:eastAsia="Tahoma" w:hAnsi="Tahoma" w:cs="Tahoma"/>
-          <w:sz w:val="20"/>
-          <w:szCs w:val="20"/>
-        </w:rPr>
-        <w:t xml:space="preserve">SQL Data Warehouse (Google </w:t>
-      </w:r>
       <w:proofErr w:type="spellStart"/>
       <w:r>
         <w:rPr>
@@ -1520,7 +1329,7 @@
           <w:sz w:val="20"/>
           <w:szCs w:val="20"/>
         </w:rPr>
-        <w:t>BigQuery</w:t>
+        <w:t>Huggingface</w:t>
       </w:r>
       <w:proofErr w:type="spellEnd"/>
       <w:r>
@@ -1529,7 +1338,425 @@
           <w:sz w:val="20"/>
           <w:szCs w:val="20"/>
         </w:rPr>
-        <w:t>, Azure Data Warehouse, AWS Redshift)</w:t>
+        <w:t xml:space="preserve"> tools, models &amp; APIs, llama.cpp, </w:t>
+      </w:r>
+      <w:proofErr w:type="spellStart"/>
+      <w:r>
+        <w:rPr>
+          <w:rFonts w:ascii="Tahoma" w:eastAsia="Tahoma" w:hAnsi="Tahoma" w:cs="Tahoma"/>
+          <w:sz w:val="20"/>
+          <w:szCs w:val="20"/>
+        </w:rPr>
+        <w:t>LangChain</w:t>
+      </w:r>
+      <w:proofErr w:type="spellEnd"/>
+      <w:r>
+        <w:rPr>
+          <w:rFonts w:ascii="Tahoma" w:eastAsia="Tahoma" w:hAnsi="Tahoma" w:cs="Tahoma"/>
+          <w:sz w:val="20"/>
+          <w:szCs w:val="20"/>
+        </w:rPr>
+        <w:t xml:space="preserve">, </w:t>
+      </w:r>
+      <w:proofErr w:type="spellStart"/>
+      <w:r>
+        <w:rPr>
+          <w:rFonts w:ascii="Tahoma" w:eastAsia="Tahoma" w:hAnsi="Tahoma" w:cs="Tahoma"/>
+          <w:sz w:val="20"/>
+          <w:szCs w:val="20"/>
+        </w:rPr>
+        <w:t>OpenAI</w:t>
+      </w:r>
+      <w:proofErr w:type="spellEnd"/>
+      <w:r>
+        <w:rPr>
+          <w:rFonts w:ascii="Tahoma" w:eastAsia="Tahoma" w:hAnsi="Tahoma" w:cs="Tahoma"/>
+          <w:sz w:val="20"/>
+          <w:szCs w:val="20"/>
+        </w:rPr>
+        <w:t xml:space="preserve">, </w:t>
+      </w:r>
+      <w:proofErr w:type="spellStart"/>
+      <w:r>
+        <w:rPr>
+          <w:rFonts w:ascii="Tahoma" w:eastAsia="Tahoma" w:hAnsi="Tahoma" w:cs="Tahoma"/>
+          <w:sz w:val="20"/>
+          <w:szCs w:val="20"/>
+        </w:rPr>
+        <w:t>ChatGPT</w:t>
+      </w:r>
+      <w:proofErr w:type="spellEnd"/>
+      <w:r>
+        <w:rPr>
+          <w:rFonts w:ascii="Tahoma" w:eastAsia="Tahoma" w:hAnsi="Tahoma" w:cs="Tahoma"/>
+          <w:sz w:val="20"/>
+          <w:szCs w:val="20"/>
+        </w:rPr>
+        <w:t xml:space="preserve">, </w:t>
+      </w:r>
+      <w:proofErr w:type="spellStart"/>
+      <w:r>
+        <w:rPr>
+          <w:rFonts w:ascii="Tahoma" w:eastAsia="Tahoma" w:hAnsi="Tahoma" w:cs="Tahoma"/>
+          <w:sz w:val="20"/>
+          <w:szCs w:val="20"/>
+        </w:rPr>
+        <w:t>LLaMa</w:t>
+      </w:r>
+      <w:proofErr w:type="spellEnd"/>
+      <w:r>
+        <w:rPr>
+          <w:rFonts w:ascii="Tahoma" w:eastAsia="Tahoma" w:hAnsi="Tahoma" w:cs="Tahoma"/>
+          <w:sz w:val="20"/>
+          <w:szCs w:val="20"/>
+        </w:rPr>
+        <w:t xml:space="preserve">, </w:t>
+      </w:r>
+      <w:proofErr w:type="spellStart"/>
+      <w:r>
+        <w:rPr>
+          <w:rFonts w:ascii="Tahoma" w:eastAsia="Tahoma" w:hAnsi="Tahoma" w:cs="Tahoma"/>
+          <w:sz w:val="20"/>
+          <w:szCs w:val="20"/>
+        </w:rPr>
+        <w:t>Ollama</w:t>
+      </w:r>
+      <w:proofErr w:type="spellEnd"/>
+      <w:r>
+        <w:rPr>
+          <w:rFonts w:ascii="Tahoma" w:eastAsia="Tahoma" w:hAnsi="Tahoma" w:cs="Tahoma"/>
+          <w:sz w:val="20"/>
+          <w:szCs w:val="20"/>
+        </w:rPr>
+        <w:t xml:space="preserve">, </w:t>
+      </w:r>
+      <w:proofErr w:type="spellStart"/>
+      <w:r>
+        <w:rPr>
+          <w:rFonts w:ascii="Tahoma" w:eastAsia="Tahoma" w:hAnsi="Tahoma" w:cs="Tahoma"/>
+          <w:sz w:val="20"/>
+          <w:szCs w:val="20"/>
+        </w:rPr>
+        <w:t>MLStudio</w:t>
+      </w:r>
+      <w:proofErr w:type="spellEnd"/>
+    </w:p>
+    <w:p>
+      <w:pPr>
+        <w:rPr>
+          <w:sz w:val="20"/>
+          <w:szCs w:val="20"/>
+        </w:rPr>
+      </w:pPr>
+    </w:p>
+    <w:p>
+      <w:pPr>
+        <w:rPr>
+          <w:rFonts w:ascii="Tahoma" w:eastAsia="Tahoma" w:hAnsi="Tahoma" w:cs="Tahoma"/>
+          <w:b/>
+          <w:sz w:val="20"/>
+          <w:szCs w:val="20"/>
+          <w:u w:val="single"/>
+        </w:rPr>
+      </w:pPr>
+      <w:r>
+        <w:rPr>
+          <w:rFonts w:ascii="Tahoma" w:eastAsia="Tahoma" w:hAnsi="Tahoma" w:cs="Tahoma"/>
+          <w:b/>
+          <w:sz w:val="20"/>
+          <w:szCs w:val="20"/>
+          <w:u w:val="single"/>
+        </w:rPr>
+        <w:t xml:space="preserve">November 2022 - </w:t>
+      </w:r>
+      <w:r>
+        <w:rPr>
+          <w:rFonts w:ascii="Tahoma" w:eastAsia="Tahoma" w:hAnsi="Tahoma" w:cs="Tahoma"/>
+          <w:b/>
+          <w:sz w:val="20"/>
+          <w:szCs w:val="20"/>
+          <w:u w:val="single"/>
+        </w:rPr>
+        <w:t xml:space="preserve">Sept 2023 - </w:t>
+      </w:r>
+      <w:r>
+        <w:rPr>
+          <w:rFonts w:ascii="Tahoma" w:eastAsia="Tahoma" w:hAnsi="Tahoma" w:cs="Tahoma"/>
+          <w:b/>
+          <w:sz w:val="20"/>
+          <w:szCs w:val="20"/>
+          <w:u w:val="single"/>
+        </w:rPr>
+        <w:t xml:space="preserve">CTO &amp; Co-Founder, </w:t>
+      </w:r>
+      <w:proofErr w:type="spellStart"/>
+      <w:r>
+        <w:rPr>
+          <w:rFonts w:ascii="Tahoma" w:eastAsia="Tahoma" w:hAnsi="Tahoma" w:cs="Tahoma"/>
+          <w:b/>
+          <w:sz w:val="20"/>
+          <w:szCs w:val="20"/>
+          <w:u w:val="single"/>
+        </w:rPr>
+        <w:t>BixBeta</w:t>
+      </w:r>
+      <w:proofErr w:type="spellEnd"/>
+      <w:r>
+        <w:rPr>
+          <w:rFonts w:ascii="Tahoma" w:eastAsia="Tahoma" w:hAnsi="Tahoma" w:cs="Tahoma"/>
+          <w:b/>
+          <w:sz w:val="20"/>
+          <w:szCs w:val="20"/>
+          <w:u w:val="single"/>
+        </w:rPr>
+        <w:t xml:space="preserve"> </w:t>
+      </w:r>
+    </w:p>
+    <w:p>
+      <w:pPr>
+        <w:numPr>
+          <w:ilvl w:val="0"/>
+          <w:numId w:val="7"/>
+        </w:numPr>
+        <w:contextualSpacing/>
+        <w:rPr>
+          <w:rFonts w:ascii="Tahoma" w:eastAsia="Tahoma" w:hAnsi="Tahoma" w:cs="Tahoma"/>
+          <w:sz w:val="20"/>
+          <w:szCs w:val="20"/>
+        </w:rPr>
+      </w:pPr>
+      <w:r>
+        <w:rPr>
+          <w:rFonts w:ascii="Tahoma" w:eastAsia="Tahoma" w:hAnsi="Tahoma" w:cs="Tahoma"/>
+          <w:sz w:val="20"/>
+          <w:szCs w:val="20"/>
+        </w:rPr>
+        <w:t xml:space="preserve">AI-enabled crypto accounting and payment/donation </w:t>
+      </w:r>
+    </w:p>
+    <w:p>
+      <w:pPr>
+        <w:numPr>
+          <w:ilvl w:val="0"/>
+          <w:numId w:val="7"/>
+        </w:numPr>
+        <w:contextualSpacing/>
+        <w:rPr>
+          <w:rFonts w:ascii="Tahoma" w:eastAsia="Tahoma" w:hAnsi="Tahoma" w:cs="Tahoma"/>
+          <w:sz w:val="20"/>
+          <w:szCs w:val="20"/>
+        </w:rPr>
+      </w:pPr>
+      <w:r>
+        <w:rPr>
+          <w:rFonts w:ascii="Tahoma" w:eastAsia="Tahoma" w:hAnsi="Tahoma" w:cs="Tahoma"/>
+          <w:sz w:val="20"/>
+          <w:szCs w:val="20"/>
+        </w:rPr>
+        <w:t xml:space="preserve">Generative AI to add Natural Language Interface to analytics and </w:t>
+      </w:r>
+      <w:proofErr w:type="gramStart"/>
+      <w:r>
+        <w:rPr>
+          <w:rFonts w:ascii="Tahoma" w:eastAsia="Tahoma" w:hAnsi="Tahoma" w:cs="Tahoma"/>
+          <w:sz w:val="20"/>
+          <w:szCs w:val="20"/>
+        </w:rPr>
+        <w:t>reporting</w:t>
+      </w:r>
+      <w:proofErr w:type="gramEnd"/>
+    </w:p>
+    <w:p>
+      <w:pPr>
+        <w:rPr>
+          <w:sz w:val="20"/>
+          <w:szCs w:val="20"/>
+        </w:rPr>
+      </w:pPr>
+    </w:p>
+    <w:p>
+      <w:pPr>
+        <w:rPr>
+          <w:rFonts w:ascii="Tahoma" w:eastAsia="Tahoma" w:hAnsi="Tahoma" w:cs="Tahoma"/>
+          <w:sz w:val="20"/>
+          <w:szCs w:val="20"/>
+        </w:rPr>
+      </w:pPr>
+      <w:r>
+        <w:rPr>
+          <w:rFonts w:ascii="Tahoma" w:eastAsia="Tahoma" w:hAnsi="Tahoma" w:cs="Tahoma"/>
+          <w:b/>
+          <w:sz w:val="20"/>
+          <w:szCs w:val="20"/>
+          <w:u w:val="single"/>
+        </w:rPr>
+        <w:t xml:space="preserve">November 2020 - </w:t>
+      </w:r>
+      <w:r>
+        <w:rPr>
+          <w:rFonts w:ascii="Tahoma" w:eastAsia="Tahoma" w:hAnsi="Tahoma" w:cs="Tahoma"/>
+          <w:b/>
+          <w:sz w:val="20"/>
+          <w:szCs w:val="20"/>
+          <w:u w:val="single"/>
+        </w:rPr>
+        <w:t>2022</w:t>
+      </w:r>
+      <w:r>
+        <w:rPr>
+          <w:rFonts w:ascii="Tahoma" w:eastAsia="Tahoma" w:hAnsi="Tahoma" w:cs="Tahoma"/>
+          <w:b/>
+          <w:sz w:val="20"/>
+          <w:szCs w:val="20"/>
+          <w:u w:val="single"/>
+        </w:rPr>
+        <w:t xml:space="preserve"> - Data Science Practice Lead, </w:t>
+      </w:r>
+      <w:proofErr w:type="spellStart"/>
+      <w:r>
+        <w:rPr>
+          <w:rFonts w:ascii="Tahoma" w:eastAsia="Tahoma" w:hAnsi="Tahoma" w:cs="Tahoma"/>
+          <w:b/>
+          <w:sz w:val="20"/>
+          <w:szCs w:val="20"/>
+          <w:u w:val="single"/>
+        </w:rPr>
+        <w:t>Redapt</w:t>
+      </w:r>
+      <w:proofErr w:type="spellEnd"/>
+    </w:p>
+    <w:p>
+      <w:pPr>
+        <w:numPr>
+          <w:ilvl w:val="0"/>
+          <w:numId w:val="7"/>
+        </w:numPr>
+        <w:contextualSpacing/>
+        <w:rPr>
+          <w:rFonts w:ascii="Tahoma" w:eastAsia="Tahoma" w:hAnsi="Tahoma" w:cs="Tahoma"/>
+          <w:sz w:val="20"/>
+          <w:szCs w:val="20"/>
+        </w:rPr>
+      </w:pPr>
+      <w:r>
+        <w:rPr>
+          <w:rFonts w:ascii="Tahoma" w:eastAsia="Tahoma" w:hAnsi="Tahoma" w:cs="Tahoma"/>
+          <w:sz w:val="20"/>
+          <w:szCs w:val="20"/>
+        </w:rPr>
+        <w:t>Building</w:t>
+      </w:r>
+      <w:r>
+        <w:rPr>
+          <w:rFonts w:ascii="Tahoma" w:eastAsia="Tahoma" w:hAnsi="Tahoma" w:cs="Tahoma"/>
+          <w:sz w:val="20"/>
+          <w:szCs w:val="20"/>
+        </w:rPr>
+        <w:t xml:space="preserve">, </w:t>
+      </w:r>
+      <w:r>
+        <w:rPr>
+          <w:rFonts w:ascii="Tahoma" w:eastAsia="Tahoma" w:hAnsi="Tahoma" w:cs="Tahoma"/>
+          <w:sz w:val="20"/>
+          <w:szCs w:val="20"/>
+        </w:rPr>
+        <w:t>training</w:t>
+      </w:r>
+      <w:r>
+        <w:rPr>
+          <w:rFonts w:ascii="Tahoma" w:eastAsia="Tahoma" w:hAnsi="Tahoma" w:cs="Tahoma"/>
+          <w:sz w:val="20"/>
+          <w:szCs w:val="20"/>
+        </w:rPr>
+        <w:t>, and managing</w:t>
+      </w:r>
+      <w:r>
+        <w:rPr>
+          <w:rFonts w:ascii="Tahoma" w:eastAsia="Tahoma" w:hAnsi="Tahoma" w:cs="Tahoma"/>
+          <w:sz w:val="20"/>
+          <w:szCs w:val="20"/>
+        </w:rPr>
+        <w:t xml:space="preserve"> a team of data scientists</w:t>
+      </w:r>
+    </w:p>
+    <w:p>
+      <w:pPr>
+        <w:numPr>
+          <w:ilvl w:val="0"/>
+          <w:numId w:val="7"/>
+        </w:numPr>
+        <w:contextualSpacing/>
+        <w:rPr>
+          <w:rFonts w:ascii="Tahoma" w:eastAsia="Tahoma" w:hAnsi="Tahoma" w:cs="Tahoma"/>
+          <w:sz w:val="20"/>
+          <w:szCs w:val="20"/>
+        </w:rPr>
+      </w:pPr>
+      <w:r>
+        <w:rPr>
+          <w:rFonts w:ascii="Tahoma" w:eastAsia="Tahoma" w:hAnsi="Tahoma" w:cs="Tahoma"/>
+          <w:sz w:val="20"/>
+          <w:szCs w:val="20"/>
+        </w:rPr>
+        <w:t>Data architecture in the cloud (Azure, AWS, Google)</w:t>
+      </w:r>
+      <w:r>
+        <w:rPr>
+          <w:rFonts w:ascii="Tahoma" w:eastAsia="Tahoma" w:hAnsi="Tahoma" w:cs="Tahoma"/>
+          <w:sz w:val="20"/>
+          <w:szCs w:val="20"/>
+        </w:rPr>
+        <w:t xml:space="preserve">, </w:t>
+      </w:r>
+      <w:r>
+        <w:rPr>
+          <w:rFonts w:ascii="Tahoma" w:eastAsia="Tahoma" w:hAnsi="Tahoma" w:cs="Tahoma"/>
+          <w:sz w:val="20"/>
+          <w:szCs w:val="20"/>
+        </w:rPr>
+        <w:t xml:space="preserve">Apache </w:t>
+      </w:r>
+      <w:proofErr w:type="spellStart"/>
+      <w:r>
+        <w:rPr>
+          <w:rFonts w:ascii="Tahoma" w:eastAsia="Tahoma" w:hAnsi="Tahoma" w:cs="Tahoma"/>
+          <w:sz w:val="20"/>
+          <w:szCs w:val="20"/>
+        </w:rPr>
+        <w:t>AirFlow</w:t>
+      </w:r>
+      <w:proofErr w:type="spellEnd"/>
+      <w:r>
+        <w:rPr>
+          <w:rFonts w:ascii="Tahoma" w:eastAsia="Tahoma" w:hAnsi="Tahoma" w:cs="Tahoma"/>
+          <w:sz w:val="20"/>
+          <w:szCs w:val="20"/>
+        </w:rPr>
+        <w:t xml:space="preserve">, </w:t>
+      </w:r>
+      <w:r>
+        <w:rPr>
+          <w:rFonts w:ascii="Tahoma" w:eastAsia="Tahoma" w:hAnsi="Tahoma" w:cs="Tahoma"/>
+          <w:sz w:val="20"/>
+          <w:szCs w:val="20"/>
+        </w:rPr>
+        <w:t>ADF</w:t>
+      </w:r>
+      <w:r>
+        <w:rPr>
+          <w:rFonts w:ascii="Tahoma" w:eastAsia="Tahoma" w:hAnsi="Tahoma" w:cs="Tahoma"/>
+          <w:sz w:val="20"/>
+          <w:szCs w:val="20"/>
+        </w:rPr>
+        <w:t xml:space="preserve">, </w:t>
+      </w:r>
+      <w:r>
+        <w:rPr>
+          <w:rFonts w:ascii="Tahoma" w:eastAsia="Tahoma" w:hAnsi="Tahoma" w:cs="Tahoma"/>
+          <w:sz w:val="20"/>
+          <w:szCs w:val="20"/>
+        </w:rPr>
+        <w:t>SQL Data Warehouse</w:t>
       </w:r>
     </w:p>
     <w:p>
@@ -1819,15 +2046,7 @@
           <w:sz w:val="20"/>
           <w:szCs w:val="20"/>
         </w:rPr>
-        <w:t xml:space="preserve">Vara Platform </w:t>
-      </w:r>
-      <w:r>
-        <w:rPr>
-          <w:rFonts w:ascii="Tahoma" w:eastAsia="Tahoma" w:hAnsi="Tahoma" w:cs="Tahoma"/>
-          <w:sz w:val="20"/>
-          <w:szCs w:val="20"/>
-        </w:rPr>
-        <w:t xml:space="preserve">( </w:t>
+        <w:t xml:space="preserve">Vara (now </w:t>
       </w:r>
       <w:hyperlink r:id="rId7" w:history="1">
         <w:r>
@@ -1837,7 +2056,7 @@
             <w:sz w:val="20"/>
             <w:szCs w:val="20"/>
           </w:rPr>
-          <w:t>https://varaplatform.com</w:t>
+          <w:t>https://vareto.com</w:t>
         </w:r>
       </w:hyperlink>
       <w:r>
@@ -1846,15 +2065,15 @@
           <w:sz w:val="20"/>
           <w:szCs w:val="20"/>
         </w:rPr>
-        <w:t xml:space="preserve"> ) </w:t>
-      </w:r>
-      <w:r>
-        <w:rPr>
-          <w:rFonts w:ascii="Tahoma" w:eastAsia="Tahoma" w:hAnsi="Tahoma" w:cs="Tahoma"/>
-          <w:sz w:val="20"/>
-          <w:szCs w:val="20"/>
-        </w:rPr>
-        <w:t>Data Integration for analytics platform</w:t>
+        <w:t xml:space="preserve">) Data Integration for </w:t>
+      </w:r>
+      <w:r>
+        <w:rPr>
+          <w:rFonts w:ascii="Tahoma" w:eastAsia="Tahoma" w:hAnsi="Tahoma" w:cs="Tahoma"/>
+          <w:sz w:val="20"/>
+          <w:szCs w:val="20"/>
+        </w:rPr>
+        <w:t>analytics</w:t>
       </w:r>
     </w:p>
     <w:p>
@@ -2241,56 +2460,261 @@
           <w:sz w:val="20"/>
           <w:szCs w:val="20"/>
         </w:rPr>
-        <w:t>, f</w:t>
-      </w:r>
-      <w:r>
-        <w:rPr>
-          <w:rFonts w:ascii="Tahoma" w:eastAsia="Tahoma" w:hAnsi="Tahoma" w:cs="Tahoma"/>
-          <w:sz w:val="20"/>
-          <w:szCs w:val="20"/>
-        </w:rPr>
-        <w:t xml:space="preserve">ull cycle Machine </w:t>
-      </w:r>
-      <w:r>
-        <w:rPr>
-          <w:rFonts w:ascii="Tahoma" w:eastAsia="Tahoma" w:hAnsi="Tahoma" w:cs="Tahoma"/>
-          <w:sz w:val="20"/>
-          <w:szCs w:val="20"/>
-        </w:rPr>
-        <w:t>L</w:t>
-      </w:r>
-      <w:r>
-        <w:rPr>
-          <w:rFonts w:ascii="Tahoma" w:eastAsia="Tahoma" w:hAnsi="Tahoma" w:cs="Tahoma"/>
-          <w:sz w:val="20"/>
-          <w:szCs w:val="20"/>
-        </w:rPr>
-        <w:t xml:space="preserve">earning </w:t>
-      </w:r>
-      <w:r>
-        <w:rPr>
-          <w:rFonts w:ascii="Tahoma" w:eastAsia="Tahoma" w:hAnsi="Tahoma" w:cs="Tahoma"/>
-          <w:sz w:val="20"/>
-          <w:szCs w:val="20"/>
-        </w:rPr>
-        <w:t xml:space="preserve">including </w:t>
-      </w:r>
-      <w:r>
-        <w:rPr>
-          <w:rFonts w:ascii="Tahoma" w:eastAsia="Tahoma" w:hAnsi="Tahoma" w:cs="Tahoma"/>
-          <w:sz w:val="20"/>
-          <w:szCs w:val="20"/>
-        </w:rPr>
-        <w:t>data preparation, feature selection, model testing and tuning, deploying into production</w:t>
-      </w:r>
-      <w:r>
-        <w:rPr>
-          <w:rFonts w:ascii="Tahoma" w:eastAsia="Tahoma" w:hAnsi="Tahoma" w:cs="Tahoma"/>
-          <w:sz w:val="20"/>
-          <w:szCs w:val="20"/>
-        </w:rPr>
-        <w:t>, tuning for performance and reliability</w:t>
-      </w:r>
+        <w:t xml:space="preserve">; created architecture on Linux server(s) on Azure cloud to run hundreds of jobs (ETL, </w:t>
+      </w:r>
+      <w:r>
+        <w:rPr>
+          <w:rFonts w:ascii="Tahoma" w:eastAsia="Tahoma" w:hAnsi="Tahoma" w:cs="Tahoma"/>
+          <w:bCs/>
+          <w:sz w:val="20"/>
+          <w:szCs w:val="20"/>
+        </w:rPr>
+        <w:t xml:space="preserve">data </w:t>
+      </w:r>
+      <w:r>
+        <w:rPr>
+          <w:rFonts w:ascii="Tahoma" w:eastAsia="Tahoma" w:hAnsi="Tahoma" w:cs="Tahoma"/>
+          <w:bCs/>
+          <w:sz w:val="20"/>
+          <w:szCs w:val="20"/>
+        </w:rPr>
+        <w:t>processing, Machine Learning</w:t>
+      </w:r>
+      <w:r>
+        <w:rPr>
+          <w:rFonts w:ascii="Tahoma" w:eastAsia="Tahoma" w:hAnsi="Tahoma" w:cs="Tahoma"/>
+          <w:bCs/>
+          <w:sz w:val="20"/>
+          <w:szCs w:val="20"/>
+        </w:rPr>
+        <w:t>);</w:t>
+      </w:r>
+      <w:r>
+        <w:rPr>
+          <w:rFonts w:ascii="Tahoma" w:eastAsia="Tahoma" w:hAnsi="Tahoma" w:cs="Tahoma"/>
+          <w:bCs/>
+          <w:sz w:val="20"/>
+          <w:szCs w:val="20"/>
+        </w:rPr>
+        <w:t xml:space="preserve"> </w:t>
+      </w:r>
+      <w:r>
+        <w:rPr>
+          <w:rFonts w:ascii="Tahoma" w:eastAsia="Tahoma" w:hAnsi="Tahoma" w:cs="Tahoma"/>
+          <w:bCs/>
+          <w:sz w:val="20"/>
+          <w:szCs w:val="20"/>
+        </w:rPr>
+        <w:t>b</w:t>
+      </w:r>
+      <w:r>
+        <w:rPr>
+          <w:rFonts w:ascii="Tahoma" w:eastAsia="Tahoma" w:hAnsi="Tahoma" w:cs="Tahoma"/>
+          <w:sz w:val="20"/>
+          <w:szCs w:val="20"/>
+        </w:rPr>
+        <w:t xml:space="preserve">uilding </w:t>
+      </w:r>
+      <w:r>
+        <w:rPr>
+          <w:rFonts w:ascii="Tahoma" w:eastAsia="Tahoma" w:hAnsi="Tahoma" w:cs="Tahoma"/>
+          <w:sz w:val="20"/>
+          <w:szCs w:val="20"/>
+        </w:rPr>
+        <w:t xml:space="preserve">visualizations using </w:t>
+      </w:r>
+      <w:r>
+        <w:rPr>
+          <w:rFonts w:ascii="Tahoma" w:eastAsia="Tahoma" w:hAnsi="Tahoma" w:cs="Tahoma"/>
+          <w:sz w:val="20"/>
+          <w:szCs w:val="20"/>
+        </w:rPr>
+        <w:t xml:space="preserve">Salesforce </w:t>
+      </w:r>
+      <w:r>
+        <w:rPr>
+          <w:rFonts w:ascii="Tahoma" w:eastAsia="Tahoma" w:hAnsi="Tahoma" w:cs="Tahoma"/>
+          <w:sz w:val="20"/>
+          <w:szCs w:val="20"/>
+        </w:rPr>
+        <w:t xml:space="preserve">Einstein </w:t>
+      </w:r>
+      <w:r>
+        <w:rPr>
+          <w:rFonts w:ascii="Tahoma" w:eastAsia="Tahoma" w:hAnsi="Tahoma" w:cs="Tahoma"/>
+          <w:sz w:val="20"/>
+          <w:szCs w:val="20"/>
+        </w:rPr>
+        <w:lastRenderedPageBreak/>
+        <w:t xml:space="preserve">Analytics </w:t>
+      </w:r>
+      <w:r>
+        <w:rPr>
+          <w:rFonts w:ascii="Tahoma" w:eastAsia="Tahoma" w:hAnsi="Tahoma" w:cs="Tahoma"/>
+          <w:sz w:val="20"/>
+          <w:szCs w:val="20"/>
+        </w:rPr>
+        <w:t xml:space="preserve">Dashboards and </w:t>
+      </w:r>
+      <w:proofErr w:type="spellStart"/>
+      <w:r>
+        <w:rPr>
+          <w:rFonts w:ascii="Tahoma" w:eastAsia="Tahoma" w:hAnsi="Tahoma" w:cs="Tahoma"/>
+          <w:sz w:val="20"/>
+          <w:szCs w:val="20"/>
+        </w:rPr>
+        <w:t>Jupyter</w:t>
+      </w:r>
+      <w:proofErr w:type="spellEnd"/>
+      <w:r>
+        <w:rPr>
+          <w:rFonts w:ascii="Tahoma" w:eastAsia="Tahoma" w:hAnsi="Tahoma" w:cs="Tahoma"/>
+          <w:sz w:val="20"/>
+          <w:szCs w:val="20"/>
+        </w:rPr>
+        <w:t xml:space="preserve"> notebooks</w:t>
+      </w:r>
+      <w:r>
+        <w:rPr>
+          <w:rFonts w:ascii="Tahoma" w:eastAsia="Tahoma" w:hAnsi="Tahoma" w:cs="Tahoma"/>
+          <w:sz w:val="20"/>
+          <w:szCs w:val="20"/>
+        </w:rPr>
+        <w:t>.</w:t>
+      </w:r>
+      <w:r>
+        <w:rPr>
+          <w:rFonts w:ascii="Tahoma" w:eastAsia="Tahoma" w:hAnsi="Tahoma" w:cs="Tahoma"/>
+          <w:sz w:val="20"/>
+          <w:szCs w:val="20"/>
+        </w:rPr>
+        <w:t xml:space="preserve"> </w:t>
+      </w:r>
+      <w:r>
+        <w:rPr>
+          <w:rFonts w:ascii="Tahoma" w:eastAsia="Tahoma" w:hAnsi="Tahoma" w:cs="Tahoma"/>
+          <w:sz w:val="20"/>
+          <w:szCs w:val="20"/>
+        </w:rPr>
+        <w:t xml:space="preserve">Azure SQL Data Warehouse, Python, Nginx web server, </w:t>
+      </w:r>
+      <w:proofErr w:type="spellStart"/>
+      <w:r>
+        <w:rPr>
+          <w:rFonts w:ascii="Tahoma" w:eastAsia="Tahoma" w:hAnsi="Tahoma" w:cs="Tahoma"/>
+          <w:sz w:val="20"/>
+          <w:szCs w:val="20"/>
+        </w:rPr>
+        <w:t>Gunicorn</w:t>
+      </w:r>
+      <w:proofErr w:type="spellEnd"/>
+      <w:r>
+        <w:rPr>
+          <w:rFonts w:ascii="Tahoma" w:eastAsia="Tahoma" w:hAnsi="Tahoma" w:cs="Tahoma"/>
+          <w:sz w:val="20"/>
+          <w:szCs w:val="20"/>
+        </w:rPr>
+        <w:t xml:space="preserve"> gateway server, Scikit-learn, Random Forest, </w:t>
+      </w:r>
+      <w:proofErr w:type="spellStart"/>
+      <w:r>
+        <w:rPr>
+          <w:rFonts w:ascii="Tahoma" w:eastAsia="Tahoma" w:hAnsi="Tahoma" w:cs="Tahoma"/>
+          <w:sz w:val="20"/>
+          <w:szCs w:val="20"/>
+        </w:rPr>
+        <w:t>XGBoost</w:t>
+      </w:r>
+      <w:proofErr w:type="spellEnd"/>
+      <w:r>
+        <w:rPr>
+          <w:rFonts w:ascii="Tahoma" w:eastAsia="Tahoma" w:hAnsi="Tahoma" w:cs="Tahoma"/>
+          <w:sz w:val="20"/>
+          <w:szCs w:val="20"/>
+        </w:rPr>
+        <w:t>, H2O</w:t>
+      </w:r>
+      <w:r>
+        <w:rPr>
+          <w:rFonts w:ascii="Tahoma" w:eastAsia="Tahoma" w:hAnsi="Tahoma" w:cs="Tahoma"/>
+          <w:sz w:val="20"/>
+          <w:szCs w:val="20"/>
+        </w:rPr>
+        <w:t>.ai</w:t>
+      </w:r>
+      <w:r>
+        <w:rPr>
+          <w:rFonts w:ascii="Tahoma" w:eastAsia="Tahoma" w:hAnsi="Tahoma" w:cs="Tahoma"/>
+          <w:sz w:val="20"/>
+          <w:szCs w:val="20"/>
+        </w:rPr>
+        <w:t>)</w:t>
+      </w:r>
+    </w:p>
+    <w:p>
+      <w:pPr>
+        <w:rPr>
+          <w:sz w:val="20"/>
+          <w:szCs w:val="20"/>
+        </w:rPr>
+      </w:pPr>
+    </w:p>
+    <w:p>
+      <w:pPr>
+        <w:rPr>
+          <w:rFonts w:ascii="Tahoma" w:eastAsia="Tahoma" w:hAnsi="Tahoma" w:cs="Tahoma"/>
+          <w:sz w:val="20"/>
+          <w:szCs w:val="20"/>
+        </w:rPr>
+      </w:pPr>
+      <w:r>
+        <w:rPr>
+          <w:rFonts w:ascii="Tahoma" w:eastAsia="Tahoma" w:hAnsi="Tahoma" w:cs="Tahoma"/>
+          <w:b/>
+          <w:sz w:val="20"/>
+          <w:szCs w:val="20"/>
+          <w:u w:val="single"/>
+        </w:rPr>
+        <w:t xml:space="preserve">June 2018 – </w:t>
+      </w:r>
+      <w:r>
+        <w:rPr>
+          <w:rFonts w:ascii="Tahoma" w:eastAsia="Tahoma" w:hAnsi="Tahoma" w:cs="Tahoma"/>
+          <w:b/>
+          <w:sz w:val="20"/>
+          <w:szCs w:val="20"/>
+          <w:u w:val="single"/>
+        </w:rPr>
+        <w:t>December 2018</w:t>
+      </w:r>
+      <w:r>
+        <w:rPr>
+          <w:rFonts w:ascii="Tahoma" w:eastAsia="Tahoma" w:hAnsi="Tahoma" w:cs="Tahoma"/>
+          <w:b/>
+          <w:sz w:val="20"/>
+          <w:szCs w:val="20"/>
+          <w:u w:val="single"/>
+        </w:rPr>
+        <w:t xml:space="preserve"> – Tata Consulting Services, Senior Data Scientist</w:t>
+      </w:r>
+      <w:r>
+        <w:rPr>
+          <w:rFonts w:ascii="Tahoma" w:eastAsia="Tahoma" w:hAnsi="Tahoma" w:cs="Tahoma"/>
+          <w:sz w:val="20"/>
+          <w:szCs w:val="20"/>
+        </w:rPr>
+        <w:t xml:space="preserve"> - Machine Learning and Artificial Intelligence, Scikit-Learn, AWS </w:t>
+      </w:r>
+      <w:proofErr w:type="spellStart"/>
+      <w:r>
+        <w:rPr>
+          <w:rFonts w:ascii="Tahoma" w:eastAsia="Tahoma" w:hAnsi="Tahoma" w:cs="Tahoma"/>
+          <w:sz w:val="20"/>
+          <w:szCs w:val="20"/>
+        </w:rPr>
+        <w:t>SageMaker</w:t>
+      </w:r>
+      <w:proofErr w:type="spellEnd"/>
       <w:r>
         <w:rPr>
           <w:rFonts w:ascii="Tahoma" w:eastAsia="Tahoma" w:hAnsi="Tahoma" w:cs="Tahoma"/>
@@ -2305,47 +2729,244 @@
           <w:sz w:val="20"/>
           <w:szCs w:val="20"/>
         </w:rPr>
-        <w:t xml:space="preserve">Hands on </w:t>
-      </w:r>
-      <w:r>
-        <w:rPr>
-          <w:rFonts w:ascii="Tahoma" w:eastAsia="Tahoma" w:hAnsi="Tahoma" w:cs="Tahoma"/>
-          <w:sz w:val="20"/>
-          <w:szCs w:val="20"/>
-        </w:rPr>
-        <w:t xml:space="preserve">modeling </w:t>
-      </w:r>
-      <w:r>
-        <w:rPr>
-          <w:rFonts w:ascii="Tahoma" w:eastAsia="Tahoma" w:hAnsi="Tahoma" w:cs="Tahoma"/>
-          <w:sz w:val="20"/>
-          <w:szCs w:val="20"/>
-        </w:rPr>
-        <w:t>using Python</w:t>
-      </w:r>
-      <w:r>
-        <w:rPr>
-          <w:rFonts w:ascii="Tahoma" w:eastAsia="Tahoma" w:hAnsi="Tahoma" w:cs="Tahoma"/>
-          <w:sz w:val="20"/>
-          <w:szCs w:val="20"/>
-        </w:rPr>
-        <w:t>,</w:t>
-      </w:r>
-      <w:r>
-        <w:rPr>
-          <w:rFonts w:ascii="Tahoma" w:eastAsia="Tahoma" w:hAnsi="Tahoma" w:cs="Tahoma"/>
+        <w:t xml:space="preserve">Trained a team in </w:t>
+      </w:r>
+      <w:r>
+        <w:rPr>
+          <w:rFonts w:ascii="Tahoma" w:eastAsia="Tahoma" w:hAnsi="Tahoma" w:cs="Tahoma"/>
+          <w:sz w:val="20"/>
+          <w:szCs w:val="20"/>
+        </w:rPr>
+        <w:t>Machine Learning and AI</w:t>
+      </w:r>
+      <w:r>
+        <w:rPr>
+          <w:rFonts w:ascii="Tahoma" w:eastAsia="Tahoma" w:hAnsi="Tahoma" w:cs="Tahoma"/>
+          <w:sz w:val="20"/>
+          <w:szCs w:val="20"/>
+        </w:rPr>
+        <w:t>. Prepared and delivered a course</w:t>
+      </w:r>
+      <w:r>
+        <w:rPr>
+          <w:rFonts w:ascii="Tahoma" w:eastAsia="Tahoma" w:hAnsi="Tahoma" w:cs="Tahoma"/>
+          <w:sz w:val="20"/>
+          <w:szCs w:val="20"/>
+        </w:rPr>
+        <w:t xml:space="preserve"> on ML &amp; AI</w:t>
+      </w:r>
+      <w:r>
+        <w:rPr>
+          <w:rFonts w:ascii="Tahoma" w:eastAsia="Tahoma" w:hAnsi="Tahoma" w:cs="Tahoma"/>
+          <w:sz w:val="20"/>
+          <w:szCs w:val="20"/>
+        </w:rPr>
+        <w:t xml:space="preserve"> (12 lectures)</w:t>
+      </w:r>
+      <w:r>
+        <w:rPr>
+          <w:rFonts w:ascii="Tahoma" w:eastAsia="Tahoma" w:hAnsi="Tahoma" w:cs="Tahoma"/>
+          <w:sz w:val="20"/>
+          <w:szCs w:val="20"/>
+        </w:rPr>
+        <w:t xml:space="preserve">. </w:t>
+      </w:r>
+      <w:r>
+        <w:rPr>
+          <w:rFonts w:ascii="Tahoma" w:eastAsia="Tahoma" w:hAnsi="Tahoma" w:cs="Tahoma"/>
+          <w:sz w:val="20"/>
+          <w:szCs w:val="20"/>
+        </w:rPr>
+        <w:t>Built models for cybersecurity &amp; anomaly detection</w:t>
+      </w:r>
+      <w:r>
+        <w:rPr>
+          <w:rFonts w:ascii="Tahoma" w:eastAsia="Tahoma" w:hAnsi="Tahoma" w:cs="Tahoma"/>
+          <w:sz w:val="20"/>
+          <w:szCs w:val="20"/>
+        </w:rPr>
+        <w:t>. D</w:t>
+      </w:r>
+      <w:r>
+        <w:rPr>
+          <w:rFonts w:ascii="Tahoma" w:eastAsia="Tahoma" w:hAnsi="Tahoma" w:cs="Tahoma"/>
+          <w:sz w:val="20"/>
+          <w:szCs w:val="20"/>
+        </w:rPr>
+        <w:t xml:space="preserve">esigned architecture for </w:t>
+      </w:r>
+      <w:r>
+        <w:rPr>
+          <w:rFonts w:ascii="Tahoma" w:eastAsia="Tahoma" w:hAnsi="Tahoma" w:cs="Tahoma"/>
+          <w:sz w:val="20"/>
+          <w:szCs w:val="20"/>
+        </w:rPr>
+        <w:t xml:space="preserve">data migration </w:t>
+      </w:r>
+      <w:r>
+        <w:rPr>
+          <w:rFonts w:ascii="Tahoma" w:eastAsia="Tahoma" w:hAnsi="Tahoma" w:cs="Tahoma"/>
+          <w:sz w:val="20"/>
+          <w:szCs w:val="20"/>
+        </w:rPr>
+        <w:t>into the cloud (AWS) for analytics</w:t>
+      </w:r>
+      <w:r>
+        <w:rPr>
+          <w:rFonts w:ascii="Tahoma" w:eastAsia="Tahoma" w:hAnsi="Tahoma" w:cs="Tahoma"/>
+          <w:sz w:val="20"/>
+          <w:szCs w:val="20"/>
+        </w:rPr>
+        <w:t xml:space="preserve">, developed </w:t>
+      </w:r>
+      <w:r>
+        <w:rPr>
+          <w:rFonts w:ascii="Tahoma" w:eastAsia="Tahoma" w:hAnsi="Tahoma" w:cs="Tahoma"/>
+          <w:sz w:val="20"/>
+          <w:szCs w:val="20"/>
+        </w:rPr>
+        <w:t xml:space="preserve">data structures and lambda </w:t>
+      </w:r>
+      <w:proofErr w:type="gramStart"/>
+      <w:r>
+        <w:rPr>
+          <w:rFonts w:ascii="Tahoma" w:eastAsia="Tahoma" w:hAnsi="Tahoma" w:cs="Tahoma"/>
+          <w:sz w:val="20"/>
+          <w:szCs w:val="20"/>
+        </w:rPr>
+        <w:t>functions</w:t>
+      </w:r>
+      <w:proofErr w:type="gramEnd"/>
+    </w:p>
+    <w:p>
+      <w:pPr>
+        <w:rPr>
+          <w:sz w:val="20"/>
+          <w:szCs w:val="20"/>
+        </w:rPr>
+      </w:pPr>
+      <w:r>
+        <w:rPr>
           <w:sz w:val="20"/>
           <w:szCs w:val="20"/>
         </w:rPr>
         <w:t xml:space="preserve"> </w:t>
       </w:r>
-      <w:r>
-        <w:rPr>
-          <w:rFonts w:ascii="Tahoma" w:eastAsia="Tahoma" w:hAnsi="Tahoma" w:cs="Tahoma"/>
-          <w:sz w:val="20"/>
-          <w:szCs w:val="20"/>
-        </w:rPr>
-        <w:t>Azure cloud, H2O driverless AI</w:t>
+    </w:p>
+    <w:p>
+      <w:pPr>
+        <w:rPr>
+          <w:rFonts w:ascii="Tahoma" w:eastAsia="Tahoma" w:hAnsi="Tahoma" w:cs="Tahoma"/>
+          <w:sz w:val="20"/>
+          <w:szCs w:val="20"/>
+        </w:rPr>
+      </w:pPr>
+      <w:r>
+        <w:rPr>
+          <w:rFonts w:ascii="Tahoma" w:eastAsia="Tahoma" w:hAnsi="Tahoma" w:cs="Tahoma"/>
+          <w:b/>
+          <w:sz w:val="20"/>
+          <w:szCs w:val="20"/>
+          <w:u w:val="single"/>
+        </w:rPr>
+        <w:t xml:space="preserve">June 2017 – June 2018 – </w:t>
+      </w:r>
+      <w:proofErr w:type="spellStart"/>
+      <w:r>
+        <w:rPr>
+          <w:rFonts w:ascii="Tahoma" w:eastAsia="Tahoma" w:hAnsi="Tahoma" w:cs="Tahoma"/>
+          <w:b/>
+          <w:sz w:val="20"/>
+          <w:szCs w:val="20"/>
+          <w:u w:val="single"/>
+        </w:rPr>
+        <w:t>Selectorweb</w:t>
+      </w:r>
+      <w:proofErr w:type="spellEnd"/>
+      <w:r>
+        <w:rPr>
+          <w:rFonts w:ascii="Tahoma" w:eastAsia="Tahoma" w:hAnsi="Tahoma" w:cs="Tahoma"/>
+          <w:b/>
+          <w:sz w:val="20"/>
+          <w:szCs w:val="20"/>
+          <w:u w:val="single"/>
+        </w:rPr>
+        <w:t>, consulting projects</w:t>
+      </w:r>
+      <w:r>
+        <w:rPr>
+          <w:rFonts w:ascii="Tahoma" w:eastAsia="Tahoma" w:hAnsi="Tahoma" w:cs="Tahoma"/>
+          <w:sz w:val="20"/>
+          <w:szCs w:val="20"/>
+        </w:rPr>
+        <w:t xml:space="preserve"> </w:t>
+      </w:r>
+      <w:r>
+        <w:rPr>
+          <w:rFonts w:ascii="Tahoma" w:eastAsia="Tahoma" w:hAnsi="Tahoma" w:cs="Tahoma"/>
+          <w:sz w:val="20"/>
+          <w:szCs w:val="20"/>
+        </w:rPr>
+        <w:t>(</w:t>
+      </w:r>
+      <w:r>
+        <w:rPr>
+          <w:rFonts w:ascii="Tahoma" w:eastAsia="Tahoma" w:hAnsi="Tahoma" w:cs="Tahoma"/>
+          <w:sz w:val="20"/>
+          <w:szCs w:val="20"/>
+        </w:rPr>
+        <w:t xml:space="preserve">Clients: Galvanize, </w:t>
+      </w:r>
+      <w:proofErr w:type="spellStart"/>
+      <w:r>
+        <w:rPr>
+          <w:rFonts w:ascii="Tahoma" w:eastAsia="Tahoma" w:hAnsi="Tahoma" w:cs="Tahoma"/>
+          <w:sz w:val="20"/>
+          <w:szCs w:val="20"/>
+        </w:rPr>
+        <w:t>SaleZoom</w:t>
+      </w:r>
+      <w:proofErr w:type="spellEnd"/>
+      <w:r>
+        <w:rPr>
+          <w:rFonts w:ascii="Tahoma" w:eastAsia="Tahoma" w:hAnsi="Tahoma" w:cs="Tahoma"/>
+          <w:sz w:val="20"/>
+          <w:szCs w:val="20"/>
+        </w:rPr>
+        <w:t>, JKCF</w:t>
+      </w:r>
+      <w:r>
+        <w:rPr>
+          <w:rFonts w:ascii="Tahoma" w:eastAsia="Tahoma" w:hAnsi="Tahoma" w:cs="Tahoma"/>
+          <w:sz w:val="20"/>
+          <w:szCs w:val="20"/>
+        </w:rPr>
+        <w:t xml:space="preserve">) - </w:t>
+      </w:r>
+    </w:p>
+    <w:p>
+      <w:pPr>
+        <w:rPr>
+          <w:rFonts w:ascii="Tahoma" w:eastAsia="Tahoma" w:hAnsi="Tahoma" w:cs="Tahoma"/>
+          <w:sz w:val="20"/>
+          <w:szCs w:val="20"/>
+        </w:rPr>
+      </w:pPr>
+      <w:r>
+        <w:rPr>
+          <w:rFonts w:ascii="Tahoma" w:eastAsia="Tahoma" w:hAnsi="Tahoma" w:cs="Tahoma"/>
+          <w:sz w:val="20"/>
+          <w:szCs w:val="20"/>
+        </w:rPr>
+        <w:t xml:space="preserve">Machine Learning, AI, Analytics, </w:t>
+      </w:r>
+      <w:r>
+        <w:rPr>
+          <w:rFonts w:ascii="Tahoma" w:eastAsia="Tahoma" w:hAnsi="Tahoma" w:cs="Tahoma"/>
+          <w:sz w:val="20"/>
+          <w:szCs w:val="20"/>
+        </w:rPr>
+        <w:t>working with imbalanced data</w:t>
       </w:r>
       <w:r>
         <w:rPr>
@@ -2355,6 +2976,14 @@
         </w:rPr>
         <w:t xml:space="preserve">, </w:t>
       </w:r>
+      <w:r>
+        <w:rPr>
+          <w:rFonts w:ascii="Tahoma" w:eastAsia="Tahoma" w:hAnsi="Tahoma" w:cs="Tahoma"/>
+          <w:sz w:val="20"/>
+          <w:szCs w:val="20"/>
+        </w:rPr>
+        <w:t xml:space="preserve">NLP (Natural Language Processing), Python, Scikit-Learn, NLTK, Pandas, </w:t>
+      </w:r>
       <w:proofErr w:type="spellStart"/>
       <w:r>
         <w:rPr>
@@ -2362,7 +2991,7 @@
           <w:sz w:val="20"/>
           <w:szCs w:val="20"/>
         </w:rPr>
-        <w:t>DataRobot</w:t>
+        <w:t>Numpy</w:t>
       </w:r>
       <w:proofErr w:type="spellEnd"/>
       <w:r>
@@ -2371,6 +3000,146 @@
           <w:sz w:val="20"/>
           <w:szCs w:val="20"/>
         </w:rPr>
+        <w:t>, TensorFlow, Amazon AWS (EC2, S3), Google Cloud (</w:t>
+      </w:r>
+      <w:proofErr w:type="spellStart"/>
+      <w:r>
+        <w:rPr>
+          <w:rFonts w:ascii="Tahoma" w:eastAsia="Tahoma" w:hAnsi="Tahoma" w:cs="Tahoma"/>
+          <w:sz w:val="20"/>
+          <w:szCs w:val="20"/>
+        </w:rPr>
+        <w:t>BigQuery</w:t>
+      </w:r>
+      <w:proofErr w:type="spellEnd"/>
+      <w:r>
+        <w:rPr>
+          <w:rFonts w:ascii="Tahoma" w:eastAsia="Tahoma" w:hAnsi="Tahoma" w:cs="Tahoma"/>
+          <w:sz w:val="20"/>
+          <w:szCs w:val="20"/>
+        </w:rPr>
+        <w:t>, MySQL), IBM Cloud (IBM Watson – Natural Language Understanding for Sentiment Analysis, Tone Analyzer, Personality Insights)</w:t>
+      </w:r>
+      <w:r>
+        <w:rPr>
+          <w:rFonts w:ascii="Tahoma" w:eastAsia="Tahoma" w:hAnsi="Tahoma" w:cs="Tahoma"/>
+          <w:sz w:val="20"/>
+          <w:szCs w:val="20"/>
+        </w:rPr>
+        <w:t>.</w:t>
+      </w:r>
+    </w:p>
+    <w:p>
+      <w:pPr>
+        <w:rPr>
+          <w:sz w:val="20"/>
+          <w:szCs w:val="20"/>
+        </w:rPr>
+      </w:pPr>
+      <w:r>
+        <w:rPr>
+          <w:sz w:val="20"/>
+          <w:szCs w:val="20"/>
+        </w:rPr>
+        <w:t xml:space="preserve"> </w:t>
+      </w:r>
+    </w:p>
+    <w:p>
+      <w:pPr>
+        <w:rPr>
+          <w:rFonts w:ascii="Tahoma" w:eastAsia="Tahoma" w:hAnsi="Tahoma" w:cs="Tahoma"/>
+          <w:sz w:val="20"/>
+          <w:szCs w:val="20"/>
+        </w:rPr>
+      </w:pPr>
+      <w:r>
+        <w:rPr>
+          <w:rFonts w:ascii="Tahoma" w:eastAsia="Tahoma" w:hAnsi="Tahoma" w:cs="Tahoma"/>
+          <w:b/>
+          <w:sz w:val="20"/>
+          <w:szCs w:val="20"/>
+          <w:u w:val="single"/>
+        </w:rPr>
+        <w:t>November 2014 – June 2017 - Penguin Random House, Consultant</w:t>
+      </w:r>
+      <w:r>
+        <w:rPr>
+          <w:rFonts w:ascii="Tahoma" w:eastAsia="Tahoma" w:hAnsi="Tahoma" w:cs="Tahoma"/>
+          <w:sz w:val="20"/>
+          <w:szCs w:val="20"/>
+        </w:rPr>
+        <w:t xml:space="preserve"> </w:t>
+      </w:r>
+      <w:r>
+        <w:rPr>
+          <w:rFonts w:ascii="Tahoma" w:eastAsia="Tahoma" w:hAnsi="Tahoma" w:cs="Tahoma"/>
+          <w:sz w:val="20"/>
+          <w:szCs w:val="20"/>
+        </w:rPr>
+        <w:t>–</w:t>
+      </w:r>
+      <w:r>
+        <w:rPr>
+          <w:rFonts w:ascii="Tahoma" w:eastAsia="Tahoma" w:hAnsi="Tahoma" w:cs="Tahoma"/>
+          <w:sz w:val="20"/>
+          <w:szCs w:val="20"/>
+        </w:rPr>
+        <w:t xml:space="preserve"> </w:t>
+      </w:r>
+      <w:r>
+        <w:rPr>
+          <w:rFonts w:ascii="Tahoma" w:eastAsia="Tahoma" w:hAnsi="Tahoma" w:cs="Tahoma"/>
+          <w:sz w:val="20"/>
+          <w:szCs w:val="20"/>
+        </w:rPr>
+        <w:t xml:space="preserve">Trained and led the team to build systems in </w:t>
+      </w:r>
+      <w:r>
+        <w:rPr>
+          <w:rFonts w:ascii="Tahoma" w:eastAsia="Tahoma" w:hAnsi="Tahoma" w:cs="Tahoma"/>
+          <w:sz w:val="20"/>
+          <w:szCs w:val="20"/>
+        </w:rPr>
+        <w:t>Business Intelligence/Analytics, Big Data Collection and Integration (ETL/ELT), Machine Learning and AI, Reporting. Python</w:t>
+      </w:r>
+      <w:r>
+        <w:rPr>
+          <w:rFonts w:ascii="Tahoma" w:eastAsia="Tahoma" w:hAnsi="Tahoma" w:cs="Tahoma"/>
+          <w:sz w:val="20"/>
+          <w:szCs w:val="20"/>
+        </w:rPr>
+        <w:t>, pandas</w:t>
+      </w:r>
+      <w:r>
+        <w:rPr>
+          <w:rFonts w:ascii="Tahoma" w:eastAsia="Tahoma" w:hAnsi="Tahoma" w:cs="Tahoma"/>
+          <w:sz w:val="20"/>
+          <w:szCs w:val="20"/>
+        </w:rPr>
+        <w:t xml:space="preserve">, Netezza, SQL, Redis, </w:t>
+      </w:r>
+      <w:r>
+        <w:rPr>
+          <w:rFonts w:ascii="Tahoma" w:eastAsia="Tahoma" w:hAnsi="Tahoma" w:cs="Tahoma"/>
+          <w:sz w:val="20"/>
+          <w:szCs w:val="20"/>
+        </w:rPr>
+        <w:t>AWS</w:t>
+      </w:r>
+      <w:r>
+        <w:rPr>
+          <w:rFonts w:ascii="Tahoma" w:eastAsia="Tahoma" w:hAnsi="Tahoma" w:cs="Tahoma"/>
+          <w:sz w:val="20"/>
+          <w:szCs w:val="20"/>
+        </w:rPr>
+        <w:t>, Linux</w:t>
+      </w:r>
+      <w:r>
+        <w:rPr>
+          <w:rFonts w:ascii="Tahoma" w:eastAsia="Tahoma" w:hAnsi="Tahoma" w:cs="Tahoma"/>
+          <w:sz w:val="20"/>
+          <w:szCs w:val="20"/>
+        </w:rPr>
         <w:t xml:space="preserve">. </w:t>
       </w:r>
       <w:r>
@@ -2379,15 +3148,33 @@
           <w:sz w:val="20"/>
           <w:szCs w:val="20"/>
         </w:rPr>
-        <w:t>Data Engineering - b</w:t>
-      </w:r>
-      <w:r>
-        <w:rPr>
-          <w:rFonts w:ascii="Tahoma" w:eastAsia="Tahoma" w:hAnsi="Tahoma" w:cs="Tahoma"/>
-          <w:sz w:val="20"/>
-          <w:szCs w:val="20"/>
-        </w:rPr>
-        <w:t>uilding ETL processes for data analysis</w:t>
+        <w:t xml:space="preserve">Created system for </w:t>
+      </w:r>
+      <w:r>
+        <w:rPr>
+          <w:rFonts w:ascii="Tahoma" w:eastAsia="Tahoma" w:hAnsi="Tahoma" w:cs="Tahoma"/>
+          <w:sz w:val="20"/>
+          <w:szCs w:val="20"/>
+        </w:rPr>
+        <w:t xml:space="preserve">high-volume parallel web scraping at ~2 </w:t>
+      </w:r>
+      <w:proofErr w:type="spellStart"/>
+      <w:r>
+        <w:rPr>
+          <w:rFonts w:ascii="Tahoma" w:eastAsia="Tahoma" w:hAnsi="Tahoma" w:cs="Tahoma"/>
+          <w:sz w:val="20"/>
+          <w:szCs w:val="20"/>
+        </w:rPr>
+        <w:t>Mln</w:t>
+      </w:r>
+      <w:proofErr w:type="spellEnd"/>
+      <w:r>
+        <w:rPr>
+          <w:rFonts w:ascii="Tahoma" w:eastAsia="Tahoma" w:hAnsi="Tahoma" w:cs="Tahoma"/>
+          <w:sz w:val="20"/>
+          <w:szCs w:val="20"/>
+        </w:rPr>
+        <w:t xml:space="preserve"> pages/day</w:t>
       </w:r>
       <w:r>
         <w:rPr>
@@ -2403,47 +3190,169 @@
           <w:sz w:val="20"/>
           <w:szCs w:val="20"/>
         </w:rPr>
-        <w:t xml:space="preserve">Building </w:t>
-      </w:r>
-      <w:r>
-        <w:rPr>
-          <w:rFonts w:ascii="Tahoma" w:eastAsia="Tahoma" w:hAnsi="Tahoma" w:cs="Tahoma"/>
-          <w:sz w:val="20"/>
-          <w:szCs w:val="20"/>
-        </w:rPr>
-        <w:t xml:space="preserve">visualizations using </w:t>
-      </w:r>
-      <w:r>
-        <w:rPr>
-          <w:rFonts w:ascii="Tahoma" w:eastAsia="Tahoma" w:hAnsi="Tahoma" w:cs="Tahoma"/>
-          <w:sz w:val="20"/>
-          <w:szCs w:val="20"/>
-        </w:rPr>
-        <w:t xml:space="preserve">Salesforce </w:t>
-      </w:r>
-      <w:r>
-        <w:rPr>
-          <w:rFonts w:ascii="Tahoma" w:eastAsia="Tahoma" w:hAnsi="Tahoma" w:cs="Tahoma"/>
-          <w:sz w:val="20"/>
-          <w:szCs w:val="20"/>
-        </w:rPr>
-        <w:t xml:space="preserve">Einstein </w:t>
-      </w:r>
-      <w:r>
-        <w:rPr>
-          <w:rFonts w:ascii="Tahoma" w:eastAsia="Tahoma" w:hAnsi="Tahoma" w:cs="Tahoma"/>
-          <w:sz w:val="20"/>
-          <w:szCs w:val="20"/>
-        </w:rPr>
-        <w:t xml:space="preserve">Analytics </w:t>
-      </w:r>
-      <w:r>
-        <w:rPr>
-          <w:rFonts w:ascii="Tahoma" w:eastAsia="Tahoma" w:hAnsi="Tahoma" w:cs="Tahoma"/>
-          <w:sz w:val="20"/>
-          <w:szCs w:val="20"/>
-        </w:rPr>
-        <w:t xml:space="preserve">Dashboards and </w:t>
+        <w:t>Organized "Deep Learning Book Club" to promote the use of Machine Learning and AI in-house</w:t>
+      </w:r>
+      <w:r>
+        <w:rPr>
+          <w:rFonts w:ascii="Tahoma" w:eastAsia="Tahoma" w:hAnsi="Tahoma" w:cs="Tahoma"/>
+          <w:sz w:val="20"/>
+          <w:szCs w:val="20"/>
+        </w:rPr>
+        <w:t>; w</w:t>
+      </w:r>
+      <w:r>
+        <w:rPr>
+          <w:rFonts w:ascii="Tahoma" w:eastAsia="Tahoma" w:hAnsi="Tahoma" w:cs="Tahoma"/>
+          <w:sz w:val="20"/>
+          <w:szCs w:val="20"/>
+        </w:rPr>
+        <w:t>orked with several business groups to create various data feeds and tools to clean and ingest data</w:t>
+      </w:r>
+      <w:r>
+        <w:rPr>
+          <w:rFonts w:ascii="Tahoma" w:eastAsia="Tahoma" w:hAnsi="Tahoma" w:cs="Tahoma"/>
+          <w:sz w:val="20"/>
+          <w:szCs w:val="20"/>
+        </w:rPr>
+        <w:t>;</w:t>
+      </w:r>
+      <w:r>
+        <w:rPr>
+          <w:rFonts w:ascii="Tahoma" w:eastAsia="Tahoma" w:hAnsi="Tahoma" w:cs="Tahoma"/>
+          <w:sz w:val="20"/>
+          <w:szCs w:val="20"/>
+        </w:rPr>
+        <w:t xml:space="preserve"> c</w:t>
+      </w:r>
+      <w:r>
+        <w:rPr>
+          <w:rFonts w:ascii="Tahoma" w:eastAsia="Tahoma" w:hAnsi="Tahoma" w:cs="Tahoma"/>
+          <w:sz w:val="20"/>
+          <w:szCs w:val="20"/>
+        </w:rPr>
+        <w:t>reated Python framework to work with IBM Netezza</w:t>
+      </w:r>
+      <w:r>
+        <w:rPr>
+          <w:rFonts w:ascii="Tahoma" w:eastAsia="Tahoma" w:hAnsi="Tahoma" w:cs="Tahoma"/>
+          <w:sz w:val="20"/>
+          <w:szCs w:val="20"/>
+        </w:rPr>
+        <w:t xml:space="preserve"> DB; </w:t>
+      </w:r>
+      <w:r>
+        <w:rPr>
+          <w:rFonts w:ascii="Tahoma" w:eastAsia="Tahoma" w:hAnsi="Tahoma" w:cs="Tahoma"/>
+          <w:sz w:val="20"/>
+          <w:szCs w:val="20"/>
+        </w:rPr>
+        <w:t>w</w:t>
+      </w:r>
+      <w:r>
+        <w:rPr>
+          <w:rFonts w:ascii="Tahoma" w:eastAsia="Tahoma" w:hAnsi="Tahoma" w:cs="Tahoma"/>
+          <w:sz w:val="20"/>
+          <w:szCs w:val="20"/>
+        </w:rPr>
+        <w:t>rote analytics tools for price analysis and estimation</w:t>
+      </w:r>
+      <w:r>
+        <w:rPr>
+          <w:rFonts w:ascii="Tahoma" w:eastAsia="Tahoma" w:hAnsi="Tahoma" w:cs="Tahoma"/>
+          <w:sz w:val="20"/>
+          <w:szCs w:val="20"/>
+        </w:rPr>
+        <w:t>.</w:t>
+      </w:r>
+    </w:p>
+    <w:p>
+      <w:pPr>
+        <w:rPr>
+          <w:sz w:val="20"/>
+          <w:szCs w:val="20"/>
+        </w:rPr>
+      </w:pPr>
+      <w:r>
+        <w:rPr>
+          <w:sz w:val="20"/>
+          <w:szCs w:val="20"/>
+        </w:rPr>
+        <w:t xml:space="preserve"> </w:t>
+      </w:r>
+    </w:p>
+    <w:p>
+      <w:pPr>
+        <w:rPr>
+          <w:rFonts w:ascii="Tahoma" w:eastAsia="Tahoma" w:hAnsi="Tahoma" w:cs="Tahoma"/>
+          <w:sz w:val="20"/>
+          <w:szCs w:val="20"/>
+        </w:rPr>
+      </w:pPr>
+      <w:r>
+        <w:rPr>
+          <w:rFonts w:ascii="Tahoma" w:eastAsia="Tahoma" w:hAnsi="Tahoma" w:cs="Tahoma"/>
+          <w:b/>
+          <w:sz w:val="20"/>
+          <w:szCs w:val="20"/>
+          <w:u w:val="single"/>
+        </w:rPr>
+        <w:t>April 2012 - April 2014 – AppNexus, Inc, Consultant, Financial Data Analytics</w:t>
+      </w:r>
+      <w:r>
+        <w:rPr>
+          <w:rFonts w:ascii="Tahoma" w:eastAsia="Tahoma" w:hAnsi="Tahoma" w:cs="Tahoma"/>
+          <w:sz w:val="20"/>
+          <w:szCs w:val="20"/>
+        </w:rPr>
+        <w:t xml:space="preserve"> - </w:t>
+      </w:r>
+      <w:r>
+        <w:rPr>
+          <w:rFonts w:ascii="Tahoma" w:eastAsia="Tahoma" w:hAnsi="Tahoma" w:cs="Tahoma"/>
+          <w:sz w:val="20"/>
+          <w:szCs w:val="20"/>
+        </w:rPr>
+        <w:t xml:space="preserve">Designed and implemented a billing and reporting framework for processing trading data (~60TB/day) across 2000 clients with custom rules (43 thousand lines of python code, self-recoverable ETL processes, health-monitoring, auto-back-testing to validate both data and code). Designed business intelligence &amp; analytics systems (multiple reports, graphs, </w:t>
+      </w:r>
+      <w:r>
+        <w:rPr>
+          <w:rFonts w:ascii="Tahoma" w:eastAsia="Tahoma" w:hAnsi="Tahoma" w:cs="Tahoma"/>
+          <w:sz w:val="20"/>
+          <w:szCs w:val="20"/>
+        </w:rPr>
+        <w:t>a</w:t>
+      </w:r>
+      <w:r>
+        <w:rPr>
+          <w:rFonts w:ascii="Tahoma" w:eastAsia="Tahoma" w:hAnsi="Tahoma" w:cs="Tahoma"/>
+          <w:sz w:val="20"/>
+          <w:szCs w:val="20"/>
+        </w:rPr>
+        <w:t>nalytics database</w:t>
+      </w:r>
+      <w:r>
+        <w:rPr>
+          <w:rFonts w:ascii="Tahoma" w:eastAsia="Tahoma" w:hAnsi="Tahoma" w:cs="Tahoma"/>
+          <w:sz w:val="20"/>
+          <w:szCs w:val="20"/>
+        </w:rPr>
+        <w:t xml:space="preserve"> - </w:t>
+      </w:r>
+      <w:r>
+        <w:rPr>
+          <w:rFonts w:ascii="Tahoma" w:eastAsia="Tahoma" w:hAnsi="Tahoma" w:cs="Tahoma"/>
+          <w:sz w:val="20"/>
+          <w:szCs w:val="20"/>
+        </w:rPr>
+        <w:t>MySQL</w:t>
+      </w:r>
+      <w:r>
+        <w:rPr>
+          <w:rFonts w:ascii="Tahoma" w:eastAsia="Tahoma" w:hAnsi="Tahoma" w:cs="Tahoma"/>
+          <w:sz w:val="20"/>
+          <w:szCs w:val="20"/>
+        </w:rPr>
+        <w:t xml:space="preserve">). Linux, Python, Pandas, Vertica, </w:t>
       </w:r>
       <w:proofErr w:type="spellStart"/>
       <w:r>
@@ -2452,7 +3361,7 @@
           <w:sz w:val="20"/>
           <w:szCs w:val="20"/>
         </w:rPr>
-        <w:t>Jupyter</w:t>
+        <w:t>Mysql</w:t>
       </w:r>
       <w:proofErr w:type="spellEnd"/>
       <w:r>
@@ -2461,6 +3370,48 @@
           <w:sz w:val="20"/>
           <w:szCs w:val="20"/>
         </w:rPr>
+        <w:t>, Hadoop, Hive, Git</w:t>
+      </w:r>
+      <w:r>
+        <w:rPr>
+          <w:rFonts w:ascii="Tahoma" w:eastAsia="Tahoma" w:hAnsi="Tahoma" w:cs="Tahoma"/>
+          <w:sz w:val="20"/>
+          <w:szCs w:val="20"/>
+        </w:rPr>
+        <w:t xml:space="preserve">. </w:t>
+      </w:r>
+      <w:r>
+        <w:rPr>
+          <w:rFonts w:ascii="Tahoma" w:eastAsia="Tahoma" w:hAnsi="Tahoma" w:cs="Tahoma"/>
+          <w:sz w:val="20"/>
+          <w:szCs w:val="20"/>
+        </w:rPr>
+        <w:t xml:space="preserve">Reduced data extraction time for 30 </w:t>
+      </w:r>
+      <w:proofErr w:type="spellStart"/>
+      <w:r>
+        <w:rPr>
+          <w:rFonts w:ascii="Tahoma" w:eastAsia="Tahoma" w:hAnsi="Tahoma" w:cs="Tahoma"/>
+          <w:sz w:val="20"/>
+          <w:szCs w:val="20"/>
+        </w:rPr>
+        <w:t>Bln</w:t>
+      </w:r>
+      <w:proofErr w:type="spellEnd"/>
+      <w:r>
+        <w:rPr>
+          <w:rFonts w:ascii="Tahoma" w:eastAsia="Tahoma" w:hAnsi="Tahoma" w:cs="Tahoma"/>
+          <w:sz w:val="20"/>
+          <w:szCs w:val="20"/>
+        </w:rPr>
+        <w:t xml:space="preserve"> data rows from 3 hours to 7 minutes.</w:t>
+      </w:r>
+      <w:r>
+        <w:rPr>
+          <w:rFonts w:ascii="Tahoma" w:eastAsia="Tahoma" w:hAnsi="Tahoma" w:cs="Tahoma"/>
+          <w:sz w:val="20"/>
+          <w:szCs w:val="20"/>
+        </w:rPr>
         <w:t xml:space="preserve"> </w:t>
       </w:r>
       <w:r>
@@ -2469,25 +3420,147 @@
           <w:sz w:val="20"/>
           <w:szCs w:val="20"/>
         </w:rPr>
-        <w:lastRenderedPageBreak/>
-        <w:t>notebooks</w:t>
-      </w:r>
-      <w:r>
-        <w:rPr>
-          <w:rFonts w:ascii="Tahoma" w:eastAsia="Tahoma" w:hAnsi="Tahoma" w:cs="Tahoma"/>
-          <w:sz w:val="20"/>
-          <w:szCs w:val="20"/>
-        </w:rPr>
-        <w:t xml:space="preserve">. </w:t>
-      </w:r>
-      <w:r>
-        <w:rPr>
-          <w:rFonts w:ascii="Tahoma" w:eastAsia="Tahoma" w:hAnsi="Tahoma" w:cs="Tahoma"/>
-          <w:sz w:val="20"/>
-          <w:szCs w:val="20"/>
-        </w:rPr>
-        <w:t xml:space="preserve">Deploying models on Azure Cloud (Linux VMs, Azure SQL Data Warehouse, Python, Nginx web server, </w:t>
-      </w:r>
+        <w:t>Trained and managed a team of developers</w:t>
+      </w:r>
+      <w:r>
+        <w:rPr>
+          <w:rFonts w:ascii="Tahoma" w:eastAsia="Tahoma" w:hAnsi="Tahoma" w:cs="Tahoma"/>
+          <w:sz w:val="20"/>
+          <w:szCs w:val="20"/>
+        </w:rPr>
+        <w:t>.</w:t>
+      </w:r>
+      <w:r>
+        <w:rPr>
+          <w:rFonts w:ascii="Tahoma" w:eastAsia="Tahoma" w:hAnsi="Tahoma" w:cs="Tahoma"/>
+          <w:sz w:val="20"/>
+          <w:szCs w:val="20"/>
+        </w:rPr>
+        <w:t xml:space="preserve"> Taught courses on python/pandas</w:t>
+      </w:r>
+      <w:r>
+        <w:rPr>
+          <w:rFonts w:ascii="Tahoma" w:eastAsia="Tahoma" w:hAnsi="Tahoma" w:cs="Tahoma"/>
+          <w:sz w:val="20"/>
+          <w:szCs w:val="20"/>
+        </w:rPr>
+        <w:t>/database/analytics.</w:t>
+      </w:r>
+    </w:p>
+    <w:p>
+      <w:pPr>
+        <w:rPr>
+          <w:sz w:val="20"/>
+          <w:szCs w:val="20"/>
+        </w:rPr>
+      </w:pPr>
+    </w:p>
+    <w:p>
+      <w:pPr>
+        <w:rPr>
+          <w:rFonts w:ascii="Tahoma" w:eastAsia="Tahoma" w:hAnsi="Tahoma" w:cs="Tahoma"/>
+          <w:b/>
+          <w:sz w:val="20"/>
+          <w:szCs w:val="20"/>
+          <w:u w:val="single"/>
+        </w:rPr>
+      </w:pPr>
+      <w:r>
+        <w:rPr>
+          <w:rFonts w:ascii="Tahoma" w:eastAsia="Tahoma" w:hAnsi="Tahoma" w:cs="Tahoma"/>
+          <w:b/>
+          <w:sz w:val="20"/>
+          <w:szCs w:val="20"/>
+          <w:u w:val="single"/>
+        </w:rPr>
+        <w:t>1994-20</w:t>
+      </w:r>
+      <w:r>
+        <w:rPr>
+          <w:rFonts w:ascii="Tahoma" w:eastAsia="Tahoma" w:hAnsi="Tahoma" w:cs="Tahoma"/>
+          <w:b/>
+          <w:sz w:val="20"/>
+          <w:szCs w:val="20"/>
+          <w:u w:val="single"/>
+        </w:rPr>
+        <w:t>12</w:t>
+      </w:r>
+      <w:r>
+        <w:rPr>
+          <w:rFonts w:ascii="Tahoma" w:eastAsia="Tahoma" w:hAnsi="Tahoma" w:cs="Tahoma"/>
+          <w:b/>
+          <w:sz w:val="20"/>
+          <w:szCs w:val="20"/>
+          <w:u w:val="single"/>
+        </w:rPr>
+        <w:t xml:space="preserve"> - multiple "Wall Street" consulting projects</w:t>
+      </w:r>
+      <w:r>
+        <w:rPr>
+          <w:rFonts w:ascii="Tahoma" w:eastAsia="Tahoma" w:hAnsi="Tahoma" w:cs="Tahoma"/>
+          <w:b/>
+          <w:sz w:val="20"/>
+          <w:szCs w:val="20"/>
+          <w:u w:val="single"/>
+        </w:rPr>
+        <w:t>:</w:t>
+      </w:r>
+    </w:p>
+    <w:p>
+      <w:pPr>
+        <w:pStyle w:val="ListParagraph"/>
+        <w:numPr>
+          <w:ilvl w:val="0"/>
+          <w:numId w:val="10"/>
+        </w:numPr>
+        <w:rPr>
+          <w:rFonts w:ascii="Tahoma" w:eastAsia="Tahoma" w:hAnsi="Tahoma" w:cs="Tahoma"/>
+          <w:sz w:val="20"/>
+          <w:szCs w:val="20"/>
+        </w:rPr>
+        <w:sectPr>
+          <w:pgSz w:w="12240" w:h="15840"/>
+          <w:pgMar w:top="432" w:right="1008" w:bottom="432" w:left="1008" w:header="720" w:footer="720" w:gutter="0"/>
+          <w:pgNumType w:start="1"/>
+          <w:cols w:space="720"/>
+        </w:sectPr>
+      </w:pPr>
+    </w:p>
+    <w:p>
+      <w:pPr>
+        <w:pStyle w:val="ListParagraph"/>
+        <w:numPr>
+          <w:ilvl w:val="0"/>
+          <w:numId w:val="10"/>
+        </w:numPr>
+        <w:rPr>
+          <w:rFonts w:ascii="Tahoma" w:eastAsia="Tahoma" w:hAnsi="Tahoma" w:cs="Tahoma"/>
+          <w:sz w:val="20"/>
+          <w:szCs w:val="20"/>
+        </w:rPr>
+      </w:pPr>
+      <w:r>
+        <w:rPr>
+          <w:rFonts w:ascii="Tahoma" w:eastAsia="Tahoma" w:hAnsi="Tahoma" w:cs="Tahoma"/>
+          <w:sz w:val="20"/>
+          <w:szCs w:val="20"/>
+        </w:rPr>
+        <w:t>Waterhouse Securities</w:t>
+      </w:r>
+    </w:p>
+    <w:p>
+      <w:pPr>
+        <w:pStyle w:val="ListParagraph"/>
+        <w:numPr>
+          <w:ilvl w:val="0"/>
+          <w:numId w:val="10"/>
+        </w:numPr>
+        <w:rPr>
+          <w:rFonts w:ascii="Tahoma" w:eastAsia="Tahoma" w:hAnsi="Tahoma" w:cs="Tahoma"/>
+          <w:sz w:val="20"/>
+          <w:szCs w:val="20"/>
+        </w:rPr>
+      </w:pPr>
       <w:proofErr w:type="spellStart"/>
       <w:r>
         <w:rPr>
@@ -2495,7 +3568,7 @@
           <w:sz w:val="20"/>
           <w:szCs w:val="20"/>
         </w:rPr>
-        <w:t>Gunicorn</w:t>
+        <w:t>CantorFitzgerald</w:t>
       </w:r>
       <w:proofErr w:type="spellEnd"/>
       <w:r>
@@ -2504,7 +3577,7 @@
           <w:sz w:val="20"/>
           <w:szCs w:val="20"/>
         </w:rPr>
-        <w:t xml:space="preserve"> gateway server, Scikit-learn, Random Forest, </w:t>
+        <w:t>/</w:t>
       </w:r>
       <w:proofErr w:type="spellStart"/>
       <w:r>
@@ -2513,25 +3586,280 @@
           <w:sz w:val="20"/>
           <w:szCs w:val="20"/>
         </w:rPr>
-        <w:t>XGBoost</w:t>
+        <w:t>Espeed</w:t>
       </w:r>
       <w:proofErr w:type="spellEnd"/>
-      <w:r>
-        <w:rPr>
-          <w:rFonts w:ascii="Tahoma" w:eastAsia="Tahoma" w:hAnsi="Tahoma" w:cs="Tahoma"/>
-          <w:sz w:val="20"/>
-          <w:szCs w:val="20"/>
-        </w:rPr>
-        <w:t>, H2O</w:t>
-      </w:r>
-      <w:r>
-        <w:rPr>
-          <w:rFonts w:ascii="Tahoma" w:eastAsia="Tahoma" w:hAnsi="Tahoma" w:cs="Tahoma"/>
-          <w:sz w:val="20"/>
-          <w:szCs w:val="20"/>
-        </w:rPr>
-        <w:t>.ai</w:t>
-      </w:r>
+    </w:p>
+    <w:p>
+      <w:pPr>
+        <w:pStyle w:val="ListParagraph"/>
+        <w:numPr>
+          <w:ilvl w:val="0"/>
+          <w:numId w:val="10"/>
+        </w:numPr>
+        <w:rPr>
+          <w:rFonts w:ascii="Tahoma" w:eastAsia="Tahoma" w:hAnsi="Tahoma" w:cs="Tahoma"/>
+          <w:sz w:val="20"/>
+          <w:szCs w:val="20"/>
+        </w:rPr>
+      </w:pPr>
+      <w:r>
+        <w:rPr>
+          <w:rFonts w:ascii="Tahoma" w:eastAsia="Tahoma" w:hAnsi="Tahoma" w:cs="Tahoma"/>
+          <w:sz w:val="20"/>
+          <w:szCs w:val="20"/>
+        </w:rPr>
+        <w:t xml:space="preserve">Morgan Stanley </w:t>
+      </w:r>
+    </w:p>
+    <w:p>
+      <w:pPr>
+        <w:pStyle w:val="ListParagraph"/>
+        <w:numPr>
+          <w:ilvl w:val="0"/>
+          <w:numId w:val="10"/>
+        </w:numPr>
+        <w:rPr>
+          <w:rFonts w:ascii="Tahoma" w:eastAsia="Tahoma" w:hAnsi="Tahoma" w:cs="Tahoma"/>
+          <w:sz w:val="20"/>
+          <w:szCs w:val="20"/>
+        </w:rPr>
+      </w:pPr>
+      <w:r>
+        <w:rPr>
+          <w:rFonts w:ascii="Tahoma" w:eastAsia="Tahoma" w:hAnsi="Tahoma" w:cs="Tahoma"/>
+          <w:sz w:val="20"/>
+          <w:szCs w:val="20"/>
+        </w:rPr>
+        <w:t>Goldman Sachs</w:t>
+      </w:r>
+    </w:p>
+    <w:p>
+      <w:pPr>
+        <w:pStyle w:val="ListParagraph"/>
+        <w:numPr>
+          <w:ilvl w:val="0"/>
+          <w:numId w:val="10"/>
+        </w:numPr>
+        <w:rPr>
+          <w:rFonts w:ascii="Tahoma" w:eastAsia="Tahoma" w:hAnsi="Tahoma" w:cs="Tahoma"/>
+          <w:sz w:val="20"/>
+          <w:szCs w:val="20"/>
+        </w:rPr>
+      </w:pPr>
+      <w:r>
+        <w:rPr>
+          <w:rFonts w:ascii="Tahoma" w:eastAsia="Tahoma" w:hAnsi="Tahoma" w:cs="Tahoma"/>
+          <w:sz w:val="20"/>
+          <w:szCs w:val="20"/>
+        </w:rPr>
+        <w:t>CSFB</w:t>
+      </w:r>
+    </w:p>
+    <w:p>
+      <w:pPr>
+        <w:pStyle w:val="ListParagraph"/>
+        <w:numPr>
+          <w:ilvl w:val="0"/>
+          <w:numId w:val="10"/>
+        </w:numPr>
+        <w:rPr>
+          <w:rFonts w:ascii="Tahoma" w:eastAsia="Tahoma" w:hAnsi="Tahoma" w:cs="Tahoma"/>
+          <w:sz w:val="20"/>
+          <w:szCs w:val="20"/>
+        </w:rPr>
+      </w:pPr>
+      <w:r>
+        <w:rPr>
+          <w:rFonts w:ascii="Tahoma" w:eastAsia="Tahoma" w:hAnsi="Tahoma" w:cs="Tahoma"/>
+          <w:sz w:val="20"/>
+          <w:szCs w:val="20"/>
+        </w:rPr>
+        <w:t>JPMorgan Chase</w:t>
+      </w:r>
+    </w:p>
+    <w:p>
+      <w:pPr>
+        <w:pStyle w:val="ListParagraph"/>
+        <w:numPr>
+          <w:ilvl w:val="0"/>
+          <w:numId w:val="10"/>
+        </w:numPr>
+        <w:rPr>
+          <w:rFonts w:ascii="Tahoma" w:eastAsia="Tahoma" w:hAnsi="Tahoma" w:cs="Tahoma"/>
+          <w:sz w:val="20"/>
+          <w:szCs w:val="20"/>
+        </w:rPr>
+      </w:pPr>
+      <w:r>
+        <w:rPr>
+          <w:rFonts w:ascii="Tahoma" w:eastAsia="Tahoma" w:hAnsi="Tahoma" w:cs="Tahoma"/>
+          <w:sz w:val="20"/>
+          <w:szCs w:val="20"/>
+        </w:rPr>
+        <w:t>Merrill Lynch</w:t>
+      </w:r>
+    </w:p>
+    <w:p>
+      <w:pPr>
+        <w:pStyle w:val="ListParagraph"/>
+        <w:numPr>
+          <w:ilvl w:val="0"/>
+          <w:numId w:val="10"/>
+        </w:numPr>
+        <w:rPr>
+          <w:rFonts w:ascii="Tahoma" w:eastAsia="Tahoma" w:hAnsi="Tahoma" w:cs="Tahoma"/>
+          <w:sz w:val="20"/>
+          <w:szCs w:val="20"/>
+        </w:rPr>
+      </w:pPr>
+      <w:r>
+        <w:rPr>
+          <w:rFonts w:ascii="Tahoma" w:eastAsia="Tahoma" w:hAnsi="Tahoma" w:cs="Tahoma"/>
+          <w:sz w:val="20"/>
+          <w:szCs w:val="20"/>
+        </w:rPr>
+        <w:t>HSBC</w:t>
+      </w:r>
+    </w:p>
+    <w:p>
+      <w:pPr>
+        <w:pStyle w:val="ListParagraph"/>
+        <w:numPr>
+          <w:ilvl w:val="0"/>
+          <w:numId w:val="10"/>
+        </w:numPr>
+        <w:rPr>
+          <w:rFonts w:ascii="Tahoma" w:eastAsia="Tahoma" w:hAnsi="Tahoma" w:cs="Tahoma"/>
+          <w:sz w:val="20"/>
+          <w:szCs w:val="20"/>
+        </w:rPr>
+      </w:pPr>
+      <w:r>
+        <w:rPr>
+          <w:rFonts w:ascii="Tahoma" w:eastAsia="Tahoma" w:hAnsi="Tahoma" w:cs="Tahoma"/>
+          <w:sz w:val="20"/>
+          <w:szCs w:val="20"/>
+        </w:rPr>
+        <w:t>Citigroup</w:t>
+      </w:r>
+    </w:p>
+    <w:p>
+      <w:pPr>
+        <w:pStyle w:val="ListParagraph"/>
+        <w:numPr>
+          <w:ilvl w:val="0"/>
+          <w:numId w:val="10"/>
+        </w:numPr>
+        <w:rPr>
+          <w:rFonts w:ascii="Tahoma" w:eastAsia="Tahoma" w:hAnsi="Tahoma" w:cs="Tahoma"/>
+          <w:sz w:val="20"/>
+          <w:szCs w:val="20"/>
+        </w:rPr>
+      </w:pPr>
+      <w:proofErr w:type="spellStart"/>
+      <w:r>
+        <w:rPr>
+          <w:rFonts w:ascii="Tahoma" w:eastAsia="Tahoma" w:hAnsi="Tahoma" w:cs="Tahoma"/>
+          <w:sz w:val="20"/>
+          <w:szCs w:val="20"/>
+        </w:rPr>
+        <w:t>WorldQuant</w:t>
+      </w:r>
+      <w:proofErr w:type="spellEnd"/>
+    </w:p>
+    <w:p>
+      <w:pPr>
+        <w:rPr>
+          <w:rFonts w:ascii="Tahoma" w:eastAsia="Tahoma" w:hAnsi="Tahoma" w:cs="Tahoma"/>
+          <w:sz w:val="20"/>
+          <w:szCs w:val="20"/>
+        </w:rPr>
+        <w:sectPr>
+          <w:type w:val="continuous"/>
+          <w:pgSz w:w="12240" w:h="15840"/>
+          <w:pgMar w:top="432" w:right="1008" w:bottom="432" w:left="1008" w:header="720" w:footer="720" w:gutter="0"/>
+          <w:pgNumType w:start="1"/>
+          <w:cols w:num="2" w:space="144"/>
+        </w:sectPr>
+      </w:pPr>
+    </w:p>
+    <w:p>
+      <w:pPr>
+        <w:rPr>
+          <w:rFonts w:ascii="Tahoma" w:eastAsia="Tahoma" w:hAnsi="Tahoma" w:cs="Tahoma"/>
+          <w:sz w:val="20"/>
+          <w:szCs w:val="20"/>
+        </w:rPr>
+      </w:pPr>
+      <w:r>
+        <w:rPr>
+          <w:rFonts w:ascii="Tahoma" w:eastAsia="Tahoma" w:hAnsi="Tahoma" w:cs="Tahoma"/>
+          <w:sz w:val="20"/>
+          <w:szCs w:val="20"/>
+        </w:rPr>
+        <w:t xml:space="preserve">Data Processing and Analytics using Unix, Perl, SQL (Sybase, DB2, MySQL), </w:t>
+      </w:r>
+    </w:p>
+    <w:p>
+      <w:pPr>
+        <w:rPr>
+          <w:rFonts w:ascii="Tahoma" w:eastAsia="Tahoma" w:hAnsi="Tahoma" w:cs="Tahoma"/>
+          <w:sz w:val="20"/>
+          <w:szCs w:val="20"/>
+        </w:rPr>
+      </w:pPr>
+      <w:r>
+        <w:rPr>
+          <w:rFonts w:ascii="Tahoma" w:eastAsia="Tahoma" w:hAnsi="Tahoma" w:cs="Tahoma"/>
+          <w:sz w:val="20"/>
+          <w:szCs w:val="20"/>
+        </w:rPr>
+        <w:t xml:space="preserve">data preparation, </w:t>
+      </w:r>
+      <w:r>
+        <w:rPr>
+          <w:rFonts w:ascii="Tahoma" w:eastAsia="Tahoma" w:hAnsi="Tahoma" w:cs="Tahoma"/>
+          <w:sz w:val="20"/>
+          <w:szCs w:val="20"/>
+        </w:rPr>
+        <w:t>data load/</w:t>
+      </w:r>
+      <w:r>
+        <w:rPr>
+          <w:rFonts w:ascii="Tahoma" w:eastAsia="Tahoma" w:hAnsi="Tahoma" w:cs="Tahoma"/>
+          <w:sz w:val="20"/>
+          <w:szCs w:val="20"/>
+        </w:rPr>
+        <w:t xml:space="preserve">migration, ETL, </w:t>
+      </w:r>
+    </w:p>
+    <w:p>
+      <w:pPr>
+        <w:rPr>
+          <w:rFonts w:ascii="Tahoma" w:eastAsia="Tahoma" w:hAnsi="Tahoma" w:cs="Tahoma"/>
+          <w:sz w:val="20"/>
+          <w:szCs w:val="20"/>
+        </w:rPr>
+      </w:pPr>
+      <w:r>
+        <w:rPr>
+          <w:rFonts w:ascii="Tahoma" w:eastAsia="Tahoma" w:hAnsi="Tahoma" w:cs="Tahoma"/>
+          <w:sz w:val="20"/>
+          <w:szCs w:val="20"/>
+        </w:rPr>
+        <w:t xml:space="preserve">Web design (HTML, CSS, </w:t>
+      </w:r>
+      <w:proofErr w:type="spellStart"/>
+      <w:r>
+        <w:rPr>
+          <w:rFonts w:ascii="Tahoma" w:eastAsia="Tahoma" w:hAnsi="Tahoma" w:cs="Tahoma"/>
+          <w:sz w:val="20"/>
+          <w:szCs w:val="20"/>
+        </w:rPr>
+        <w:t>Javascript</w:t>
+      </w:r>
+      <w:proofErr w:type="spellEnd"/>
       <w:r>
         <w:rPr>
           <w:rFonts w:ascii="Tahoma" w:eastAsia="Tahoma" w:hAnsi="Tahoma" w:cs="Tahoma"/>
@@ -2540,509 +3868,6 @@
         </w:rPr>
         <w:t>)</w:t>
       </w:r>
-    </w:p>
-    <w:p>
-      <w:pPr>
-        <w:rPr>
-          <w:sz w:val="20"/>
-          <w:szCs w:val="20"/>
-        </w:rPr>
-      </w:pPr>
-    </w:p>
-    <w:p>
-      <w:pPr>
-        <w:rPr>
-          <w:rFonts w:ascii="Tahoma" w:eastAsia="Tahoma" w:hAnsi="Tahoma" w:cs="Tahoma"/>
-          <w:sz w:val="20"/>
-          <w:szCs w:val="20"/>
-        </w:rPr>
-      </w:pPr>
-      <w:r>
-        <w:rPr>
-          <w:rFonts w:ascii="Tahoma" w:eastAsia="Tahoma" w:hAnsi="Tahoma" w:cs="Tahoma"/>
-          <w:b/>
-          <w:sz w:val="20"/>
-          <w:szCs w:val="20"/>
-          <w:u w:val="single"/>
-        </w:rPr>
-        <w:t xml:space="preserve">June 2018 – </w:t>
-      </w:r>
-      <w:r>
-        <w:rPr>
-          <w:rFonts w:ascii="Tahoma" w:eastAsia="Tahoma" w:hAnsi="Tahoma" w:cs="Tahoma"/>
-          <w:b/>
-          <w:sz w:val="20"/>
-          <w:szCs w:val="20"/>
-          <w:u w:val="single"/>
-        </w:rPr>
-        <w:t>December 2018</w:t>
-      </w:r>
-      <w:r>
-        <w:rPr>
-          <w:rFonts w:ascii="Tahoma" w:eastAsia="Tahoma" w:hAnsi="Tahoma" w:cs="Tahoma"/>
-          <w:b/>
-          <w:sz w:val="20"/>
-          <w:szCs w:val="20"/>
-          <w:u w:val="single"/>
-        </w:rPr>
-        <w:t xml:space="preserve"> – Tata Consulting Services, Senior Data Scientist</w:t>
-      </w:r>
-      <w:r>
-        <w:rPr>
-          <w:rFonts w:ascii="Tahoma" w:eastAsia="Tahoma" w:hAnsi="Tahoma" w:cs="Tahoma"/>
-          <w:sz w:val="20"/>
-          <w:szCs w:val="20"/>
-        </w:rPr>
-        <w:t xml:space="preserve"> - Machine Learning and Artificial Intelligence, Scikit-Learn, AWS </w:t>
-      </w:r>
-      <w:proofErr w:type="spellStart"/>
-      <w:r>
-        <w:rPr>
-          <w:rFonts w:ascii="Tahoma" w:eastAsia="Tahoma" w:hAnsi="Tahoma" w:cs="Tahoma"/>
-          <w:sz w:val="20"/>
-          <w:szCs w:val="20"/>
-        </w:rPr>
-        <w:t>SageMaker</w:t>
-      </w:r>
-      <w:proofErr w:type="spellEnd"/>
-      <w:r>
-        <w:rPr>
-          <w:rFonts w:ascii="Tahoma" w:eastAsia="Tahoma" w:hAnsi="Tahoma" w:cs="Tahoma"/>
-          <w:sz w:val="20"/>
-          <w:szCs w:val="20"/>
-        </w:rPr>
-        <w:t xml:space="preserve">. </w:t>
-      </w:r>
-      <w:r>
-        <w:rPr>
-          <w:rFonts w:ascii="Tahoma" w:eastAsia="Tahoma" w:hAnsi="Tahoma" w:cs="Tahoma"/>
-          <w:sz w:val="20"/>
-          <w:szCs w:val="20"/>
-        </w:rPr>
-        <w:t xml:space="preserve">Trained a team in </w:t>
-      </w:r>
-      <w:r>
-        <w:rPr>
-          <w:rFonts w:ascii="Tahoma" w:eastAsia="Tahoma" w:hAnsi="Tahoma" w:cs="Tahoma"/>
-          <w:sz w:val="20"/>
-          <w:szCs w:val="20"/>
-        </w:rPr>
-        <w:t>Machine Learning and AI</w:t>
-      </w:r>
-      <w:r>
-        <w:rPr>
-          <w:rFonts w:ascii="Tahoma" w:eastAsia="Tahoma" w:hAnsi="Tahoma" w:cs="Tahoma"/>
-          <w:sz w:val="20"/>
-          <w:szCs w:val="20"/>
-        </w:rPr>
-        <w:t>. Prepared and delivered a course (12 lectures)</w:t>
-      </w:r>
-      <w:r>
-        <w:rPr>
-          <w:rFonts w:ascii="Tahoma" w:eastAsia="Tahoma" w:hAnsi="Tahoma" w:cs="Tahoma"/>
-          <w:sz w:val="20"/>
-          <w:szCs w:val="20"/>
-        </w:rPr>
-        <w:t xml:space="preserve">. </w:t>
-      </w:r>
-      <w:r>
-        <w:rPr>
-          <w:rFonts w:ascii="Tahoma" w:eastAsia="Tahoma" w:hAnsi="Tahoma" w:cs="Tahoma"/>
-          <w:sz w:val="20"/>
-          <w:szCs w:val="20"/>
-        </w:rPr>
-        <w:t xml:space="preserve">Built models for cybersecurity &amp; anomaly detection </w:t>
-      </w:r>
-      <w:r>
-        <w:rPr>
-          <w:rFonts w:ascii="Tahoma" w:eastAsia="Tahoma" w:hAnsi="Tahoma" w:cs="Tahoma"/>
-          <w:sz w:val="20"/>
-          <w:szCs w:val="20"/>
-        </w:rPr>
-        <w:t>(</w:t>
-      </w:r>
-      <w:r>
-        <w:rPr>
-          <w:rFonts w:ascii="Tahoma" w:eastAsia="Tahoma" w:hAnsi="Tahoma" w:cs="Tahoma"/>
-          <w:sz w:val="20"/>
-          <w:szCs w:val="20"/>
-        </w:rPr>
-        <w:t xml:space="preserve">Random Forest, </w:t>
-      </w:r>
-      <w:proofErr w:type="spellStart"/>
-      <w:r>
-        <w:rPr>
-          <w:rFonts w:ascii="Tahoma" w:eastAsia="Tahoma" w:hAnsi="Tahoma" w:cs="Tahoma"/>
-          <w:sz w:val="20"/>
-          <w:szCs w:val="20"/>
-        </w:rPr>
-        <w:t>XGBoost</w:t>
-      </w:r>
-      <w:proofErr w:type="spellEnd"/>
-      <w:r>
-        <w:rPr>
-          <w:rFonts w:ascii="Tahoma" w:eastAsia="Tahoma" w:hAnsi="Tahoma" w:cs="Tahoma"/>
-          <w:sz w:val="20"/>
-          <w:szCs w:val="20"/>
-        </w:rPr>
-        <w:t>, Logistic Regression)</w:t>
-      </w:r>
-      <w:r>
-        <w:rPr>
-          <w:rFonts w:ascii="Tahoma" w:eastAsia="Tahoma" w:hAnsi="Tahoma" w:cs="Tahoma"/>
-          <w:sz w:val="20"/>
-          <w:szCs w:val="20"/>
-        </w:rPr>
-        <w:t>, training on ML 7 AI in Finance, d</w:t>
-      </w:r>
-      <w:r>
-        <w:rPr>
-          <w:rFonts w:ascii="Tahoma" w:eastAsia="Tahoma" w:hAnsi="Tahoma" w:cs="Tahoma"/>
-          <w:sz w:val="20"/>
-          <w:szCs w:val="20"/>
-        </w:rPr>
-        <w:t xml:space="preserve">esigned architecture for </w:t>
-      </w:r>
-      <w:r>
-        <w:rPr>
-          <w:rFonts w:ascii="Tahoma" w:eastAsia="Tahoma" w:hAnsi="Tahoma" w:cs="Tahoma"/>
-          <w:sz w:val="20"/>
-          <w:szCs w:val="20"/>
-        </w:rPr>
-        <w:t xml:space="preserve">data migration </w:t>
-      </w:r>
-      <w:r>
-        <w:rPr>
-          <w:rFonts w:ascii="Tahoma" w:eastAsia="Tahoma" w:hAnsi="Tahoma" w:cs="Tahoma"/>
-          <w:sz w:val="20"/>
-          <w:szCs w:val="20"/>
-        </w:rPr>
-        <w:t>into the cloud (AWS) for analytics</w:t>
-      </w:r>
-      <w:r>
-        <w:rPr>
-          <w:rFonts w:ascii="Tahoma" w:eastAsia="Tahoma" w:hAnsi="Tahoma" w:cs="Tahoma"/>
-          <w:sz w:val="20"/>
-          <w:szCs w:val="20"/>
-        </w:rPr>
-        <w:t xml:space="preserve">. </w:t>
-      </w:r>
-      <w:r>
-        <w:rPr>
-          <w:rFonts w:ascii="Tahoma" w:eastAsia="Tahoma" w:hAnsi="Tahoma" w:cs="Tahoma"/>
-          <w:sz w:val="20"/>
-          <w:szCs w:val="20"/>
-        </w:rPr>
-        <w:t>Hands-on development of data structures and lambda functions</w:t>
-      </w:r>
-    </w:p>
-    <w:p>
-      <w:pPr>
-        <w:rPr>
-          <w:sz w:val="20"/>
-          <w:szCs w:val="20"/>
-        </w:rPr>
-      </w:pPr>
-      <w:r>
-        <w:rPr>
-          <w:sz w:val="20"/>
-          <w:szCs w:val="20"/>
-        </w:rPr>
-        <w:t xml:space="preserve"> </w:t>
-      </w:r>
-    </w:p>
-    <w:p>
-      <w:pPr>
-        <w:rPr>
-          <w:rFonts w:ascii="Tahoma" w:eastAsia="Tahoma" w:hAnsi="Tahoma" w:cs="Tahoma"/>
-          <w:sz w:val="20"/>
-          <w:szCs w:val="20"/>
-        </w:rPr>
-      </w:pPr>
-      <w:r>
-        <w:rPr>
-          <w:rFonts w:ascii="Tahoma" w:eastAsia="Tahoma" w:hAnsi="Tahoma" w:cs="Tahoma"/>
-          <w:b/>
-          <w:sz w:val="20"/>
-          <w:szCs w:val="20"/>
-          <w:u w:val="single"/>
-        </w:rPr>
-        <w:t xml:space="preserve">June 2017 – June 2018 – </w:t>
-      </w:r>
-      <w:proofErr w:type="spellStart"/>
-      <w:r>
-        <w:rPr>
-          <w:rFonts w:ascii="Tahoma" w:eastAsia="Tahoma" w:hAnsi="Tahoma" w:cs="Tahoma"/>
-          <w:b/>
-          <w:sz w:val="20"/>
-          <w:szCs w:val="20"/>
-          <w:u w:val="single"/>
-        </w:rPr>
-        <w:t>Selectorweb</w:t>
-      </w:r>
-      <w:proofErr w:type="spellEnd"/>
-      <w:r>
-        <w:rPr>
-          <w:rFonts w:ascii="Tahoma" w:eastAsia="Tahoma" w:hAnsi="Tahoma" w:cs="Tahoma"/>
-          <w:b/>
-          <w:sz w:val="20"/>
-          <w:szCs w:val="20"/>
-          <w:u w:val="single"/>
-        </w:rPr>
-        <w:t>, consulting projects</w:t>
-      </w:r>
-      <w:r>
-        <w:rPr>
-          <w:rFonts w:ascii="Tahoma" w:eastAsia="Tahoma" w:hAnsi="Tahoma" w:cs="Tahoma"/>
-          <w:sz w:val="20"/>
-          <w:szCs w:val="20"/>
-        </w:rPr>
-        <w:t xml:space="preserve"> - Machine Learning, AI, Analytics, NLP (Natural Language Processing), Anaconda Python3, Scikit-Learn, NLTK, Pandas, </w:t>
-      </w:r>
-      <w:proofErr w:type="spellStart"/>
-      <w:r>
-        <w:rPr>
-          <w:rFonts w:ascii="Tahoma" w:eastAsia="Tahoma" w:hAnsi="Tahoma" w:cs="Tahoma"/>
-          <w:sz w:val="20"/>
-          <w:szCs w:val="20"/>
-        </w:rPr>
-        <w:t>Numpy</w:t>
-      </w:r>
-      <w:proofErr w:type="spellEnd"/>
-      <w:r>
-        <w:rPr>
-          <w:rFonts w:ascii="Tahoma" w:eastAsia="Tahoma" w:hAnsi="Tahoma" w:cs="Tahoma"/>
-          <w:sz w:val="20"/>
-          <w:szCs w:val="20"/>
-        </w:rPr>
-        <w:t>, TensorFlow, Amazon AWS (EC2, S3), Google Cloud (</w:t>
-      </w:r>
-      <w:proofErr w:type="spellStart"/>
-      <w:r>
-        <w:rPr>
-          <w:rFonts w:ascii="Tahoma" w:eastAsia="Tahoma" w:hAnsi="Tahoma" w:cs="Tahoma"/>
-          <w:sz w:val="20"/>
-          <w:szCs w:val="20"/>
-        </w:rPr>
-        <w:t>BigQuery</w:t>
-      </w:r>
-      <w:proofErr w:type="spellEnd"/>
-      <w:r>
-        <w:rPr>
-          <w:rFonts w:ascii="Tahoma" w:eastAsia="Tahoma" w:hAnsi="Tahoma" w:cs="Tahoma"/>
-          <w:sz w:val="20"/>
-          <w:szCs w:val="20"/>
-        </w:rPr>
-        <w:t>, MySQL), IBM Cloud (IBM Watson – Natural Language Understanding for Sentiment Analysis, Tone Analyzer, Personality Insights)</w:t>
-      </w:r>
-      <w:r>
-        <w:rPr>
-          <w:rFonts w:ascii="Tahoma" w:eastAsia="Tahoma" w:hAnsi="Tahoma" w:cs="Tahoma"/>
-          <w:sz w:val="20"/>
-          <w:szCs w:val="20"/>
-        </w:rPr>
-        <w:t xml:space="preserve">. </w:t>
-      </w:r>
-      <w:r>
-        <w:rPr>
-          <w:rFonts w:ascii="Tahoma" w:eastAsia="Tahoma" w:hAnsi="Tahoma" w:cs="Tahoma"/>
-          <w:sz w:val="20"/>
-          <w:szCs w:val="20"/>
-        </w:rPr>
-        <w:t xml:space="preserve">Logistic Regression, </w:t>
-      </w:r>
-      <w:proofErr w:type="spellStart"/>
-      <w:r>
-        <w:rPr>
-          <w:rFonts w:ascii="Tahoma" w:eastAsia="Tahoma" w:hAnsi="Tahoma" w:cs="Tahoma"/>
-          <w:sz w:val="20"/>
-          <w:szCs w:val="20"/>
-        </w:rPr>
-        <w:t>workign</w:t>
-      </w:r>
-      <w:proofErr w:type="spellEnd"/>
-      <w:r>
-        <w:rPr>
-          <w:rFonts w:ascii="Tahoma" w:eastAsia="Tahoma" w:hAnsi="Tahoma" w:cs="Tahoma"/>
-          <w:sz w:val="20"/>
-          <w:szCs w:val="20"/>
-        </w:rPr>
-        <w:t xml:space="preserve"> with imbalanced data. </w:t>
-      </w:r>
-      <w:r>
-        <w:rPr>
-          <w:rFonts w:ascii="Tahoma" w:eastAsia="Tahoma" w:hAnsi="Tahoma" w:cs="Tahoma"/>
-          <w:sz w:val="20"/>
-          <w:szCs w:val="20"/>
-        </w:rPr>
-        <w:t xml:space="preserve">Clients: Galvanize, </w:t>
-      </w:r>
-      <w:proofErr w:type="spellStart"/>
-      <w:r>
-        <w:rPr>
-          <w:rFonts w:ascii="Tahoma" w:eastAsia="Tahoma" w:hAnsi="Tahoma" w:cs="Tahoma"/>
-          <w:sz w:val="20"/>
-          <w:szCs w:val="20"/>
-        </w:rPr>
-        <w:t>SaleZoom</w:t>
-      </w:r>
-      <w:proofErr w:type="spellEnd"/>
-      <w:r>
-        <w:rPr>
-          <w:rFonts w:ascii="Tahoma" w:eastAsia="Tahoma" w:hAnsi="Tahoma" w:cs="Tahoma"/>
-          <w:sz w:val="20"/>
-          <w:szCs w:val="20"/>
-        </w:rPr>
-        <w:t>, JKCF</w:t>
-      </w:r>
-      <w:r>
-        <w:rPr>
-          <w:rFonts w:ascii="Tahoma" w:eastAsia="Tahoma" w:hAnsi="Tahoma" w:cs="Tahoma"/>
-          <w:sz w:val="20"/>
-          <w:szCs w:val="20"/>
-        </w:rPr>
-        <w:t>.</w:t>
-      </w:r>
-    </w:p>
-    <w:p>
-      <w:pPr>
-        <w:rPr>
-          <w:sz w:val="20"/>
-          <w:szCs w:val="20"/>
-        </w:rPr>
-      </w:pPr>
-      <w:r>
-        <w:rPr>
-          <w:sz w:val="20"/>
-          <w:szCs w:val="20"/>
-        </w:rPr>
-        <w:t xml:space="preserve"> </w:t>
-      </w:r>
-    </w:p>
-    <w:p>
-      <w:pPr>
-        <w:rPr>
-          <w:rFonts w:ascii="Tahoma" w:eastAsia="Tahoma" w:hAnsi="Tahoma" w:cs="Tahoma"/>
-          <w:sz w:val="20"/>
-          <w:szCs w:val="20"/>
-        </w:rPr>
-      </w:pPr>
-      <w:r>
-        <w:rPr>
-          <w:rFonts w:ascii="Tahoma" w:eastAsia="Tahoma" w:hAnsi="Tahoma" w:cs="Tahoma"/>
-          <w:b/>
-          <w:sz w:val="20"/>
-          <w:szCs w:val="20"/>
-          <w:u w:val="single"/>
-        </w:rPr>
-        <w:t>November 2014 – June 2017 - Penguin Random House, Consultant</w:t>
-      </w:r>
-      <w:r>
-        <w:rPr>
-          <w:rFonts w:ascii="Tahoma" w:eastAsia="Tahoma" w:hAnsi="Tahoma" w:cs="Tahoma"/>
-          <w:sz w:val="20"/>
-          <w:szCs w:val="20"/>
-        </w:rPr>
-        <w:t xml:space="preserve"> </w:t>
-      </w:r>
-      <w:r>
-        <w:rPr>
-          <w:rFonts w:ascii="Tahoma" w:eastAsia="Tahoma" w:hAnsi="Tahoma" w:cs="Tahoma"/>
-          <w:sz w:val="20"/>
-          <w:szCs w:val="20"/>
-        </w:rPr>
-        <w:t>–</w:t>
-      </w:r>
-      <w:r>
-        <w:rPr>
-          <w:rFonts w:ascii="Tahoma" w:eastAsia="Tahoma" w:hAnsi="Tahoma" w:cs="Tahoma"/>
-          <w:sz w:val="20"/>
-          <w:szCs w:val="20"/>
-        </w:rPr>
-        <w:t xml:space="preserve"> </w:t>
-      </w:r>
-      <w:r>
-        <w:rPr>
-          <w:rFonts w:ascii="Tahoma" w:eastAsia="Tahoma" w:hAnsi="Tahoma" w:cs="Tahoma"/>
-          <w:sz w:val="20"/>
-          <w:szCs w:val="20"/>
-        </w:rPr>
-        <w:t xml:space="preserve">Trained and led the team to build systems in </w:t>
-      </w:r>
-      <w:r>
-        <w:rPr>
-          <w:rFonts w:ascii="Tahoma" w:eastAsia="Tahoma" w:hAnsi="Tahoma" w:cs="Tahoma"/>
-          <w:sz w:val="20"/>
-          <w:szCs w:val="20"/>
-        </w:rPr>
-        <w:t>Business Intelligence/Analytics, Big Data Collection and Integration (ETL/ELT), Machine Learning and AI, Reporting. Python</w:t>
-      </w:r>
-      <w:r>
-        <w:rPr>
-          <w:rFonts w:ascii="Tahoma" w:eastAsia="Tahoma" w:hAnsi="Tahoma" w:cs="Tahoma"/>
-          <w:sz w:val="20"/>
-          <w:szCs w:val="20"/>
-        </w:rPr>
-        <w:t xml:space="preserve">, pandas, </w:t>
-      </w:r>
-      <w:r>
-        <w:rPr>
-          <w:rFonts w:ascii="Tahoma" w:eastAsia="Tahoma" w:hAnsi="Tahoma" w:cs="Tahoma"/>
-          <w:sz w:val="20"/>
-          <w:szCs w:val="20"/>
-        </w:rPr>
-        <w:t>TensorFlow, Netezza, SQL, Redis, Amazon Cloud, Linux</w:t>
-      </w:r>
-      <w:r>
-        <w:rPr>
-          <w:rFonts w:ascii="Tahoma" w:eastAsia="Tahoma" w:hAnsi="Tahoma" w:cs="Tahoma"/>
-          <w:sz w:val="20"/>
-          <w:szCs w:val="20"/>
-        </w:rPr>
-        <w:t xml:space="preserve">. </w:t>
-      </w:r>
-      <w:r>
-        <w:rPr>
-          <w:rFonts w:ascii="Tahoma" w:eastAsia="Tahoma" w:hAnsi="Tahoma" w:cs="Tahoma"/>
-          <w:sz w:val="20"/>
-          <w:szCs w:val="20"/>
-        </w:rPr>
-        <w:t xml:space="preserve">Managed work of several programmers to write software for high-volume data collection (parallel web scraping at ~2 </w:t>
-      </w:r>
-      <w:proofErr w:type="spellStart"/>
-      <w:r>
-        <w:rPr>
-          <w:rFonts w:ascii="Tahoma" w:eastAsia="Tahoma" w:hAnsi="Tahoma" w:cs="Tahoma"/>
-          <w:sz w:val="20"/>
-          <w:szCs w:val="20"/>
-        </w:rPr>
-        <w:t>Mln</w:t>
-      </w:r>
-      <w:proofErr w:type="spellEnd"/>
-      <w:r>
-        <w:rPr>
-          <w:rFonts w:ascii="Tahoma" w:eastAsia="Tahoma" w:hAnsi="Tahoma" w:cs="Tahoma"/>
-          <w:sz w:val="20"/>
-          <w:szCs w:val="20"/>
-        </w:rPr>
-        <w:t xml:space="preserve"> pages/day). Deployed on Amazon Cloud (AWS EC2</w:t>
-      </w:r>
-      <w:r>
-        <w:rPr>
-          <w:rFonts w:ascii="Tahoma" w:eastAsia="Tahoma" w:hAnsi="Tahoma" w:cs="Tahoma"/>
-          <w:sz w:val="20"/>
-          <w:szCs w:val="20"/>
-        </w:rPr>
-        <w:t xml:space="preserve">). </w:t>
-      </w:r>
-      <w:r>
-        <w:rPr>
-          <w:rFonts w:ascii="Tahoma" w:eastAsia="Tahoma" w:hAnsi="Tahoma" w:cs="Tahoma"/>
-          <w:sz w:val="20"/>
-          <w:szCs w:val="20"/>
-        </w:rPr>
-        <w:t>Organized "Deep Learning Book Club" to promote the use of Machine Learning and AI in-house</w:t>
-      </w:r>
       <w:r>
         <w:rPr>
           <w:rFonts w:ascii="Tahoma" w:eastAsia="Tahoma" w:hAnsi="Tahoma" w:cs="Tahoma"/>
@@ -3051,385 +3876,29 @@
         </w:rPr>
         <w:t xml:space="preserve">, </w:t>
       </w:r>
-      <w:proofErr w:type="gramStart"/>
-      <w:r>
-        <w:rPr>
-          <w:rFonts w:ascii="Tahoma" w:eastAsia="Tahoma" w:hAnsi="Tahoma" w:cs="Tahoma"/>
-          <w:sz w:val="20"/>
-          <w:szCs w:val="20"/>
-        </w:rPr>
-        <w:t>Worked</w:t>
-      </w:r>
-      <w:proofErr w:type="gramEnd"/>
-      <w:r>
-        <w:rPr>
-          <w:rFonts w:ascii="Tahoma" w:eastAsia="Tahoma" w:hAnsi="Tahoma" w:cs="Tahoma"/>
-          <w:sz w:val="20"/>
-          <w:szCs w:val="20"/>
-        </w:rPr>
-        <w:t xml:space="preserve"> with several business groups to create various data feeds and tools to clean and ingest data</w:t>
-      </w:r>
-      <w:r>
-        <w:rPr>
-          <w:rFonts w:ascii="Tahoma" w:eastAsia="Tahoma" w:hAnsi="Tahoma" w:cs="Tahoma"/>
-          <w:sz w:val="20"/>
-          <w:szCs w:val="20"/>
-        </w:rPr>
-        <w:t>, c</w:t>
-      </w:r>
-      <w:r>
-        <w:rPr>
-          <w:rFonts w:ascii="Tahoma" w:eastAsia="Tahoma" w:hAnsi="Tahoma" w:cs="Tahoma"/>
-          <w:sz w:val="20"/>
-          <w:szCs w:val="20"/>
-        </w:rPr>
-        <w:t>reated Python framework to work with IBM Netezza database</w:t>
-      </w:r>
-      <w:r>
-        <w:rPr>
-          <w:rFonts w:ascii="Tahoma" w:eastAsia="Tahoma" w:hAnsi="Tahoma" w:cs="Tahoma"/>
-          <w:sz w:val="20"/>
-          <w:szCs w:val="20"/>
-        </w:rPr>
-        <w:t>, s</w:t>
-      </w:r>
-      <w:r>
-        <w:rPr>
-          <w:rFonts w:ascii="Tahoma" w:eastAsia="Tahoma" w:hAnsi="Tahoma" w:cs="Tahoma"/>
-          <w:sz w:val="20"/>
-          <w:szCs w:val="20"/>
-        </w:rPr>
-        <w:t>et up jobs to process millions of rows of vendor data daily</w:t>
-      </w:r>
-      <w:r>
-        <w:rPr>
-          <w:rFonts w:ascii="Tahoma" w:eastAsia="Tahoma" w:hAnsi="Tahoma" w:cs="Tahoma"/>
-          <w:sz w:val="20"/>
-          <w:szCs w:val="20"/>
-        </w:rPr>
-        <w:t>, w</w:t>
-      </w:r>
-      <w:r>
-        <w:rPr>
-          <w:rFonts w:ascii="Tahoma" w:eastAsia="Tahoma" w:hAnsi="Tahoma" w:cs="Tahoma"/>
-          <w:sz w:val="20"/>
-          <w:szCs w:val="20"/>
-        </w:rPr>
-        <w:t>rote analytics tools for price analysis and estimation</w:t>
-      </w:r>
-      <w:r>
-        <w:rPr>
-          <w:rFonts w:ascii="Tahoma" w:eastAsia="Tahoma" w:hAnsi="Tahoma" w:cs="Tahoma"/>
-          <w:sz w:val="20"/>
-          <w:szCs w:val="20"/>
-        </w:rPr>
-        <w:t>.</w:t>
-      </w:r>
-    </w:p>
-    <w:p>
-      <w:pPr>
-        <w:rPr>
-          <w:sz w:val="20"/>
-          <w:szCs w:val="20"/>
-        </w:rPr>
-      </w:pPr>
-      <w:r>
-        <w:rPr>
-          <w:sz w:val="20"/>
-          <w:szCs w:val="20"/>
-        </w:rPr>
-        <w:t xml:space="preserve"> </w:t>
-      </w:r>
-    </w:p>
-    <w:p>
-      <w:pPr>
-        <w:rPr>
-          <w:rFonts w:ascii="Tahoma" w:eastAsia="Tahoma" w:hAnsi="Tahoma" w:cs="Tahoma"/>
-          <w:sz w:val="20"/>
-          <w:szCs w:val="20"/>
-        </w:rPr>
-      </w:pPr>
-      <w:r>
-        <w:rPr>
-          <w:rFonts w:ascii="Tahoma" w:eastAsia="Tahoma" w:hAnsi="Tahoma" w:cs="Tahoma"/>
-          <w:b/>
-          <w:sz w:val="20"/>
-          <w:szCs w:val="20"/>
-          <w:u w:val="single"/>
-        </w:rPr>
-        <w:t>April 2012 - April 2014 – AppNexus, Inc, Consultant, Financial Data Analytics</w:t>
-      </w:r>
-      <w:r>
-        <w:rPr>
-          <w:rFonts w:ascii="Tahoma" w:eastAsia="Tahoma" w:hAnsi="Tahoma" w:cs="Tahoma"/>
-          <w:sz w:val="20"/>
-          <w:szCs w:val="20"/>
-        </w:rPr>
-        <w:t xml:space="preserve"> - </w:t>
-      </w:r>
-      <w:r>
-        <w:rPr>
-          <w:rFonts w:ascii="Tahoma" w:eastAsia="Tahoma" w:hAnsi="Tahoma" w:cs="Tahoma"/>
-          <w:sz w:val="20"/>
-          <w:szCs w:val="20"/>
-        </w:rPr>
-        <w:t xml:space="preserve">Designed and implemented a billing and reporting framework for processing trading data (~60TB/day) across 2000 clients with custom rules (43 thousand lines of python code, self-recoverable ETL processes, health-monitoring, auto-back-testing to validate both data and code). Designed business intelligence &amp; analytics systems (multiple reports, graphs, </w:t>
-      </w:r>
-      <w:r>
-        <w:rPr>
-          <w:rFonts w:ascii="Tahoma" w:eastAsia="Tahoma" w:hAnsi="Tahoma" w:cs="Tahoma"/>
-          <w:sz w:val="20"/>
-          <w:szCs w:val="20"/>
-        </w:rPr>
-        <w:t>a</w:t>
-      </w:r>
-      <w:r>
-        <w:rPr>
-          <w:rFonts w:ascii="Tahoma" w:eastAsia="Tahoma" w:hAnsi="Tahoma" w:cs="Tahoma"/>
-          <w:sz w:val="20"/>
-          <w:szCs w:val="20"/>
-        </w:rPr>
-        <w:t>nalytics database</w:t>
-      </w:r>
-      <w:r>
-        <w:rPr>
-          <w:rFonts w:ascii="Tahoma" w:eastAsia="Tahoma" w:hAnsi="Tahoma" w:cs="Tahoma"/>
-          <w:sz w:val="20"/>
-          <w:szCs w:val="20"/>
-        </w:rPr>
-        <w:t xml:space="preserve"> - </w:t>
-      </w:r>
-      <w:r>
-        <w:rPr>
-          <w:rFonts w:ascii="Tahoma" w:eastAsia="Tahoma" w:hAnsi="Tahoma" w:cs="Tahoma"/>
-          <w:sz w:val="20"/>
-          <w:szCs w:val="20"/>
-        </w:rPr>
-        <w:t>MySQL</w:t>
-      </w:r>
-      <w:r>
-        <w:rPr>
-          <w:rFonts w:ascii="Tahoma" w:eastAsia="Tahoma" w:hAnsi="Tahoma" w:cs="Tahoma"/>
-          <w:sz w:val="20"/>
-          <w:szCs w:val="20"/>
-        </w:rPr>
-        <w:t xml:space="preserve">). Linux, Python, Pandas, Vertica, </w:t>
-      </w:r>
-      <w:proofErr w:type="spellStart"/>
-      <w:r>
-        <w:rPr>
-          <w:rFonts w:ascii="Tahoma" w:eastAsia="Tahoma" w:hAnsi="Tahoma" w:cs="Tahoma"/>
-          <w:sz w:val="20"/>
-          <w:szCs w:val="20"/>
-        </w:rPr>
-        <w:t>Mysql</w:t>
-      </w:r>
-      <w:proofErr w:type="spellEnd"/>
-      <w:r>
-        <w:rPr>
-          <w:rFonts w:ascii="Tahoma" w:eastAsia="Tahoma" w:hAnsi="Tahoma" w:cs="Tahoma"/>
-          <w:sz w:val="20"/>
-          <w:szCs w:val="20"/>
-        </w:rPr>
-        <w:t>, Hadoop, Hive, Git</w:t>
-      </w:r>
-      <w:r>
-        <w:rPr>
-          <w:rFonts w:ascii="Tahoma" w:eastAsia="Tahoma" w:hAnsi="Tahoma" w:cs="Tahoma"/>
-          <w:sz w:val="20"/>
-          <w:szCs w:val="20"/>
-        </w:rPr>
-        <w:t xml:space="preserve">. </w:t>
-      </w:r>
-      <w:r>
-        <w:rPr>
-          <w:rFonts w:ascii="Tahoma" w:eastAsia="Tahoma" w:hAnsi="Tahoma" w:cs="Tahoma"/>
-          <w:sz w:val="20"/>
-          <w:szCs w:val="20"/>
-        </w:rPr>
-        <w:t xml:space="preserve">Reduced data extraction time for 30 </w:t>
-      </w:r>
-      <w:proofErr w:type="spellStart"/>
-      <w:r>
-        <w:rPr>
-          <w:rFonts w:ascii="Tahoma" w:eastAsia="Tahoma" w:hAnsi="Tahoma" w:cs="Tahoma"/>
-          <w:sz w:val="20"/>
-          <w:szCs w:val="20"/>
-        </w:rPr>
-        <w:t>Bln</w:t>
-      </w:r>
-      <w:proofErr w:type="spellEnd"/>
-      <w:r>
-        <w:rPr>
-          <w:rFonts w:ascii="Tahoma" w:eastAsia="Tahoma" w:hAnsi="Tahoma" w:cs="Tahoma"/>
-          <w:sz w:val="20"/>
-          <w:szCs w:val="20"/>
-        </w:rPr>
-        <w:t xml:space="preserve"> data rows from 3 hours to 7 minutes.</w:t>
-      </w:r>
-      <w:r>
-        <w:rPr>
-          <w:rFonts w:ascii="Tahoma" w:eastAsia="Tahoma" w:hAnsi="Tahoma" w:cs="Tahoma"/>
-          <w:sz w:val="20"/>
-          <w:szCs w:val="20"/>
-        </w:rPr>
-        <w:t xml:space="preserve"> </w:t>
-      </w:r>
-      <w:r>
-        <w:rPr>
-          <w:rFonts w:ascii="Tahoma" w:eastAsia="Tahoma" w:hAnsi="Tahoma" w:cs="Tahoma"/>
-          <w:sz w:val="20"/>
-          <w:szCs w:val="20"/>
-        </w:rPr>
-        <w:t>Trained and managed a team of developers</w:t>
-      </w:r>
-      <w:r>
-        <w:rPr>
-          <w:rFonts w:ascii="Tahoma" w:eastAsia="Tahoma" w:hAnsi="Tahoma" w:cs="Tahoma"/>
-          <w:sz w:val="20"/>
-          <w:szCs w:val="20"/>
-        </w:rPr>
-        <w:t>.</w:t>
-      </w:r>
-      <w:r>
-        <w:rPr>
-          <w:rFonts w:ascii="Tahoma" w:eastAsia="Tahoma" w:hAnsi="Tahoma" w:cs="Tahoma"/>
-          <w:sz w:val="20"/>
-          <w:szCs w:val="20"/>
-        </w:rPr>
-        <w:t xml:space="preserve"> Taught courses on python/pandas</w:t>
-      </w:r>
-      <w:r>
-        <w:rPr>
-          <w:rFonts w:ascii="Tahoma" w:eastAsia="Tahoma" w:hAnsi="Tahoma" w:cs="Tahoma"/>
-          <w:sz w:val="20"/>
-          <w:szCs w:val="20"/>
-        </w:rPr>
-        <w:t>/database/analytics.</w:t>
-      </w:r>
-    </w:p>
-    <w:p>
-      <w:pPr>
-        <w:rPr>
-          <w:sz w:val="20"/>
-          <w:szCs w:val="20"/>
-        </w:rPr>
-      </w:pPr>
-    </w:p>
-    <w:p>
-      <w:pPr>
-        <w:rPr>
-          <w:rFonts w:ascii="Tahoma" w:eastAsia="Tahoma" w:hAnsi="Tahoma" w:cs="Tahoma"/>
-          <w:sz w:val="20"/>
-          <w:szCs w:val="20"/>
-        </w:rPr>
-      </w:pPr>
-      <w:r>
-        <w:rPr>
-          <w:rFonts w:ascii="Tahoma" w:eastAsia="Tahoma" w:hAnsi="Tahoma" w:cs="Tahoma"/>
-          <w:b/>
-          <w:sz w:val="20"/>
-          <w:szCs w:val="20"/>
-          <w:u w:val="single"/>
-        </w:rPr>
-        <w:t>1994-20</w:t>
-      </w:r>
-      <w:r>
-        <w:rPr>
-          <w:rFonts w:ascii="Tahoma" w:eastAsia="Tahoma" w:hAnsi="Tahoma" w:cs="Tahoma"/>
-          <w:b/>
-          <w:sz w:val="20"/>
-          <w:szCs w:val="20"/>
-          <w:u w:val="single"/>
-        </w:rPr>
-        <w:t>12</w:t>
-      </w:r>
-      <w:r>
-        <w:rPr>
-          <w:rFonts w:ascii="Tahoma" w:eastAsia="Tahoma" w:hAnsi="Tahoma" w:cs="Tahoma"/>
-          <w:b/>
-          <w:sz w:val="20"/>
-          <w:szCs w:val="20"/>
-          <w:u w:val="single"/>
-        </w:rPr>
-        <w:t xml:space="preserve"> - multiple "Wall Street" consulting projects (Waterhouse Securities, Cantor Fitzgerald/</w:t>
-      </w:r>
-      <w:proofErr w:type="spellStart"/>
-      <w:r>
-        <w:rPr>
-          <w:rFonts w:ascii="Tahoma" w:eastAsia="Tahoma" w:hAnsi="Tahoma" w:cs="Tahoma"/>
-          <w:b/>
-          <w:sz w:val="20"/>
-          <w:szCs w:val="20"/>
-          <w:u w:val="single"/>
-        </w:rPr>
-        <w:t>Espeed</w:t>
-      </w:r>
-      <w:proofErr w:type="spellEnd"/>
-      <w:r>
-        <w:rPr>
-          <w:rFonts w:ascii="Tahoma" w:eastAsia="Tahoma" w:hAnsi="Tahoma" w:cs="Tahoma"/>
-          <w:b/>
-          <w:sz w:val="20"/>
-          <w:szCs w:val="20"/>
-          <w:u w:val="single"/>
-        </w:rPr>
-        <w:t>,</w:t>
-      </w:r>
-      <w:r>
-        <w:rPr>
-          <w:rFonts w:ascii="Tahoma" w:eastAsia="Tahoma" w:hAnsi="Tahoma" w:cs="Tahoma"/>
-          <w:b/>
-          <w:sz w:val="20"/>
-          <w:szCs w:val="20"/>
-        </w:rPr>
-        <w:t xml:space="preserve"> Morgan Stanley, Goldman Sachs, CSFB, JPMorgan Chase, Merrill Lynch, HSBC, Citigroup, </w:t>
-      </w:r>
-      <w:proofErr w:type="spellStart"/>
-      <w:r>
-        <w:rPr>
-          <w:rFonts w:ascii="Tahoma" w:eastAsia="Tahoma" w:hAnsi="Tahoma" w:cs="Tahoma"/>
-          <w:b/>
-          <w:sz w:val="20"/>
-          <w:szCs w:val="20"/>
-        </w:rPr>
-        <w:t>WorldQuant</w:t>
-      </w:r>
-      <w:proofErr w:type="spellEnd"/>
-      <w:r>
-        <w:rPr>
-          <w:rFonts w:ascii="Tahoma" w:eastAsia="Tahoma" w:hAnsi="Tahoma" w:cs="Tahoma"/>
-          <w:b/>
-          <w:sz w:val="20"/>
-          <w:szCs w:val="20"/>
-        </w:rPr>
-        <w:t>)</w:t>
-      </w:r>
-      <w:r>
-        <w:rPr>
-          <w:rFonts w:ascii="Tahoma" w:eastAsia="Tahoma" w:hAnsi="Tahoma" w:cs="Tahoma"/>
-          <w:sz w:val="20"/>
-          <w:szCs w:val="20"/>
-        </w:rPr>
-        <w:t xml:space="preserve"> - Data Processing and Analytics using Unix, Perl, SQL (Sybase, DB2, MySQL), data preparation, migration, ETL (Extract, Transform, Load), Web design (HTML, CSS, </w:t>
-      </w:r>
-      <w:proofErr w:type="spellStart"/>
-      <w:r>
-        <w:rPr>
-          <w:rFonts w:ascii="Tahoma" w:eastAsia="Tahoma" w:hAnsi="Tahoma" w:cs="Tahoma"/>
-          <w:sz w:val="20"/>
-          <w:szCs w:val="20"/>
-        </w:rPr>
-        <w:t>Javascript</w:t>
-      </w:r>
-      <w:proofErr w:type="spellEnd"/>
-      <w:r>
-        <w:rPr>
-          <w:rFonts w:ascii="Tahoma" w:eastAsia="Tahoma" w:hAnsi="Tahoma" w:cs="Tahoma"/>
-          <w:sz w:val="20"/>
-          <w:szCs w:val="20"/>
-        </w:rPr>
-        <w:t xml:space="preserve">). Also C, C++, Java, </w:t>
+      <w:r>
+        <w:rPr>
+          <w:rFonts w:ascii="Tahoma" w:eastAsia="Tahoma" w:hAnsi="Tahoma" w:cs="Tahoma"/>
+          <w:sz w:val="20"/>
+          <w:szCs w:val="20"/>
+        </w:rPr>
+        <w:t>C</w:t>
+      </w:r>
+      <w:r>
+        <w:rPr>
+          <w:rFonts w:ascii="Tahoma" w:eastAsia="Tahoma" w:hAnsi="Tahoma" w:cs="Tahoma"/>
+          <w:sz w:val="20"/>
+          <w:szCs w:val="20"/>
+        </w:rPr>
+        <w:t>/</w:t>
+      </w:r>
+      <w:r>
+        <w:rPr>
+          <w:rFonts w:ascii="Tahoma" w:eastAsia="Tahoma" w:hAnsi="Tahoma" w:cs="Tahoma"/>
+          <w:sz w:val="20"/>
+          <w:szCs w:val="20"/>
+        </w:rPr>
+        <w:t xml:space="preserve">C++, Java, </w:t>
       </w:r>
       <w:proofErr w:type="spellStart"/>
       <w:r>
@@ -3898,6 +4367,7 @@
       </w:hyperlink>
     </w:p>
     <w:sectPr>
+      <w:type w:val="continuous"/>
       <w:pgSz w:w="12240" w:h="15840"/>
       <w:pgMar w:top="432" w:right="1008" w:bottom="432" w:left="1008" w:header="720" w:footer="720" w:gutter="0"/>
       <w:pgNumType w:start="1"/>
@@ -4023,6 +4493,119 @@
     </w:lvl>
   </w:abstractNum>
   <w:abstractNum w:abstractNumId="1" w15:restartNumberingAfterBreak="0">
+    <w:nsid w:val="16BD7BBA"/>
+    <w:multiLevelType w:val="hybridMultilevel"/>
+    <w:tmpl w:val="C5D63538"/>
+    <w:lvl w:ilvl="0" w:tplc="04090001">
+      <w:start w:val="1"/>
+      <w:numFmt w:val="bullet"/>
+      <w:lvlText w:val=""/>
+      <w:lvlJc w:val="left"/>
+      <w:pPr>
+        <w:ind w:left="720" w:hanging="360"/>
+      </w:pPr>
+      <w:rPr>
+        <w:rFonts w:ascii="Symbol" w:hAnsi="Symbol" w:hint="default"/>
+      </w:rPr>
+    </w:lvl>
+    <w:lvl w:ilvl="1" w:tplc="04090003" w:tentative="1">
+      <w:start w:val="1"/>
+      <w:numFmt w:val="bullet"/>
+      <w:lvlText w:val="o"/>
+      <w:lvlJc w:val="left"/>
+      <w:pPr>
+        <w:ind w:left="1440" w:hanging="360"/>
+      </w:pPr>
+      <w:rPr>
+        <w:rFonts w:ascii="Courier New" w:hAnsi="Courier New" w:hint="default"/>
+      </w:rPr>
+    </w:lvl>
+    <w:lvl w:ilvl="2" w:tplc="04090005" w:tentative="1">
+      <w:start w:val="1"/>
+      <w:numFmt w:val="bullet"/>
+      <w:lvlText w:val=""/>
+      <w:lvlJc w:val="left"/>
+      <w:pPr>
+        <w:ind w:left="2160" w:hanging="360"/>
+      </w:pPr>
+      <w:rPr>
+        <w:rFonts w:ascii="Wingdings" w:hAnsi="Wingdings" w:hint="default"/>
+      </w:rPr>
+    </w:lvl>
+    <w:lvl w:ilvl="3" w:tplc="04090001" w:tentative="1">
+      <w:start w:val="1"/>
+      <w:numFmt w:val="bullet"/>
+      <w:lvlText w:val=""/>
+      <w:lvlJc w:val="left"/>
+      <w:pPr>
+        <w:ind w:left="2880" w:hanging="360"/>
+      </w:pPr>
+      <w:rPr>
+        <w:rFonts w:ascii="Symbol" w:hAnsi="Symbol" w:hint="default"/>
+      </w:rPr>
+    </w:lvl>
+    <w:lvl w:ilvl="4" w:tplc="04090003" w:tentative="1">
+      <w:start w:val="1"/>
+      <w:numFmt w:val="bullet"/>
+      <w:lvlText w:val="o"/>
+      <w:lvlJc w:val="left"/>
+      <w:pPr>
+        <w:ind w:left="3600" w:hanging="360"/>
+      </w:pPr>
+      <w:rPr>
+        <w:rFonts w:ascii="Courier New" w:hAnsi="Courier New" w:hint="default"/>
+      </w:rPr>
+    </w:lvl>
+    <w:lvl w:ilvl="5" w:tplc="04090005" w:tentative="1">
+      <w:start w:val="1"/>
+      <w:numFmt w:val="bullet"/>
+      <w:lvlText w:val=""/>
+      <w:lvlJc w:val="left"/>
+      <w:pPr>
+        <w:ind w:left="4320" w:hanging="360"/>
+      </w:pPr>
+      <w:rPr>
+        <w:rFonts w:ascii="Wingdings" w:hAnsi="Wingdings" w:hint="default"/>
+      </w:rPr>
+    </w:lvl>
+    <w:lvl w:ilvl="6" w:tplc="04090001" w:tentative="1">
+      <w:start w:val="1"/>
+      <w:numFmt w:val="bullet"/>
+      <w:lvlText w:val=""/>
+      <w:lvlJc w:val="left"/>
+      <w:pPr>
+        <w:ind w:left="5040" w:hanging="360"/>
+      </w:pPr>
+      <w:rPr>
+        <w:rFonts w:ascii="Symbol" w:hAnsi="Symbol" w:hint="default"/>
+      </w:rPr>
+    </w:lvl>
+    <w:lvl w:ilvl="7" w:tplc="04090003" w:tentative="1">
+      <w:start w:val="1"/>
+      <w:numFmt w:val="bullet"/>
+      <w:lvlText w:val="o"/>
+      <w:lvlJc w:val="left"/>
+      <w:pPr>
+        <w:ind w:left="5760" w:hanging="360"/>
+      </w:pPr>
+      <w:rPr>
+        <w:rFonts w:ascii="Courier New" w:hAnsi="Courier New" w:hint="default"/>
+      </w:rPr>
+    </w:lvl>
+    <w:lvl w:ilvl="8" w:tplc="04090005" w:tentative="1">
+      <w:start w:val="1"/>
+      <w:numFmt w:val="bullet"/>
+      <w:lvlText w:val=""/>
+      <w:lvlJc w:val="left"/>
+      <w:pPr>
+        <w:ind w:left="6480" w:hanging="360"/>
+      </w:pPr>
+      <w:rPr>
+        <w:rFonts w:ascii="Wingdings" w:hAnsi="Wingdings" w:hint="default"/>
+      </w:rPr>
+    </w:lvl>
+  </w:abstractNum>
+  <w:abstractNum w:abstractNumId="2" w15:restartNumberingAfterBreak="0">
     <w:nsid w:val="18441FB7"/>
     <w:multiLevelType w:val="multilevel"/>
     <w:tmpl w:val="F0F46986"/>
@@ -4135,7 +4718,7 @@
       </w:rPr>
     </w:lvl>
   </w:abstractNum>
-  <w:abstractNum w:abstractNumId="2" w15:restartNumberingAfterBreak="0">
+  <w:abstractNum w:abstractNumId="3" w15:restartNumberingAfterBreak="0">
     <w:nsid w:val="27EF3098"/>
     <w:multiLevelType w:val="multilevel"/>
     <w:tmpl w:val="EB108414"/>
@@ -4248,7 +4831,7 @@
       </w:rPr>
     </w:lvl>
   </w:abstractNum>
-  <w:abstractNum w:abstractNumId="3" w15:restartNumberingAfterBreak="0">
+  <w:abstractNum w:abstractNumId="4" w15:restartNumberingAfterBreak="0">
     <w:nsid w:val="482D3ACE"/>
     <w:multiLevelType w:val="multilevel"/>
     <w:tmpl w:val="61662410"/>
@@ -4361,7 +4944,7 @@
       </w:rPr>
     </w:lvl>
   </w:abstractNum>
-  <w:abstractNum w:abstractNumId="4" w15:restartNumberingAfterBreak="0">
+  <w:abstractNum w:abstractNumId="5" w15:restartNumberingAfterBreak="0">
     <w:nsid w:val="4B182171"/>
     <w:multiLevelType w:val="multilevel"/>
     <w:tmpl w:val="67801F28"/>
@@ -4474,7 +5057,7 @@
       </w:rPr>
     </w:lvl>
   </w:abstractNum>
-  <w:abstractNum w:abstractNumId="5" w15:restartNumberingAfterBreak="0">
+  <w:abstractNum w:abstractNumId="6" w15:restartNumberingAfterBreak="0">
     <w:nsid w:val="4CF35748"/>
     <w:multiLevelType w:val="multilevel"/>
     <w:tmpl w:val="712E61A4"/>
@@ -4587,7 +5170,7 @@
       </w:rPr>
     </w:lvl>
   </w:abstractNum>
-  <w:abstractNum w:abstractNumId="6" w15:restartNumberingAfterBreak="0">
+  <w:abstractNum w:abstractNumId="7" w15:restartNumberingAfterBreak="0">
     <w:nsid w:val="4FD15CE4"/>
     <w:multiLevelType w:val="multilevel"/>
     <w:tmpl w:val="E2661CF4"/>
@@ -4700,7 +5283,7 @@
       </w:rPr>
     </w:lvl>
   </w:abstractNum>
-  <w:abstractNum w:abstractNumId="7" w15:restartNumberingAfterBreak="0">
+  <w:abstractNum w:abstractNumId="8" w15:restartNumberingAfterBreak="0">
     <w:nsid w:val="61605A9F"/>
     <w:multiLevelType w:val="multilevel"/>
     <w:tmpl w:val="A648879A"/>
@@ -4813,29 +5396,148 @@
       </w:rPr>
     </w:lvl>
   </w:abstractNum>
+  <w:abstractNum w:abstractNumId="9" w15:restartNumberingAfterBreak="0">
+    <w:nsid w:val="76E20EE4"/>
+    <w:multiLevelType w:val="hybridMultilevel"/>
+    <w:tmpl w:val="CB5C23C4"/>
+    <w:lvl w:ilvl="0" w:tplc="04090001">
+      <w:start w:val="1"/>
+      <w:numFmt w:val="bullet"/>
+      <w:lvlText w:val=""/>
+      <w:lvlJc w:val="left"/>
+      <w:pPr>
+        <w:ind w:left="720" w:hanging="360"/>
+      </w:pPr>
+      <w:rPr>
+        <w:rFonts w:ascii="Symbol" w:hAnsi="Symbol" w:hint="default"/>
+      </w:rPr>
+    </w:lvl>
+    <w:lvl w:ilvl="1" w:tplc="04090003" w:tentative="1">
+      <w:start w:val="1"/>
+      <w:numFmt w:val="bullet"/>
+      <w:lvlText w:val="o"/>
+      <w:lvlJc w:val="left"/>
+      <w:pPr>
+        <w:ind w:left="1440" w:hanging="360"/>
+      </w:pPr>
+      <w:rPr>
+        <w:rFonts w:ascii="Courier New" w:hAnsi="Courier New" w:hint="default"/>
+      </w:rPr>
+    </w:lvl>
+    <w:lvl w:ilvl="2" w:tplc="04090005" w:tentative="1">
+      <w:start w:val="1"/>
+      <w:numFmt w:val="bullet"/>
+      <w:lvlText w:val=""/>
+      <w:lvlJc w:val="left"/>
+      <w:pPr>
+        <w:ind w:left="2160" w:hanging="360"/>
+      </w:pPr>
+      <w:rPr>
+        <w:rFonts w:ascii="Wingdings" w:hAnsi="Wingdings" w:hint="default"/>
+      </w:rPr>
+    </w:lvl>
+    <w:lvl w:ilvl="3" w:tplc="04090001" w:tentative="1">
+      <w:start w:val="1"/>
+      <w:numFmt w:val="bullet"/>
+      <w:lvlText w:val=""/>
+      <w:lvlJc w:val="left"/>
+      <w:pPr>
+        <w:ind w:left="2880" w:hanging="360"/>
+      </w:pPr>
+      <w:rPr>
+        <w:rFonts w:ascii="Symbol" w:hAnsi="Symbol" w:hint="default"/>
+      </w:rPr>
+    </w:lvl>
+    <w:lvl w:ilvl="4" w:tplc="04090003" w:tentative="1">
+      <w:start w:val="1"/>
+      <w:numFmt w:val="bullet"/>
+      <w:lvlText w:val="o"/>
+      <w:lvlJc w:val="left"/>
+      <w:pPr>
+        <w:ind w:left="3600" w:hanging="360"/>
+      </w:pPr>
+      <w:rPr>
+        <w:rFonts w:ascii="Courier New" w:hAnsi="Courier New" w:hint="default"/>
+      </w:rPr>
+    </w:lvl>
+    <w:lvl w:ilvl="5" w:tplc="04090005" w:tentative="1">
+      <w:start w:val="1"/>
+      <w:numFmt w:val="bullet"/>
+      <w:lvlText w:val=""/>
+      <w:lvlJc w:val="left"/>
+      <w:pPr>
+        <w:ind w:left="4320" w:hanging="360"/>
+      </w:pPr>
+      <w:rPr>
+        <w:rFonts w:ascii="Wingdings" w:hAnsi="Wingdings" w:hint="default"/>
+      </w:rPr>
+    </w:lvl>
+    <w:lvl w:ilvl="6" w:tplc="04090001" w:tentative="1">
+      <w:start w:val="1"/>
+      <w:numFmt w:val="bullet"/>
+      <w:lvlText w:val=""/>
+      <w:lvlJc w:val="left"/>
+      <w:pPr>
+        <w:ind w:left="5040" w:hanging="360"/>
+      </w:pPr>
+      <w:rPr>
+        <w:rFonts w:ascii="Symbol" w:hAnsi="Symbol" w:hint="default"/>
+      </w:rPr>
+    </w:lvl>
+    <w:lvl w:ilvl="7" w:tplc="04090003" w:tentative="1">
+      <w:start w:val="1"/>
+      <w:numFmt w:val="bullet"/>
+      <w:lvlText w:val="o"/>
+      <w:lvlJc w:val="left"/>
+      <w:pPr>
+        <w:ind w:left="5760" w:hanging="360"/>
+      </w:pPr>
+      <w:rPr>
+        <w:rFonts w:ascii="Courier New" w:hAnsi="Courier New" w:hint="default"/>
+      </w:rPr>
+    </w:lvl>
+    <w:lvl w:ilvl="8" w:tplc="04090005" w:tentative="1">
+      <w:start w:val="1"/>
+      <w:numFmt w:val="bullet"/>
+      <w:lvlText w:val=""/>
+      <w:lvlJc w:val="left"/>
+      <w:pPr>
+        <w:ind w:left="6480" w:hanging="360"/>
+      </w:pPr>
+      <w:rPr>
+        <w:rFonts w:ascii="Wingdings" w:hAnsi="Wingdings" w:hint="default"/>
+      </w:rPr>
+    </w:lvl>
+  </w:abstractNum>
   <w:num w:numId="1" w16cid:durableId="283731497">
+    <w:abstractNumId w:val="3"/>
+  </w:num>
+  <w:num w:numId="2" w16cid:durableId="615329580">
+    <w:abstractNumId w:val="4"/>
+  </w:num>
+  <w:num w:numId="3" w16cid:durableId="573396469">
+    <w:abstractNumId w:val="8"/>
+  </w:num>
+  <w:num w:numId="4" w16cid:durableId="2121223892">
+    <w:abstractNumId w:val="5"/>
+  </w:num>
+  <w:num w:numId="5" w16cid:durableId="1698002261">
+    <w:abstractNumId w:val="6"/>
+  </w:num>
+  <w:num w:numId="6" w16cid:durableId="2093575181">
     <w:abstractNumId w:val="2"/>
   </w:num>
-  <w:num w:numId="2" w16cid:durableId="615329580">
-    <w:abstractNumId w:val="3"/>
-  </w:num>
-  <w:num w:numId="3" w16cid:durableId="573396469">
+  <w:num w:numId="7" w16cid:durableId="805708773">
     <w:abstractNumId w:val="7"/>
-  </w:num>
-  <w:num w:numId="4" w16cid:durableId="2121223892">
-    <w:abstractNumId w:val="4"/>
-  </w:num>
-  <w:num w:numId="5" w16cid:durableId="1698002261">
-    <w:abstractNumId w:val="5"/>
-  </w:num>
-  <w:num w:numId="6" w16cid:durableId="2093575181">
-    <w:abstractNumId w:val="1"/>
-  </w:num>
-  <w:num w:numId="7" w16cid:durableId="805708773">
-    <w:abstractNumId w:val="6"/>
   </w:num>
   <w:num w:numId="8" w16cid:durableId="1158225485">
     <w:abstractNumId w:val="0"/>
+  </w:num>
+  <w:num w:numId="9" w16cid:durableId="1024136476">
+    <w:abstractNumId w:val="1"/>
+  </w:num>
+  <w:num w:numId="10" w16cid:durableId="1882471594">
+    <w:abstractNumId w:val="9"/>
   </w:num>
 </w:numbering>
 </file>

--- a/LevSelector_resume.docx
+++ b/LevSelector_resume.docx
@@ -516,47 +516,7 @@
           <w:sz w:val="20"/>
           <w:szCs w:val="20"/>
         </w:rPr>
-        <w:t xml:space="preserve">from </w:t>
-      </w:r>
-      <w:r>
-        <w:rPr>
-          <w:rFonts w:ascii="Tahoma" w:eastAsia="Tahoma" w:hAnsi="Tahoma" w:cs="Tahoma"/>
-          <w:sz w:val="20"/>
-          <w:szCs w:val="20"/>
-        </w:rPr>
-        <w:t xml:space="preserve">requirements </w:t>
-      </w:r>
-      <w:r>
-        <w:rPr>
-          <w:rFonts w:ascii="Tahoma" w:eastAsia="Tahoma" w:hAnsi="Tahoma" w:cs="Tahoma"/>
-          <w:sz w:val="20"/>
-          <w:szCs w:val="20"/>
-        </w:rPr>
-        <w:t xml:space="preserve">and </w:t>
-      </w:r>
-      <w:r>
-        <w:rPr>
-          <w:rFonts w:ascii="Tahoma" w:eastAsia="Tahoma" w:hAnsi="Tahoma" w:cs="Tahoma"/>
-          <w:sz w:val="20"/>
-          <w:szCs w:val="20"/>
-        </w:rPr>
-        <w:t xml:space="preserve">planning </w:t>
-      </w:r>
-      <w:r>
-        <w:rPr>
-          <w:rFonts w:ascii="Tahoma" w:eastAsia="Tahoma" w:hAnsi="Tahoma" w:cs="Tahoma"/>
-          <w:sz w:val="20"/>
-          <w:szCs w:val="20"/>
-        </w:rPr>
-        <w:t xml:space="preserve">to </w:t>
-      </w:r>
-      <w:r>
-        <w:rPr>
-          <w:rFonts w:ascii="Tahoma" w:eastAsia="Tahoma" w:hAnsi="Tahoma" w:cs="Tahoma"/>
-          <w:sz w:val="20"/>
-          <w:szCs w:val="20"/>
-        </w:rPr>
-        <w:t xml:space="preserve">architecture &amp; </w:t>
+        <w:t xml:space="preserve">from requirements and planning to architecture &amp; </w:t>
       </w:r>
       <w:proofErr w:type="gramStart"/>
       <w:r>
@@ -588,39 +548,7 @@
           <w:sz w:val="20"/>
           <w:szCs w:val="20"/>
         </w:rPr>
-        <w:t xml:space="preserve">Experience in different areas - </w:t>
-      </w:r>
-      <w:r>
-        <w:rPr>
-          <w:rFonts w:ascii="Tahoma" w:eastAsia="Tahoma" w:hAnsi="Tahoma" w:cs="Tahoma"/>
-          <w:sz w:val="20"/>
-          <w:szCs w:val="20"/>
-        </w:rPr>
-        <w:t>Financial, Advertising, e-Commerce, Media</w:t>
-      </w:r>
-      <w:r>
-        <w:rPr>
-          <w:rFonts w:ascii="Tahoma" w:eastAsia="Tahoma" w:hAnsi="Tahoma" w:cs="Tahoma"/>
-          <w:sz w:val="20"/>
-          <w:szCs w:val="20"/>
-        </w:rPr>
-        <w:t xml:space="preserve">, </w:t>
-      </w:r>
-      <w:r>
-        <w:rPr>
-          <w:rFonts w:ascii="Tahoma" w:eastAsia="Tahoma" w:hAnsi="Tahoma" w:cs="Tahoma"/>
-          <w:sz w:val="20"/>
-          <w:szCs w:val="20"/>
-        </w:rPr>
-        <w:t>Publishing</w:t>
-      </w:r>
-      <w:r>
-        <w:rPr>
-          <w:rFonts w:ascii="Tahoma" w:eastAsia="Tahoma" w:hAnsi="Tahoma" w:cs="Tahoma"/>
-          <w:sz w:val="20"/>
-          <w:szCs w:val="20"/>
-        </w:rPr>
-        <w:t>, Crypto</w:t>
+        <w:t>Experience in different areas - Financial, Advertising, e-Commerce, Media, Publishing, Crypto</w:t>
       </w:r>
     </w:p>
     <w:p>
@@ -650,15 +578,7 @@
           <w:sz w:val="20"/>
           <w:szCs w:val="20"/>
         </w:rPr>
-        <w:t xml:space="preserve">on clouds (AWS, Azure, GCP) and on-prem, </w:t>
-      </w:r>
-      <w:r>
-        <w:rPr>
-          <w:rFonts w:ascii="Tahoma" w:eastAsia="Tahoma" w:hAnsi="Tahoma" w:cs="Tahoma"/>
-          <w:sz w:val="20"/>
-          <w:szCs w:val="20"/>
-        </w:rPr>
-        <w:t xml:space="preserve">ETL, </w:t>
+        <w:t xml:space="preserve">on clouds (AWS, Azure, GCP) and on-prem, ETL, </w:t>
       </w:r>
       <w:r>
         <w:rPr>
@@ -1706,15 +1626,7 @@
           <w:sz w:val="20"/>
           <w:szCs w:val="20"/>
         </w:rPr>
-        <w:t xml:space="preserve">, </w:t>
-      </w:r>
-      <w:r>
-        <w:rPr>
-          <w:rFonts w:ascii="Tahoma" w:eastAsia="Tahoma" w:hAnsi="Tahoma" w:cs="Tahoma"/>
-          <w:sz w:val="20"/>
-          <w:szCs w:val="20"/>
-        </w:rPr>
-        <w:t xml:space="preserve">Apache </w:t>
+        <w:t xml:space="preserve">, Apache </w:t>
       </w:r>
       <w:proofErr w:type="spellStart"/>
       <w:r>
@@ -2580,41 +2492,330 @@
           <w:sz w:val="20"/>
           <w:szCs w:val="20"/>
         </w:rPr>
-        <w:t>.</w:t>
-      </w:r>
-      <w:r>
-        <w:rPr>
-          <w:rFonts w:ascii="Tahoma" w:eastAsia="Tahoma" w:hAnsi="Tahoma" w:cs="Tahoma"/>
+        <w:t xml:space="preserve">. </w:t>
+      </w:r>
+      <w:r>
+        <w:rPr>
+          <w:rFonts w:ascii="Tahoma" w:eastAsia="Tahoma" w:hAnsi="Tahoma" w:cs="Tahoma"/>
+          <w:sz w:val="20"/>
+          <w:szCs w:val="20"/>
+        </w:rPr>
+        <w:t xml:space="preserve">Azure SQL Data Warehouse, Python, Nginx web server, </w:t>
+      </w:r>
+      <w:proofErr w:type="spellStart"/>
+      <w:r>
+        <w:rPr>
+          <w:rFonts w:ascii="Tahoma" w:eastAsia="Tahoma" w:hAnsi="Tahoma" w:cs="Tahoma"/>
+          <w:sz w:val="20"/>
+          <w:szCs w:val="20"/>
+        </w:rPr>
+        <w:t>Gunicorn</w:t>
+      </w:r>
+      <w:proofErr w:type="spellEnd"/>
+      <w:r>
+        <w:rPr>
+          <w:rFonts w:ascii="Tahoma" w:eastAsia="Tahoma" w:hAnsi="Tahoma" w:cs="Tahoma"/>
+          <w:sz w:val="20"/>
+          <w:szCs w:val="20"/>
+        </w:rPr>
+        <w:t xml:space="preserve"> gateway server, Scikit-learn, Random Forest, </w:t>
+      </w:r>
+      <w:proofErr w:type="spellStart"/>
+      <w:r>
+        <w:rPr>
+          <w:rFonts w:ascii="Tahoma" w:eastAsia="Tahoma" w:hAnsi="Tahoma" w:cs="Tahoma"/>
+          <w:sz w:val="20"/>
+          <w:szCs w:val="20"/>
+        </w:rPr>
+        <w:t>XGBoost</w:t>
+      </w:r>
+      <w:proofErr w:type="spellEnd"/>
+      <w:r>
+        <w:rPr>
+          <w:rFonts w:ascii="Tahoma" w:eastAsia="Tahoma" w:hAnsi="Tahoma" w:cs="Tahoma"/>
+          <w:sz w:val="20"/>
+          <w:szCs w:val="20"/>
+        </w:rPr>
+        <w:t>, H2O</w:t>
+      </w:r>
+      <w:r>
+        <w:rPr>
+          <w:rFonts w:ascii="Tahoma" w:eastAsia="Tahoma" w:hAnsi="Tahoma" w:cs="Tahoma"/>
+          <w:sz w:val="20"/>
+          <w:szCs w:val="20"/>
+        </w:rPr>
+        <w:t>.ai</w:t>
+      </w:r>
+      <w:r>
+        <w:rPr>
+          <w:rFonts w:ascii="Tahoma" w:eastAsia="Tahoma" w:hAnsi="Tahoma" w:cs="Tahoma"/>
+          <w:sz w:val="20"/>
+          <w:szCs w:val="20"/>
+        </w:rPr>
+        <w:t>)</w:t>
+      </w:r>
+    </w:p>
+    <w:p>
+      <w:pPr>
+        <w:rPr>
+          <w:sz w:val="20"/>
+          <w:szCs w:val="20"/>
+        </w:rPr>
+      </w:pPr>
+    </w:p>
+    <w:p>
+      <w:pPr>
+        <w:rPr>
+          <w:rFonts w:ascii="Tahoma" w:eastAsia="Tahoma" w:hAnsi="Tahoma" w:cs="Tahoma"/>
+          <w:sz w:val="20"/>
+          <w:szCs w:val="20"/>
+        </w:rPr>
+      </w:pPr>
+      <w:r>
+        <w:rPr>
+          <w:rFonts w:ascii="Tahoma" w:eastAsia="Tahoma" w:hAnsi="Tahoma" w:cs="Tahoma"/>
+          <w:b/>
+          <w:sz w:val="20"/>
+          <w:szCs w:val="20"/>
+          <w:u w:val="single"/>
+        </w:rPr>
+        <w:t xml:space="preserve">June 2018 – </w:t>
+      </w:r>
+      <w:r>
+        <w:rPr>
+          <w:rFonts w:ascii="Tahoma" w:eastAsia="Tahoma" w:hAnsi="Tahoma" w:cs="Tahoma"/>
+          <w:b/>
+          <w:sz w:val="20"/>
+          <w:szCs w:val="20"/>
+          <w:u w:val="single"/>
+        </w:rPr>
+        <w:t>December 2018</w:t>
+      </w:r>
+      <w:r>
+        <w:rPr>
+          <w:rFonts w:ascii="Tahoma" w:eastAsia="Tahoma" w:hAnsi="Tahoma" w:cs="Tahoma"/>
+          <w:b/>
+          <w:sz w:val="20"/>
+          <w:szCs w:val="20"/>
+          <w:u w:val="single"/>
+        </w:rPr>
+        <w:t xml:space="preserve"> – </w:t>
+      </w:r>
+      <w:r>
+        <w:rPr>
+          <w:rFonts w:ascii="Tahoma" w:eastAsia="Tahoma" w:hAnsi="Tahoma" w:cs="Tahoma"/>
+          <w:b/>
+          <w:sz w:val="20"/>
+          <w:szCs w:val="20"/>
+          <w:u w:val="single"/>
+        </w:rPr>
+        <w:t>Senior Data Scientist at Vanguard Group</w:t>
+      </w:r>
+      <w:r>
+        <w:rPr>
+          <w:rFonts w:ascii="Tahoma" w:eastAsia="Tahoma" w:hAnsi="Tahoma" w:cs="Tahoma"/>
+          <w:b/>
+          <w:sz w:val="20"/>
+          <w:szCs w:val="20"/>
+          <w:u w:val="single"/>
+        </w:rPr>
+        <w:t xml:space="preserve"> via </w:t>
+      </w:r>
+      <w:r>
+        <w:rPr>
+          <w:rFonts w:ascii="Tahoma" w:eastAsia="Tahoma" w:hAnsi="Tahoma" w:cs="Tahoma"/>
+          <w:b/>
+          <w:sz w:val="20"/>
+          <w:szCs w:val="20"/>
+          <w:u w:val="single"/>
+        </w:rPr>
+        <w:t>Tata Consulting Services</w:t>
+      </w:r>
+      <w:r>
+        <w:rPr>
+          <w:rFonts w:ascii="Tahoma" w:eastAsia="Tahoma" w:hAnsi="Tahoma" w:cs="Tahoma"/>
+          <w:sz w:val="20"/>
+          <w:szCs w:val="20"/>
+        </w:rPr>
+        <w:t xml:space="preserve"> - Machine Learning and Artificial Intelligence, Scikit-Learn, AWS </w:t>
+      </w:r>
+      <w:proofErr w:type="spellStart"/>
+      <w:r>
+        <w:rPr>
+          <w:rFonts w:ascii="Tahoma" w:eastAsia="Tahoma" w:hAnsi="Tahoma" w:cs="Tahoma"/>
+          <w:sz w:val="20"/>
+          <w:szCs w:val="20"/>
+        </w:rPr>
+        <w:t>SageMaker</w:t>
+      </w:r>
+      <w:proofErr w:type="spellEnd"/>
+      <w:r>
+        <w:rPr>
+          <w:rFonts w:ascii="Tahoma" w:eastAsia="Tahoma" w:hAnsi="Tahoma" w:cs="Tahoma"/>
+          <w:sz w:val="20"/>
+          <w:szCs w:val="20"/>
+        </w:rPr>
+        <w:t xml:space="preserve">. </w:t>
+      </w:r>
+      <w:r>
+        <w:rPr>
+          <w:rFonts w:ascii="Tahoma" w:eastAsia="Tahoma" w:hAnsi="Tahoma" w:cs="Tahoma"/>
+          <w:sz w:val="20"/>
+          <w:szCs w:val="20"/>
+        </w:rPr>
+        <w:t xml:space="preserve">Designed architecture for data migration into the cloud (AWS) for analytics, developed </w:t>
+      </w:r>
+      <w:r>
+        <w:rPr>
+          <w:rFonts w:ascii="Tahoma" w:eastAsia="Tahoma" w:hAnsi="Tahoma" w:cs="Tahoma"/>
+          <w:sz w:val="20"/>
+          <w:szCs w:val="20"/>
+        </w:rPr>
+        <w:t>data structures and lambda functions</w:t>
+      </w:r>
+      <w:r>
+        <w:rPr>
+          <w:rFonts w:ascii="Tahoma" w:eastAsia="Tahoma" w:hAnsi="Tahoma" w:cs="Tahoma"/>
+          <w:sz w:val="20"/>
+          <w:szCs w:val="20"/>
+        </w:rPr>
+        <w:t xml:space="preserve">. Managed deployment. </w:t>
+      </w:r>
+      <w:r>
+        <w:rPr>
+          <w:rFonts w:ascii="Tahoma" w:eastAsia="Tahoma" w:hAnsi="Tahoma" w:cs="Tahoma"/>
+          <w:sz w:val="20"/>
+          <w:szCs w:val="20"/>
+        </w:rPr>
+        <w:t xml:space="preserve">Trained a team in </w:t>
+      </w:r>
+      <w:r>
+        <w:rPr>
+          <w:rFonts w:ascii="Tahoma" w:eastAsia="Tahoma" w:hAnsi="Tahoma" w:cs="Tahoma"/>
+          <w:sz w:val="20"/>
+          <w:szCs w:val="20"/>
+        </w:rPr>
+        <w:t>M</w:t>
+      </w:r>
+      <w:r>
+        <w:rPr>
+          <w:rFonts w:ascii="Tahoma" w:eastAsia="Tahoma" w:hAnsi="Tahoma" w:cs="Tahoma"/>
+          <w:sz w:val="20"/>
+          <w:szCs w:val="20"/>
+        </w:rPr>
+        <w:t>L</w:t>
+      </w:r>
+      <w:r>
+        <w:rPr>
+          <w:rFonts w:ascii="Tahoma" w:eastAsia="Tahoma" w:hAnsi="Tahoma" w:cs="Tahoma"/>
+          <w:sz w:val="20"/>
+          <w:szCs w:val="20"/>
+        </w:rPr>
+        <w:t xml:space="preserve"> and AI</w:t>
+      </w:r>
+      <w:r>
+        <w:rPr>
+          <w:rFonts w:ascii="Tahoma" w:eastAsia="Tahoma" w:hAnsi="Tahoma" w:cs="Tahoma"/>
+          <w:sz w:val="20"/>
+          <w:szCs w:val="20"/>
+        </w:rPr>
+        <w:t xml:space="preserve"> (hands-on and lectures)</w:t>
+      </w:r>
+      <w:r>
+        <w:rPr>
+          <w:rFonts w:ascii="Tahoma" w:eastAsia="Tahoma" w:hAnsi="Tahoma" w:cs="Tahoma"/>
+          <w:sz w:val="20"/>
+          <w:szCs w:val="20"/>
+        </w:rPr>
+        <w:t xml:space="preserve">. </w:t>
+      </w:r>
+      <w:r>
+        <w:rPr>
+          <w:rFonts w:ascii="Tahoma" w:eastAsia="Tahoma" w:hAnsi="Tahoma" w:cs="Tahoma"/>
+          <w:sz w:val="20"/>
+          <w:szCs w:val="20"/>
+        </w:rPr>
+        <w:t>Built models for cybersecurity &amp; anomaly detection</w:t>
+      </w:r>
+      <w:r>
+        <w:rPr>
+          <w:rFonts w:ascii="Tahoma" w:eastAsia="Tahoma" w:hAnsi="Tahoma" w:cs="Tahoma"/>
+          <w:sz w:val="20"/>
+          <w:szCs w:val="20"/>
+        </w:rPr>
+        <w:t xml:space="preserve">. </w:t>
+      </w:r>
+    </w:p>
+    <w:p>
+      <w:pPr>
+        <w:rPr>
+          <w:sz w:val="20"/>
+          <w:szCs w:val="20"/>
+        </w:rPr>
+      </w:pPr>
+      <w:r>
+        <w:rPr>
           <w:sz w:val="20"/>
           <w:szCs w:val="20"/>
         </w:rPr>
         <w:t xml:space="preserve"> </w:t>
       </w:r>
-      <w:r>
-        <w:rPr>
-          <w:rFonts w:ascii="Tahoma" w:eastAsia="Tahoma" w:hAnsi="Tahoma" w:cs="Tahoma"/>
-          <w:sz w:val="20"/>
-          <w:szCs w:val="20"/>
-        </w:rPr>
-        <w:t xml:space="preserve">Azure SQL Data Warehouse, Python, Nginx web server, </w:t>
+    </w:p>
+    <w:p>
+      <w:pPr>
+        <w:rPr>
+          <w:rFonts w:ascii="Tahoma" w:eastAsia="Tahoma" w:hAnsi="Tahoma" w:cs="Tahoma"/>
+          <w:sz w:val="20"/>
+          <w:szCs w:val="20"/>
+        </w:rPr>
+      </w:pPr>
+      <w:r>
+        <w:rPr>
+          <w:rFonts w:ascii="Tahoma" w:eastAsia="Tahoma" w:hAnsi="Tahoma" w:cs="Tahoma"/>
+          <w:b/>
+          <w:sz w:val="20"/>
+          <w:szCs w:val="20"/>
+          <w:u w:val="single"/>
+        </w:rPr>
+        <w:t xml:space="preserve">June 2017 – June 2018 – </w:t>
       </w:r>
       <w:proofErr w:type="spellStart"/>
       <w:r>
         <w:rPr>
           <w:rFonts w:ascii="Tahoma" w:eastAsia="Tahoma" w:hAnsi="Tahoma" w:cs="Tahoma"/>
-          <w:sz w:val="20"/>
-          <w:szCs w:val="20"/>
-        </w:rPr>
-        <w:t>Gunicorn</w:t>
+          <w:b/>
+          <w:sz w:val="20"/>
+          <w:szCs w:val="20"/>
+          <w:u w:val="single"/>
+        </w:rPr>
+        <w:t>Selectorweb</w:t>
       </w:r>
       <w:proofErr w:type="spellEnd"/>
       <w:r>
         <w:rPr>
           <w:rFonts w:ascii="Tahoma" w:eastAsia="Tahoma" w:hAnsi="Tahoma" w:cs="Tahoma"/>
-          <w:sz w:val="20"/>
-          <w:szCs w:val="20"/>
-        </w:rPr>
-        <w:t xml:space="preserve"> gateway server, Scikit-learn, Random Forest, </w:t>
+          <w:b/>
+          <w:sz w:val="20"/>
+          <w:szCs w:val="20"/>
+          <w:u w:val="single"/>
+        </w:rPr>
+        <w:t>, consulting projects</w:t>
+      </w:r>
+      <w:r>
+        <w:rPr>
+          <w:rFonts w:ascii="Tahoma" w:eastAsia="Tahoma" w:hAnsi="Tahoma" w:cs="Tahoma"/>
+          <w:sz w:val="20"/>
+          <w:szCs w:val="20"/>
+        </w:rPr>
+        <w:t xml:space="preserve"> </w:t>
+      </w:r>
+      <w:r>
+        <w:rPr>
+          <w:rFonts w:ascii="Tahoma" w:eastAsia="Tahoma" w:hAnsi="Tahoma" w:cs="Tahoma"/>
+          <w:sz w:val="20"/>
+          <w:szCs w:val="20"/>
+        </w:rPr>
+        <w:t xml:space="preserve">(Clients: Galvanize, </w:t>
       </w:r>
       <w:proofErr w:type="spellStart"/>
       <w:r>
@@ -2623,7 +2824,7 @@
           <w:sz w:val="20"/>
           <w:szCs w:val="20"/>
         </w:rPr>
-        <w:t>XGBoost</w:t>
+        <w:t>SaleZoom</w:t>
       </w:r>
       <w:proofErr w:type="spellEnd"/>
       <w:r>
@@ -2632,316 +2833,7 @@
           <w:sz w:val="20"/>
           <w:szCs w:val="20"/>
         </w:rPr>
-        <w:t>, H2O</w:t>
-      </w:r>
-      <w:r>
-        <w:rPr>
-          <w:rFonts w:ascii="Tahoma" w:eastAsia="Tahoma" w:hAnsi="Tahoma" w:cs="Tahoma"/>
-          <w:sz w:val="20"/>
-          <w:szCs w:val="20"/>
-        </w:rPr>
-        <w:t>.ai</w:t>
-      </w:r>
-      <w:r>
-        <w:rPr>
-          <w:rFonts w:ascii="Tahoma" w:eastAsia="Tahoma" w:hAnsi="Tahoma" w:cs="Tahoma"/>
-          <w:sz w:val="20"/>
-          <w:szCs w:val="20"/>
-        </w:rPr>
-        <w:t>)</w:t>
-      </w:r>
-    </w:p>
-    <w:p>
-      <w:pPr>
-        <w:rPr>
-          <w:sz w:val="20"/>
-          <w:szCs w:val="20"/>
-        </w:rPr>
-      </w:pPr>
-    </w:p>
-    <w:p>
-      <w:pPr>
-        <w:rPr>
-          <w:rFonts w:ascii="Tahoma" w:eastAsia="Tahoma" w:hAnsi="Tahoma" w:cs="Tahoma"/>
-          <w:sz w:val="20"/>
-          <w:szCs w:val="20"/>
-        </w:rPr>
-      </w:pPr>
-      <w:r>
-        <w:rPr>
-          <w:rFonts w:ascii="Tahoma" w:eastAsia="Tahoma" w:hAnsi="Tahoma" w:cs="Tahoma"/>
-          <w:b/>
-          <w:sz w:val="20"/>
-          <w:szCs w:val="20"/>
-          <w:u w:val="single"/>
-        </w:rPr>
-        <w:t xml:space="preserve">June 2018 – </w:t>
-      </w:r>
-      <w:r>
-        <w:rPr>
-          <w:rFonts w:ascii="Tahoma" w:eastAsia="Tahoma" w:hAnsi="Tahoma" w:cs="Tahoma"/>
-          <w:b/>
-          <w:sz w:val="20"/>
-          <w:szCs w:val="20"/>
-          <w:u w:val="single"/>
-        </w:rPr>
-        <w:t>December 2018</w:t>
-      </w:r>
-      <w:r>
-        <w:rPr>
-          <w:rFonts w:ascii="Tahoma" w:eastAsia="Tahoma" w:hAnsi="Tahoma" w:cs="Tahoma"/>
-          <w:b/>
-          <w:sz w:val="20"/>
-          <w:szCs w:val="20"/>
-          <w:u w:val="single"/>
-        </w:rPr>
-        <w:t xml:space="preserve"> – Tata Consulting Services, Senior Data Scientist</w:t>
-      </w:r>
-      <w:r>
-        <w:rPr>
-          <w:rFonts w:ascii="Tahoma" w:eastAsia="Tahoma" w:hAnsi="Tahoma" w:cs="Tahoma"/>
-          <w:sz w:val="20"/>
-          <w:szCs w:val="20"/>
-        </w:rPr>
-        <w:t xml:space="preserve"> - Machine Learning and Artificial Intelligence, Scikit-Learn, AWS </w:t>
-      </w:r>
-      <w:proofErr w:type="spellStart"/>
-      <w:r>
-        <w:rPr>
-          <w:rFonts w:ascii="Tahoma" w:eastAsia="Tahoma" w:hAnsi="Tahoma" w:cs="Tahoma"/>
-          <w:sz w:val="20"/>
-          <w:szCs w:val="20"/>
-        </w:rPr>
-        <w:t>SageMaker</w:t>
-      </w:r>
-      <w:proofErr w:type="spellEnd"/>
-      <w:r>
-        <w:rPr>
-          <w:rFonts w:ascii="Tahoma" w:eastAsia="Tahoma" w:hAnsi="Tahoma" w:cs="Tahoma"/>
-          <w:sz w:val="20"/>
-          <w:szCs w:val="20"/>
-        </w:rPr>
-        <w:t xml:space="preserve">. </w:t>
-      </w:r>
-      <w:r>
-        <w:rPr>
-          <w:rFonts w:ascii="Tahoma" w:eastAsia="Tahoma" w:hAnsi="Tahoma" w:cs="Tahoma"/>
-          <w:sz w:val="20"/>
-          <w:szCs w:val="20"/>
-        </w:rPr>
-        <w:t xml:space="preserve">Trained a team in </w:t>
-      </w:r>
-      <w:r>
-        <w:rPr>
-          <w:rFonts w:ascii="Tahoma" w:eastAsia="Tahoma" w:hAnsi="Tahoma" w:cs="Tahoma"/>
-          <w:sz w:val="20"/>
-          <w:szCs w:val="20"/>
-        </w:rPr>
-        <w:t>Machine Learning and AI</w:t>
-      </w:r>
-      <w:r>
-        <w:rPr>
-          <w:rFonts w:ascii="Tahoma" w:eastAsia="Tahoma" w:hAnsi="Tahoma" w:cs="Tahoma"/>
-          <w:sz w:val="20"/>
-          <w:szCs w:val="20"/>
-        </w:rPr>
-        <w:t>. Prepared and delivered a course</w:t>
-      </w:r>
-      <w:r>
-        <w:rPr>
-          <w:rFonts w:ascii="Tahoma" w:eastAsia="Tahoma" w:hAnsi="Tahoma" w:cs="Tahoma"/>
-          <w:sz w:val="20"/>
-          <w:szCs w:val="20"/>
-        </w:rPr>
-        <w:t xml:space="preserve"> on ML &amp; AI</w:t>
-      </w:r>
-      <w:r>
-        <w:rPr>
-          <w:rFonts w:ascii="Tahoma" w:eastAsia="Tahoma" w:hAnsi="Tahoma" w:cs="Tahoma"/>
-          <w:sz w:val="20"/>
-          <w:szCs w:val="20"/>
-        </w:rPr>
-        <w:t xml:space="preserve"> (12 lectures)</w:t>
-      </w:r>
-      <w:r>
-        <w:rPr>
-          <w:rFonts w:ascii="Tahoma" w:eastAsia="Tahoma" w:hAnsi="Tahoma" w:cs="Tahoma"/>
-          <w:sz w:val="20"/>
-          <w:szCs w:val="20"/>
-        </w:rPr>
-        <w:t xml:space="preserve">. </w:t>
-      </w:r>
-      <w:r>
-        <w:rPr>
-          <w:rFonts w:ascii="Tahoma" w:eastAsia="Tahoma" w:hAnsi="Tahoma" w:cs="Tahoma"/>
-          <w:sz w:val="20"/>
-          <w:szCs w:val="20"/>
-        </w:rPr>
-        <w:t>Built models for cybersecurity &amp; anomaly detection</w:t>
-      </w:r>
-      <w:r>
-        <w:rPr>
-          <w:rFonts w:ascii="Tahoma" w:eastAsia="Tahoma" w:hAnsi="Tahoma" w:cs="Tahoma"/>
-          <w:sz w:val="20"/>
-          <w:szCs w:val="20"/>
-        </w:rPr>
-        <w:t>. D</w:t>
-      </w:r>
-      <w:r>
-        <w:rPr>
-          <w:rFonts w:ascii="Tahoma" w:eastAsia="Tahoma" w:hAnsi="Tahoma" w:cs="Tahoma"/>
-          <w:sz w:val="20"/>
-          <w:szCs w:val="20"/>
-        </w:rPr>
-        <w:t xml:space="preserve">esigned architecture for </w:t>
-      </w:r>
-      <w:r>
-        <w:rPr>
-          <w:rFonts w:ascii="Tahoma" w:eastAsia="Tahoma" w:hAnsi="Tahoma" w:cs="Tahoma"/>
-          <w:sz w:val="20"/>
-          <w:szCs w:val="20"/>
-        </w:rPr>
-        <w:t xml:space="preserve">data migration </w:t>
-      </w:r>
-      <w:r>
-        <w:rPr>
-          <w:rFonts w:ascii="Tahoma" w:eastAsia="Tahoma" w:hAnsi="Tahoma" w:cs="Tahoma"/>
-          <w:sz w:val="20"/>
-          <w:szCs w:val="20"/>
-        </w:rPr>
-        <w:t>into the cloud (AWS) for analytics</w:t>
-      </w:r>
-      <w:r>
-        <w:rPr>
-          <w:rFonts w:ascii="Tahoma" w:eastAsia="Tahoma" w:hAnsi="Tahoma" w:cs="Tahoma"/>
-          <w:sz w:val="20"/>
-          <w:szCs w:val="20"/>
-        </w:rPr>
-        <w:t xml:space="preserve">, developed </w:t>
-      </w:r>
-      <w:r>
-        <w:rPr>
-          <w:rFonts w:ascii="Tahoma" w:eastAsia="Tahoma" w:hAnsi="Tahoma" w:cs="Tahoma"/>
-          <w:sz w:val="20"/>
-          <w:szCs w:val="20"/>
-        </w:rPr>
-        <w:t xml:space="preserve">data structures and lambda </w:t>
-      </w:r>
-      <w:proofErr w:type="gramStart"/>
-      <w:r>
-        <w:rPr>
-          <w:rFonts w:ascii="Tahoma" w:eastAsia="Tahoma" w:hAnsi="Tahoma" w:cs="Tahoma"/>
-          <w:sz w:val="20"/>
-          <w:szCs w:val="20"/>
-        </w:rPr>
-        <w:t>functions</w:t>
-      </w:r>
-      <w:proofErr w:type="gramEnd"/>
-    </w:p>
-    <w:p>
-      <w:pPr>
-        <w:rPr>
-          <w:sz w:val="20"/>
-          <w:szCs w:val="20"/>
-        </w:rPr>
-      </w:pPr>
-      <w:r>
-        <w:rPr>
-          <w:sz w:val="20"/>
-          <w:szCs w:val="20"/>
-        </w:rPr>
-        <w:t xml:space="preserve"> </w:t>
-      </w:r>
-    </w:p>
-    <w:p>
-      <w:pPr>
-        <w:rPr>
-          <w:rFonts w:ascii="Tahoma" w:eastAsia="Tahoma" w:hAnsi="Tahoma" w:cs="Tahoma"/>
-          <w:sz w:val="20"/>
-          <w:szCs w:val="20"/>
-        </w:rPr>
-      </w:pPr>
-      <w:r>
-        <w:rPr>
-          <w:rFonts w:ascii="Tahoma" w:eastAsia="Tahoma" w:hAnsi="Tahoma" w:cs="Tahoma"/>
-          <w:b/>
-          <w:sz w:val="20"/>
-          <w:szCs w:val="20"/>
-          <w:u w:val="single"/>
-        </w:rPr>
-        <w:t xml:space="preserve">June 2017 – June 2018 – </w:t>
-      </w:r>
-      <w:proofErr w:type="spellStart"/>
-      <w:r>
-        <w:rPr>
-          <w:rFonts w:ascii="Tahoma" w:eastAsia="Tahoma" w:hAnsi="Tahoma" w:cs="Tahoma"/>
-          <w:b/>
-          <w:sz w:val="20"/>
-          <w:szCs w:val="20"/>
-          <w:u w:val="single"/>
-        </w:rPr>
-        <w:t>Selectorweb</w:t>
-      </w:r>
-      <w:proofErr w:type="spellEnd"/>
-      <w:r>
-        <w:rPr>
-          <w:rFonts w:ascii="Tahoma" w:eastAsia="Tahoma" w:hAnsi="Tahoma" w:cs="Tahoma"/>
-          <w:b/>
-          <w:sz w:val="20"/>
-          <w:szCs w:val="20"/>
-          <w:u w:val="single"/>
-        </w:rPr>
-        <w:t>, consulting projects</w:t>
-      </w:r>
-      <w:r>
-        <w:rPr>
-          <w:rFonts w:ascii="Tahoma" w:eastAsia="Tahoma" w:hAnsi="Tahoma" w:cs="Tahoma"/>
-          <w:sz w:val="20"/>
-          <w:szCs w:val="20"/>
-        </w:rPr>
-        <w:t xml:space="preserve"> </w:t>
-      </w:r>
-      <w:r>
-        <w:rPr>
-          <w:rFonts w:ascii="Tahoma" w:eastAsia="Tahoma" w:hAnsi="Tahoma" w:cs="Tahoma"/>
-          <w:sz w:val="20"/>
-          <w:szCs w:val="20"/>
-        </w:rPr>
-        <w:t>(</w:t>
-      </w:r>
-      <w:r>
-        <w:rPr>
-          <w:rFonts w:ascii="Tahoma" w:eastAsia="Tahoma" w:hAnsi="Tahoma" w:cs="Tahoma"/>
-          <w:sz w:val="20"/>
-          <w:szCs w:val="20"/>
-        </w:rPr>
-        <w:t xml:space="preserve">Clients: Galvanize, </w:t>
-      </w:r>
-      <w:proofErr w:type="spellStart"/>
-      <w:r>
-        <w:rPr>
-          <w:rFonts w:ascii="Tahoma" w:eastAsia="Tahoma" w:hAnsi="Tahoma" w:cs="Tahoma"/>
-          <w:sz w:val="20"/>
-          <w:szCs w:val="20"/>
-        </w:rPr>
-        <w:t>SaleZoom</w:t>
-      </w:r>
-      <w:proofErr w:type="spellEnd"/>
-      <w:r>
-        <w:rPr>
-          <w:rFonts w:ascii="Tahoma" w:eastAsia="Tahoma" w:hAnsi="Tahoma" w:cs="Tahoma"/>
-          <w:sz w:val="20"/>
-          <w:szCs w:val="20"/>
-        </w:rPr>
-        <w:t>, JKCF</w:t>
-      </w:r>
-      <w:r>
-        <w:rPr>
-          <w:rFonts w:ascii="Tahoma" w:eastAsia="Tahoma" w:hAnsi="Tahoma" w:cs="Tahoma"/>
-          <w:sz w:val="20"/>
-          <w:szCs w:val="20"/>
-        </w:rPr>
-        <w:t xml:space="preserve">) - </w:t>
+        <w:t xml:space="preserve">, JKCF) - </w:t>
       </w:r>
     </w:p>
     <w:p>
@@ -2966,15 +2858,7 @@
           <w:sz w:val="20"/>
           <w:szCs w:val="20"/>
         </w:rPr>
-        <w:t>working with imbalanced data</w:t>
-      </w:r>
-      <w:r>
-        <w:rPr>
-          <w:rFonts w:ascii="Tahoma" w:eastAsia="Tahoma" w:hAnsi="Tahoma" w:cs="Tahoma"/>
-          <w:sz w:val="20"/>
-          <w:szCs w:val="20"/>
-        </w:rPr>
-        <w:t xml:space="preserve">, </w:t>
+        <w:t xml:space="preserve">working with imbalanced data, </w:t>
       </w:r>
       <w:r>
         <w:rPr>
@@ -3545,7 +3429,7 @@
           <w:sz w:val="20"/>
           <w:szCs w:val="20"/>
         </w:rPr>
-        <w:t>Waterhouse Securities</w:t>
+        <w:t>Goldman Sachs</w:t>
       </w:r>
     </w:p>
     <w:p>
@@ -3561,34 +3445,14 @@
           <w:szCs w:val="20"/>
         </w:rPr>
       </w:pPr>
-      <w:proofErr w:type="spellStart"/>
-      <w:r>
-        <w:rPr>
-          <w:rFonts w:ascii="Tahoma" w:eastAsia="Tahoma" w:hAnsi="Tahoma" w:cs="Tahoma"/>
-          <w:sz w:val="20"/>
-          <w:szCs w:val="20"/>
-        </w:rPr>
-        <w:t>CantorFitzgerald</w:t>
-      </w:r>
-      <w:proofErr w:type="spellEnd"/>
-      <w:r>
-        <w:rPr>
-          <w:rFonts w:ascii="Tahoma" w:eastAsia="Tahoma" w:hAnsi="Tahoma" w:cs="Tahoma"/>
-          <w:sz w:val="20"/>
-          <w:szCs w:val="20"/>
-        </w:rPr>
-        <w:t>/</w:t>
-      </w:r>
-      <w:proofErr w:type="spellStart"/>
-      <w:r>
-        <w:rPr>
-          <w:rFonts w:ascii="Tahoma" w:eastAsia="Tahoma" w:hAnsi="Tahoma" w:cs="Tahoma"/>
-          <w:sz w:val="20"/>
-          <w:szCs w:val="20"/>
-        </w:rPr>
-        <w:t>Espeed</w:t>
-      </w:r>
-      <w:proofErr w:type="spellEnd"/>
+      <w:r>
+        <w:rPr>
+          <w:rFonts w:ascii="Tahoma" w:eastAsia="Tahoma" w:hAnsi="Tahoma" w:cs="Tahoma"/>
+          <w:sz w:val="20"/>
+          <w:szCs w:val="20"/>
+        </w:rPr>
+        <w:t xml:space="preserve">Morgan Stanley </w:t>
+      </w:r>
     </w:p>
     <w:p>
       <w:pPr>
@@ -3609,7 +3473,7 @@
           <w:sz w:val="20"/>
           <w:szCs w:val="20"/>
         </w:rPr>
-        <w:t xml:space="preserve">Morgan Stanley </w:t>
+        <w:t>JPMorgan Chase</w:t>
       </w:r>
     </w:p>
     <w:p>
@@ -3631,7 +3495,7 @@
           <w:sz w:val="20"/>
           <w:szCs w:val="20"/>
         </w:rPr>
-        <w:t>Goldman Sachs</w:t>
+        <w:t>Citigroup</w:t>
       </w:r>
     </w:p>
     <w:p>
@@ -3653,7 +3517,7 @@
           <w:sz w:val="20"/>
           <w:szCs w:val="20"/>
         </w:rPr>
-        <w:t>CSFB</w:t>
+        <w:t>Merrill Lynch</w:t>
       </w:r>
     </w:p>
     <w:p>
@@ -3675,7 +3539,7 @@
           <w:sz w:val="20"/>
           <w:szCs w:val="20"/>
         </w:rPr>
-        <w:t>JPMorgan Chase</w:t>
+        <w:t>Waterhouse Securities</w:t>
       </w:r>
     </w:p>
     <w:p>
@@ -3691,14 +3555,34 @@
           <w:szCs w:val="20"/>
         </w:rPr>
       </w:pPr>
-      <w:r>
-        <w:rPr>
-          <w:rFonts w:ascii="Tahoma" w:eastAsia="Tahoma" w:hAnsi="Tahoma" w:cs="Tahoma"/>
-          <w:sz w:val="20"/>
-          <w:szCs w:val="20"/>
-        </w:rPr>
-        <w:t>Merrill Lynch</w:t>
-      </w:r>
+      <w:proofErr w:type="spellStart"/>
+      <w:r>
+        <w:rPr>
+          <w:rFonts w:ascii="Tahoma" w:eastAsia="Tahoma" w:hAnsi="Tahoma" w:cs="Tahoma"/>
+          <w:sz w:val="20"/>
+          <w:szCs w:val="20"/>
+        </w:rPr>
+        <w:t>CantorFitzgerald</w:t>
+      </w:r>
+      <w:proofErr w:type="spellEnd"/>
+      <w:r>
+        <w:rPr>
+          <w:rFonts w:ascii="Tahoma" w:eastAsia="Tahoma" w:hAnsi="Tahoma" w:cs="Tahoma"/>
+          <w:sz w:val="20"/>
+          <w:szCs w:val="20"/>
+        </w:rPr>
+        <w:t>/</w:t>
+      </w:r>
+      <w:proofErr w:type="spellStart"/>
+      <w:r>
+        <w:rPr>
+          <w:rFonts w:ascii="Tahoma" w:eastAsia="Tahoma" w:hAnsi="Tahoma" w:cs="Tahoma"/>
+          <w:sz w:val="20"/>
+          <w:szCs w:val="20"/>
+        </w:rPr>
+        <w:t>Espeed</w:t>
+      </w:r>
+      <w:proofErr w:type="spellEnd"/>
     </w:p>
     <w:p>
       <w:pPr>
@@ -3719,7 +3603,7 @@
           <w:sz w:val="20"/>
           <w:szCs w:val="20"/>
         </w:rPr>
-        <w:t>HSBC</w:t>
+        <w:t>CSFB</w:t>
       </w:r>
     </w:p>
     <w:p>
@@ -3741,7 +3625,7 @@
           <w:sz w:val="20"/>
           <w:szCs w:val="20"/>
         </w:rPr>
-        <w:t>Citigroup</w:t>
+        <w:t>HSBC</w:t>
       </w:r>
     </w:p>
     <w:p>
@@ -5399,7 +5283,7 @@
   <w:abstractNum w:abstractNumId="9" w15:restartNumberingAfterBreak="0">
     <w:nsid w:val="76E20EE4"/>
     <w:multiLevelType w:val="hybridMultilevel"/>
-    <w:tmpl w:val="CB5C23C4"/>
+    <w:tmpl w:val="97983314"/>
     <w:lvl w:ilvl="0" w:tplc="04090001">
       <w:start w:val="1"/>
       <w:numFmt w:val="bullet"/>

--- a/LevSelector_resume.docx
+++ b/LevSelector_resume.docx
@@ -12,140 +12,6 @@
           <w:szCs w:val="20"/>
         </w:rPr>
       </w:pPr>
-      <w:r>
-        <w:rPr>
-          <w:noProof/>
-        </w:rPr>
-        <w:drawing>
-          <wp:anchor distT="0" distB="0" distL="114300" distR="114300" simplePos="0" relativeHeight="251659264" behindDoc="0" locked="0" layoutInCell="1" allowOverlap="1" wp14:anchorId="2EF25BC7" wp14:editId="54B4F610">
-            <wp:simplePos x="0" y="0"/>
-            <wp:positionH relativeFrom="column">
-              <wp:posOffset>5925820</wp:posOffset>
-            </wp:positionH>
-            <wp:positionV relativeFrom="paragraph">
-              <wp:posOffset>144779</wp:posOffset>
-            </wp:positionV>
-            <wp:extent cx="609600" cy="916501"/>
-            <wp:effectExtent l="0" t="0" r="0" b="0"/>
-            <wp:wrapNone/>
-            <wp:docPr id="1890048040" name="Picture 2" descr="AI Product Manager: Building Tomorrow"/>
-            <wp:cNvGraphicFramePr>
-              <a:graphicFrameLocks xmlns:a="http://schemas.openxmlformats.org/drawingml/2006/main" noChangeAspect="1"/>
-            </wp:cNvGraphicFramePr>
-            <a:graphic xmlns:a="http://schemas.openxmlformats.org/drawingml/2006/main">
-              <a:graphicData uri="http://schemas.openxmlformats.org/drawingml/2006/picture">
-                <pic:pic xmlns:pic="http://schemas.openxmlformats.org/drawingml/2006/picture">
-                  <pic:nvPicPr>
-                    <pic:cNvPr id="0" name="Picture 3" descr="AI Product Manager: Building Tomorrow"/>
-                    <pic:cNvPicPr>
-                      <a:picLocks noChangeAspect="1" noChangeArrowheads="1"/>
-                    </pic:cNvPicPr>
-                  </pic:nvPicPr>
-                  <pic:blipFill>
-                    <a:blip r:embed="rId5">
-                      <a:extLst>
-                        <a:ext uri="{28A0092B-C50C-407E-A947-70E740481C1C}">
-                          <a14:useLocalDpi xmlns:a14="http://schemas.microsoft.com/office/drawing/2010/main" val="0"/>
-                        </a:ext>
-                      </a:extLst>
-                    </a:blip>
-                    <a:srcRect/>
-                    <a:stretch>
-                      <a:fillRect/>
-                    </a:stretch>
-                  </pic:blipFill>
-                  <pic:spPr bwMode="auto">
-                    <a:xfrm>
-                      <a:off x="0" y="0"/>
-                      <a:ext cx="610780" cy="918274"/>
-                    </a:xfrm>
-                    <a:prstGeom prst="rect">
-                      <a:avLst/>
-                    </a:prstGeom>
-                    <a:noFill/>
-                    <a:ln>
-                      <a:noFill/>
-                    </a:ln>
-                  </pic:spPr>
-                </pic:pic>
-              </a:graphicData>
-            </a:graphic>
-            <wp14:sizeRelH relativeFrom="page">
-              <wp14:pctWidth>0</wp14:pctWidth>
-            </wp14:sizeRelH>
-            <wp14:sizeRelV relativeFrom="page">
-              <wp14:pctHeight>0</wp14:pctHeight>
-            </wp14:sizeRelV>
-          </wp:anchor>
-        </w:drawing>
-      </w:r>
-      <w:r>
-        <w:rPr>
-          <w:noProof/>
-        </w:rPr>
-        <w:drawing>
-          <wp:anchor distT="0" distB="0" distL="114300" distR="114300" simplePos="0" relativeHeight="251658240" behindDoc="0" locked="0" layoutInCell="1" allowOverlap="1" wp14:anchorId="09163881" wp14:editId="7C952253">
-            <wp:simplePos x="0" y="0"/>
-            <wp:positionH relativeFrom="column">
-              <wp:posOffset>5240020</wp:posOffset>
-            </wp:positionH>
-            <wp:positionV relativeFrom="paragraph">
-              <wp:posOffset>144780</wp:posOffset>
-            </wp:positionV>
-            <wp:extent cx="584024" cy="929527"/>
-            <wp:effectExtent l="0" t="0" r="635" b="0"/>
-            <wp:wrapNone/>
-            <wp:docPr id="258211525" name="Picture 1" descr="Artificial Intelligence In Business: Strategies That Work"/>
-            <wp:cNvGraphicFramePr>
-              <a:graphicFrameLocks xmlns:a="http://schemas.openxmlformats.org/drawingml/2006/main" noChangeAspect="1"/>
-            </wp:cNvGraphicFramePr>
-            <a:graphic xmlns:a="http://schemas.openxmlformats.org/drawingml/2006/main">
-              <a:graphicData uri="http://schemas.openxmlformats.org/drawingml/2006/picture">
-                <pic:pic xmlns:pic="http://schemas.openxmlformats.org/drawingml/2006/picture">
-                  <pic:nvPicPr>
-                    <pic:cNvPr id="0" name="Picture 1" descr="Artificial Intelligence In Business: Strategies That Work"/>
-                    <pic:cNvPicPr>
-                      <a:picLocks noChangeAspect="1" noChangeArrowheads="1"/>
-                    </pic:cNvPicPr>
-                  </pic:nvPicPr>
-                  <pic:blipFill>
-                    <a:blip r:embed="rId6">
-                      <a:extLst>
-                        <a:ext uri="{28A0092B-C50C-407E-A947-70E740481C1C}">
-                          <a14:useLocalDpi xmlns:a14="http://schemas.microsoft.com/office/drawing/2010/main" val="0"/>
-                        </a:ext>
-                      </a:extLst>
-                    </a:blip>
-                    <a:srcRect/>
-                    <a:stretch>
-                      <a:fillRect/>
-                    </a:stretch>
-                  </pic:blipFill>
-                  <pic:spPr bwMode="auto">
-                    <a:xfrm>
-                      <a:off x="0" y="0"/>
-                      <a:ext cx="588082" cy="935986"/>
-                    </a:xfrm>
-                    <a:prstGeom prst="rect">
-                      <a:avLst/>
-                    </a:prstGeom>
-                    <a:noFill/>
-                    <a:ln>
-                      <a:noFill/>
-                    </a:ln>
-                  </pic:spPr>
-                </pic:pic>
-              </a:graphicData>
-            </a:graphic>
-            <wp14:sizeRelH relativeFrom="page">
-              <wp14:pctWidth>0</wp14:pctWidth>
-            </wp14:sizeRelH>
-            <wp14:sizeRelV relativeFrom="page">
-              <wp14:pctHeight>0</wp14:pctHeight>
-            </wp14:sizeRelV>
-          </wp:anchor>
-        </w:drawing>
-      </w:r>
       <w:proofErr w:type="gramStart"/>
       <w:r>
         <w:rPr>
@@ -228,7 +94,7 @@
         </w:rPr>
         <w:t xml:space="preserve">- </w:t>
       </w:r>
-      <w:hyperlink r:id="rId7" w:history="1">
+      <w:hyperlink r:id="rId5" w:history="1">
         <w:r>
           <w:rPr>
             <w:rStyle w:val="Hyperlink"/>
@@ -264,7 +130,7 @@
         </w:rPr>
         <w:t xml:space="preserve">- </w:t>
       </w:r>
-      <w:hyperlink r:id="rId8" w:history="1">
+      <w:hyperlink r:id="rId6" w:history="1">
         <w:r>
           <w:rPr>
             <w:rStyle w:val="Hyperlink"/>
@@ -297,31 +163,47 @@
           <w:sz w:val="20"/>
           <w:szCs w:val="20"/>
         </w:rPr>
-        <w:t>4</w:t>
-      </w:r>
-      <w:r>
-        <w:rPr>
-          <w:rFonts w:ascii="Arial" w:hAnsi="Arial" w:cs="Arial"/>
-          <w:sz w:val="20"/>
-          <w:szCs w:val="20"/>
-        </w:rPr>
-        <w:t>.9</w:t>
-      </w:r>
-      <w:r>
-        <w:rPr>
-          <w:rFonts w:ascii="Arial" w:hAnsi="Arial" w:cs="Arial"/>
-          <w:sz w:val="20"/>
-          <w:szCs w:val="20"/>
-        </w:rPr>
-        <w:t xml:space="preserve">K subscribers, </w:t>
-      </w:r>
-      <w:r>
-        <w:rPr>
-          <w:rFonts w:ascii="Arial" w:hAnsi="Arial" w:cs="Arial"/>
-          <w:sz w:val="20"/>
-          <w:szCs w:val="20"/>
-        </w:rPr>
-        <w:t>240</w:t>
+        <w:t>6K</w:t>
+      </w:r>
+      <w:r>
+        <w:rPr>
+          <w:rFonts w:ascii="Arial" w:hAnsi="Arial" w:cs="Arial"/>
+          <w:sz w:val="20"/>
+          <w:szCs w:val="20"/>
+        </w:rPr>
+        <w:t>+</w:t>
+      </w:r>
+      <w:r>
+        <w:rPr>
+          <w:rFonts w:ascii="Arial" w:hAnsi="Arial" w:cs="Arial"/>
+          <w:sz w:val="20"/>
+          <w:szCs w:val="20"/>
+        </w:rPr>
+        <w:t xml:space="preserve"> subscribers</w:t>
+      </w:r>
+      <w:r>
+        <w:rPr>
+          <w:rFonts w:ascii="Arial" w:hAnsi="Arial" w:cs="Arial"/>
+          <w:sz w:val="20"/>
+          <w:szCs w:val="20"/>
+        </w:rPr>
+        <w:t xml:space="preserve">, </w:t>
+      </w:r>
+      <w:r>
+        <w:rPr>
+          <w:rFonts w:ascii="Arial" w:hAnsi="Arial" w:cs="Arial"/>
+          <w:sz w:val="20"/>
+          <w:szCs w:val="20"/>
+        </w:rPr>
+        <w:t>27</w:t>
+      </w:r>
+      <w:r>
+        <w:rPr>
+          <w:rFonts w:ascii="Arial" w:hAnsi="Arial" w:cs="Arial"/>
+          <w:sz w:val="20"/>
+          <w:szCs w:val="20"/>
+        </w:rPr>
+        <w:t>0+</w:t>
       </w:r>
       <w:r>
         <w:rPr>
@@ -348,7 +230,7 @@
         </w:rPr>
         <w:t xml:space="preserve">- </w:t>
       </w:r>
-      <w:hyperlink r:id="rId9" w:history="1">
+      <w:hyperlink r:id="rId7" w:history="1">
         <w:r>
           <w:rPr>
             <w:rStyle w:val="Hyperlink"/>
@@ -367,6 +249,190 @@
         </w:rPr>
         <w:t xml:space="preserve"> - many lectures, tutorials, code examples</w:t>
       </w:r>
+    </w:p>
+    <w:p>
+      <w:pPr>
+        <w:rPr>
+          <w:rFonts w:ascii="Arial" w:hAnsi="Arial" w:cs="Arial"/>
+          <w:sz w:val="20"/>
+          <w:szCs w:val="20"/>
+        </w:rPr>
+      </w:pPr>
+    </w:p>
+    <w:p>
+      <w:pPr>
+        <w:rPr>
+          <w:rFonts w:ascii="Arial" w:hAnsi="Arial" w:cs="Arial"/>
+          <w:sz w:val="20"/>
+          <w:szCs w:val="20"/>
+        </w:rPr>
+      </w:pPr>
+      <w:r>
+        <w:rPr>
+          <w:rFonts w:ascii="Arial" w:hAnsi="Arial" w:cs="Arial"/>
+          <w:sz w:val="20"/>
+          <w:szCs w:val="20"/>
+        </w:rPr>
+        <w:t xml:space="preserve">- </w:t>
+      </w:r>
+      <w:r>
+        <w:rPr>
+          <w:rFonts w:ascii="Arial" w:hAnsi="Arial" w:cs="Arial"/>
+          <w:sz w:val="20"/>
+          <w:szCs w:val="20"/>
+        </w:rPr>
+        <w:t>published four AI related business books on amazon</w:t>
+      </w:r>
+      <w:r>
+        <w:rPr>
+          <w:rFonts w:ascii="Arial" w:hAnsi="Arial" w:cs="Arial"/>
+          <w:sz w:val="20"/>
+          <w:szCs w:val="20"/>
+        </w:rPr>
+        <w:t>:</w:t>
+      </w:r>
+    </w:p>
+    <w:p>
+      <w:pPr>
+        <w:rPr>
+          <w:rFonts w:ascii="Arial" w:hAnsi="Arial" w:cs="Arial"/>
+          <w:sz w:val="20"/>
+          <w:szCs w:val="20"/>
+        </w:rPr>
+      </w:pPr>
+      <w:r>
+        <w:rPr>
+          <w:rFonts w:ascii="Arial" w:hAnsi="Arial" w:cs="Arial"/>
+          <w:sz w:val="20"/>
+          <w:szCs w:val="20"/>
+        </w:rPr>
+        <w:tab/>
+        <w:t xml:space="preserve">- </w:t>
+      </w:r>
+      <w:hyperlink r:id="rId8" w:history="1">
+        <w:r>
+          <w:rPr>
+            <w:rStyle w:val="Hyperlink"/>
+            <w:rFonts w:ascii="Arial" w:hAnsi="Arial" w:cs="Arial"/>
+            <w:sz w:val="20"/>
+            <w:szCs w:val="20"/>
+          </w:rPr>
+          <w:t>https://www.amazon.com/Artificial-Intelligence-Business-Strategies-That-ebook/dp/B0FKZ3364G/</w:t>
+        </w:r>
+      </w:hyperlink>
+    </w:p>
+    <w:p>
+      <w:pPr>
+        <w:rPr>
+          <w:rFonts w:ascii="Arial" w:hAnsi="Arial" w:cs="Arial"/>
+          <w:sz w:val="20"/>
+          <w:szCs w:val="20"/>
+        </w:rPr>
+      </w:pPr>
+      <w:r>
+        <w:rPr>
+          <w:rFonts w:ascii="Arial" w:hAnsi="Arial" w:cs="Arial"/>
+          <w:sz w:val="20"/>
+          <w:szCs w:val="20"/>
+        </w:rPr>
+        <w:tab/>
+        <w:t xml:space="preserve">- </w:t>
+      </w:r>
+      <w:hyperlink r:id="rId9" w:history="1">
+        <w:r>
+          <w:rPr>
+            <w:rStyle w:val="Hyperlink"/>
+            <w:rFonts w:ascii="Arial" w:hAnsi="Arial" w:cs="Arial"/>
+            <w:sz w:val="20"/>
+            <w:szCs w:val="20"/>
+          </w:rPr>
+          <w:t>https://www.amazon.com/How-Learn-Practical-Professionals-Self-Learners-ebook/dp/B0FWLNVQMJ/</w:t>
+        </w:r>
+      </w:hyperlink>
+    </w:p>
+    <w:p>
+      <w:pPr>
+        <w:rPr>
+          <w:rFonts w:ascii="Arial" w:hAnsi="Arial" w:cs="Arial"/>
+          <w:sz w:val="20"/>
+          <w:szCs w:val="20"/>
+        </w:rPr>
+      </w:pPr>
+      <w:r>
+        <w:rPr>
+          <w:rFonts w:ascii="Arial" w:hAnsi="Arial" w:cs="Arial"/>
+          <w:sz w:val="20"/>
+          <w:szCs w:val="20"/>
+        </w:rPr>
+        <w:tab/>
+        <w:t xml:space="preserve">- </w:t>
+      </w:r>
+      <w:hyperlink r:id="rId10" w:history="1">
+        <w:r>
+          <w:rPr>
+            <w:rStyle w:val="Hyperlink"/>
+            <w:rFonts w:ascii="Arial" w:hAnsi="Arial" w:cs="Arial"/>
+            <w:sz w:val="20"/>
+            <w:szCs w:val="20"/>
+          </w:rPr>
+          <w:t>https://www.amazon.com/AI-Product-Manager-Building-Tomorrow-ebook/dp/B0FMS9NFK9/</w:t>
+        </w:r>
+      </w:hyperlink>
+    </w:p>
+    <w:p>
+      <w:pPr>
+        <w:rPr>
+          <w:rFonts w:ascii="Arial" w:hAnsi="Arial" w:cs="Arial"/>
+          <w:sz w:val="20"/>
+          <w:szCs w:val="20"/>
+        </w:rPr>
+      </w:pPr>
+      <w:r>
+        <w:rPr>
+          <w:rFonts w:ascii="Arial" w:hAnsi="Arial" w:cs="Arial"/>
+          <w:sz w:val="20"/>
+          <w:szCs w:val="20"/>
+        </w:rPr>
+        <w:tab/>
+        <w:t xml:space="preserve">- </w:t>
+      </w:r>
+      <w:hyperlink r:id="rId11" w:history="1">
+        <w:r>
+          <w:rPr>
+            <w:rStyle w:val="Hyperlink"/>
+            <w:rFonts w:ascii="Arial" w:hAnsi="Arial" w:cs="Arial"/>
+            <w:sz w:val="20"/>
+            <w:szCs w:val="20"/>
+          </w:rPr>
+          <w:t>https://www.amazon.com/Professional-AI-Future-Proofing-Your-Career-ebook/dp/B0GBXLCTZQ/</w:t>
+        </w:r>
+      </w:hyperlink>
+      <w:r>
+        <w:rPr>
+          <w:rFonts w:ascii="Arial" w:hAnsi="Arial" w:cs="Arial"/>
+          <w:sz w:val="20"/>
+          <w:szCs w:val="20"/>
+        </w:rPr>
+        <w:t xml:space="preserve"> </w:t>
+      </w:r>
+    </w:p>
+    <w:p>
+      <w:pPr>
+        <w:rPr>
+          <w:rFonts w:ascii="Arial" w:hAnsi="Arial" w:cs="Arial"/>
+          <w:sz w:val="20"/>
+          <w:szCs w:val="20"/>
+        </w:rPr>
+      </w:pPr>
+    </w:p>
+    <w:p>
+      <w:pPr>
+        <w:rPr>
+          <w:rFonts w:ascii="Arial" w:hAnsi="Arial" w:cs="Arial"/>
+          <w:sz w:val="20"/>
+          <w:szCs w:val="20"/>
+        </w:rPr>
+      </w:pPr>
       <w:r>
         <w:fldChar w:fldCharType="begin"/>
       </w:r>
@@ -391,43 +457,6 @@
       <w:r>
         <w:fldChar w:fldCharType="end"/>
       </w:r>
-    </w:p>
-    <w:p>
-      <w:pPr>
-        <w:rPr>
-          <w:rFonts w:ascii="Arial" w:hAnsi="Arial" w:cs="Arial"/>
-          <w:sz w:val="20"/>
-          <w:szCs w:val="20"/>
-        </w:rPr>
-      </w:pPr>
-      <w:r>
-        <w:rPr>
-          <w:rFonts w:ascii="Arial" w:hAnsi="Arial" w:cs="Arial"/>
-          <w:sz w:val="20"/>
-          <w:szCs w:val="20"/>
-        </w:rPr>
-        <w:t>- published two AI relat3ed business books on amazon</w:t>
-      </w:r>
-    </w:p>
-    <w:p>
-      <w:pPr>
-        <w:rPr>
-          <w:rFonts w:ascii="Arial" w:hAnsi="Arial" w:cs="Arial"/>
-          <w:sz w:val="20"/>
-          <w:szCs w:val="20"/>
-        </w:rPr>
-      </w:pPr>
-    </w:p>
-    <w:p>
-      <w:pPr>
-        <w:rPr>
-          <w:rFonts w:ascii="Arial" w:hAnsi="Arial" w:cs="Arial"/>
-          <w:b/>
-          <w:bCs/>
-          <w:sz w:val="20"/>
-          <w:szCs w:val="20"/>
-        </w:rPr>
-      </w:pPr>
       <w:r>
         <w:rPr>
           <w:rFonts w:ascii="Arial" w:hAnsi="Arial" w:cs="Arial"/>
@@ -491,6 +520,14 @@
           <w:sz w:val="20"/>
           <w:szCs w:val="20"/>
         </w:rPr>
+        <w:t xml:space="preserve">Skills, </w:t>
+      </w:r>
+      <w:r>
+        <w:rPr>
+          <w:rFonts w:ascii="Arial" w:hAnsi="Arial" w:cs="Arial"/>
+          <w:sz w:val="20"/>
+          <w:szCs w:val="20"/>
+        </w:rPr>
         <w:t>RAG, Vector D</w:t>
       </w:r>
       <w:r>
@@ -713,7 +750,23 @@
           <w:sz w:val="20"/>
           <w:szCs w:val="20"/>
         </w:rPr>
-        <w:t xml:space="preserve">Mathematics and Finance: Ph.D. (Math. Modeling), Advanced Calculus (Math Analysis), Linear Algebra, Vectors &amp; Tensors, Theory of Complex Variables, Differential Equations, Partial Differential Equations, Differential Equations in Mathematical Physics, Probability &amp; Statistics, Statistical </w:t>
+        <w:t xml:space="preserve">Mathematics and Finance: Ph.D. (Math. Modeling), Advanced Calculus, </w:t>
+      </w:r>
+      <w:r>
+        <w:rPr>
+          <w:rFonts w:ascii="Arial" w:hAnsi="Arial" w:cs="Arial"/>
+          <w:sz w:val="20"/>
+          <w:szCs w:val="20"/>
+        </w:rPr>
+        <w:t>V</w:t>
+      </w:r>
+      <w:r>
+        <w:rPr>
+          <w:rFonts w:ascii="Arial" w:hAnsi="Arial" w:cs="Arial"/>
+          <w:sz w:val="20"/>
+          <w:szCs w:val="20"/>
+        </w:rPr>
+        <w:t xml:space="preserve">ectors &amp; Tensors, Theory of Complex Variables, Differential Equations, Differential Equations in Mathematical Physics, Probability &amp; Statistics, Statistical </w:t>
       </w:r>
       <w:proofErr w:type="spellStart"/>
       <w:r>
@@ -731,7 +784,15 @@
           <w:sz w:val="20"/>
           <w:szCs w:val="20"/>
         </w:rPr>
-        <w:t xml:space="preserve"> (including time series analysis and digital pattern recognition algorithms), Optimization, Monte Carlo Simulations, Numerical Methods, Machine Learning, Deep Learning, NLP, Transformers, Generative AI, LLMs</w:t>
+        <w:t xml:space="preserve">, </w:t>
+      </w:r>
+      <w:r>
+        <w:rPr>
+          <w:rFonts w:ascii="Arial" w:hAnsi="Arial" w:cs="Arial"/>
+          <w:sz w:val="20"/>
+          <w:szCs w:val="20"/>
+        </w:rPr>
+        <w:t>Optimization, Monte Carlo Simulations, Numerical Methods, Machine Learning, Deep Learning, NLP, Transformers, Generative AI, LLMs</w:t>
       </w:r>
     </w:p>
     <w:p>
@@ -807,7 +868,25 @@
           <w:sz w:val="20"/>
           <w:szCs w:val="20"/>
         </w:rPr>
-        <w:t xml:space="preserve">, LangGraph, Scikit-Learn, NLP/NLTK, </w:t>
+        <w:t xml:space="preserve">, </w:t>
+      </w:r>
+      <w:proofErr w:type="spellStart"/>
+      <w:r>
+        <w:rPr>
+          <w:rFonts w:ascii="Arial" w:hAnsi="Arial" w:cs="Arial"/>
+          <w:sz w:val="20"/>
+          <w:szCs w:val="20"/>
+        </w:rPr>
+        <w:t>LangGraph</w:t>
+      </w:r>
+      <w:proofErr w:type="spellEnd"/>
+      <w:r>
+        <w:rPr>
+          <w:rFonts w:ascii="Arial" w:hAnsi="Arial" w:cs="Arial"/>
+          <w:sz w:val="20"/>
+          <w:szCs w:val="20"/>
+        </w:rPr>
+        <w:t xml:space="preserve">, Scikit-Learn, NLP/NLTK, </w:t>
       </w:r>
       <w:proofErr w:type="spellStart"/>
       <w:r>
@@ -1067,6 +1146,14 @@
         </w:rPr>
         <w:t xml:space="preserve"> )</w:t>
       </w:r>
+      <w:r>
+        <w:rPr>
+          <w:rFonts w:ascii="Arial" w:hAnsi="Arial" w:cs="Arial"/>
+          <w:sz w:val="20"/>
+          <w:szCs w:val="20"/>
+        </w:rPr>
+        <w:t xml:space="preserve"> - AI Development, AI Architecture for SaaS</w:t>
+      </w:r>
     </w:p>
     <w:p>
       <w:pPr>
@@ -1107,6 +1194,14 @@
         </w:rPr>
         <w:t xml:space="preserve"> ) </w:t>
       </w:r>
+      <w:r>
+        <w:rPr>
+          <w:rFonts w:ascii="Arial" w:hAnsi="Arial" w:cs="Arial"/>
+          <w:sz w:val="20"/>
+          <w:szCs w:val="20"/>
+        </w:rPr>
+        <w:t>- AI for audit</w:t>
+      </w:r>
     </w:p>
     <w:p>
       <w:pPr>
@@ -1287,8 +1382,18 @@
           <w:sz w:val="20"/>
           <w:szCs w:val="20"/>
         </w:rPr>
-        <w:t>, LangGraph</w:t>
-      </w:r>
+        <w:t xml:space="preserve">, </w:t>
+      </w:r>
+      <w:proofErr w:type="spellStart"/>
+      <w:r>
+        <w:rPr>
+          <w:rFonts w:ascii="Arial" w:hAnsi="Arial" w:cs="Arial"/>
+          <w:sz w:val="20"/>
+          <w:szCs w:val="20"/>
+        </w:rPr>
+        <w:t>LangGraph</w:t>
+      </w:r>
+      <w:proofErr w:type="spellEnd"/>
       <w:r>
         <w:rPr>
           <w:rFonts w:ascii="Arial" w:hAnsi="Arial" w:cs="Arial"/>
@@ -1812,6 +1917,7 @@
           <w:sz w:val="20"/>
           <w:szCs w:val="20"/>
         </w:rPr>
+        <w:lastRenderedPageBreak/>
         <w:t>December 2018 – September 2019 - VP of Data Science, Head of Analytics - National Debt Relief, LLC</w:t>
       </w:r>
     </w:p>
@@ -1829,16 +1935,7 @@
           <w:sz w:val="20"/>
           <w:szCs w:val="20"/>
         </w:rPr>
-        <w:t xml:space="preserve">Built, trained and managed a team of data scientists; created architecture on Linux server(s) on Azure cloud to run hundreds of jobs (ETL, data processing, Machine Learning); building visualizations using Salesforce Einstein </w:t>
-      </w:r>
-      <w:r>
-        <w:rPr>
-          <w:rFonts w:ascii="Arial" w:hAnsi="Arial" w:cs="Arial"/>
-          <w:sz w:val="20"/>
-          <w:szCs w:val="20"/>
-        </w:rPr>
-        <w:lastRenderedPageBreak/>
-        <w:t xml:space="preserve">Analytics Dashboards and </w:t>
+        <w:t xml:space="preserve">Built, trained and managed a team of data scientists; created architecture on Linux server(s) on Azure cloud to run hundreds of jobs (ETL, data processing, Machine Learning); building visualizations using Salesforce Einstein Analytics Dashboards and </w:t>
       </w:r>
       <w:proofErr w:type="spellStart"/>
       <w:r>
@@ -3068,7 +3165,7 @@
         </w:rPr>
         <w:t xml:space="preserve"> .. </w:t>
       </w:r>
-      <w:hyperlink r:id="rId10" w:history="1">
+      <w:hyperlink r:id="rId12" w:history="1">
         <w:r>
           <w:rPr>
             <w:rStyle w:val="Hyperlink"/>

--- a/LevSelector_resume.docx
+++ b/LevSelector_resume.docx
@@ -12,6 +12,294 @@
           <w:szCs w:val="20"/>
         </w:rPr>
       </w:pPr>
+      <w:r>
+        <w:rPr>
+          <w:rFonts w:ascii="Arial" w:hAnsi="Arial" w:cs="Arial"/>
+          <w:noProof/>
+          <w:color w:val="000000"/>
+          <w:sz w:val="22"/>
+          <w:szCs w:val="22"/>
+          <w:bdr w:val="none" w:sz="0" w:space="0" w:color="auto" w:frame="1"/>
+        </w:rPr>
+        <w:drawing>
+          <wp:anchor distT="0" distB="0" distL="114300" distR="114300" simplePos="0" relativeHeight="251661312" behindDoc="0" locked="0" layoutInCell="1" allowOverlap="1" wp14:anchorId="1CCD264E" wp14:editId="5A7A69FB">
+            <wp:simplePos x="0" y="0"/>
+            <wp:positionH relativeFrom="column">
+              <wp:posOffset>5859145</wp:posOffset>
+            </wp:positionH>
+            <wp:positionV relativeFrom="paragraph">
+              <wp:posOffset>134620</wp:posOffset>
+            </wp:positionV>
+            <wp:extent cx="438785" cy="694690"/>
+            <wp:effectExtent l="0" t="0" r="5715" b="3810"/>
+            <wp:wrapNone/>
+            <wp:docPr id="1787313144" name="Picture 5"/>
+            <wp:cNvGraphicFramePr>
+              <a:graphicFrameLocks xmlns:a="http://schemas.openxmlformats.org/drawingml/2006/main" noChangeAspect="1"/>
+            </wp:cNvGraphicFramePr>
+            <a:graphic xmlns:a="http://schemas.openxmlformats.org/drawingml/2006/main">
+              <a:graphicData uri="http://schemas.openxmlformats.org/drawingml/2006/picture">
+                <pic:pic xmlns:pic="http://schemas.openxmlformats.org/drawingml/2006/picture">
+                  <pic:nvPicPr>
+                    <pic:cNvPr id="0" name="Picture 12"/>
+                    <pic:cNvPicPr>
+                      <a:picLocks noChangeAspect="1" noChangeArrowheads="1"/>
+                    </pic:cNvPicPr>
+                  </pic:nvPicPr>
+                  <pic:blipFill>
+                    <a:blip r:embed="rId5" cstate="print">
+                      <a:extLst>
+                        <a:ext uri="{28A0092B-C50C-407E-A947-70E740481C1C}">
+                          <a14:useLocalDpi xmlns:a14="http://schemas.microsoft.com/office/drawing/2010/main" val="0"/>
+                        </a:ext>
+                      </a:extLst>
+                    </a:blip>
+                    <a:srcRect/>
+                    <a:stretch>
+                      <a:fillRect/>
+                    </a:stretch>
+                  </pic:blipFill>
+                  <pic:spPr bwMode="auto">
+                    <a:xfrm>
+                      <a:off x="0" y="0"/>
+                      <a:ext cx="438785" cy="694690"/>
+                    </a:xfrm>
+                    <a:prstGeom prst="rect">
+                      <a:avLst/>
+                    </a:prstGeom>
+                    <a:noFill/>
+                    <a:ln>
+                      <a:noFill/>
+                    </a:ln>
+                  </pic:spPr>
+                </pic:pic>
+              </a:graphicData>
+            </a:graphic>
+            <wp14:sizeRelH relativeFrom="margin">
+              <wp14:pctWidth>0</wp14:pctWidth>
+            </wp14:sizeRelH>
+            <wp14:sizeRelV relativeFrom="margin">
+              <wp14:pctHeight>0</wp14:pctHeight>
+            </wp14:sizeRelV>
+          </wp:anchor>
+        </w:drawing>
+      </w:r>
+      <w:r>
+        <w:rPr>
+          <w:rFonts w:ascii="Arial" w:hAnsi="Arial" w:cs="Arial"/>
+          <w:noProof/>
+          <w:color w:val="000000"/>
+          <w:sz w:val="22"/>
+          <w:szCs w:val="22"/>
+          <w:bdr w:val="none" w:sz="0" w:space="0" w:color="auto" w:frame="1"/>
+        </w:rPr>
+        <w:drawing>
+          <wp:anchor distT="0" distB="0" distL="114300" distR="114300" simplePos="0" relativeHeight="251660288" behindDoc="0" locked="0" layoutInCell="1" allowOverlap="1" wp14:anchorId="7AFA10E5" wp14:editId="33F12643">
+            <wp:simplePos x="0" y="0"/>
+            <wp:positionH relativeFrom="column">
+              <wp:posOffset>5374640</wp:posOffset>
+            </wp:positionH>
+            <wp:positionV relativeFrom="paragraph">
+              <wp:posOffset>131445</wp:posOffset>
+            </wp:positionV>
+            <wp:extent cx="438785" cy="694690"/>
+            <wp:effectExtent l="0" t="0" r="5715" b="3810"/>
+            <wp:wrapNone/>
+            <wp:docPr id="1927732812" name="Picture 4"/>
+            <wp:cNvGraphicFramePr>
+              <a:graphicFrameLocks xmlns:a="http://schemas.openxmlformats.org/drawingml/2006/main" noChangeAspect="1"/>
+            </wp:cNvGraphicFramePr>
+            <a:graphic xmlns:a="http://schemas.openxmlformats.org/drawingml/2006/main">
+              <a:graphicData uri="http://schemas.openxmlformats.org/drawingml/2006/picture">
+                <pic:pic xmlns:pic="http://schemas.openxmlformats.org/drawingml/2006/picture">
+                  <pic:nvPicPr>
+                    <pic:cNvPr id="0" name="Picture 10"/>
+                    <pic:cNvPicPr>
+                      <a:picLocks noChangeAspect="1" noChangeArrowheads="1"/>
+                    </pic:cNvPicPr>
+                  </pic:nvPicPr>
+                  <pic:blipFill>
+                    <a:blip r:embed="rId6" cstate="print">
+                      <a:extLst>
+                        <a:ext uri="{28A0092B-C50C-407E-A947-70E740481C1C}">
+                          <a14:useLocalDpi xmlns:a14="http://schemas.microsoft.com/office/drawing/2010/main" val="0"/>
+                        </a:ext>
+                      </a:extLst>
+                    </a:blip>
+                    <a:srcRect/>
+                    <a:stretch>
+                      <a:fillRect/>
+                    </a:stretch>
+                  </pic:blipFill>
+                  <pic:spPr bwMode="auto">
+                    <a:xfrm>
+                      <a:off x="0" y="0"/>
+                      <a:ext cx="438785" cy="694690"/>
+                    </a:xfrm>
+                    <a:prstGeom prst="rect">
+                      <a:avLst/>
+                    </a:prstGeom>
+                    <a:noFill/>
+                    <a:ln>
+                      <a:noFill/>
+                    </a:ln>
+                  </pic:spPr>
+                </pic:pic>
+              </a:graphicData>
+            </a:graphic>
+            <wp14:sizeRelH relativeFrom="margin">
+              <wp14:pctWidth>0</wp14:pctWidth>
+            </wp14:sizeRelH>
+            <wp14:sizeRelV relativeFrom="margin">
+              <wp14:pctHeight>0</wp14:pctHeight>
+            </wp14:sizeRelV>
+          </wp:anchor>
+        </w:drawing>
+      </w:r>
+      <w:r>
+        <w:rPr>
+          <w:rFonts w:ascii="Arial" w:hAnsi="Arial" w:cs="Arial"/>
+          <w:noProof/>
+          <w:color w:val="000000"/>
+          <w:sz w:val="22"/>
+          <w:szCs w:val="22"/>
+          <w:bdr w:val="none" w:sz="0" w:space="0" w:color="auto" w:frame="1"/>
+        </w:rPr>
+        <w:drawing>
+          <wp:anchor distT="0" distB="0" distL="114300" distR="114300" simplePos="0" relativeHeight="251658240" behindDoc="0" locked="0" layoutInCell="1" allowOverlap="1" wp14:anchorId="4117F952" wp14:editId="1C933005">
+            <wp:simplePos x="0" y="0"/>
+            <wp:positionH relativeFrom="column">
+              <wp:posOffset>4385945</wp:posOffset>
+            </wp:positionH>
+            <wp:positionV relativeFrom="paragraph">
+              <wp:posOffset>129540</wp:posOffset>
+            </wp:positionV>
+            <wp:extent cx="447675" cy="694690"/>
+            <wp:effectExtent l="0" t="0" r="0" b="3810"/>
+            <wp:wrapNone/>
+            <wp:docPr id="1197748859" name="Picture 2"/>
+            <wp:cNvGraphicFramePr>
+              <a:graphicFrameLocks xmlns:a="http://schemas.openxmlformats.org/drawingml/2006/main" noChangeAspect="1"/>
+            </wp:cNvGraphicFramePr>
+            <a:graphic xmlns:a="http://schemas.openxmlformats.org/drawingml/2006/main">
+              <a:graphicData uri="http://schemas.openxmlformats.org/drawingml/2006/picture">
+                <pic:pic xmlns:pic="http://schemas.openxmlformats.org/drawingml/2006/picture">
+                  <pic:nvPicPr>
+                    <pic:cNvPr id="0" name="Picture 6"/>
+                    <pic:cNvPicPr>
+                      <a:picLocks noChangeAspect="1" noChangeArrowheads="1"/>
+                    </pic:cNvPicPr>
+                  </pic:nvPicPr>
+                  <pic:blipFill>
+                    <a:blip r:embed="rId7" cstate="print">
+                      <a:extLst>
+                        <a:ext uri="{28A0092B-C50C-407E-A947-70E740481C1C}">
+                          <a14:useLocalDpi xmlns:a14="http://schemas.microsoft.com/office/drawing/2010/main" val="0"/>
+                        </a:ext>
+                      </a:extLst>
+                    </a:blip>
+                    <a:srcRect/>
+                    <a:stretch>
+                      <a:fillRect/>
+                    </a:stretch>
+                  </pic:blipFill>
+                  <pic:spPr bwMode="auto">
+                    <a:xfrm>
+                      <a:off x="0" y="0"/>
+                      <a:ext cx="447675" cy="694690"/>
+                    </a:xfrm>
+                    <a:prstGeom prst="rect">
+                      <a:avLst/>
+                    </a:prstGeom>
+                    <a:noFill/>
+                    <a:ln>
+                      <a:noFill/>
+                    </a:ln>
+                  </pic:spPr>
+                </pic:pic>
+              </a:graphicData>
+            </a:graphic>
+            <wp14:sizeRelH relativeFrom="margin">
+              <wp14:pctWidth>0</wp14:pctWidth>
+            </wp14:sizeRelH>
+            <wp14:sizeRelV relativeFrom="margin">
+              <wp14:pctHeight>0</wp14:pctHeight>
+            </wp14:sizeRelV>
+          </wp:anchor>
+        </w:drawing>
+      </w:r>
+      <w:r>
+        <w:rPr>
+          <w:rFonts w:ascii="Arial" w:hAnsi="Arial" w:cs="Arial"/>
+          <w:noProof/>
+          <w:color w:val="000000"/>
+          <w:sz w:val="22"/>
+          <w:szCs w:val="22"/>
+          <w:bdr w:val="none" w:sz="0" w:space="0" w:color="auto" w:frame="1"/>
+        </w:rPr>
+        <w:drawing>
+          <wp:anchor distT="0" distB="0" distL="114300" distR="114300" simplePos="0" relativeHeight="251659264" behindDoc="0" locked="0" layoutInCell="1" allowOverlap="1" wp14:anchorId="65914CFE" wp14:editId="03E1D182">
+            <wp:simplePos x="0" y="0"/>
+            <wp:positionH relativeFrom="column">
+              <wp:posOffset>4871720</wp:posOffset>
+            </wp:positionH>
+            <wp:positionV relativeFrom="paragraph">
+              <wp:posOffset>128905</wp:posOffset>
+            </wp:positionV>
+            <wp:extent cx="466090" cy="694690"/>
+            <wp:effectExtent l="0" t="0" r="3810" b="3810"/>
+            <wp:wrapNone/>
+            <wp:docPr id="764255209" name="Picture 3"/>
+            <wp:cNvGraphicFramePr>
+              <a:graphicFrameLocks xmlns:a="http://schemas.openxmlformats.org/drawingml/2006/main" noChangeAspect="1"/>
+            </wp:cNvGraphicFramePr>
+            <a:graphic xmlns:a="http://schemas.openxmlformats.org/drawingml/2006/main">
+              <a:graphicData uri="http://schemas.openxmlformats.org/drawingml/2006/picture">
+                <pic:pic xmlns:pic="http://schemas.openxmlformats.org/drawingml/2006/picture">
+                  <pic:nvPicPr>
+                    <pic:cNvPr id="0" name="Picture 8"/>
+                    <pic:cNvPicPr>
+                      <a:picLocks noChangeAspect="1" noChangeArrowheads="1"/>
+                    </pic:cNvPicPr>
+                  </pic:nvPicPr>
+                  <pic:blipFill>
+                    <a:blip r:embed="rId8" cstate="print">
+                      <a:extLst>
+                        <a:ext uri="{28A0092B-C50C-407E-A947-70E740481C1C}">
+                          <a14:useLocalDpi xmlns:a14="http://schemas.microsoft.com/office/drawing/2010/main" val="0"/>
+                        </a:ext>
+                      </a:extLst>
+                    </a:blip>
+                    <a:srcRect/>
+                    <a:stretch>
+                      <a:fillRect/>
+                    </a:stretch>
+                  </pic:blipFill>
+                  <pic:spPr bwMode="auto">
+                    <a:xfrm>
+                      <a:off x="0" y="0"/>
+                      <a:ext cx="466090" cy="694690"/>
+                    </a:xfrm>
+                    <a:prstGeom prst="rect">
+                      <a:avLst/>
+                    </a:prstGeom>
+                    <a:noFill/>
+                    <a:ln>
+                      <a:noFill/>
+                    </a:ln>
+                  </pic:spPr>
+                </pic:pic>
+              </a:graphicData>
+            </a:graphic>
+            <wp14:sizeRelH relativeFrom="margin">
+              <wp14:pctWidth>0</wp14:pctWidth>
+            </wp14:sizeRelH>
+            <wp14:sizeRelV relativeFrom="margin">
+              <wp14:pctHeight>0</wp14:pctHeight>
+            </wp14:sizeRelV>
+          </wp:anchor>
+        </w:drawing>
+      </w:r>
       <w:proofErr w:type="gramStart"/>
       <w:r>
         <w:rPr>
@@ -94,7 +382,7 @@
         </w:rPr>
         <w:t xml:space="preserve">- </w:t>
       </w:r>
-      <w:hyperlink r:id="rId5" w:history="1">
+      <w:hyperlink r:id="rId9" w:history="1">
         <w:r>
           <w:rPr>
             <w:rStyle w:val="Hyperlink"/>
@@ -130,7 +418,7 @@
         </w:rPr>
         <w:t xml:space="preserve">- </w:t>
       </w:r>
-      <w:hyperlink r:id="rId6" w:history="1">
+      <w:hyperlink r:id="rId10" w:history="1">
         <w:r>
           <w:rPr>
             <w:rStyle w:val="Hyperlink"/>
@@ -155,7 +443,7 @@
           <w:sz w:val="20"/>
           <w:szCs w:val="20"/>
         </w:rPr>
-        <w:t xml:space="preserve">- AI Updates, </w:t>
+        <w:t xml:space="preserve">- AI, </w:t>
       </w:r>
       <w:r>
         <w:rPr>
@@ -179,7 +467,7 @@
           <w:sz w:val="20"/>
           <w:szCs w:val="20"/>
         </w:rPr>
-        <w:t xml:space="preserve"> subscribers</w:t>
+        <w:t xml:space="preserve"> subs</w:t>
       </w:r>
       <w:r>
         <w:rPr>
@@ -211,7 +499,7 @@
           <w:sz w:val="20"/>
           <w:szCs w:val="20"/>
         </w:rPr>
-        <w:t xml:space="preserve"> videos</w:t>
+        <w:t xml:space="preserve"> vids</w:t>
       </w:r>
     </w:p>
     <w:p>
@@ -230,7 +518,7 @@
         </w:rPr>
         <w:t xml:space="preserve">- </w:t>
       </w:r>
-      <w:hyperlink r:id="rId7" w:history="1">
+      <w:hyperlink r:id="rId11" w:history="1">
         <w:r>
           <w:rPr>
             <w:rStyle w:val="Hyperlink"/>
@@ -258,15 +546,6 @@
           <w:szCs w:val="20"/>
         </w:rPr>
       </w:pPr>
-    </w:p>
-    <w:p>
-      <w:pPr>
-        <w:rPr>
-          <w:rFonts w:ascii="Arial" w:hAnsi="Arial" w:cs="Arial"/>
-          <w:sz w:val="20"/>
-          <w:szCs w:val="20"/>
-        </w:rPr>
-      </w:pPr>
       <w:r>
         <w:rPr>
           <w:rFonts w:ascii="Arial" w:hAnsi="Arial" w:cs="Arial"/>
@@ -275,41 +554,7 @@
         </w:rPr>
         <w:t xml:space="preserve">- </w:t>
       </w:r>
-      <w:r>
-        <w:rPr>
-          <w:rFonts w:ascii="Arial" w:hAnsi="Arial" w:cs="Arial"/>
-          <w:sz w:val="20"/>
-          <w:szCs w:val="20"/>
-        </w:rPr>
-        <w:t>published four AI related business books on amazon</w:t>
-      </w:r>
-      <w:r>
-        <w:rPr>
-          <w:rFonts w:ascii="Arial" w:hAnsi="Arial" w:cs="Arial"/>
-          <w:sz w:val="20"/>
-          <w:szCs w:val="20"/>
-        </w:rPr>
-        <w:t>:</w:t>
-      </w:r>
-    </w:p>
-    <w:p>
-      <w:pPr>
-        <w:rPr>
-          <w:rFonts w:ascii="Arial" w:hAnsi="Arial" w:cs="Arial"/>
-          <w:sz w:val="20"/>
-          <w:szCs w:val="20"/>
-        </w:rPr>
-      </w:pPr>
-      <w:r>
-        <w:rPr>
-          <w:rFonts w:ascii="Arial" w:hAnsi="Arial" w:cs="Arial"/>
-          <w:sz w:val="20"/>
-          <w:szCs w:val="20"/>
-        </w:rPr>
-        <w:tab/>
-        <w:t xml:space="preserve">- </w:t>
-      </w:r>
-      <w:hyperlink r:id="rId8" w:history="1">
+      <w:hyperlink r:id="rId12" w:history="1">
         <w:r>
           <w:rPr>
             <w:rStyle w:val="Hyperlink"/>
@@ -317,103 +562,32 @@
             <w:sz w:val="20"/>
             <w:szCs w:val="20"/>
           </w:rPr>
-          <w:t>https://www.amazon.com/Artificial-Intelligence-Business-Strategies-That-ebook/dp/B0FKZ3364G/</w:t>
+          <w:t>https://www.amazon.com/s?k=Lev+Selector&amp;i=digital-text</w:t>
         </w:r>
       </w:hyperlink>
-    </w:p>
-    <w:p>
-      <w:pPr>
-        <w:rPr>
-          <w:rFonts w:ascii="Arial" w:hAnsi="Arial" w:cs="Arial"/>
-          <w:sz w:val="20"/>
-          <w:szCs w:val="20"/>
-        </w:rPr>
-      </w:pPr>
-      <w:r>
-        <w:rPr>
-          <w:rFonts w:ascii="Arial" w:hAnsi="Arial" w:cs="Arial"/>
-          <w:sz w:val="20"/>
-          <w:szCs w:val="20"/>
-        </w:rPr>
-        <w:tab/>
-        <w:t xml:space="preserve">- </w:t>
-      </w:r>
-      <w:hyperlink r:id="rId9" w:history="1">
-        <w:r>
-          <w:rPr>
-            <w:rStyle w:val="Hyperlink"/>
-            <w:rFonts w:ascii="Arial" w:hAnsi="Arial" w:cs="Arial"/>
-            <w:sz w:val="20"/>
-            <w:szCs w:val="20"/>
-          </w:rPr>
-          <w:t>https://www.amazon.com/How-Learn-Practical-Professionals-Self-Learners-ebook/dp/B0FWLNVQMJ/</w:t>
-        </w:r>
-      </w:hyperlink>
-    </w:p>
-    <w:p>
-      <w:pPr>
-        <w:rPr>
-          <w:rFonts w:ascii="Arial" w:hAnsi="Arial" w:cs="Arial"/>
-          <w:sz w:val="20"/>
-          <w:szCs w:val="20"/>
-        </w:rPr>
-      </w:pPr>
-      <w:r>
-        <w:rPr>
-          <w:rFonts w:ascii="Arial" w:hAnsi="Arial" w:cs="Arial"/>
-          <w:sz w:val="20"/>
-          <w:szCs w:val="20"/>
-        </w:rPr>
-        <w:tab/>
-        <w:t xml:space="preserve">- </w:t>
-      </w:r>
-      <w:hyperlink r:id="rId10" w:history="1">
-        <w:r>
-          <w:rPr>
-            <w:rStyle w:val="Hyperlink"/>
-            <w:rFonts w:ascii="Arial" w:hAnsi="Arial" w:cs="Arial"/>
-            <w:sz w:val="20"/>
-            <w:szCs w:val="20"/>
-          </w:rPr>
-          <w:t>https://www.amazon.com/AI-Product-Manager-Building-Tomorrow-ebook/dp/B0FMS9NFK9/</w:t>
-        </w:r>
-      </w:hyperlink>
-    </w:p>
-    <w:p>
-      <w:pPr>
-        <w:rPr>
-          <w:rFonts w:ascii="Arial" w:hAnsi="Arial" w:cs="Arial"/>
-          <w:sz w:val="20"/>
-          <w:szCs w:val="20"/>
-        </w:rPr>
-      </w:pPr>
-      <w:r>
-        <w:rPr>
-          <w:rFonts w:ascii="Arial" w:hAnsi="Arial" w:cs="Arial"/>
-          <w:sz w:val="20"/>
-          <w:szCs w:val="20"/>
-        </w:rPr>
-        <w:tab/>
-        <w:t xml:space="preserve">- </w:t>
-      </w:r>
-      <w:hyperlink r:id="rId11" w:history="1">
-        <w:r>
-          <w:rPr>
-            <w:rStyle w:val="Hyperlink"/>
-            <w:rFonts w:ascii="Arial" w:hAnsi="Arial" w:cs="Arial"/>
-            <w:sz w:val="20"/>
-            <w:szCs w:val="20"/>
-          </w:rPr>
-          <w:t>https://www.amazon.com/Professional-AI-Future-Proofing-Your-Career-ebook/dp/B0GBXLCTZQ/</w:t>
-        </w:r>
-      </w:hyperlink>
-      <w:r>
-        <w:rPr>
-          <w:rFonts w:ascii="Arial" w:hAnsi="Arial" w:cs="Arial"/>
-          <w:sz w:val="20"/>
-          <w:szCs w:val="20"/>
-        </w:rPr>
-        <w:t xml:space="preserve"> </w:t>
+      <w:r>
+        <w:rPr>
+          <w:rFonts w:ascii="Arial" w:hAnsi="Arial" w:cs="Arial"/>
+          <w:sz w:val="20"/>
+          <w:szCs w:val="20"/>
+        </w:rPr>
+        <w:t xml:space="preserve"> - 4 </w:t>
+      </w:r>
+      <w:r>
+        <w:rPr>
+          <w:rFonts w:ascii="Arial" w:hAnsi="Arial" w:cs="Arial"/>
+          <w:sz w:val="20"/>
+          <w:szCs w:val="20"/>
+        </w:rPr>
+        <w:t xml:space="preserve">AI </w:t>
+      </w:r>
+      <w:r>
+        <w:rPr>
+          <w:rFonts w:ascii="Arial" w:hAnsi="Arial" w:cs="Arial"/>
+          <w:sz w:val="20"/>
+          <w:szCs w:val="20"/>
+        </w:rPr>
+        <w:t>books</w:t>
       </w:r>
     </w:p>
     <w:p>
@@ -814,7 +988,39 @@
           <w:sz w:val="20"/>
           <w:szCs w:val="20"/>
         </w:rPr>
-        <w:t xml:space="preserve">Programming &amp; Data Science Tools: Python, Pandas, NumPy, SQL, ETL, </w:t>
+        <w:t xml:space="preserve">Programming &amp; Data Science Tools: </w:t>
+      </w:r>
+      <w:r>
+        <w:rPr>
+          <w:rFonts w:ascii="Arial" w:hAnsi="Arial" w:cs="Arial"/>
+          <w:sz w:val="20"/>
+          <w:szCs w:val="20"/>
+        </w:rPr>
+        <w:t xml:space="preserve">AI Coding Assistants (Cline, Claude Code), MCP, Skills, Agents, </w:t>
+      </w:r>
+      <w:r>
+        <w:rPr>
+          <w:rFonts w:ascii="Arial" w:hAnsi="Arial" w:cs="Arial"/>
+          <w:sz w:val="20"/>
+          <w:szCs w:val="20"/>
+        </w:rPr>
+        <w:t xml:space="preserve">Python, Pandas, NumPy, </w:t>
+      </w:r>
+      <w:r>
+        <w:rPr>
+          <w:rFonts w:ascii="Arial" w:hAnsi="Arial" w:cs="Arial"/>
+          <w:sz w:val="20"/>
+          <w:szCs w:val="20"/>
+        </w:rPr>
+        <w:t xml:space="preserve">Rust, </w:t>
+      </w:r>
+      <w:r>
+        <w:rPr>
+          <w:rFonts w:ascii="Arial" w:hAnsi="Arial" w:cs="Arial"/>
+          <w:sz w:val="20"/>
+          <w:szCs w:val="20"/>
+        </w:rPr>
+        <w:t xml:space="preserve">SQL, ETL, </w:t>
       </w:r>
       <w:proofErr w:type="spellStart"/>
       <w:r>
@@ -1242,6 +1448,14 @@
         </w:rPr>
         <w:t xml:space="preserve"> )</w:t>
       </w:r>
+      <w:r>
+        <w:rPr>
+          <w:rFonts w:ascii="Arial" w:hAnsi="Arial" w:cs="Arial"/>
+          <w:sz w:val="20"/>
+          <w:szCs w:val="20"/>
+        </w:rPr>
+        <w:t xml:space="preserve"> - Data Science</w:t>
+      </w:r>
     </w:p>
     <w:p>
       <w:pPr>
@@ -1917,25 +2131,33 @@
           <w:sz w:val="20"/>
           <w:szCs w:val="20"/>
         </w:rPr>
+        <w:t>December 2018 – September 2019 - VP of Data Science, Head of Analytics - National Debt Relief, LLC</w:t>
+      </w:r>
+    </w:p>
+    <w:p>
+      <w:pPr>
+        <w:rPr>
+          <w:rFonts w:ascii="Arial" w:hAnsi="Arial" w:cs="Arial"/>
+          <w:sz w:val="20"/>
+          <w:szCs w:val="20"/>
+        </w:rPr>
+      </w:pPr>
+      <w:r>
+        <w:rPr>
+          <w:rFonts w:ascii="Arial" w:hAnsi="Arial" w:cs="Arial"/>
+          <w:sz w:val="20"/>
+          <w:szCs w:val="20"/>
+        </w:rPr>
+        <w:t xml:space="preserve">Built, trained and managed a team of data scientists; created architecture on Linux server(s) on Azure cloud to run hundreds of jobs (ETL, data processing, Machine Learning); building visualizations using Salesforce Einstein </w:t>
+      </w:r>
+      <w:r>
+        <w:rPr>
+          <w:rFonts w:ascii="Arial" w:hAnsi="Arial" w:cs="Arial"/>
+          <w:sz w:val="20"/>
+          <w:szCs w:val="20"/>
+        </w:rPr>
         <w:lastRenderedPageBreak/>
-        <w:t>December 2018 – September 2019 - VP of Data Science, Head of Analytics - National Debt Relief, LLC</w:t>
-      </w:r>
-    </w:p>
-    <w:p>
-      <w:pPr>
-        <w:rPr>
-          <w:rFonts w:ascii="Arial" w:hAnsi="Arial" w:cs="Arial"/>
-          <w:sz w:val="20"/>
-          <w:szCs w:val="20"/>
-        </w:rPr>
-      </w:pPr>
-      <w:r>
-        <w:rPr>
-          <w:rFonts w:ascii="Arial" w:hAnsi="Arial" w:cs="Arial"/>
-          <w:sz w:val="20"/>
-          <w:szCs w:val="20"/>
-        </w:rPr>
-        <w:t xml:space="preserve">Built, trained and managed a team of data scientists; created architecture on Linux server(s) on Azure cloud to run hundreds of jobs (ETL, data processing, Machine Learning); building visualizations using Salesforce Einstein Analytics Dashboards and </w:t>
+        <w:t xml:space="preserve">Analytics Dashboards and </w:t>
       </w:r>
       <w:proofErr w:type="spellStart"/>
       <w:r>
@@ -3165,7 +3387,7 @@
         </w:rPr>
         <w:t xml:space="preserve"> .. </w:t>
       </w:r>
-      <w:hyperlink r:id="rId12" w:history="1">
+      <w:hyperlink r:id="rId13" w:history="1">
         <w:r>
           <w:rPr>
             <w:rStyle w:val="Hyperlink"/>

--- a/LevSelector_resume.docx
+++ b/LevSelector_resume.docx
@@ -1192,115 +1192,85 @@
       <w:pPr>
         <w:rPr>
           <w:rFonts w:ascii="Arial" w:hAnsi="Arial" w:cs="Arial"/>
-          <w:b/>
-          <w:bCs/>
-          <w:sz w:val="20"/>
-          <w:szCs w:val="20"/>
-        </w:rPr>
-      </w:pPr>
-      <w:r>
-        <w:rPr>
-          <w:rFonts w:ascii="Arial" w:hAnsi="Arial" w:cs="Arial"/>
-          <w:b/>
-          <w:bCs/>
-          <w:sz w:val="20"/>
-          <w:szCs w:val="20"/>
-        </w:rPr>
-        <w:t xml:space="preserve">January 2022 - present - </w:t>
+          <w:sz w:val="20"/>
+          <w:szCs w:val="20"/>
+        </w:rPr>
+      </w:pPr>
+      <w:r>
+        <w:rPr>
+          <w:rFonts w:ascii="Arial" w:hAnsi="Arial" w:cs="Arial"/>
+          <w:b/>
+          <w:bCs/>
+          <w:sz w:val="20"/>
+          <w:szCs w:val="20"/>
+        </w:rPr>
+        <w:t>Oct</w:t>
+      </w:r>
+      <w:r>
+        <w:rPr>
+          <w:rFonts w:ascii="Arial" w:hAnsi="Arial" w:cs="Arial"/>
+          <w:b/>
+          <w:bCs/>
+          <w:sz w:val="20"/>
+          <w:szCs w:val="20"/>
+        </w:rPr>
+        <w:t xml:space="preserve"> 202</w:t>
+      </w:r>
+      <w:r>
+        <w:rPr>
+          <w:rFonts w:ascii="Arial" w:hAnsi="Arial" w:cs="Arial"/>
+          <w:b/>
+          <w:bCs/>
+          <w:sz w:val="20"/>
+          <w:szCs w:val="20"/>
+        </w:rPr>
+        <w:t>4</w:t>
+      </w:r>
+      <w:r>
+        <w:rPr>
+          <w:rFonts w:ascii="Arial" w:hAnsi="Arial" w:cs="Arial"/>
+          <w:b/>
+          <w:bCs/>
+          <w:sz w:val="20"/>
+          <w:szCs w:val="20"/>
+        </w:rPr>
+        <w:t xml:space="preserve"> - present - </w:t>
       </w:r>
       <w:proofErr w:type="spellStart"/>
       <w:r>
         <w:rPr>
           <w:rFonts w:ascii="Arial" w:hAnsi="Arial" w:cs="Arial"/>
-          <w:b/>
-          <w:bCs/>
-          <w:sz w:val="20"/>
-          <w:szCs w:val="20"/>
-        </w:rPr>
-        <w:t>Selectorweb</w:t>
+          <w:sz w:val="20"/>
+          <w:szCs w:val="20"/>
+        </w:rPr>
+        <w:t xml:space="preserve">Vareto LLC </w:t>
       </w:r>
       <w:proofErr w:type="spellEnd"/>
-      <w:r>
-        <w:rPr>
-          <w:rFonts w:ascii="Arial" w:hAnsi="Arial" w:cs="Arial"/>
-          <w:b/>
-          <w:bCs/>
-          <w:sz w:val="20"/>
-          <w:szCs w:val="20"/>
-        </w:rPr>
-        <w:t xml:space="preserve"> Inc. </w:t>
-      </w:r>
       <w:proofErr w:type="gramStart"/>
       <w:r>
         <w:rPr>
           <w:rFonts w:ascii="Arial" w:hAnsi="Arial" w:cs="Arial"/>
-          <w:b/>
-          <w:bCs/>
-          <w:sz w:val="20"/>
-          <w:szCs w:val="20"/>
-        </w:rPr>
-        <w:t>( D.B.A.</w:t>
+          <w:sz w:val="20"/>
+          <w:szCs w:val="20"/>
+        </w:rPr>
+        <w:t>( https://vareto.com</w:t>
       </w:r>
       <w:proofErr w:type="gramEnd"/>
       <w:r>
         <w:rPr>
           <w:rFonts w:ascii="Arial" w:hAnsi="Arial" w:cs="Arial"/>
-          <w:b/>
-          <w:bCs/>
-          <w:sz w:val="20"/>
-          <w:szCs w:val="20"/>
-        </w:rPr>
-        <w:t xml:space="preserve"> </w:t>
-      </w:r>
-      <w:r>
-        <w:rPr>
-          <w:rFonts w:ascii="Arial" w:hAnsi="Arial" w:cs="Arial"/>
-          <w:b/>
-          <w:bCs/>
-          <w:sz w:val="20"/>
-          <w:szCs w:val="20"/>
-        </w:rPr>
-        <w:t>Enterprise AI Solutions</w:t>
-      </w:r>
-      <w:r>
-        <w:rPr>
-          <w:rFonts w:ascii="Arial" w:hAnsi="Arial" w:cs="Arial"/>
-          <w:b/>
-          <w:bCs/>
-          <w:sz w:val="20"/>
-          <w:szCs w:val="20"/>
-        </w:rPr>
-        <w:t>)</w:t>
-      </w:r>
-      <w:r>
-        <w:rPr>
-          <w:rFonts w:ascii="Arial" w:hAnsi="Arial" w:cs="Arial"/>
-          <w:b/>
-          <w:bCs/>
-          <w:sz w:val="20"/>
-          <w:szCs w:val="20"/>
-        </w:rPr>
-        <w:t xml:space="preserve">, </w:t>
-      </w:r>
-      <w:r>
-        <w:rPr>
-          <w:rFonts w:ascii="Arial" w:hAnsi="Arial" w:cs="Arial"/>
-          <w:b/>
-          <w:bCs/>
-          <w:sz w:val="20"/>
-          <w:szCs w:val="20"/>
-        </w:rPr>
-        <w:t>consulting projects</w:t>
-      </w:r>
-      <w:r>
-        <w:rPr>
-          <w:rFonts w:ascii="Arial" w:hAnsi="Arial" w:cs="Arial"/>
-          <w:b/>
-          <w:bCs/>
-          <w:sz w:val="20"/>
-          <w:szCs w:val="20"/>
-        </w:rPr>
-        <w:t xml:space="preserve"> </w:t>
+          <w:sz w:val="20"/>
+          <w:szCs w:val="20"/>
+        </w:rPr>
+        <w:t xml:space="preserve"> )</w:t>
+      </w:r>
+      <w:r>
+        <w:rPr>
+          <w:rFonts w:ascii="Arial" w:hAnsi="Arial" w:cs="Arial"/>
+          <w:sz w:val="20"/>
+          <w:szCs w:val="20"/>
+        </w:rPr>
+        <w:t xml:space="preserve"> - AI Development, AI Architecture for SaaS</w:t>
       </w:r>
     </w:p>
     <w:p>
@@ -1316,49 +1286,29 @@
           <w:szCs w:val="20"/>
         </w:rPr>
       </w:pPr>
-      <w:proofErr w:type="spellStart"/>
-      <w:r>
-        <w:rPr>
-          <w:rFonts w:ascii="Arial" w:hAnsi="Arial" w:cs="Arial"/>
-          <w:sz w:val="20"/>
-          <w:szCs w:val="20"/>
-        </w:rPr>
-        <w:t>Vareto</w:t>
-      </w:r>
-      <w:proofErr w:type="spellEnd"/>
-      <w:r>
-        <w:rPr>
-          <w:rFonts w:ascii="Arial" w:hAnsi="Arial" w:cs="Arial"/>
-          <w:sz w:val="20"/>
-          <w:szCs w:val="20"/>
-        </w:rPr>
-        <w:t xml:space="preserve"> LLC </w:t>
-      </w:r>
-      <w:proofErr w:type="gramStart"/>
-      <w:r>
-        <w:rPr>
-          <w:rFonts w:ascii="Arial" w:hAnsi="Arial" w:cs="Arial"/>
-          <w:sz w:val="20"/>
-          <w:szCs w:val="20"/>
-        </w:rPr>
-        <w:t>( https://vareto.com</w:t>
-      </w:r>
-      <w:proofErr w:type="gramEnd"/>
-      <w:r>
-        <w:rPr>
-          <w:rFonts w:ascii="Arial" w:hAnsi="Arial" w:cs="Arial"/>
-          <w:sz w:val="20"/>
-          <w:szCs w:val="20"/>
-        </w:rPr>
-        <w:t xml:space="preserve"> )</w:t>
-      </w:r>
-      <w:r>
-        <w:rPr>
-          <w:rFonts w:ascii="Arial" w:hAnsi="Arial" w:cs="Arial"/>
-          <w:sz w:val="20"/>
-          <w:szCs w:val="20"/>
-        </w:rPr>
-        <w:t xml:space="preserve"> - AI Development, AI Architecture for SaaS</w:t>
+      <w:r>
+        <w:rPr>
+          <w:rFonts w:ascii="Arial" w:hAnsi="Arial" w:cs="Arial"/>
+          <w:sz w:val="20"/>
+          <w:szCs w:val="20"/>
+        </w:rPr>
+        <w:t xml:space="preserve">AI, </w:t>
+      </w:r>
+      <w:r>
+        <w:rPr>
+          <w:rFonts w:ascii="Arial" w:hAnsi="Arial" w:cs="Arial"/>
+          <w:sz w:val="20"/>
+          <w:szCs w:val="20"/>
+        </w:rPr>
+        <w:t>Vibe Coding,</w:t>
+      </w:r>
+      <w:r>
+        <w:rPr>
+          <w:rFonts w:ascii="Arial" w:hAnsi="Arial" w:cs="Arial"/>
+          <w:sz w:val="20"/>
+          <w:szCs w:val="20"/>
+        </w:rPr>
+        <w:t xml:space="preserve"> Cline, Claude Code, Claude, Gemini, AI Agent for SaaS app, Rust, Python</w:t>
       </w:r>
     </w:p>
     <w:p>
@@ -1380,12 +1330,61 @@
           <w:sz w:val="20"/>
           <w:szCs w:val="20"/>
         </w:rPr>
+        <w:t>AI-enabled ETL, Excel files parsing using AI</w:t>
+      </w:r>
+      <w:r>
+        <w:rPr>
+          <w:rFonts w:ascii="Arial" w:hAnsi="Arial" w:cs="Arial"/>
+          <w:sz w:val="20"/>
+          <w:szCs w:val="20"/>
+        </w:rPr>
+        <w:br/>
+      </w:r>
+      <w:r>
+        <w:rPr>
+          <w:rFonts w:ascii="Arial" w:hAnsi="Arial" w:cs="Arial"/>
+          <w:sz w:val="20"/>
+          <w:szCs w:val="20"/>
+        </w:rPr>
+        <w:t xml:space="preserve"> </w:t>
+      </w:r>
+    </w:p>
+    <w:p>
+      <w:pPr>
+        <w:rPr>
+          <w:rFonts w:ascii="Arial" w:hAnsi="Arial" w:cs="Arial"/>
+          <w:b/>
+          <w:bCs/>
+          <w:sz w:val="20"/>
+          <w:szCs w:val="20"/>
+        </w:rPr>
+      </w:pPr>
+      <w:r>
+        <w:rPr>
+          <w:rFonts w:ascii="Arial" w:hAnsi="Arial" w:cs="Arial"/>
+          <w:b/>
+          <w:bCs/>
+          <w:sz w:val="20"/>
+          <w:szCs w:val="20"/>
+        </w:rPr>
+        <w:t xml:space="preserve">Feb 2024 - Sep 2024 - </w:t>
+      </w:r>
+      <w:r>
+        <w:rPr>
+          <w:rFonts w:ascii="Arial" w:hAnsi="Arial" w:cs="Arial"/>
+          <w:b/>
+          <w:bCs/>
+          <w:sz w:val="20"/>
+          <w:szCs w:val="20"/>
+        </w:rPr>
         <w:t xml:space="preserve">RSM US </w:t>
       </w:r>
       <w:proofErr w:type="gramStart"/>
       <w:r>
         <w:rPr>
           <w:rFonts w:ascii="Arial" w:hAnsi="Arial" w:cs="Arial"/>
+          <w:b/>
+          <w:bCs/>
           <w:sz w:val="20"/>
           <w:szCs w:val="20"/>
         </w:rPr>
@@ -1395,18 +1394,12 @@
       <w:r>
         <w:rPr>
           <w:rFonts w:ascii="Arial" w:hAnsi="Arial" w:cs="Arial"/>
-          <w:sz w:val="20"/>
-          <w:szCs w:val="20"/>
-        </w:rPr>
-        <w:t xml:space="preserve"> ) </w:t>
-      </w:r>
-      <w:r>
-        <w:rPr>
-          <w:rFonts w:ascii="Arial" w:hAnsi="Arial" w:cs="Arial"/>
-          <w:sz w:val="20"/>
-          <w:szCs w:val="20"/>
-        </w:rPr>
-        <w:t>- AI for audit</w:t>
+          <w:b/>
+          <w:bCs/>
+          <w:sz w:val="20"/>
+          <w:szCs w:val="20"/>
+        </w:rPr>
+        <w:t xml:space="preserve"> ) - AI for audit</w:t>
       </w:r>
     </w:p>
     <w:p>
@@ -1428,33 +1421,63 @@
           <w:sz w:val="20"/>
           <w:szCs w:val="20"/>
         </w:rPr>
-        <w:t xml:space="preserve">National Debt Relief </w:t>
-      </w:r>
-      <w:proofErr w:type="gramStart"/>
-      <w:r>
-        <w:rPr>
-          <w:rFonts w:ascii="Arial" w:hAnsi="Arial" w:cs="Arial"/>
-          <w:sz w:val="20"/>
-          <w:szCs w:val="20"/>
-        </w:rPr>
-        <w:t>( https://www.nationaldebtrelief.com</w:t>
-      </w:r>
-      <w:proofErr w:type="gramEnd"/>
-      <w:r>
-        <w:rPr>
-          <w:rFonts w:ascii="Arial" w:hAnsi="Arial" w:cs="Arial"/>
-          <w:sz w:val="20"/>
-          <w:szCs w:val="20"/>
-        </w:rPr>
-        <w:t xml:space="preserve"> )</w:t>
-      </w:r>
-      <w:r>
-        <w:rPr>
-          <w:rFonts w:ascii="Arial" w:hAnsi="Arial" w:cs="Arial"/>
-          <w:sz w:val="20"/>
-          <w:szCs w:val="20"/>
-        </w:rPr>
-        <w:t xml:space="preserve"> - Data Science</w:t>
+        <w:t xml:space="preserve">AI, LLM, </w:t>
+      </w:r>
+      <w:r>
+        <w:rPr>
+          <w:rFonts w:ascii="Arial" w:hAnsi="Arial" w:cs="Arial"/>
+          <w:sz w:val="20"/>
+          <w:szCs w:val="20"/>
+        </w:rPr>
+        <w:t xml:space="preserve">Vibe Coding, </w:t>
+      </w:r>
+      <w:r>
+        <w:rPr>
+          <w:rFonts w:ascii="Arial" w:hAnsi="Arial" w:cs="Arial"/>
+          <w:sz w:val="20"/>
+          <w:szCs w:val="20"/>
+        </w:rPr>
+        <w:t>Audit, Documentation</w:t>
+      </w:r>
+      <w:r>
+        <w:rPr>
+          <w:rFonts w:ascii="Arial" w:hAnsi="Arial" w:cs="Arial"/>
+          <w:sz w:val="20"/>
+          <w:szCs w:val="20"/>
+        </w:rPr>
+        <w:t>,</w:t>
+      </w:r>
+      <w:r>
+        <w:rPr>
+          <w:rFonts w:ascii="Arial" w:hAnsi="Arial" w:cs="Arial"/>
+          <w:sz w:val="20"/>
+          <w:szCs w:val="20"/>
+        </w:rPr>
+        <w:t xml:space="preserve"> </w:t>
+      </w:r>
+      <w:r>
+        <w:rPr>
+          <w:rFonts w:ascii="Arial" w:hAnsi="Arial" w:cs="Arial"/>
+          <w:sz w:val="20"/>
+          <w:szCs w:val="20"/>
+        </w:rPr>
+        <w:t>RAG</w:t>
+      </w:r>
+      <w:r>
+        <w:rPr>
+          <w:rFonts w:ascii="Arial" w:hAnsi="Arial" w:cs="Arial"/>
+          <w:sz w:val="20"/>
+          <w:szCs w:val="20"/>
+        </w:rPr>
+        <w:t xml:space="preserve">, </w:t>
+      </w:r>
+      <w:r>
+        <w:rPr>
+          <w:rFonts w:ascii="Arial" w:hAnsi="Arial" w:cs="Arial"/>
+          <w:sz w:val="20"/>
+          <w:szCs w:val="20"/>
+        </w:rPr>
+        <w:t>AI to generate audit workflows and Visio diagrams</w:t>
       </w:r>
     </w:p>
     <w:p>
@@ -1476,48 +1499,16 @@
           <w:sz w:val="20"/>
           <w:szCs w:val="20"/>
         </w:rPr>
-        <w:t xml:space="preserve">Projects and Tools: AI, LLM, </w:t>
-      </w:r>
-      <w:r>
-        <w:rPr>
-          <w:rFonts w:ascii="Arial" w:hAnsi="Arial" w:cs="Arial"/>
-          <w:sz w:val="20"/>
-          <w:szCs w:val="20"/>
-        </w:rPr>
-        <w:t xml:space="preserve">Vibe Coding, Claude Code, Cline, </w:t>
-      </w:r>
-      <w:r>
-        <w:rPr>
-          <w:rFonts w:ascii="Arial" w:hAnsi="Arial" w:cs="Arial"/>
-          <w:sz w:val="20"/>
-          <w:szCs w:val="20"/>
-        </w:rPr>
-        <w:t xml:space="preserve">RAG </w:t>
-      </w:r>
-      <w:r>
-        <w:rPr>
-          <w:rFonts w:ascii="Arial" w:hAnsi="Arial" w:cs="Arial"/>
-          <w:sz w:val="20"/>
-          <w:szCs w:val="20"/>
-        </w:rPr>
-        <w:t xml:space="preserve">search </w:t>
-      </w:r>
-      <w:r>
-        <w:rPr>
-          <w:rFonts w:ascii="Arial" w:hAnsi="Arial" w:cs="Arial"/>
-          <w:sz w:val="20"/>
-          <w:szCs w:val="20"/>
-        </w:rPr>
-        <w:t xml:space="preserve">systems, AI for newsletter generation, AI to generate audit workflows and Visio diagrams, </w:t>
-      </w:r>
-      <w:r>
-        <w:rPr>
-          <w:rFonts w:ascii="Arial" w:hAnsi="Arial" w:cs="Arial"/>
-          <w:sz w:val="20"/>
-          <w:szCs w:val="20"/>
-        </w:rPr>
         <w:t xml:space="preserve">Python, </w:t>
       </w:r>
+      <w:r>
+        <w:rPr>
+          <w:rFonts w:ascii="Arial" w:hAnsi="Arial" w:cs="Arial"/>
+          <w:sz w:val="20"/>
+          <w:szCs w:val="20"/>
+        </w:rPr>
+        <w:t xml:space="preserve">OpenAI API, </w:t>
+      </w:r>
       <w:proofErr w:type="spellStart"/>
       <w:r>
         <w:rPr>
@@ -1525,7 +1516,7 @@
           <w:sz w:val="20"/>
           <w:szCs w:val="20"/>
         </w:rPr>
-        <w:t>Ollama</w:t>
+        <w:t>Huggingface</w:t>
       </w:r>
       <w:proofErr w:type="spellEnd"/>
       <w:r>
@@ -1534,16 +1525,26 @@
           <w:sz w:val="20"/>
           <w:szCs w:val="20"/>
         </w:rPr>
+        <w:t xml:space="preserve"> tools, </w:t>
+      </w:r>
+      <w:proofErr w:type="spellStart"/>
+      <w:r>
+        <w:rPr>
+          <w:rFonts w:ascii="Arial" w:hAnsi="Arial" w:cs="Arial"/>
+          <w:sz w:val="20"/>
+          <w:szCs w:val="20"/>
+        </w:rPr>
+        <w:t>FastHTML</w:t>
+      </w:r>
+      <w:proofErr w:type="spellEnd"/>
+      <w:r>
+        <w:rPr>
+          <w:rFonts w:ascii="Arial" w:hAnsi="Arial" w:cs="Arial"/>
+          <w:sz w:val="20"/>
+          <w:szCs w:val="20"/>
+        </w:rPr>
         <w:t xml:space="preserve">, </w:t>
       </w:r>
-      <w:r>
-        <w:rPr>
-          <w:rFonts w:ascii="Arial" w:hAnsi="Arial" w:cs="Arial"/>
-          <w:sz w:val="20"/>
-          <w:szCs w:val="20"/>
-        </w:rPr>
-        <w:t xml:space="preserve">Llama, Mistral, OpenAI API, Anthropic API, </w:t>
-      </w:r>
       <w:proofErr w:type="spellStart"/>
       <w:r>
         <w:rPr>
@@ -1551,7 +1552,7 @@
           <w:sz w:val="20"/>
           <w:szCs w:val="20"/>
         </w:rPr>
-        <w:t>Huggingface</w:t>
+        <w:t>LangChain</w:t>
       </w:r>
       <w:proofErr w:type="spellEnd"/>
       <w:r>
@@ -1560,91 +1561,45 @@
           <w:sz w:val="20"/>
           <w:szCs w:val="20"/>
         </w:rPr>
-        <w:t xml:space="preserve"> tools, </w:t>
-      </w:r>
-      <w:proofErr w:type="spellStart"/>
-      <w:r>
-        <w:rPr>
-          <w:rFonts w:ascii="Arial" w:hAnsi="Arial" w:cs="Arial"/>
-          <w:sz w:val="20"/>
-          <w:szCs w:val="20"/>
-        </w:rPr>
-        <w:t>FastHTML</w:t>
-      </w:r>
-      <w:proofErr w:type="spellEnd"/>
-      <w:r>
-        <w:rPr>
-          <w:rFonts w:ascii="Arial" w:hAnsi="Arial" w:cs="Arial"/>
-          <w:sz w:val="20"/>
-          <w:szCs w:val="20"/>
-        </w:rPr>
-        <w:t xml:space="preserve">, </w:t>
-      </w:r>
-      <w:proofErr w:type="spellStart"/>
-      <w:r>
-        <w:rPr>
-          <w:rFonts w:ascii="Arial" w:hAnsi="Arial" w:cs="Arial"/>
-          <w:sz w:val="20"/>
-          <w:szCs w:val="20"/>
-        </w:rPr>
-        <w:t>LangChain</w:t>
-      </w:r>
-      <w:proofErr w:type="spellEnd"/>
-      <w:r>
-        <w:rPr>
-          <w:rFonts w:ascii="Arial" w:hAnsi="Arial" w:cs="Arial"/>
-          <w:sz w:val="20"/>
-          <w:szCs w:val="20"/>
-        </w:rPr>
-        <w:t xml:space="preserve">, </w:t>
-      </w:r>
-      <w:proofErr w:type="spellStart"/>
-      <w:r>
-        <w:rPr>
-          <w:rFonts w:ascii="Arial" w:hAnsi="Arial" w:cs="Arial"/>
-          <w:sz w:val="20"/>
-          <w:szCs w:val="20"/>
-        </w:rPr>
-        <w:t>LangGraph</w:t>
-      </w:r>
-      <w:proofErr w:type="spellEnd"/>
-      <w:r>
-        <w:rPr>
-          <w:rFonts w:ascii="Arial" w:hAnsi="Arial" w:cs="Arial"/>
-          <w:sz w:val="20"/>
-          <w:szCs w:val="20"/>
-        </w:rPr>
-        <w:t>, Statistics, Machine Learning, Audit, Documentation</w:t>
-      </w:r>
-    </w:p>
-    <w:p>
-      <w:pPr>
-        <w:rPr>
-          <w:rFonts w:ascii="Arial" w:hAnsi="Arial" w:cs="Arial"/>
-          <w:sz w:val="20"/>
-          <w:szCs w:val="20"/>
-        </w:rPr>
-      </w:pPr>
-    </w:p>
-    <w:p>
-      <w:pPr>
-        <w:rPr>
-          <w:rFonts w:ascii="Arial" w:hAnsi="Arial" w:cs="Arial"/>
-          <w:b/>
-          <w:bCs/>
-          <w:sz w:val="20"/>
-          <w:szCs w:val="20"/>
-        </w:rPr>
-      </w:pPr>
-      <w:r>
-        <w:rPr>
-          <w:rFonts w:ascii="Arial" w:hAnsi="Arial" w:cs="Arial"/>
-          <w:b/>
-          <w:bCs/>
-          <w:sz w:val="20"/>
-          <w:szCs w:val="20"/>
-        </w:rPr>
-        <w:t xml:space="preserve">November 2022 - Sept 2023 - CTO &amp; Co-Founder, </w:t>
+        <w:t>,</w:t>
+      </w:r>
+      <w:r>
+        <w:rPr>
+          <w:rFonts w:ascii="Arial" w:hAnsi="Arial" w:cs="Arial"/>
+          <w:sz w:val="20"/>
+          <w:szCs w:val="20"/>
+        </w:rPr>
+        <w:t xml:space="preserve"> Statistics, Machine Learning, </w:t>
+      </w:r>
+    </w:p>
+    <w:p>
+      <w:pPr>
+        <w:rPr>
+          <w:rFonts w:ascii="Arial" w:hAnsi="Arial" w:cs="Arial"/>
+          <w:sz w:val="20"/>
+          <w:szCs w:val="20"/>
+        </w:rPr>
+      </w:pPr>
+    </w:p>
+    <w:p>
+      <w:pPr>
+        <w:rPr>
+          <w:rFonts w:ascii="Arial" w:hAnsi="Arial" w:cs="Arial"/>
+          <w:b/>
+          <w:bCs/>
+          <w:sz w:val="20"/>
+          <w:szCs w:val="20"/>
+        </w:rPr>
+      </w:pPr>
+      <w:r>
+        <w:rPr>
+          <w:rFonts w:ascii="Arial" w:hAnsi="Arial" w:cs="Arial"/>
+          <w:b/>
+          <w:bCs/>
+          <w:sz w:val="20"/>
+          <w:szCs w:val="20"/>
+        </w:rPr>
+        <w:t xml:space="preserve">Nov 2022 - Sep 2023 - CTO &amp; Co-Founder, </w:t>
       </w:r>
       <w:proofErr w:type="spellStart"/>
       <w:r>
@@ -1740,7 +1695,7 @@
           <w:sz w:val="20"/>
           <w:szCs w:val="20"/>
         </w:rPr>
-        <w:t xml:space="preserve">November 2020 - 2022 - Data Science Practice Lead, </w:t>
+        <w:t xml:space="preserve">Nov 2020 - 2022 - Data Science Practice Lead, </w:t>
       </w:r>
       <w:proofErr w:type="spellStart"/>
       <w:r>
@@ -1884,7 +1839,27 @@
           <w:sz w:val="20"/>
           <w:szCs w:val="20"/>
         </w:rPr>
-        <w:t xml:space="preserve">February 2020 - November 2020 - </w:t>
+        <w:t>Feb 2020 - No</w:t>
+      </w:r>
+      <w:r>
+        <w:rPr>
+          <w:rFonts w:ascii="Arial" w:hAnsi="Arial" w:cs="Arial"/>
+          <w:b/>
+          <w:bCs/>
+          <w:sz w:val="20"/>
+          <w:szCs w:val="20"/>
+        </w:rPr>
+        <w:t>v</w:t>
+      </w:r>
+      <w:r>
+        <w:rPr>
+          <w:rFonts w:ascii="Arial" w:hAnsi="Arial" w:cs="Arial"/>
+          <w:b/>
+          <w:bCs/>
+          <w:sz w:val="20"/>
+          <w:szCs w:val="20"/>
+        </w:rPr>
+        <w:t xml:space="preserve"> 2020 - </w:t>
       </w:r>
       <w:proofErr w:type="spellStart"/>
       <w:r>
@@ -2048,7 +2023,7 @@
           <w:sz w:val="20"/>
           <w:szCs w:val="20"/>
         </w:rPr>
-        <w:t>December 2019 – February 2020 - Head of Machine Learning And AI, Digital Labs, Capco</w:t>
+        <w:t>Dec 2019 – Feb 2020 - Head of Machine Learning And AI, Digital Labs, Capco</w:t>
       </w:r>
     </w:p>
     <w:p>
@@ -2131,33 +2106,24 @@
           <w:sz w:val="20"/>
           <w:szCs w:val="20"/>
         </w:rPr>
-        <w:t>December 2018 – September 2019 - VP of Data Science, Head of Analytics - National Debt Relief, LLC</w:t>
-      </w:r>
-    </w:p>
-    <w:p>
-      <w:pPr>
-        <w:rPr>
-          <w:rFonts w:ascii="Arial" w:hAnsi="Arial" w:cs="Arial"/>
-          <w:sz w:val="20"/>
-          <w:szCs w:val="20"/>
-        </w:rPr>
-      </w:pPr>
-      <w:r>
-        <w:rPr>
-          <w:rFonts w:ascii="Arial" w:hAnsi="Arial" w:cs="Arial"/>
-          <w:sz w:val="20"/>
-          <w:szCs w:val="20"/>
-        </w:rPr>
-        <w:t xml:space="preserve">Built, trained and managed a team of data scientists; created architecture on Linux server(s) on Azure cloud to run hundreds of jobs (ETL, data processing, Machine Learning); building visualizations using Salesforce Einstein </w:t>
-      </w:r>
-      <w:r>
-        <w:rPr>
-          <w:rFonts w:ascii="Arial" w:hAnsi="Arial" w:cs="Arial"/>
-          <w:sz w:val="20"/>
-          <w:szCs w:val="20"/>
-        </w:rPr>
-        <w:lastRenderedPageBreak/>
-        <w:t xml:space="preserve">Analytics Dashboards and </w:t>
+        <w:t>Dec 2018 – Sep 2019 - VP of Data Science, Head of Analytics - National Debt Relief, LLC</w:t>
+      </w:r>
+    </w:p>
+    <w:p>
+      <w:pPr>
+        <w:rPr>
+          <w:rFonts w:ascii="Arial" w:hAnsi="Arial" w:cs="Arial"/>
+          <w:sz w:val="20"/>
+          <w:szCs w:val="20"/>
+        </w:rPr>
+      </w:pPr>
+      <w:r>
+        <w:rPr>
+          <w:rFonts w:ascii="Arial" w:hAnsi="Arial" w:cs="Arial"/>
+          <w:sz w:val="20"/>
+          <w:szCs w:val="20"/>
+        </w:rPr>
+        <w:t xml:space="preserve">Built, trained and managed a team of data scientists; created architecture on Linux server(s) on Azure cloud to run hundreds of jobs (ETL, data processing, Machine Learning); building visualizations using Salesforce Einstein Analytics Dashboards and </w:t>
       </w:r>
       <w:proofErr w:type="spellStart"/>
       <w:r>
@@ -2241,7 +2207,7 @@
           <w:sz w:val="20"/>
           <w:szCs w:val="20"/>
         </w:rPr>
-        <w:t>June 2018 – December 2018 – Senior Data Scientist at Vanguard Group via Tata Consulting Services</w:t>
+        <w:t>Jun 2018 – Dec 2018 – Senior Data Scientist at Vanguard Group via Tata Consulting Services</w:t>
       </w:r>
     </w:p>
     <w:p>
@@ -2294,7 +2260,7 @@
           <w:sz w:val="20"/>
           <w:szCs w:val="20"/>
         </w:rPr>
-        <w:t xml:space="preserve">June 2017 – June 2018 – </w:t>
+        <w:t xml:space="preserve">Jun 2017 – Jun 2018 – </w:t>
       </w:r>
       <w:proofErr w:type="spellStart"/>
       <w:r>
@@ -2436,7 +2402,27 @@
           <w:sz w:val="20"/>
           <w:szCs w:val="20"/>
         </w:rPr>
-        <w:t>November 2014 – June 2017 - Penguin Random House, Consultant</w:t>
+        <w:t>No</w:t>
+      </w:r>
+      <w:r>
+        <w:rPr>
+          <w:rFonts w:ascii="Arial" w:hAnsi="Arial" w:cs="Arial"/>
+          <w:b/>
+          <w:bCs/>
+          <w:sz w:val="20"/>
+          <w:szCs w:val="20"/>
+        </w:rPr>
+        <w:t>v</w:t>
+      </w:r>
+      <w:r>
+        <w:rPr>
+          <w:rFonts w:ascii="Arial" w:hAnsi="Arial" w:cs="Arial"/>
+          <w:b/>
+          <w:bCs/>
+          <w:sz w:val="20"/>
+          <w:szCs w:val="20"/>
+        </w:rPr>
+        <w:t xml:space="preserve"> 2014 – Jun 2017 - Penguin Random House, Consultant</w:t>
       </w:r>
       <w:r>
         <w:rPr>
@@ -2498,7 +2484,7 @@
           <w:sz w:val="20"/>
           <w:szCs w:val="20"/>
         </w:rPr>
-        <w:t>April 2012 - April 2014 – AppNexus, Inc, Consultant, Financial Data Analytics</w:t>
+        <w:t>Apr 2012 - Apr 2014 – AppNexus, Inc, Consultant, Financial Data Analytics</w:t>
       </w:r>
       <w:r>
         <w:rPr>

--- a/LevSelector_resume.docx
+++ b/LevSelector_resume.docx
@@ -678,55 +678,23 @@
           <w:sz w:val="20"/>
           <w:szCs w:val="20"/>
         </w:rPr>
-        <w:t xml:space="preserve">Artificial Intelligence AI, Large Language Models LLM, Agents, </w:t>
-      </w:r>
-      <w:r>
-        <w:rPr>
-          <w:rFonts w:ascii="Arial" w:hAnsi="Arial" w:cs="Arial"/>
-          <w:sz w:val="20"/>
-          <w:szCs w:val="20"/>
-        </w:rPr>
-        <w:t xml:space="preserve">MCP, </w:t>
-      </w:r>
-      <w:r>
-        <w:rPr>
-          <w:rFonts w:ascii="Arial" w:hAnsi="Arial" w:cs="Arial"/>
-          <w:sz w:val="20"/>
-          <w:szCs w:val="20"/>
-        </w:rPr>
-        <w:t xml:space="preserve">Skills, </w:t>
-      </w:r>
-      <w:r>
-        <w:rPr>
-          <w:rFonts w:ascii="Arial" w:hAnsi="Arial" w:cs="Arial"/>
-          <w:sz w:val="20"/>
-          <w:szCs w:val="20"/>
-        </w:rPr>
-        <w:t>RAG, Vector D</w:t>
-      </w:r>
-      <w:r>
-        <w:rPr>
-          <w:rFonts w:ascii="Arial" w:hAnsi="Arial" w:cs="Arial"/>
-          <w:sz w:val="20"/>
-          <w:szCs w:val="20"/>
-        </w:rPr>
-        <w:t>B,</w:t>
-      </w:r>
-      <w:r>
-        <w:rPr>
-          <w:rFonts w:ascii="Arial" w:hAnsi="Arial" w:cs="Arial"/>
-          <w:sz w:val="20"/>
-          <w:szCs w:val="20"/>
-        </w:rPr>
-        <w:t xml:space="preserve"> AI App</w:t>
-      </w:r>
-      <w:r>
-        <w:rPr>
-          <w:rFonts w:ascii="Arial" w:hAnsi="Arial" w:cs="Arial"/>
-          <w:sz w:val="20"/>
-          <w:szCs w:val="20"/>
-        </w:rPr>
-        <w:t>s</w:t>
+        <w:t>AI &amp; Data Science Leader</w:t>
+      </w:r>
+      <w:r>
+        <w:rPr>
+          <w:rFonts w:ascii="Arial" w:hAnsi="Arial" w:cs="Arial"/>
+          <w:sz w:val="20"/>
+          <w:szCs w:val="20"/>
+        </w:rPr>
+        <w:t xml:space="preserve">, </w:t>
+      </w:r>
+      <w:r>
+        <w:rPr>
+          <w:rFonts w:ascii="Arial" w:hAnsi="Arial" w:cs="Arial"/>
+          <w:sz w:val="20"/>
+          <w:szCs w:val="20"/>
+        </w:rPr>
+        <w:t>Ph.D. Mathematical Modeling</w:t>
       </w:r>
     </w:p>
     <w:p>
@@ -748,7 +716,7 @@
           <w:sz w:val="20"/>
           <w:szCs w:val="20"/>
         </w:rPr>
-        <w:t>Machine Learning, Data Science, Analytics, Expert, Leadership, Team Builder</w:t>
+        <w:t>Seasoned AI/ML leader with 15+ years building data and analytics systems</w:t>
       </w:r>
     </w:p>
     <w:p>
@@ -770,7 +738,39 @@
           <w:sz w:val="20"/>
           <w:szCs w:val="20"/>
         </w:rPr>
-        <w:t>Ph.D. in mathematical modeling and computer simulations</w:t>
+        <w:t>Deep hands-on expertise across the modern AI stack</w:t>
+      </w:r>
+      <w:r>
+        <w:rPr>
+          <w:rFonts w:ascii="Arial" w:hAnsi="Arial" w:cs="Arial"/>
+          <w:sz w:val="20"/>
+          <w:szCs w:val="20"/>
+        </w:rPr>
+        <w:t xml:space="preserve"> (</w:t>
+      </w:r>
+      <w:r>
+        <w:rPr>
+          <w:rFonts w:ascii="Arial" w:hAnsi="Arial" w:cs="Arial"/>
+          <w:sz w:val="20"/>
+          <w:szCs w:val="20"/>
+        </w:rPr>
+        <w:t>LLMs, Agents, RAG, Vector DBs, MCP, and AI-powered applications</w:t>
+      </w:r>
+      <w:r>
+        <w:rPr>
+          <w:rFonts w:ascii="Arial" w:hAnsi="Arial" w:cs="Arial"/>
+          <w:sz w:val="20"/>
+          <w:szCs w:val="20"/>
+        </w:rPr>
+        <w:t>). S</w:t>
+      </w:r>
+      <w:r>
+        <w:rPr>
+          <w:rFonts w:ascii="Arial" w:hAnsi="Arial" w:cs="Arial"/>
+          <w:sz w:val="20"/>
+          <w:szCs w:val="20"/>
+        </w:rPr>
+        <w:t>trong mathematical foundation (advanced calculus, probability, optimization)</w:t>
       </w:r>
     </w:p>
     <w:p>
@@ -792,7 +792,7 @@
           <w:sz w:val="20"/>
           <w:szCs w:val="20"/>
         </w:rPr>
-        <w:t xml:space="preserve">Experience of building teams of engineers and data scientists (hiring, training, and managing) </w:t>
+        <w:t>Proven track record of building and leading engineering and data science teams across Financial, AdTech, e-Commerce, Media, and Crypto domains</w:t>
       </w:r>
     </w:p>
     <w:p>
@@ -814,7 +814,7 @@
           <w:sz w:val="20"/>
           <w:szCs w:val="20"/>
         </w:rPr>
-        <w:t>15+ years of experience with high-volume data processing, analytics, and modeling</w:t>
+        <w:t>Full-cycle ownership from architecture to delivery, on cloud (AWS, Azure, GCP) and on-prem</w:t>
       </w:r>
     </w:p>
     <w:p>
@@ -836,7 +836,153 @@
           <w:sz w:val="20"/>
           <w:szCs w:val="20"/>
         </w:rPr>
-        <w:t>Proven track record of building data and analytics systems from scratch, and delivering them on time</w:t>
+        <w:t>Core AI/ML: LLMs</w:t>
+      </w:r>
+      <w:r>
+        <w:rPr>
+          <w:rFonts w:ascii="Arial" w:hAnsi="Arial" w:cs="Arial"/>
+          <w:sz w:val="20"/>
+          <w:szCs w:val="20"/>
+        </w:rPr>
+        <w:t xml:space="preserve">, </w:t>
+      </w:r>
+      <w:r>
+        <w:rPr>
+          <w:rFonts w:ascii="Arial" w:hAnsi="Arial" w:cs="Arial"/>
+          <w:sz w:val="20"/>
+          <w:szCs w:val="20"/>
+        </w:rPr>
+        <w:t>Agents</w:t>
+      </w:r>
+      <w:r>
+        <w:rPr>
+          <w:rFonts w:ascii="Arial" w:hAnsi="Arial" w:cs="Arial"/>
+          <w:sz w:val="20"/>
+          <w:szCs w:val="20"/>
+        </w:rPr>
+        <w:t xml:space="preserve">, </w:t>
+      </w:r>
+      <w:r>
+        <w:rPr>
+          <w:rFonts w:ascii="Arial" w:hAnsi="Arial" w:cs="Arial"/>
+          <w:sz w:val="20"/>
+          <w:szCs w:val="20"/>
+        </w:rPr>
+        <w:t>RAG</w:t>
+      </w:r>
+      <w:r>
+        <w:rPr>
+          <w:rFonts w:ascii="Arial" w:hAnsi="Arial" w:cs="Arial"/>
+          <w:sz w:val="20"/>
+          <w:szCs w:val="20"/>
+        </w:rPr>
+        <w:t xml:space="preserve">, </w:t>
+      </w:r>
+      <w:r>
+        <w:rPr>
+          <w:rFonts w:ascii="Arial" w:hAnsi="Arial" w:cs="Arial"/>
+          <w:sz w:val="20"/>
+          <w:szCs w:val="20"/>
+        </w:rPr>
+        <w:t>MCP</w:t>
+      </w:r>
+      <w:r>
+        <w:rPr>
+          <w:rFonts w:ascii="Arial" w:hAnsi="Arial" w:cs="Arial"/>
+          <w:sz w:val="20"/>
+          <w:szCs w:val="20"/>
+        </w:rPr>
+        <w:t xml:space="preserve">, </w:t>
+      </w:r>
+      <w:r>
+        <w:rPr>
+          <w:rFonts w:ascii="Arial" w:hAnsi="Arial" w:cs="Arial"/>
+          <w:sz w:val="20"/>
+          <w:szCs w:val="20"/>
+        </w:rPr>
+        <w:t>Skills</w:t>
+      </w:r>
+      <w:r>
+        <w:rPr>
+          <w:rFonts w:ascii="Arial" w:hAnsi="Arial" w:cs="Arial"/>
+          <w:sz w:val="20"/>
+          <w:szCs w:val="20"/>
+        </w:rPr>
+        <w:t xml:space="preserve">, </w:t>
+      </w:r>
+      <w:r>
+        <w:rPr>
+          <w:rFonts w:ascii="Arial" w:hAnsi="Arial" w:cs="Arial"/>
+          <w:sz w:val="20"/>
+          <w:szCs w:val="20"/>
+        </w:rPr>
+        <w:t>AI Apps</w:t>
+      </w:r>
+      <w:r>
+        <w:rPr>
+          <w:rFonts w:ascii="Arial" w:hAnsi="Arial" w:cs="Arial"/>
+          <w:sz w:val="20"/>
+          <w:szCs w:val="20"/>
+        </w:rPr>
+        <w:t xml:space="preserve">, </w:t>
+      </w:r>
+      <w:r>
+        <w:rPr>
+          <w:rFonts w:ascii="Arial" w:hAnsi="Arial" w:cs="Arial"/>
+          <w:sz w:val="20"/>
+          <w:szCs w:val="20"/>
+        </w:rPr>
+        <w:t>Transformers</w:t>
+      </w:r>
+      <w:r>
+        <w:rPr>
+          <w:rFonts w:ascii="Arial" w:hAnsi="Arial" w:cs="Arial"/>
+          <w:sz w:val="20"/>
+          <w:szCs w:val="20"/>
+        </w:rPr>
+        <w:t xml:space="preserve">, </w:t>
+      </w:r>
+      <w:r>
+        <w:rPr>
+          <w:rFonts w:ascii="Arial" w:hAnsi="Arial" w:cs="Arial"/>
+          <w:sz w:val="20"/>
+          <w:szCs w:val="20"/>
+        </w:rPr>
+        <w:t>Hugging Face</w:t>
+      </w:r>
+      <w:r>
+        <w:rPr>
+          <w:rFonts w:ascii="Arial" w:hAnsi="Arial" w:cs="Arial"/>
+          <w:sz w:val="20"/>
+          <w:szCs w:val="20"/>
+        </w:rPr>
+        <w:t xml:space="preserve">, </w:t>
+      </w:r>
+      <w:proofErr w:type="spellStart"/>
+      <w:r>
+        <w:rPr>
+          <w:rFonts w:ascii="Arial" w:hAnsi="Arial" w:cs="Arial"/>
+          <w:sz w:val="20"/>
+          <w:szCs w:val="20"/>
+        </w:rPr>
+        <w:t>Ollama</w:t>
+      </w:r>
+      <w:proofErr w:type="spellEnd"/>
+      <w:r>
+        <w:rPr>
+          <w:rFonts w:ascii="Arial" w:hAnsi="Arial" w:cs="Arial"/>
+          <w:sz w:val="20"/>
+          <w:szCs w:val="20"/>
+        </w:rPr>
+        <w:t xml:space="preserve">, </w:t>
+      </w:r>
+      <w:r>
+        <w:rPr>
+          <w:rFonts w:ascii="Arial" w:hAnsi="Arial" w:cs="Arial"/>
+          <w:sz w:val="20"/>
+          <w:szCs w:val="20"/>
+        </w:rPr>
+        <w:t>SageMaker</w:t>
       </w:r>
     </w:p>
     <w:p>
@@ -858,7 +1004,103 @@
           <w:sz w:val="20"/>
           <w:szCs w:val="20"/>
         </w:rPr>
-        <w:t>Full cycle development from requirements and planning to architecture &amp; implementation</w:t>
+        <w:t>Engineering: Python</w:t>
+      </w:r>
+      <w:r>
+        <w:rPr>
+          <w:rFonts w:ascii="Arial" w:hAnsi="Arial" w:cs="Arial"/>
+          <w:sz w:val="20"/>
+          <w:szCs w:val="20"/>
+        </w:rPr>
+        <w:t xml:space="preserve">, </w:t>
+      </w:r>
+      <w:r>
+        <w:rPr>
+          <w:rFonts w:ascii="Arial" w:hAnsi="Arial" w:cs="Arial"/>
+          <w:sz w:val="20"/>
+          <w:szCs w:val="20"/>
+        </w:rPr>
+        <w:t>Rust</w:t>
+      </w:r>
+      <w:r>
+        <w:rPr>
+          <w:rFonts w:ascii="Arial" w:hAnsi="Arial" w:cs="Arial"/>
+          <w:sz w:val="20"/>
+          <w:szCs w:val="20"/>
+        </w:rPr>
+        <w:t xml:space="preserve">, </w:t>
+      </w:r>
+      <w:r>
+        <w:rPr>
+          <w:rFonts w:ascii="Arial" w:hAnsi="Arial" w:cs="Arial"/>
+          <w:sz w:val="20"/>
+          <w:szCs w:val="20"/>
+        </w:rPr>
+        <w:t>SQL</w:t>
+      </w:r>
+      <w:r>
+        <w:rPr>
+          <w:rFonts w:ascii="Arial" w:hAnsi="Arial" w:cs="Arial"/>
+          <w:sz w:val="20"/>
+          <w:szCs w:val="20"/>
+        </w:rPr>
+        <w:t xml:space="preserve">, </w:t>
+      </w:r>
+      <w:r>
+        <w:rPr>
+          <w:rFonts w:ascii="Arial" w:hAnsi="Arial" w:cs="Arial"/>
+          <w:sz w:val="20"/>
+          <w:szCs w:val="20"/>
+        </w:rPr>
+        <w:t>ETL</w:t>
+      </w:r>
+      <w:r>
+        <w:rPr>
+          <w:rFonts w:ascii="Arial" w:hAnsi="Arial" w:cs="Arial"/>
+          <w:sz w:val="20"/>
+          <w:szCs w:val="20"/>
+        </w:rPr>
+        <w:t xml:space="preserve">, </w:t>
+      </w:r>
+      <w:r>
+        <w:rPr>
+          <w:rFonts w:ascii="Arial" w:hAnsi="Arial" w:cs="Arial"/>
+          <w:sz w:val="20"/>
+          <w:szCs w:val="20"/>
+        </w:rPr>
+        <w:t>Big Data</w:t>
+      </w:r>
+      <w:r>
+        <w:rPr>
+          <w:rFonts w:ascii="Arial" w:hAnsi="Arial" w:cs="Arial"/>
+          <w:sz w:val="20"/>
+          <w:szCs w:val="20"/>
+        </w:rPr>
+        <w:t xml:space="preserve">, </w:t>
+      </w:r>
+      <w:r>
+        <w:rPr>
+          <w:rFonts w:ascii="Arial" w:hAnsi="Arial" w:cs="Arial"/>
+          <w:sz w:val="20"/>
+          <w:szCs w:val="20"/>
+        </w:rPr>
+        <w:t>APIs</w:t>
+      </w:r>
+      <w:r>
+        <w:rPr>
+          <w:rFonts w:ascii="Arial" w:hAnsi="Arial" w:cs="Arial"/>
+          <w:sz w:val="20"/>
+          <w:szCs w:val="20"/>
+        </w:rPr>
+        <w:t xml:space="preserve">, </w:t>
+      </w:r>
+      <w:r>
+        <w:rPr>
+          <w:rFonts w:ascii="Arial" w:hAnsi="Arial" w:cs="Arial"/>
+          <w:sz w:val="20"/>
+          <w:szCs w:val="20"/>
+        </w:rPr>
+        <w:t>Cloud Infrastructure</w:t>
       </w:r>
     </w:p>
     <w:p>
@@ -880,376 +1122,174 @@
           <w:sz w:val="20"/>
           <w:szCs w:val="20"/>
         </w:rPr>
-        <w:t>Experience in different areas - Financial, Advertising, e-Commerce, Media, Publishing, Crypto</w:t>
-      </w:r>
-    </w:p>
-    <w:p>
-      <w:pPr>
-        <w:pStyle w:val="ListParagraph"/>
-        <w:numPr>
-          <w:ilvl w:val="0"/>
-          <w:numId w:val="1"/>
-        </w:numPr>
-        <w:rPr>
-          <w:rFonts w:ascii="Arial" w:hAnsi="Arial" w:cs="Arial"/>
-          <w:sz w:val="20"/>
-          <w:szCs w:val="20"/>
-        </w:rPr>
-      </w:pPr>
-      <w:r>
-        <w:rPr>
-          <w:rFonts w:ascii="Arial" w:hAnsi="Arial" w:cs="Arial"/>
-          <w:sz w:val="20"/>
-          <w:szCs w:val="20"/>
-        </w:rPr>
-        <w:t>Data Engineering on clouds (AWS, Azure, GCP) and on-prem, ETL, APIs, big data, data mining</w:t>
-      </w:r>
-    </w:p>
-    <w:p>
-      <w:pPr>
-        <w:pStyle w:val="ListParagraph"/>
-        <w:numPr>
-          <w:ilvl w:val="0"/>
-          <w:numId w:val="1"/>
-        </w:numPr>
-        <w:rPr>
-          <w:rFonts w:ascii="Arial" w:hAnsi="Arial" w:cs="Arial"/>
-          <w:sz w:val="20"/>
-          <w:szCs w:val="20"/>
-        </w:rPr>
-      </w:pPr>
-      <w:r>
-        <w:rPr>
-          <w:rFonts w:ascii="Arial" w:hAnsi="Arial" w:cs="Arial"/>
-          <w:sz w:val="20"/>
-          <w:szCs w:val="20"/>
-        </w:rPr>
-        <w:t xml:space="preserve">Mathematics and Finance: Ph.D. (Math. Modeling), Advanced Calculus, </w:t>
-      </w:r>
-      <w:r>
-        <w:rPr>
-          <w:rFonts w:ascii="Arial" w:hAnsi="Arial" w:cs="Arial"/>
-          <w:sz w:val="20"/>
-          <w:szCs w:val="20"/>
-        </w:rPr>
-        <w:t>V</w:t>
-      </w:r>
-      <w:r>
-        <w:rPr>
-          <w:rFonts w:ascii="Arial" w:hAnsi="Arial" w:cs="Arial"/>
-          <w:sz w:val="20"/>
-          <w:szCs w:val="20"/>
-        </w:rPr>
-        <w:t xml:space="preserve">ectors &amp; Tensors, Theory of Complex Variables, Differential Equations, Differential Equations in Mathematical Physics, Probability &amp; Statistics, Statistical </w:t>
+        <w:t xml:space="preserve">Leadership: </w:t>
+      </w:r>
+      <w:r>
+        <w:rPr>
+          <w:rFonts w:ascii="Arial" w:hAnsi="Arial" w:cs="Arial"/>
+          <w:sz w:val="20"/>
+          <w:szCs w:val="20"/>
+        </w:rPr>
+        <w:t>t</w:t>
+      </w:r>
+      <w:r>
+        <w:rPr>
+          <w:rFonts w:ascii="Arial" w:hAnsi="Arial" w:cs="Arial"/>
+          <w:sz w:val="20"/>
+          <w:szCs w:val="20"/>
+        </w:rPr>
+        <w:t>eam building</w:t>
+      </w:r>
+      <w:r>
+        <w:rPr>
+          <w:rFonts w:ascii="Arial" w:hAnsi="Arial" w:cs="Arial"/>
+          <w:sz w:val="20"/>
+          <w:szCs w:val="20"/>
+        </w:rPr>
+        <w:t>, h</w:t>
+      </w:r>
+      <w:r>
+        <w:rPr>
+          <w:rFonts w:ascii="Arial" w:hAnsi="Arial" w:cs="Arial"/>
+          <w:sz w:val="20"/>
+          <w:szCs w:val="20"/>
+        </w:rPr>
+        <w:t>iring &amp; mentoring</w:t>
+      </w:r>
+      <w:r>
+        <w:rPr>
+          <w:rFonts w:ascii="Arial" w:hAnsi="Arial" w:cs="Arial"/>
+          <w:sz w:val="20"/>
+          <w:szCs w:val="20"/>
+        </w:rPr>
+        <w:t>, c</w:t>
+      </w:r>
+      <w:r>
+        <w:rPr>
+          <w:rFonts w:ascii="Arial" w:hAnsi="Arial" w:cs="Arial"/>
+          <w:sz w:val="20"/>
+          <w:szCs w:val="20"/>
+        </w:rPr>
+        <w:t>ross-functional delivery</w:t>
+      </w:r>
+    </w:p>
+    <w:p>
+      <w:pPr>
+        <w:rPr>
+          <w:rFonts w:ascii="Arial" w:hAnsi="Arial" w:cs="Arial"/>
+          <w:sz w:val="20"/>
+          <w:szCs w:val="20"/>
+        </w:rPr>
+      </w:pPr>
+    </w:p>
+    <w:p>
+      <w:pPr>
+        <w:rPr>
+          <w:rFonts w:ascii="Arial" w:hAnsi="Arial" w:cs="Arial"/>
+          <w:b/>
+          <w:bCs/>
+          <w:sz w:val="20"/>
+          <w:szCs w:val="20"/>
+        </w:rPr>
+      </w:pPr>
+      <w:r>
+        <w:rPr>
+          <w:rFonts w:ascii="Arial" w:hAnsi="Arial" w:cs="Arial"/>
+          <w:b/>
+          <w:bCs/>
+          <w:sz w:val="20"/>
+          <w:szCs w:val="20"/>
+        </w:rPr>
+        <w:t>PROFESSIONAL EXPERIENCE:</w:t>
+      </w:r>
+    </w:p>
+    <w:p>
+      <w:pPr>
+        <w:rPr>
+          <w:rFonts w:ascii="Arial" w:hAnsi="Arial" w:cs="Arial"/>
+          <w:sz w:val="20"/>
+          <w:szCs w:val="20"/>
+        </w:rPr>
+      </w:pPr>
+    </w:p>
+    <w:p>
+      <w:pPr>
+        <w:rPr>
+          <w:rFonts w:ascii="Arial" w:hAnsi="Arial" w:cs="Arial"/>
+          <w:b/>
+          <w:bCs/>
+          <w:sz w:val="20"/>
+          <w:szCs w:val="20"/>
+        </w:rPr>
+      </w:pPr>
+      <w:r>
+        <w:rPr>
+          <w:rFonts w:ascii="Arial" w:hAnsi="Arial" w:cs="Arial"/>
+          <w:b/>
+          <w:bCs/>
+          <w:sz w:val="20"/>
+          <w:szCs w:val="20"/>
+        </w:rPr>
+        <w:t>Oct</w:t>
+      </w:r>
+      <w:r>
+        <w:rPr>
+          <w:rFonts w:ascii="Arial" w:hAnsi="Arial" w:cs="Arial"/>
+          <w:b/>
+          <w:bCs/>
+          <w:sz w:val="20"/>
+          <w:szCs w:val="20"/>
+        </w:rPr>
+        <w:t xml:space="preserve"> 202</w:t>
+      </w:r>
+      <w:r>
+        <w:rPr>
+          <w:rFonts w:ascii="Arial" w:hAnsi="Arial" w:cs="Arial"/>
+          <w:b/>
+          <w:bCs/>
+          <w:sz w:val="20"/>
+          <w:szCs w:val="20"/>
+        </w:rPr>
+        <w:t>4</w:t>
+      </w:r>
+      <w:r>
+        <w:rPr>
+          <w:rFonts w:ascii="Arial" w:hAnsi="Arial" w:cs="Arial"/>
+          <w:b/>
+          <w:bCs/>
+          <w:sz w:val="20"/>
+          <w:szCs w:val="20"/>
+        </w:rPr>
+        <w:t xml:space="preserve"> - present - </w:t>
       </w:r>
       <w:proofErr w:type="spellStart"/>
       <w:r>
         <w:rPr>
           <w:rFonts w:ascii="Arial" w:hAnsi="Arial" w:cs="Arial"/>
-          <w:sz w:val="20"/>
-          <w:szCs w:val="20"/>
-        </w:rPr>
-        <w:t>Radiophysics</w:t>
+          <w:b/>
+          <w:bCs/>
+          <w:sz w:val="20"/>
+          <w:szCs w:val="20"/>
+        </w:rPr>
+        <w:t>Vareto</w:t>
       </w:r>
       <w:proofErr w:type="spellEnd"/>
       <w:r>
         <w:rPr>
           <w:rFonts w:ascii="Arial" w:hAnsi="Arial" w:cs="Arial"/>
-          <w:sz w:val="20"/>
-          <w:szCs w:val="20"/>
-        </w:rPr>
-        <w:t xml:space="preserve">, </w:t>
-      </w:r>
-      <w:r>
-        <w:rPr>
-          <w:rFonts w:ascii="Arial" w:hAnsi="Arial" w:cs="Arial"/>
-          <w:sz w:val="20"/>
-          <w:szCs w:val="20"/>
-        </w:rPr>
-        <w:t>Optimization, Monte Carlo Simulations, Numerical Methods, Machine Learning, Deep Learning, NLP, Transformers, Generative AI, LLMs</w:t>
-      </w:r>
-    </w:p>
-    <w:p>
-      <w:pPr>
-        <w:pStyle w:val="ListParagraph"/>
-        <w:numPr>
-          <w:ilvl w:val="0"/>
-          <w:numId w:val="1"/>
-        </w:numPr>
-        <w:rPr>
-          <w:rFonts w:ascii="Arial" w:hAnsi="Arial" w:cs="Arial"/>
-          <w:sz w:val="20"/>
-          <w:szCs w:val="20"/>
-        </w:rPr>
-      </w:pPr>
-      <w:r>
-        <w:rPr>
-          <w:rFonts w:ascii="Arial" w:hAnsi="Arial" w:cs="Arial"/>
-          <w:sz w:val="20"/>
-          <w:szCs w:val="20"/>
-        </w:rPr>
-        <w:t xml:space="preserve">Programming &amp; Data Science Tools: </w:t>
-      </w:r>
-      <w:r>
-        <w:rPr>
-          <w:rFonts w:ascii="Arial" w:hAnsi="Arial" w:cs="Arial"/>
-          <w:sz w:val="20"/>
-          <w:szCs w:val="20"/>
-        </w:rPr>
-        <w:t xml:space="preserve">AI Coding Assistants (Cline, Claude Code), MCP, Skills, Agents, </w:t>
-      </w:r>
-      <w:r>
-        <w:rPr>
-          <w:rFonts w:ascii="Arial" w:hAnsi="Arial" w:cs="Arial"/>
-          <w:sz w:val="20"/>
-          <w:szCs w:val="20"/>
-        </w:rPr>
-        <w:t xml:space="preserve">Python, Pandas, NumPy, </w:t>
-      </w:r>
-      <w:r>
-        <w:rPr>
-          <w:rFonts w:ascii="Arial" w:hAnsi="Arial" w:cs="Arial"/>
-          <w:sz w:val="20"/>
-          <w:szCs w:val="20"/>
-        </w:rPr>
-        <w:t xml:space="preserve">Rust, </w:t>
-      </w:r>
-      <w:r>
-        <w:rPr>
-          <w:rFonts w:ascii="Arial" w:hAnsi="Arial" w:cs="Arial"/>
-          <w:sz w:val="20"/>
-          <w:szCs w:val="20"/>
-        </w:rPr>
-        <w:t xml:space="preserve">SQL, ETL, </w:t>
-      </w:r>
-      <w:proofErr w:type="spellStart"/>
-      <w:r>
-        <w:rPr>
-          <w:rFonts w:ascii="Arial" w:hAnsi="Arial" w:cs="Arial"/>
-          <w:sz w:val="20"/>
-          <w:szCs w:val="20"/>
-        </w:rPr>
-        <w:t>FastHTML</w:t>
-      </w:r>
-      <w:proofErr w:type="spellEnd"/>
-      <w:r>
-        <w:rPr>
-          <w:rFonts w:ascii="Arial" w:hAnsi="Arial" w:cs="Arial"/>
-          <w:sz w:val="20"/>
-          <w:szCs w:val="20"/>
-        </w:rPr>
-        <w:t xml:space="preserve">, </w:t>
-      </w:r>
-      <w:proofErr w:type="spellStart"/>
-      <w:r>
-        <w:rPr>
-          <w:rFonts w:ascii="Arial" w:hAnsi="Arial" w:cs="Arial"/>
-          <w:sz w:val="20"/>
-          <w:szCs w:val="20"/>
-        </w:rPr>
-        <w:t>Ollama</w:t>
-      </w:r>
-      <w:proofErr w:type="spellEnd"/>
-      <w:r>
-        <w:rPr>
-          <w:rFonts w:ascii="Arial" w:hAnsi="Arial" w:cs="Arial"/>
-          <w:sz w:val="20"/>
-          <w:szCs w:val="20"/>
-        </w:rPr>
-        <w:t xml:space="preserve">, </w:t>
-      </w:r>
-      <w:proofErr w:type="spellStart"/>
-      <w:r>
-        <w:rPr>
-          <w:rFonts w:ascii="Arial" w:hAnsi="Arial" w:cs="Arial"/>
-          <w:sz w:val="20"/>
-          <w:szCs w:val="20"/>
-        </w:rPr>
-        <w:t>LangChain</w:t>
-      </w:r>
-      <w:proofErr w:type="spellEnd"/>
-      <w:r>
-        <w:rPr>
-          <w:rFonts w:ascii="Arial" w:hAnsi="Arial" w:cs="Arial"/>
-          <w:sz w:val="20"/>
-          <w:szCs w:val="20"/>
-        </w:rPr>
-        <w:t xml:space="preserve">, </w:t>
-      </w:r>
-      <w:proofErr w:type="spellStart"/>
-      <w:r>
-        <w:rPr>
-          <w:rFonts w:ascii="Arial" w:hAnsi="Arial" w:cs="Arial"/>
-          <w:sz w:val="20"/>
-          <w:szCs w:val="20"/>
-        </w:rPr>
-        <w:t>LangGraph</w:t>
-      </w:r>
-      <w:proofErr w:type="spellEnd"/>
-      <w:r>
-        <w:rPr>
-          <w:rFonts w:ascii="Arial" w:hAnsi="Arial" w:cs="Arial"/>
-          <w:sz w:val="20"/>
-          <w:szCs w:val="20"/>
-        </w:rPr>
-        <w:t xml:space="preserve">, Scikit-Learn, NLP/NLTK, </w:t>
-      </w:r>
-      <w:proofErr w:type="spellStart"/>
-      <w:r>
-        <w:rPr>
-          <w:rFonts w:ascii="Arial" w:hAnsi="Arial" w:cs="Arial"/>
-          <w:sz w:val="20"/>
-          <w:szCs w:val="20"/>
-        </w:rPr>
-        <w:t>Huggingface</w:t>
-      </w:r>
-      <w:proofErr w:type="spellEnd"/>
-      <w:r>
-        <w:rPr>
-          <w:rFonts w:ascii="Arial" w:hAnsi="Arial" w:cs="Arial"/>
-          <w:sz w:val="20"/>
-          <w:szCs w:val="20"/>
-        </w:rPr>
-        <w:t xml:space="preserve"> tools, AWS SageMaker, Perl, Go (Golang), </w:t>
-      </w:r>
-      <w:proofErr w:type="spellStart"/>
-      <w:r>
-        <w:rPr>
-          <w:rFonts w:ascii="Arial" w:hAnsi="Arial" w:cs="Arial"/>
-          <w:sz w:val="20"/>
-          <w:szCs w:val="20"/>
-        </w:rPr>
-        <w:t>Javascript</w:t>
-      </w:r>
-      <w:proofErr w:type="spellEnd"/>
-      <w:r>
-        <w:rPr>
-          <w:rFonts w:ascii="Arial" w:hAnsi="Arial" w:cs="Arial"/>
-          <w:sz w:val="20"/>
-          <w:szCs w:val="20"/>
-        </w:rPr>
-        <w:t xml:space="preserve">, C/C++, Java, Excel VBA, SQL databases (PostgreSQL, MySQL, Vertica, Netezza, Google </w:t>
-      </w:r>
-      <w:proofErr w:type="spellStart"/>
-      <w:r>
-        <w:rPr>
-          <w:rFonts w:ascii="Arial" w:hAnsi="Arial" w:cs="Arial"/>
-          <w:sz w:val="20"/>
-          <w:szCs w:val="20"/>
-        </w:rPr>
-        <w:t>BigQuery</w:t>
-      </w:r>
-      <w:proofErr w:type="spellEnd"/>
-      <w:r>
-        <w:rPr>
-          <w:rFonts w:ascii="Arial" w:hAnsi="Arial" w:cs="Arial"/>
-          <w:sz w:val="20"/>
-          <w:szCs w:val="20"/>
-        </w:rPr>
-        <w:t>, MongoDB, Sybase, DB2, Oracle, MS SQL), Web Apps, Cloud (Amazon AWS, Azure, Google, IBM)</w:t>
-      </w:r>
-    </w:p>
-    <w:p>
-      <w:pPr>
-        <w:rPr>
-          <w:rFonts w:ascii="Arial" w:hAnsi="Arial" w:cs="Arial"/>
-          <w:sz w:val="20"/>
-          <w:szCs w:val="20"/>
-        </w:rPr>
-      </w:pPr>
-    </w:p>
-    <w:p>
-      <w:pPr>
-        <w:rPr>
-          <w:rFonts w:ascii="Arial" w:hAnsi="Arial" w:cs="Arial"/>
-          <w:b/>
-          <w:bCs/>
-          <w:sz w:val="20"/>
-          <w:szCs w:val="20"/>
-        </w:rPr>
-      </w:pPr>
-      <w:r>
-        <w:rPr>
-          <w:rFonts w:ascii="Arial" w:hAnsi="Arial" w:cs="Arial"/>
-          <w:b/>
-          <w:bCs/>
-          <w:sz w:val="20"/>
-          <w:szCs w:val="20"/>
-        </w:rPr>
-        <w:t>PROFESSIONAL EXPERIENCE:</w:t>
-      </w:r>
-    </w:p>
-    <w:p>
-      <w:pPr>
-        <w:rPr>
-          <w:rFonts w:ascii="Arial" w:hAnsi="Arial" w:cs="Arial"/>
-          <w:sz w:val="20"/>
-          <w:szCs w:val="20"/>
-        </w:rPr>
-      </w:pPr>
-    </w:p>
-    <w:p>
-      <w:pPr>
-        <w:rPr>
-          <w:rFonts w:ascii="Arial" w:hAnsi="Arial" w:cs="Arial"/>
-          <w:sz w:val="20"/>
-          <w:szCs w:val="20"/>
-        </w:rPr>
-      </w:pPr>
-      <w:r>
-        <w:rPr>
-          <w:rFonts w:ascii="Arial" w:hAnsi="Arial" w:cs="Arial"/>
-          <w:b/>
-          <w:bCs/>
-          <w:sz w:val="20"/>
-          <w:szCs w:val="20"/>
-        </w:rPr>
-        <w:t>Oct</w:t>
-      </w:r>
-      <w:r>
-        <w:rPr>
-          <w:rFonts w:ascii="Arial" w:hAnsi="Arial" w:cs="Arial"/>
-          <w:b/>
-          <w:bCs/>
-          <w:sz w:val="20"/>
-          <w:szCs w:val="20"/>
-        </w:rPr>
-        <w:t xml:space="preserve"> 202</w:t>
-      </w:r>
-      <w:r>
-        <w:rPr>
-          <w:rFonts w:ascii="Arial" w:hAnsi="Arial" w:cs="Arial"/>
-          <w:b/>
-          <w:bCs/>
-          <w:sz w:val="20"/>
-          <w:szCs w:val="20"/>
-        </w:rPr>
-        <w:t>4</w:t>
-      </w:r>
-      <w:r>
-        <w:rPr>
-          <w:rFonts w:ascii="Arial" w:hAnsi="Arial" w:cs="Arial"/>
-          <w:b/>
-          <w:bCs/>
-          <w:sz w:val="20"/>
-          <w:szCs w:val="20"/>
-        </w:rPr>
-        <w:t xml:space="preserve"> - present - </w:t>
-      </w:r>
-      <w:proofErr w:type="spellStart"/>
-      <w:r>
-        <w:rPr>
-          <w:rFonts w:ascii="Arial" w:hAnsi="Arial" w:cs="Arial"/>
-          <w:sz w:val="20"/>
-          <w:szCs w:val="20"/>
-        </w:rPr>
-        <w:t xml:space="preserve">Vareto LLC </w:t>
-      </w:r>
-      <w:proofErr w:type="spellEnd"/>
+          <w:b/>
+          <w:bCs/>
+          <w:sz w:val="20"/>
+          <w:szCs w:val="20"/>
+        </w:rPr>
+        <w:t xml:space="preserve"> LLC </w:t>
+      </w:r>
       <w:proofErr w:type="gramStart"/>
       <w:r>
         <w:rPr>
           <w:rFonts w:ascii="Arial" w:hAnsi="Arial" w:cs="Arial"/>
+          <w:b/>
+          <w:bCs/>
           <w:sz w:val="20"/>
           <w:szCs w:val="20"/>
         </w:rPr>
@@ -1259,19 +1299,55 @@
       <w:r>
         <w:rPr>
           <w:rFonts w:ascii="Arial" w:hAnsi="Arial" w:cs="Arial"/>
-          <w:sz w:val="20"/>
-          <w:szCs w:val="20"/>
-        </w:rPr>
-        <w:t xml:space="preserve"> )</w:t>
-      </w:r>
-      <w:r>
-        <w:rPr>
-          <w:rFonts w:ascii="Arial" w:hAnsi="Arial" w:cs="Arial"/>
-          <w:sz w:val="20"/>
-          <w:szCs w:val="20"/>
-        </w:rPr>
-        <w:t xml:space="preserve"> - AI Development, AI Architecture for SaaS</w:t>
-      </w:r>
+          <w:b/>
+          <w:bCs/>
+          <w:sz w:val="20"/>
+          <w:szCs w:val="20"/>
+        </w:rPr>
+        <w:t xml:space="preserve"> </w:t>
+      </w:r>
+      <w:r>
+        <w:rPr>
+          <w:rFonts w:ascii="Arial" w:hAnsi="Arial" w:cs="Arial"/>
+          <w:b/>
+          <w:bCs/>
+          <w:sz w:val="20"/>
+          <w:szCs w:val="20"/>
+        </w:rPr>
+        <w:t xml:space="preserve"> - Enterprise FP&amp;A SaaS </w:t>
+      </w:r>
+      <w:proofErr w:type="gramStart"/>
+      <w:r>
+        <w:rPr>
+          <w:rFonts w:ascii="Arial" w:hAnsi="Arial" w:cs="Arial"/>
+          <w:b/>
+          <w:bCs/>
+          <w:sz w:val="20"/>
+          <w:szCs w:val="20"/>
+        </w:rPr>
+        <w:t>Platform</w:t>
+      </w:r>
+      <w:r>
+        <w:rPr>
+          <w:rFonts w:ascii="Arial" w:hAnsi="Arial" w:cs="Arial"/>
+          <w:b/>
+          <w:bCs/>
+          <w:sz w:val="20"/>
+          <w:szCs w:val="20"/>
+        </w:rPr>
+        <w:t xml:space="preserve"> </w:t>
+      </w:r>
+      <w:r>
+        <w:rPr>
+          <w:rFonts w:ascii="Arial" w:hAnsi="Arial" w:cs="Arial"/>
+          <w:b/>
+          <w:bCs/>
+          <w:sz w:val="20"/>
+          <w:szCs w:val="20"/>
+        </w:rPr>
+        <w:t>)</w:t>
+      </w:r>
+      <w:proofErr w:type="gramEnd"/>
     </w:p>
     <w:p>
       <w:pPr>
@@ -1292,23 +1368,15 @@
           <w:sz w:val="20"/>
           <w:szCs w:val="20"/>
         </w:rPr>
-        <w:t xml:space="preserve">AI, </w:t>
-      </w:r>
-      <w:r>
-        <w:rPr>
-          <w:rFonts w:ascii="Arial" w:hAnsi="Arial" w:cs="Arial"/>
-          <w:sz w:val="20"/>
-          <w:szCs w:val="20"/>
-        </w:rPr>
-        <w:t>Vibe Coding,</w:t>
-      </w:r>
-      <w:r>
-        <w:rPr>
-          <w:rFonts w:ascii="Arial" w:hAnsi="Arial" w:cs="Arial"/>
-          <w:sz w:val="20"/>
-          <w:szCs w:val="20"/>
-        </w:rPr>
-        <w:t xml:space="preserve"> Cline, Claude Code, Claude, Gemini, AI Agent for SaaS app, Rust, Python</w:t>
+        <w:t>Senior AI Engineer / AI Architect</w:t>
+      </w:r>
+      <w:r>
+        <w:rPr>
+          <w:rFonts w:ascii="Arial" w:hAnsi="Arial" w:cs="Arial"/>
+          <w:sz w:val="20"/>
+          <w:szCs w:val="20"/>
+        </w:rPr>
+        <w:t xml:space="preserve"> </w:t>
       </w:r>
     </w:p>
     <w:p>
@@ -1330,76 +1398,25 @@
           <w:sz w:val="20"/>
           <w:szCs w:val="20"/>
         </w:rPr>
-        <w:t>AI-enabled ETL, Excel files parsing using AI</w:t>
-      </w:r>
-      <w:r>
-        <w:rPr>
-          <w:rFonts w:ascii="Arial" w:hAnsi="Arial" w:cs="Arial"/>
-          <w:sz w:val="20"/>
-          <w:szCs w:val="20"/>
-        </w:rPr>
-        <w:br/>
-      </w:r>
-      <w:r>
-        <w:rPr>
-          <w:rFonts w:ascii="Arial" w:hAnsi="Arial" w:cs="Arial"/>
-          <w:sz w:val="20"/>
-          <w:szCs w:val="20"/>
-        </w:rPr>
-        <w:t xml:space="preserve"> </w:t>
-      </w:r>
-    </w:p>
-    <w:p>
-      <w:pPr>
-        <w:rPr>
-          <w:rFonts w:ascii="Arial" w:hAnsi="Arial" w:cs="Arial"/>
-          <w:b/>
-          <w:bCs/>
-          <w:sz w:val="20"/>
-          <w:szCs w:val="20"/>
-        </w:rPr>
-      </w:pPr>
-      <w:r>
-        <w:rPr>
-          <w:rFonts w:ascii="Arial" w:hAnsi="Arial" w:cs="Arial"/>
-          <w:b/>
-          <w:bCs/>
-          <w:sz w:val="20"/>
-          <w:szCs w:val="20"/>
-        </w:rPr>
-        <w:t xml:space="preserve">Feb 2024 - Sep 2024 - </w:t>
-      </w:r>
-      <w:r>
-        <w:rPr>
-          <w:rFonts w:ascii="Arial" w:hAnsi="Arial" w:cs="Arial"/>
-          <w:b/>
-          <w:bCs/>
-          <w:sz w:val="20"/>
-          <w:szCs w:val="20"/>
-        </w:rPr>
-        <w:t xml:space="preserve">RSM US </w:t>
-      </w:r>
-      <w:proofErr w:type="gramStart"/>
-      <w:r>
-        <w:rPr>
-          <w:rFonts w:ascii="Arial" w:hAnsi="Arial" w:cs="Arial"/>
-          <w:b/>
-          <w:bCs/>
-          <w:sz w:val="20"/>
-          <w:szCs w:val="20"/>
-        </w:rPr>
-        <w:t>( https://rsmus.com</w:t>
-      </w:r>
-      <w:proofErr w:type="gramEnd"/>
-      <w:r>
-        <w:rPr>
-          <w:rFonts w:ascii="Arial" w:hAnsi="Arial" w:cs="Arial"/>
-          <w:b/>
-          <w:bCs/>
-          <w:sz w:val="20"/>
-          <w:szCs w:val="20"/>
-        </w:rPr>
-        <w:t xml:space="preserve"> ) - AI for audit</w:t>
+        <w:t xml:space="preserve">Architected and built AI-powered features for </w:t>
+      </w:r>
+      <w:proofErr w:type="spellStart"/>
+      <w:r>
+        <w:rPr>
+          <w:rFonts w:ascii="Arial" w:hAnsi="Arial" w:cs="Arial"/>
+          <w:sz w:val="20"/>
+          <w:szCs w:val="20"/>
+        </w:rPr>
+        <w:t>Vareto's</w:t>
+      </w:r>
+      <w:proofErr w:type="spellEnd"/>
+      <w:r>
+        <w:rPr>
+          <w:rFonts w:ascii="Arial" w:hAnsi="Arial" w:cs="Arial"/>
+          <w:sz w:val="20"/>
+          <w:szCs w:val="20"/>
+        </w:rPr>
+        <w:t xml:space="preserve"> enterprise financial planning SaaS platform, accelerating product capabilities through hands-on AI development and vibe coding workflows</w:t>
       </w:r>
     </w:p>
     <w:p>
@@ -1421,63 +1438,7 @@
           <w:sz w:val="20"/>
           <w:szCs w:val="20"/>
         </w:rPr>
-        <w:t xml:space="preserve">AI, LLM, </w:t>
-      </w:r>
-      <w:r>
-        <w:rPr>
-          <w:rFonts w:ascii="Arial" w:hAnsi="Arial" w:cs="Arial"/>
-          <w:sz w:val="20"/>
-          <w:szCs w:val="20"/>
-        </w:rPr>
-        <w:t xml:space="preserve">Vibe Coding, </w:t>
-      </w:r>
-      <w:r>
-        <w:rPr>
-          <w:rFonts w:ascii="Arial" w:hAnsi="Arial" w:cs="Arial"/>
-          <w:sz w:val="20"/>
-          <w:szCs w:val="20"/>
-        </w:rPr>
-        <w:t>Audit, Documentation</w:t>
-      </w:r>
-      <w:r>
-        <w:rPr>
-          <w:rFonts w:ascii="Arial" w:hAnsi="Arial" w:cs="Arial"/>
-          <w:sz w:val="20"/>
-          <w:szCs w:val="20"/>
-        </w:rPr>
-        <w:t>,</w:t>
-      </w:r>
-      <w:r>
-        <w:rPr>
-          <w:rFonts w:ascii="Arial" w:hAnsi="Arial" w:cs="Arial"/>
-          <w:sz w:val="20"/>
-          <w:szCs w:val="20"/>
-        </w:rPr>
-        <w:t xml:space="preserve"> </w:t>
-      </w:r>
-      <w:r>
-        <w:rPr>
-          <w:rFonts w:ascii="Arial" w:hAnsi="Arial" w:cs="Arial"/>
-          <w:sz w:val="20"/>
-          <w:szCs w:val="20"/>
-        </w:rPr>
-        <w:t>RAG</w:t>
-      </w:r>
-      <w:r>
-        <w:rPr>
-          <w:rFonts w:ascii="Arial" w:hAnsi="Arial" w:cs="Arial"/>
-          <w:sz w:val="20"/>
-          <w:szCs w:val="20"/>
-        </w:rPr>
-        <w:t xml:space="preserve">, </w:t>
-      </w:r>
-      <w:r>
-        <w:rPr>
-          <w:rFonts w:ascii="Arial" w:hAnsi="Arial" w:cs="Arial"/>
-          <w:sz w:val="20"/>
-          <w:szCs w:val="20"/>
-        </w:rPr>
-        <w:t>AI to generate audit workflows and Visio diagrams</w:t>
+        <w:t>Designed and deployed an autonomous AI Agent embedded within the SaaS application, enabling intelligent automation of financial planning and reporting tasks previously requiring manual analyst effort</w:t>
       </w:r>
     </w:p>
     <w:p>
@@ -1499,15 +1460,272 @@
           <w:sz w:val="20"/>
           <w:szCs w:val="20"/>
         </w:rPr>
-        <w:t xml:space="preserve">Python, </w:t>
-      </w:r>
-      <w:r>
-        <w:rPr>
-          <w:rFonts w:ascii="Arial" w:hAnsi="Arial" w:cs="Arial"/>
-          <w:sz w:val="20"/>
-          <w:szCs w:val="20"/>
-        </w:rPr>
-        <w:t xml:space="preserve">OpenAI API, </w:t>
+        <w:t>Built AI-enabled ETL pipelines leveraging LLMs to intelligently parse, interpret, and transform complex Excel financial models and reports</w:t>
+      </w:r>
+      <w:r>
+        <w:rPr>
+          <w:rFonts w:ascii="Arial" w:hAnsi="Arial" w:cs="Arial"/>
+          <w:sz w:val="20"/>
+          <w:szCs w:val="20"/>
+        </w:rPr>
+        <w:t xml:space="preserve">, </w:t>
+      </w:r>
+      <w:r>
+        <w:rPr>
+          <w:rFonts w:ascii="Arial" w:hAnsi="Arial" w:cs="Arial"/>
+          <w:sz w:val="20"/>
+          <w:szCs w:val="20"/>
+        </w:rPr>
+        <w:t>dramatically reducing data onboarding friction for FP&amp;A teams</w:t>
+      </w:r>
+    </w:p>
+    <w:p>
+      <w:pPr>
+        <w:pStyle w:val="ListParagraph"/>
+        <w:numPr>
+          <w:ilvl w:val="0"/>
+          <w:numId w:val="2"/>
+        </w:numPr>
+        <w:rPr>
+          <w:rFonts w:ascii="Arial" w:hAnsi="Arial" w:cs="Arial"/>
+          <w:sz w:val="20"/>
+          <w:szCs w:val="20"/>
+        </w:rPr>
+      </w:pPr>
+      <w:r>
+        <w:rPr>
+          <w:rFonts w:ascii="Arial" w:hAnsi="Arial" w:cs="Arial"/>
+          <w:sz w:val="20"/>
+          <w:szCs w:val="20"/>
+        </w:rPr>
+        <w:t>Leveraged cutting-edge AI coding assistants (Claude Code, Cline) to accelerate full-cycle development across the stack, combining Rust and Python for high-performance backend services</w:t>
+      </w:r>
+    </w:p>
+    <w:p>
+      <w:pPr>
+        <w:pStyle w:val="ListParagraph"/>
+        <w:numPr>
+          <w:ilvl w:val="0"/>
+          <w:numId w:val="2"/>
+        </w:numPr>
+        <w:rPr>
+          <w:rFonts w:ascii="Arial" w:hAnsi="Arial" w:cs="Arial"/>
+          <w:sz w:val="20"/>
+          <w:szCs w:val="20"/>
+        </w:rPr>
+      </w:pPr>
+      <w:r>
+        <w:rPr>
+          <w:rFonts w:ascii="Arial" w:hAnsi="Arial" w:cs="Arial"/>
+          <w:sz w:val="20"/>
+          <w:szCs w:val="20"/>
+        </w:rPr>
+        <w:t>Contributed to AI architecture decisions, establishing patterns and best practices for LLM integration within a production SaaS environment</w:t>
+      </w:r>
+    </w:p>
+    <w:p>
+      <w:pPr>
+        <w:ind w:left="360"/>
+        <w:rPr>
+          <w:rFonts w:ascii="Arial" w:hAnsi="Arial" w:cs="Arial"/>
+          <w:sz w:val="20"/>
+          <w:szCs w:val="20"/>
+        </w:rPr>
+      </w:pPr>
+    </w:p>
+    <w:p>
+      <w:pPr>
+        <w:rPr>
+          <w:rFonts w:ascii="Arial" w:hAnsi="Arial" w:cs="Arial"/>
+          <w:b/>
+          <w:bCs/>
+          <w:sz w:val="20"/>
+          <w:szCs w:val="20"/>
+        </w:rPr>
+      </w:pPr>
+      <w:r>
+        <w:rPr>
+          <w:rFonts w:ascii="Arial" w:hAnsi="Arial" w:cs="Arial"/>
+          <w:b/>
+          <w:bCs/>
+          <w:sz w:val="20"/>
+          <w:szCs w:val="20"/>
+        </w:rPr>
+        <w:t xml:space="preserve">Feb 2024 - Sep 2024 - </w:t>
+      </w:r>
+      <w:r>
+        <w:rPr>
+          <w:rFonts w:ascii="Arial" w:hAnsi="Arial" w:cs="Arial"/>
+          <w:b/>
+          <w:bCs/>
+          <w:sz w:val="20"/>
+          <w:szCs w:val="20"/>
+        </w:rPr>
+        <w:t xml:space="preserve">RSM US </w:t>
+      </w:r>
+      <w:proofErr w:type="gramStart"/>
+      <w:r>
+        <w:rPr>
+          <w:rFonts w:ascii="Arial" w:hAnsi="Arial" w:cs="Arial"/>
+          <w:b/>
+          <w:bCs/>
+          <w:sz w:val="20"/>
+          <w:szCs w:val="20"/>
+        </w:rPr>
+        <w:t>( https://rsmus.com</w:t>
+      </w:r>
+      <w:proofErr w:type="gramEnd"/>
+      <w:r>
+        <w:rPr>
+          <w:rFonts w:ascii="Arial" w:hAnsi="Arial" w:cs="Arial"/>
+          <w:b/>
+          <w:bCs/>
+          <w:sz w:val="20"/>
+          <w:szCs w:val="20"/>
+        </w:rPr>
+        <w:t xml:space="preserve"> </w:t>
+      </w:r>
+      <w:r>
+        <w:rPr>
+          <w:rFonts w:ascii="Arial" w:hAnsi="Arial" w:cs="Arial"/>
+          <w:b/>
+          <w:bCs/>
+          <w:sz w:val="20"/>
+          <w:szCs w:val="20"/>
+        </w:rPr>
+        <w:t xml:space="preserve">- </w:t>
+      </w:r>
+      <w:r>
+        <w:rPr>
+          <w:rFonts w:ascii="Arial" w:hAnsi="Arial" w:cs="Arial"/>
+          <w:b/>
+          <w:bCs/>
+          <w:sz w:val="20"/>
+          <w:szCs w:val="20"/>
+        </w:rPr>
+        <w:t xml:space="preserve">Top 10 U.S. Audit &amp; Consulting </w:t>
+      </w:r>
+      <w:proofErr w:type="gramStart"/>
+      <w:r>
+        <w:rPr>
+          <w:rFonts w:ascii="Arial" w:hAnsi="Arial" w:cs="Arial"/>
+          <w:b/>
+          <w:bCs/>
+          <w:sz w:val="20"/>
+          <w:szCs w:val="20"/>
+        </w:rPr>
+        <w:t>Firm</w:t>
+      </w:r>
+      <w:r>
+        <w:rPr>
+          <w:rFonts w:ascii="Arial" w:hAnsi="Arial" w:cs="Arial"/>
+          <w:b/>
+          <w:bCs/>
+          <w:sz w:val="20"/>
+          <w:szCs w:val="20"/>
+        </w:rPr>
+        <w:t xml:space="preserve"> </w:t>
+      </w:r>
+      <w:r>
+        <w:rPr>
+          <w:rFonts w:ascii="Arial" w:hAnsi="Arial" w:cs="Arial"/>
+          <w:b/>
+          <w:bCs/>
+          <w:sz w:val="20"/>
+          <w:szCs w:val="20"/>
+        </w:rPr>
+        <w:t>)</w:t>
+      </w:r>
+      <w:proofErr w:type="gramEnd"/>
+    </w:p>
+    <w:p>
+      <w:pPr>
+        <w:pStyle w:val="ListParagraph"/>
+        <w:numPr>
+          <w:ilvl w:val="0"/>
+          <w:numId w:val="2"/>
+        </w:numPr>
+        <w:rPr>
+          <w:rFonts w:ascii="Arial" w:hAnsi="Arial" w:cs="Arial"/>
+          <w:sz w:val="20"/>
+          <w:szCs w:val="20"/>
+        </w:rPr>
+      </w:pPr>
+      <w:r>
+        <w:rPr>
+          <w:rFonts w:ascii="Arial" w:hAnsi="Arial" w:cs="Arial"/>
+          <w:sz w:val="20"/>
+          <w:szCs w:val="20"/>
+        </w:rPr>
+        <w:t>AI Architect, Audit Automation</w:t>
+      </w:r>
+    </w:p>
+    <w:p>
+      <w:pPr>
+        <w:pStyle w:val="ListParagraph"/>
+        <w:numPr>
+          <w:ilvl w:val="0"/>
+          <w:numId w:val="2"/>
+        </w:numPr>
+        <w:rPr>
+          <w:rFonts w:ascii="Arial" w:hAnsi="Arial" w:cs="Arial"/>
+          <w:sz w:val="20"/>
+          <w:szCs w:val="20"/>
+        </w:rPr>
+      </w:pPr>
+      <w:r>
+        <w:rPr>
+          <w:rFonts w:ascii="Arial" w:hAnsi="Arial" w:cs="Arial"/>
+          <w:sz w:val="20"/>
+          <w:szCs w:val="20"/>
+        </w:rPr>
+        <w:t>Pioneered AI solutions for audit automation at one of the largest U.S. assurance firms, directly contributing to RSM's broader strategic AI transformation now backed by a $1B investment</w:t>
+      </w:r>
+    </w:p>
+    <w:p>
+      <w:pPr>
+        <w:pStyle w:val="ListParagraph"/>
+        <w:numPr>
+          <w:ilvl w:val="0"/>
+          <w:numId w:val="2"/>
+        </w:numPr>
+        <w:rPr>
+          <w:rFonts w:ascii="Arial" w:hAnsi="Arial" w:cs="Arial"/>
+          <w:sz w:val="20"/>
+          <w:szCs w:val="20"/>
+        </w:rPr>
+      </w:pPr>
+      <w:r>
+        <w:rPr>
+          <w:rFonts w:ascii="Arial" w:hAnsi="Arial" w:cs="Arial"/>
+          <w:sz w:val="20"/>
+          <w:szCs w:val="20"/>
+        </w:rPr>
+        <w:t>Audited</w:t>
+      </w:r>
+      <w:r>
+        <w:rPr>
+          <w:rFonts w:ascii="Arial" w:hAnsi="Arial" w:cs="Arial"/>
+          <w:sz w:val="20"/>
+          <w:szCs w:val="20"/>
+        </w:rPr>
+        <w:t xml:space="preserve"> RAG-based (Retrieval-Augmented Generation) system</w:t>
+      </w:r>
+      <w:r>
+        <w:rPr>
+          <w:rFonts w:ascii="Arial" w:hAnsi="Arial" w:cs="Arial"/>
+          <w:sz w:val="20"/>
+          <w:szCs w:val="20"/>
+        </w:rPr>
+        <w:t>s built</w:t>
+      </w:r>
+      <w:r>
+        <w:rPr>
+          <w:rFonts w:ascii="Arial" w:hAnsi="Arial" w:cs="Arial"/>
+          <w:sz w:val="20"/>
+          <w:szCs w:val="20"/>
+        </w:rPr>
+        <w:t xml:space="preserve"> using </w:t>
       </w:r>
       <w:proofErr w:type="spellStart"/>
       <w:r>
@@ -1516,7 +1734,7 @@
           <w:sz w:val="20"/>
           <w:szCs w:val="20"/>
         </w:rPr>
-        <w:t>Huggingface</w:t>
+        <w:t>LangChain</w:t>
       </w:r>
       <w:proofErr w:type="spellEnd"/>
       <w:r>
@@ -1525,7 +1743,83 @@
           <w:sz w:val="20"/>
           <w:szCs w:val="20"/>
         </w:rPr>
-        <w:t xml:space="preserve"> tools, </w:t>
+        <w:t xml:space="preserve"> and OpenAI APIs</w:t>
+      </w:r>
+      <w:r>
+        <w:rPr>
+          <w:rFonts w:ascii="Arial" w:hAnsi="Arial" w:cs="Arial"/>
+          <w:sz w:val="20"/>
+          <w:szCs w:val="20"/>
+        </w:rPr>
+        <w:t xml:space="preserve"> and Anthropic and AWS Bedrock </w:t>
+      </w:r>
+      <w:r>
+        <w:rPr>
+          <w:rFonts w:ascii="Arial" w:hAnsi="Arial" w:cs="Arial"/>
+          <w:sz w:val="20"/>
+          <w:szCs w:val="20"/>
+        </w:rPr>
+        <w:t>to intelligently query documentation, policies, and regulatory guidelines</w:t>
+      </w:r>
+      <w:r>
+        <w:rPr>
+          <w:rFonts w:ascii="Arial" w:hAnsi="Arial" w:cs="Arial"/>
+          <w:sz w:val="20"/>
+          <w:szCs w:val="20"/>
+        </w:rPr>
+        <w:t xml:space="preserve">, </w:t>
+      </w:r>
+      <w:r>
+        <w:rPr>
+          <w:rFonts w:ascii="Arial" w:hAnsi="Arial" w:cs="Arial"/>
+          <w:sz w:val="20"/>
+          <w:szCs w:val="20"/>
+        </w:rPr>
+        <w:t>significantly reducing research time</w:t>
+      </w:r>
+    </w:p>
+    <w:p>
+      <w:pPr>
+        <w:pStyle w:val="ListParagraph"/>
+        <w:numPr>
+          <w:ilvl w:val="0"/>
+          <w:numId w:val="2"/>
+        </w:numPr>
+        <w:rPr>
+          <w:rFonts w:ascii="Arial" w:hAnsi="Arial" w:cs="Arial"/>
+          <w:sz w:val="20"/>
+          <w:szCs w:val="20"/>
+        </w:rPr>
+      </w:pPr>
+      <w:r>
+        <w:rPr>
+          <w:rFonts w:ascii="Arial" w:hAnsi="Arial" w:cs="Arial"/>
+          <w:sz w:val="20"/>
+          <w:szCs w:val="20"/>
+        </w:rPr>
+        <w:t>Developed an LLM-powered pipeline to automatically generate structured audit workflows and Visio process diagrams from unstructured audit documentation, replacing hours of manual diagram creation</w:t>
+      </w:r>
+    </w:p>
+    <w:p>
+      <w:pPr>
+        <w:pStyle w:val="ListParagraph"/>
+        <w:numPr>
+          <w:ilvl w:val="0"/>
+          <w:numId w:val="2"/>
+        </w:numPr>
+        <w:rPr>
+          <w:rFonts w:ascii="Arial" w:hAnsi="Arial" w:cs="Arial"/>
+          <w:sz w:val="20"/>
+          <w:szCs w:val="20"/>
+        </w:rPr>
+      </w:pPr>
+      <w:r>
+        <w:rPr>
+          <w:rFonts w:ascii="Arial" w:hAnsi="Arial" w:cs="Arial"/>
+          <w:sz w:val="20"/>
+          <w:szCs w:val="20"/>
+        </w:rPr>
+        <w:t xml:space="preserve">Designed </w:t>
       </w:r>
       <w:proofErr w:type="spellStart"/>
       <w:r>
@@ -1543,8 +1837,70 @@
           <w:sz w:val="20"/>
           <w:szCs w:val="20"/>
         </w:rPr>
+        <w:t xml:space="preserve"> web application serving as the front-end interface for AI audit tools, enabling non-technical auditors to interact with LLM capabilities directly</w:t>
+      </w:r>
+    </w:p>
+    <w:p>
+      <w:pPr>
+        <w:pStyle w:val="ListParagraph"/>
+        <w:numPr>
+          <w:ilvl w:val="0"/>
+          <w:numId w:val="2"/>
+        </w:numPr>
+        <w:rPr>
+          <w:rFonts w:ascii="Arial" w:hAnsi="Arial" w:cs="Arial"/>
+          <w:sz w:val="20"/>
+          <w:szCs w:val="20"/>
+        </w:rPr>
+      </w:pPr>
+      <w:r>
+        <w:rPr>
+          <w:rFonts w:ascii="Arial" w:hAnsi="Arial" w:cs="Arial"/>
+          <w:sz w:val="20"/>
+          <w:szCs w:val="20"/>
+        </w:rPr>
+        <w:t>Stack:</w:t>
+      </w:r>
+      <w:r>
+        <w:rPr>
+          <w:rFonts w:ascii="Arial" w:hAnsi="Arial" w:cs="Arial"/>
+          <w:sz w:val="20"/>
+          <w:szCs w:val="20"/>
+        </w:rPr>
+        <w:t xml:space="preserve"> </w:t>
+      </w:r>
+      <w:r>
+        <w:rPr>
+          <w:rFonts w:ascii="Arial" w:hAnsi="Arial" w:cs="Arial"/>
+          <w:sz w:val="20"/>
+          <w:szCs w:val="20"/>
+        </w:rPr>
+        <w:t>Python</w:t>
+      </w:r>
+      <w:r>
+        <w:rPr>
+          <w:rFonts w:ascii="Arial" w:hAnsi="Arial" w:cs="Arial"/>
+          <w:sz w:val="20"/>
+          <w:szCs w:val="20"/>
+        </w:rPr>
         <w:t xml:space="preserve">, </w:t>
       </w:r>
+      <w:r>
+        <w:rPr>
+          <w:rFonts w:ascii="Arial" w:hAnsi="Arial" w:cs="Arial"/>
+          <w:sz w:val="20"/>
+          <w:szCs w:val="20"/>
+        </w:rPr>
+        <w:t>OpenAI API</w:t>
+      </w:r>
+      <w:r>
+        <w:rPr>
+          <w:rFonts w:ascii="Arial" w:hAnsi="Arial" w:cs="Arial"/>
+          <w:sz w:val="20"/>
+          <w:szCs w:val="20"/>
+        </w:rPr>
+        <w:t xml:space="preserve">, </w:t>
+      </w:r>
       <w:proofErr w:type="spellStart"/>
       <w:r>
         <w:rPr>
@@ -1561,47 +1917,115 @@
           <w:sz w:val="20"/>
           <w:szCs w:val="20"/>
         </w:rPr>
-        <w:t>,</w:t>
-      </w:r>
-      <w:r>
-        <w:rPr>
-          <w:rFonts w:ascii="Arial" w:hAnsi="Arial" w:cs="Arial"/>
-          <w:sz w:val="20"/>
-          <w:szCs w:val="20"/>
-        </w:rPr>
-        <w:t xml:space="preserve"> Statistics, Machine Learning, </w:t>
-      </w:r>
-    </w:p>
-    <w:p>
-      <w:pPr>
-        <w:rPr>
-          <w:rFonts w:ascii="Arial" w:hAnsi="Arial" w:cs="Arial"/>
-          <w:sz w:val="20"/>
-          <w:szCs w:val="20"/>
-        </w:rPr>
-      </w:pPr>
-    </w:p>
-    <w:p>
-      <w:pPr>
-        <w:rPr>
-          <w:rFonts w:ascii="Arial" w:hAnsi="Arial" w:cs="Arial"/>
-          <w:b/>
-          <w:bCs/>
-          <w:sz w:val="20"/>
-          <w:szCs w:val="20"/>
-        </w:rPr>
-      </w:pPr>
-      <w:r>
-        <w:rPr>
-          <w:rFonts w:ascii="Arial" w:hAnsi="Arial" w:cs="Arial"/>
-          <w:b/>
-          <w:bCs/>
-          <w:sz w:val="20"/>
-          <w:szCs w:val="20"/>
-        </w:rPr>
-        <w:t xml:space="preserve">Nov 2022 - Sep 2023 - CTO &amp; Co-Founder, </w:t>
+        <w:t xml:space="preserve">, Anthropic Claude, AWS Bedrock, </w:t>
+      </w:r>
+      <w:r>
+        <w:rPr>
+          <w:rFonts w:ascii="Arial" w:hAnsi="Arial" w:cs="Arial"/>
+          <w:sz w:val="20"/>
+          <w:szCs w:val="20"/>
+        </w:rPr>
+        <w:t>RAG</w:t>
+      </w:r>
+      <w:r>
+        <w:rPr>
+          <w:rFonts w:ascii="Arial" w:hAnsi="Arial" w:cs="Arial"/>
+          <w:sz w:val="20"/>
+          <w:szCs w:val="20"/>
+        </w:rPr>
+        <w:t xml:space="preserve">, </w:t>
+      </w:r>
+      <w:r>
+        <w:rPr>
+          <w:rFonts w:ascii="Arial" w:hAnsi="Arial" w:cs="Arial"/>
+          <w:sz w:val="20"/>
+          <w:szCs w:val="20"/>
+        </w:rPr>
+        <w:t>Hugging Face</w:t>
+      </w:r>
+      <w:r>
+        <w:rPr>
+          <w:rFonts w:ascii="Arial" w:hAnsi="Arial" w:cs="Arial"/>
+          <w:sz w:val="20"/>
+          <w:szCs w:val="20"/>
+        </w:rPr>
+        <w:t xml:space="preserve">, </w:t>
       </w:r>
       <w:proofErr w:type="spellStart"/>
+      <w:proofErr w:type="gramStart"/>
+      <w:r>
+        <w:rPr>
+          <w:rFonts w:ascii="Arial" w:hAnsi="Arial" w:cs="Arial"/>
+          <w:sz w:val="20"/>
+          <w:szCs w:val="20"/>
+        </w:rPr>
+        <w:t>FastHTML</w:t>
+      </w:r>
+      <w:proofErr w:type="spellEnd"/>
+      <w:r>
+        <w:rPr>
+          <w:rFonts w:ascii="Arial" w:hAnsi="Arial" w:cs="Arial"/>
+          <w:sz w:val="20"/>
+          <w:szCs w:val="20"/>
+        </w:rPr>
+        <w:t xml:space="preserve">, </w:t>
+      </w:r>
+      <w:r>
+        <w:rPr>
+          <w:rFonts w:ascii="Arial" w:hAnsi="Arial" w:cs="Arial"/>
+          <w:sz w:val="20"/>
+          <w:szCs w:val="20"/>
+        </w:rPr>
+        <w:t xml:space="preserve"> Statistics</w:t>
+      </w:r>
+      <w:proofErr w:type="gramEnd"/>
+      <w:r>
+        <w:rPr>
+          <w:rFonts w:ascii="Arial" w:hAnsi="Arial" w:cs="Arial"/>
+          <w:sz w:val="20"/>
+          <w:szCs w:val="20"/>
+        </w:rPr>
+        <w:t xml:space="preserve">, </w:t>
+      </w:r>
+      <w:r>
+        <w:rPr>
+          <w:rFonts w:ascii="Arial" w:hAnsi="Arial" w:cs="Arial"/>
+          <w:sz w:val="20"/>
+          <w:szCs w:val="20"/>
+        </w:rPr>
+        <w:t>ML</w:t>
+      </w:r>
+    </w:p>
+    <w:p>
+      <w:pPr>
+        <w:rPr>
+          <w:rFonts w:ascii="Arial" w:hAnsi="Arial" w:cs="Arial"/>
+          <w:sz w:val="20"/>
+          <w:szCs w:val="20"/>
+        </w:rPr>
+      </w:pPr>
+    </w:p>
+    <w:p>
+      <w:pPr>
+        <w:rPr>
+          <w:rFonts w:ascii="Arial" w:hAnsi="Arial" w:cs="Arial"/>
+          <w:b/>
+          <w:bCs/>
+          <w:sz w:val="20"/>
+          <w:szCs w:val="20"/>
+        </w:rPr>
+      </w:pPr>
+      <w:r>
+        <w:rPr>
+          <w:rFonts w:ascii="Arial" w:hAnsi="Arial" w:cs="Arial"/>
+          <w:b/>
+          <w:bCs/>
+          <w:sz w:val="20"/>
+          <w:szCs w:val="20"/>
+        </w:rPr>
+        <w:t xml:space="preserve">Nov 2022 - Sep 2023 - </w:t>
+      </w:r>
+      <w:proofErr w:type="spellStart"/>
       <w:r>
         <w:rPr>
           <w:rFonts w:ascii="Arial" w:hAnsi="Arial" w:cs="Arial"/>
@@ -1621,7 +2045,27 @@
           <w:sz w:val="20"/>
           <w:szCs w:val="20"/>
         </w:rPr>
-        <w:t xml:space="preserve"> </w:t>
+        <w:t xml:space="preserve"> (Startup)</w:t>
+      </w:r>
+      <w:r>
+        <w:rPr>
+          <w:rFonts w:ascii="Arial" w:hAnsi="Arial" w:cs="Arial"/>
+          <w:b/>
+          <w:bCs/>
+          <w:sz w:val="20"/>
+          <w:szCs w:val="20"/>
+        </w:rPr>
+        <w:t xml:space="preserve">, </w:t>
+      </w:r>
+      <w:r>
+        <w:rPr>
+          <w:rFonts w:ascii="Arial" w:hAnsi="Arial" w:cs="Arial"/>
+          <w:b/>
+          <w:bCs/>
+          <w:sz w:val="20"/>
+          <w:szCs w:val="20"/>
+        </w:rPr>
+        <w:t xml:space="preserve">CTO &amp; Co-Founder </w:t>
       </w:r>
     </w:p>
     <w:p>
@@ -1645,6 +2089,14 @@
         </w:rPr>
         <w:t xml:space="preserve">AI-enabled crypto accounting and payment/donation </w:t>
       </w:r>
+      <w:r>
+        <w:rPr>
+          <w:rFonts w:ascii="Arial" w:hAnsi="Arial" w:cs="Arial"/>
+          <w:sz w:val="20"/>
+          <w:szCs w:val="20"/>
+        </w:rPr>
+        <w:t>SaaS framework</w:t>
+      </w:r>
     </w:p>
     <w:p>
       <w:pPr>
@@ -1670,32 +2122,94 @@
     </w:p>
     <w:p>
       <w:pPr>
-        <w:rPr>
-          <w:rFonts w:ascii="Arial" w:hAnsi="Arial" w:cs="Arial"/>
-          <w:sz w:val="20"/>
-          <w:szCs w:val="20"/>
-        </w:rPr>
-      </w:pPr>
-    </w:p>
-    <w:p>
-      <w:pPr>
-        <w:rPr>
-          <w:rFonts w:ascii="Arial" w:hAnsi="Arial" w:cs="Arial"/>
-          <w:b/>
-          <w:bCs/>
-          <w:sz w:val="20"/>
-          <w:szCs w:val="20"/>
-        </w:rPr>
-      </w:pPr>
-      <w:r>
-        <w:rPr>
-          <w:rFonts w:ascii="Arial" w:hAnsi="Arial" w:cs="Arial"/>
-          <w:b/>
-          <w:bCs/>
-          <w:sz w:val="20"/>
-          <w:szCs w:val="20"/>
-        </w:rPr>
-        <w:t xml:space="preserve">Nov 2020 - 2022 - Data Science Practice Lead, </w:t>
+        <w:pStyle w:val="ListParagraph"/>
+        <w:numPr>
+          <w:ilvl w:val="0"/>
+          <w:numId w:val="3"/>
+        </w:numPr>
+        <w:rPr>
+          <w:rFonts w:ascii="Arial" w:hAnsi="Arial" w:cs="Arial"/>
+          <w:sz w:val="20"/>
+          <w:szCs w:val="20"/>
+        </w:rPr>
+      </w:pPr>
+      <w:r>
+        <w:rPr>
+          <w:rFonts w:ascii="Arial" w:hAnsi="Arial" w:cs="Arial"/>
+          <w:sz w:val="20"/>
+          <w:szCs w:val="20"/>
+        </w:rPr>
+        <w:t>Stack:</w:t>
+      </w:r>
+      <w:r>
+        <w:rPr>
+          <w:rFonts w:ascii="Arial" w:hAnsi="Arial" w:cs="Arial"/>
+          <w:sz w:val="20"/>
+          <w:szCs w:val="20"/>
+        </w:rPr>
+        <w:t xml:space="preserve"> </w:t>
+      </w:r>
+      <w:r>
+        <w:rPr>
+          <w:rFonts w:ascii="Arial" w:hAnsi="Arial" w:cs="Arial"/>
+          <w:sz w:val="20"/>
+          <w:szCs w:val="20"/>
+        </w:rPr>
+        <w:t>Python</w:t>
+      </w:r>
+      <w:r>
+        <w:rPr>
+          <w:rFonts w:ascii="Arial" w:hAnsi="Arial" w:cs="Arial"/>
+          <w:sz w:val="20"/>
+          <w:szCs w:val="20"/>
+        </w:rPr>
+        <w:t xml:space="preserve">, </w:t>
+      </w:r>
+      <w:r>
+        <w:rPr>
+          <w:rFonts w:ascii="Arial" w:hAnsi="Arial" w:cs="Arial"/>
+          <w:sz w:val="20"/>
+          <w:szCs w:val="20"/>
+        </w:rPr>
+        <w:t xml:space="preserve">AWS, PostgreSQL, </w:t>
+      </w:r>
+      <w:r>
+        <w:rPr>
+          <w:rFonts w:ascii="Arial" w:hAnsi="Arial" w:cs="Arial"/>
+          <w:sz w:val="20"/>
+          <w:szCs w:val="20"/>
+        </w:rPr>
+        <w:t>OpenAI API</w:t>
+      </w:r>
+    </w:p>
+    <w:p>
+      <w:pPr>
+        <w:rPr>
+          <w:rFonts w:ascii="Arial" w:hAnsi="Arial" w:cs="Arial"/>
+          <w:sz w:val="20"/>
+          <w:szCs w:val="20"/>
+        </w:rPr>
+      </w:pPr>
+    </w:p>
+    <w:p>
+      <w:pPr>
+        <w:rPr>
+          <w:rFonts w:ascii="Arial" w:hAnsi="Arial" w:cs="Arial"/>
+          <w:b/>
+          <w:bCs/>
+          <w:sz w:val="20"/>
+          <w:szCs w:val="20"/>
+        </w:rPr>
+      </w:pPr>
+      <w:r>
+        <w:rPr>
+          <w:rFonts w:ascii="Arial" w:hAnsi="Arial" w:cs="Arial"/>
+          <w:b/>
+          <w:bCs/>
+          <w:sz w:val="20"/>
+          <w:szCs w:val="20"/>
+        </w:rPr>
+        <w:t xml:space="preserve">Nov 2020 - 2022 - </w:t>
       </w:r>
       <w:proofErr w:type="spellStart"/>
       <w:r>
@@ -1709,6 +2223,36 @@
         <w:t>Redapt</w:t>
       </w:r>
       <w:proofErr w:type="spellEnd"/>
+      <w:r>
+        <w:rPr>
+          <w:rFonts w:ascii="Arial" w:hAnsi="Arial" w:cs="Arial"/>
+          <w:b/>
+          <w:bCs/>
+          <w:sz w:val="20"/>
+          <w:szCs w:val="20"/>
+        </w:rPr>
+        <w:t>,</w:t>
+      </w:r>
+      <w:r>
+        <w:rPr>
+          <w:rFonts w:ascii="Arial" w:hAnsi="Arial" w:cs="Arial"/>
+          <w:b/>
+          <w:bCs/>
+          <w:sz w:val="20"/>
+          <w:szCs w:val="20"/>
+        </w:rPr>
+        <w:t xml:space="preserve"> </w:t>
+      </w:r>
+      <w:r>
+        <w:rPr>
+          <w:rFonts w:ascii="Arial" w:hAnsi="Arial" w:cs="Arial"/>
+          <w:b/>
+          <w:bCs/>
+          <w:sz w:val="20"/>
+          <w:szCs w:val="20"/>
+        </w:rPr>
+        <w:t xml:space="preserve">Data Science Practice Lead </w:t>
+      </w:r>
     </w:p>
     <w:p>
       <w:pPr>
@@ -1729,7 +2273,25 @@
           <w:sz w:val="20"/>
           <w:szCs w:val="20"/>
         </w:rPr>
-        <w:t>Building, training, and managing a team of data scientists</w:t>
+        <w:t xml:space="preserve">Building, training, and </w:t>
+      </w:r>
+      <w:proofErr w:type="gramStart"/>
+      <w:r>
+        <w:rPr>
+          <w:rFonts w:ascii="Arial" w:hAnsi="Arial" w:cs="Arial"/>
+          <w:sz w:val="20"/>
+          <w:szCs w:val="20"/>
+        </w:rPr>
+        <w:t>Leading</w:t>
+      </w:r>
+      <w:proofErr w:type="gramEnd"/>
+      <w:r>
+        <w:rPr>
+          <w:rFonts w:ascii="Arial" w:hAnsi="Arial" w:cs="Arial"/>
+          <w:sz w:val="20"/>
+          <w:szCs w:val="20"/>
+        </w:rPr>
+        <w:t xml:space="preserve"> a team of data scientists</w:t>
       </w:r>
     </w:p>
     <w:p>
@@ -1791,25 +2353,39 @@
           <w:sz w:val="20"/>
           <w:szCs w:val="20"/>
         </w:rPr>
-        <w:t xml:space="preserve">Hands on Machine Learning modeling in the cloud (Azure Machine Learning Studio, Azure Synapse Analytics, Azure Cognitive Search, Python, Scikit-Learn, </w:t>
-      </w:r>
-      <w:proofErr w:type="spellStart"/>
-      <w:r>
-        <w:rPr>
-          <w:rFonts w:ascii="Arial" w:hAnsi="Arial" w:cs="Arial"/>
-          <w:sz w:val="20"/>
-          <w:szCs w:val="20"/>
-        </w:rPr>
-        <w:t>AutoML</w:t>
-      </w:r>
-      <w:proofErr w:type="spellEnd"/>
-      <w:r>
-        <w:rPr>
-          <w:rFonts w:ascii="Arial" w:hAnsi="Arial" w:cs="Arial"/>
-          <w:sz w:val="20"/>
-          <w:szCs w:val="20"/>
-        </w:rPr>
-        <w:t>, predictive modeling, regression, classification, time series forecasting, anomaly detection)</w:t>
+        <w:t xml:space="preserve">Hands on Machine Learning modeling in the cloud (Azure </w:t>
+      </w:r>
+      <w:r>
+        <w:rPr>
+          <w:rFonts w:ascii="Arial" w:hAnsi="Arial" w:cs="Arial"/>
+          <w:sz w:val="20"/>
+          <w:szCs w:val="20"/>
+        </w:rPr>
+        <w:t>ML</w:t>
+      </w:r>
+      <w:r>
+        <w:rPr>
+          <w:rFonts w:ascii="Arial" w:hAnsi="Arial" w:cs="Arial"/>
+          <w:sz w:val="20"/>
+          <w:szCs w:val="20"/>
+        </w:rPr>
+        <w:t xml:space="preserve"> Studio, Synapse Analytics, Cognitive Search, Python, </w:t>
+      </w:r>
+      <w:r>
+        <w:rPr>
+          <w:rFonts w:ascii="Arial" w:hAnsi="Arial" w:cs="Arial"/>
+          <w:sz w:val="20"/>
+          <w:szCs w:val="20"/>
+        </w:rPr>
+        <w:t xml:space="preserve">predictive modeling, </w:t>
+      </w:r>
+      <w:r>
+        <w:rPr>
+          <w:rFonts w:ascii="Arial" w:hAnsi="Arial" w:cs="Arial"/>
+          <w:sz w:val="20"/>
+          <w:szCs w:val="20"/>
+        </w:rPr>
+        <w:t>regression, classification, time series forecasting, anomaly detection)</w:t>
       </w:r>
     </w:p>
     <w:p>
@@ -1993,6 +2569,7 @@
           <w:sz w:val="20"/>
           <w:szCs w:val="20"/>
         </w:rPr>
+        <w:lastRenderedPageBreak/>
         <w:t>Vara (now https://vareto.com) Data Integration for analytics</w:t>
       </w:r>
     </w:p>
@@ -2123,7 +2700,73 @@
           <w:sz w:val="20"/>
           <w:szCs w:val="20"/>
         </w:rPr>
-        <w:t xml:space="preserve">Built, trained and managed a team of data scientists; created architecture on Linux server(s) on Azure cloud to run hundreds of jobs (ETL, data processing, Machine Learning); building visualizations using Salesforce Einstein Analytics Dashboards and </w:t>
+        <w:t>Built, trained and managed a team of data scientists</w:t>
+      </w:r>
+      <w:r>
+        <w:rPr>
+          <w:rFonts w:ascii="Arial" w:hAnsi="Arial" w:cs="Arial"/>
+          <w:sz w:val="20"/>
+          <w:szCs w:val="20"/>
+        </w:rPr>
+        <w:t xml:space="preserve">. Built data processing and analytics systems on Azure cloud (Linux, DBs, </w:t>
+      </w:r>
+      <w:proofErr w:type="gramStart"/>
+      <w:r>
+        <w:rPr>
+          <w:rFonts w:ascii="Arial" w:hAnsi="Arial" w:cs="Arial"/>
+          <w:sz w:val="20"/>
+          <w:szCs w:val="20"/>
+        </w:rPr>
+        <w:t xml:space="preserve">python) </w:t>
+      </w:r>
+      <w:r>
+        <w:rPr>
+          <w:rFonts w:ascii="Arial" w:hAnsi="Arial" w:cs="Arial"/>
+          <w:sz w:val="20"/>
+          <w:szCs w:val="20"/>
+        </w:rPr>
+        <w:t xml:space="preserve"> </w:t>
+      </w:r>
+      <w:r>
+        <w:rPr>
+          <w:rFonts w:ascii="Arial" w:hAnsi="Arial" w:cs="Arial"/>
+          <w:sz w:val="20"/>
+          <w:szCs w:val="20"/>
+        </w:rPr>
+        <w:t>to</w:t>
+      </w:r>
+      <w:proofErr w:type="gramEnd"/>
+      <w:r>
+        <w:rPr>
+          <w:rFonts w:ascii="Arial" w:hAnsi="Arial" w:cs="Arial"/>
+          <w:sz w:val="20"/>
+          <w:szCs w:val="20"/>
+        </w:rPr>
+        <w:t xml:space="preserve"> run hundreds of jobs</w:t>
+      </w:r>
+      <w:r>
+        <w:rPr>
+          <w:rFonts w:ascii="Arial" w:hAnsi="Arial" w:cs="Arial"/>
+          <w:sz w:val="20"/>
+          <w:szCs w:val="20"/>
+        </w:rPr>
+        <w:t xml:space="preserve">. Used </w:t>
+      </w:r>
+      <w:r>
+        <w:rPr>
+          <w:rFonts w:ascii="Arial" w:hAnsi="Arial" w:cs="Arial"/>
+          <w:sz w:val="20"/>
+          <w:szCs w:val="20"/>
+        </w:rPr>
+        <w:t xml:space="preserve">Salesforce Einstein </w:t>
+      </w:r>
+      <w:r>
+        <w:rPr>
+          <w:rFonts w:ascii="Arial" w:hAnsi="Arial" w:cs="Arial"/>
+          <w:sz w:val="20"/>
+          <w:szCs w:val="20"/>
+        </w:rPr>
+        <w:t xml:space="preserve">and </w:t>
       </w:r>
       <w:proofErr w:type="spellStart"/>
       <w:r>
@@ -2141,90 +2784,258 @@
           <w:sz w:val="20"/>
           <w:szCs w:val="20"/>
         </w:rPr>
-        <w:t xml:space="preserve"> notebooks. Azure SQL Data Warehouse, Python, Nginx web server, </w:t>
+        <w:t xml:space="preserve"> for dashboarding</w:t>
+      </w:r>
+      <w:r>
+        <w:rPr>
+          <w:rFonts w:ascii="Arial" w:hAnsi="Arial" w:cs="Arial"/>
+          <w:sz w:val="20"/>
+          <w:szCs w:val="20"/>
+        </w:rPr>
+        <w:t>.</w:t>
+      </w:r>
+    </w:p>
+    <w:p>
+      <w:pPr>
+        <w:rPr>
+          <w:rFonts w:ascii="Arial" w:hAnsi="Arial" w:cs="Arial"/>
+          <w:sz w:val="20"/>
+          <w:szCs w:val="20"/>
+        </w:rPr>
+      </w:pPr>
+    </w:p>
+    <w:p>
+      <w:pPr>
+        <w:rPr>
+          <w:rFonts w:ascii="Arial" w:hAnsi="Arial" w:cs="Arial"/>
+          <w:b/>
+          <w:bCs/>
+          <w:sz w:val="20"/>
+          <w:szCs w:val="20"/>
+        </w:rPr>
+      </w:pPr>
+      <w:r>
+        <w:rPr>
+          <w:rFonts w:ascii="Arial" w:hAnsi="Arial" w:cs="Arial"/>
+          <w:b/>
+          <w:bCs/>
+          <w:sz w:val="20"/>
+          <w:szCs w:val="20"/>
+        </w:rPr>
+        <w:t>Jun 2018 – Dec 2018 – Senior Data Scientist at Vanguard Group via Tata Consulting Services</w:t>
+      </w:r>
+    </w:p>
+    <w:p>
+      <w:pPr>
+        <w:rPr>
+          <w:rFonts w:ascii="Arial" w:hAnsi="Arial" w:cs="Arial"/>
+          <w:sz w:val="20"/>
+          <w:szCs w:val="20"/>
+        </w:rPr>
+      </w:pPr>
+      <w:r>
+        <w:rPr>
+          <w:rFonts w:ascii="Arial" w:hAnsi="Arial" w:cs="Arial"/>
+          <w:sz w:val="20"/>
+          <w:szCs w:val="20"/>
+        </w:rPr>
+        <w:t>M</w:t>
+      </w:r>
+      <w:r>
+        <w:rPr>
+          <w:rFonts w:ascii="Arial" w:hAnsi="Arial" w:cs="Arial"/>
+          <w:sz w:val="20"/>
+          <w:szCs w:val="20"/>
+        </w:rPr>
+        <w:t>L &amp; AI</w:t>
+      </w:r>
+      <w:r>
+        <w:rPr>
+          <w:rFonts w:ascii="Arial" w:hAnsi="Arial" w:cs="Arial"/>
+          <w:sz w:val="20"/>
+          <w:szCs w:val="20"/>
+        </w:rPr>
+        <w:t>, data migration into the cloud (AWS</w:t>
+      </w:r>
+      <w:r>
+        <w:rPr>
+          <w:rFonts w:ascii="Arial" w:hAnsi="Arial" w:cs="Arial"/>
+          <w:sz w:val="20"/>
+          <w:szCs w:val="20"/>
+        </w:rPr>
+        <w:t>),</w:t>
+      </w:r>
+      <w:r>
+        <w:rPr>
+          <w:rFonts w:ascii="Arial" w:hAnsi="Arial" w:cs="Arial"/>
+          <w:sz w:val="20"/>
+          <w:szCs w:val="20"/>
+        </w:rPr>
+        <w:t xml:space="preserve"> deployment. </w:t>
+      </w:r>
+      <w:r>
+        <w:rPr>
+          <w:rFonts w:ascii="Arial" w:hAnsi="Arial" w:cs="Arial"/>
+          <w:sz w:val="20"/>
+          <w:szCs w:val="20"/>
+        </w:rPr>
+        <w:t>Anomaly detection. Trained the team.</w:t>
+      </w:r>
+    </w:p>
+    <w:p>
+      <w:pPr>
+        <w:rPr>
+          <w:rFonts w:ascii="Arial" w:hAnsi="Arial" w:cs="Arial"/>
+          <w:sz w:val="20"/>
+          <w:szCs w:val="20"/>
+        </w:rPr>
+      </w:pPr>
+      <w:r>
+        <w:rPr>
+          <w:rFonts w:ascii="Arial" w:hAnsi="Arial" w:cs="Arial"/>
+          <w:sz w:val="20"/>
+          <w:szCs w:val="20"/>
+        </w:rPr>
+        <w:t xml:space="preserve"> </w:t>
+      </w:r>
+    </w:p>
+    <w:p>
+      <w:pPr>
+        <w:rPr>
+          <w:rFonts w:ascii="Arial" w:hAnsi="Arial" w:cs="Arial"/>
+          <w:sz w:val="20"/>
+          <w:szCs w:val="20"/>
+        </w:rPr>
+      </w:pPr>
+      <w:r>
+        <w:rPr>
+          <w:rFonts w:ascii="Arial" w:hAnsi="Arial" w:cs="Arial"/>
+          <w:b/>
+          <w:bCs/>
+          <w:sz w:val="20"/>
+          <w:szCs w:val="20"/>
+        </w:rPr>
+        <w:t xml:space="preserve">Jun 2017 – Jun 2018 – </w:t>
       </w:r>
       <w:proofErr w:type="spellStart"/>
       <w:r>
         <w:rPr>
           <w:rFonts w:ascii="Arial" w:hAnsi="Arial" w:cs="Arial"/>
-          <w:sz w:val="20"/>
-          <w:szCs w:val="20"/>
-        </w:rPr>
-        <w:t>Gunicorn</w:t>
+          <w:b/>
+          <w:bCs/>
+          <w:sz w:val="20"/>
+          <w:szCs w:val="20"/>
+        </w:rPr>
+        <w:t>Selectorweb</w:t>
       </w:r>
       <w:proofErr w:type="spellEnd"/>
       <w:r>
         <w:rPr>
           <w:rFonts w:ascii="Arial" w:hAnsi="Arial" w:cs="Arial"/>
-          <w:sz w:val="20"/>
-          <w:szCs w:val="20"/>
-        </w:rPr>
-        <w:t xml:space="preserve"> gateway server, Scikit-learn, Random Forest, </w:t>
+          <w:b/>
+          <w:bCs/>
+          <w:sz w:val="20"/>
+          <w:szCs w:val="20"/>
+        </w:rPr>
+        <w:t xml:space="preserve">, consulting projects (Clients: Galvanize, </w:t>
       </w:r>
       <w:proofErr w:type="spellStart"/>
       <w:r>
         <w:rPr>
           <w:rFonts w:ascii="Arial" w:hAnsi="Arial" w:cs="Arial"/>
-          <w:sz w:val="20"/>
-          <w:szCs w:val="20"/>
-        </w:rPr>
-        <w:t>XGBoost</w:t>
+          <w:b/>
+          <w:bCs/>
+          <w:sz w:val="20"/>
+          <w:szCs w:val="20"/>
+        </w:rPr>
+        <w:t>SaleZoom</w:t>
       </w:r>
       <w:proofErr w:type="spellEnd"/>
       <w:r>
         <w:rPr>
           <w:rFonts w:ascii="Arial" w:hAnsi="Arial" w:cs="Arial"/>
-          <w:sz w:val="20"/>
-          <w:szCs w:val="20"/>
-        </w:rPr>
-        <w:t>, H2O.ai)</w:t>
-      </w:r>
-    </w:p>
-    <w:p>
-      <w:pPr>
-        <w:rPr>
-          <w:rFonts w:ascii="Arial" w:hAnsi="Arial" w:cs="Arial"/>
-          <w:sz w:val="20"/>
-          <w:szCs w:val="20"/>
-        </w:rPr>
-      </w:pPr>
-    </w:p>
-    <w:p>
-      <w:pPr>
-        <w:rPr>
-          <w:rFonts w:ascii="Arial" w:hAnsi="Arial" w:cs="Arial"/>
-          <w:b/>
-          <w:bCs/>
-          <w:sz w:val="20"/>
-          <w:szCs w:val="20"/>
-        </w:rPr>
-      </w:pPr>
-      <w:r>
-        <w:rPr>
-          <w:rFonts w:ascii="Arial" w:hAnsi="Arial" w:cs="Arial"/>
-          <w:b/>
-          <w:bCs/>
-          <w:sz w:val="20"/>
-          <w:szCs w:val="20"/>
-        </w:rPr>
-        <w:t>Jun 2018 – Dec 2018 – Senior Data Scientist at Vanguard Group via Tata Consulting Services</w:t>
-      </w:r>
-    </w:p>
-    <w:p>
-      <w:pPr>
-        <w:rPr>
-          <w:rFonts w:ascii="Arial" w:hAnsi="Arial" w:cs="Arial"/>
-          <w:sz w:val="20"/>
-          <w:szCs w:val="20"/>
-        </w:rPr>
-      </w:pPr>
-      <w:r>
-        <w:rPr>
-          <w:rFonts w:ascii="Arial" w:hAnsi="Arial" w:cs="Arial"/>
-          <w:sz w:val="20"/>
-          <w:szCs w:val="20"/>
-        </w:rPr>
-        <w:t xml:space="preserve">Machine Learning and Artificial Intelligence, Scikit-Learn, AWS SageMaker. Designed architecture for data migration into the cloud (AWS) for analytics, developed data structures and lambda functions. Managed deployment. Trained a team in ML and AI (hands-on and lectures). Built models for cybersecurity &amp; anomaly detection. </w:t>
+          <w:b/>
+          <w:bCs/>
+          <w:sz w:val="20"/>
+          <w:szCs w:val="20"/>
+        </w:rPr>
+        <w:t>, JKCF</w:t>
+      </w:r>
+      <w:r>
+        <w:rPr>
+          <w:rFonts w:ascii="Arial" w:hAnsi="Arial" w:cs="Arial"/>
+          <w:b/>
+          <w:bCs/>
+          <w:sz w:val="20"/>
+          <w:szCs w:val="20"/>
+        </w:rPr>
+        <w:t>)</w:t>
+      </w:r>
+      <w:r>
+        <w:rPr>
+          <w:rFonts w:ascii="Arial" w:hAnsi="Arial" w:cs="Arial"/>
+          <w:sz w:val="20"/>
+          <w:szCs w:val="20"/>
+        </w:rPr>
+        <w:br/>
+      </w:r>
+      <w:r>
+        <w:rPr>
+          <w:rFonts w:ascii="Arial" w:hAnsi="Arial" w:cs="Arial"/>
+          <w:sz w:val="20"/>
+          <w:szCs w:val="20"/>
+        </w:rPr>
+        <w:t xml:space="preserve">Machine Learning, AI, Analytics, Python, Scikit-Learn, NLTK, Pandas, </w:t>
+      </w:r>
+      <w:proofErr w:type="spellStart"/>
+      <w:r>
+        <w:rPr>
+          <w:rFonts w:ascii="Arial" w:hAnsi="Arial" w:cs="Arial"/>
+          <w:sz w:val="20"/>
+          <w:szCs w:val="20"/>
+        </w:rPr>
+        <w:t>Numpy</w:t>
+      </w:r>
+      <w:proofErr w:type="spellEnd"/>
+      <w:r>
+        <w:rPr>
+          <w:rFonts w:ascii="Arial" w:hAnsi="Arial" w:cs="Arial"/>
+          <w:sz w:val="20"/>
+          <w:szCs w:val="20"/>
+        </w:rPr>
+        <w:t>, AWS</w:t>
+      </w:r>
+      <w:r>
+        <w:rPr>
+          <w:rFonts w:ascii="Arial" w:hAnsi="Arial" w:cs="Arial"/>
+          <w:sz w:val="20"/>
+          <w:szCs w:val="20"/>
+        </w:rPr>
+        <w:t xml:space="preserve">, </w:t>
+      </w:r>
+      <w:r>
+        <w:rPr>
+          <w:rFonts w:ascii="Arial" w:hAnsi="Arial" w:cs="Arial"/>
+          <w:sz w:val="20"/>
+          <w:szCs w:val="20"/>
+        </w:rPr>
+        <w:t xml:space="preserve">Google </w:t>
+      </w:r>
+      <w:r>
+        <w:rPr>
+          <w:rFonts w:ascii="Arial" w:hAnsi="Arial" w:cs="Arial"/>
+          <w:sz w:val="20"/>
+          <w:szCs w:val="20"/>
+        </w:rPr>
+        <w:t xml:space="preserve">Gloud, </w:t>
+      </w:r>
+      <w:r>
+        <w:rPr>
+          <w:rFonts w:ascii="Arial" w:hAnsi="Arial" w:cs="Arial"/>
+          <w:sz w:val="20"/>
+          <w:szCs w:val="20"/>
+        </w:rPr>
+        <w:t>IBM Watson</w:t>
       </w:r>
     </w:p>
     <w:p>
@@ -2260,275 +3071,283 @@
           <w:sz w:val="20"/>
           <w:szCs w:val="20"/>
         </w:rPr>
-        <w:t xml:space="preserve">Jun 2017 – Jun 2018 – </w:t>
+        <w:t>No</w:t>
+      </w:r>
+      <w:r>
+        <w:rPr>
+          <w:rFonts w:ascii="Arial" w:hAnsi="Arial" w:cs="Arial"/>
+          <w:b/>
+          <w:bCs/>
+          <w:sz w:val="20"/>
+          <w:szCs w:val="20"/>
+        </w:rPr>
+        <w:t>v</w:t>
+      </w:r>
+      <w:r>
+        <w:rPr>
+          <w:rFonts w:ascii="Arial" w:hAnsi="Arial" w:cs="Arial"/>
+          <w:b/>
+          <w:bCs/>
+          <w:sz w:val="20"/>
+          <w:szCs w:val="20"/>
+        </w:rPr>
+        <w:t xml:space="preserve"> 2014 – Jun 2017 - Penguin Random House, Consultant</w:t>
+      </w:r>
+      <w:r>
+        <w:rPr>
+          <w:rFonts w:ascii="Arial" w:hAnsi="Arial" w:cs="Arial"/>
+          <w:sz w:val="20"/>
+          <w:szCs w:val="20"/>
+        </w:rPr>
+        <w:t xml:space="preserve"> – </w:t>
+      </w:r>
+      <w:r>
+        <w:rPr>
+          <w:rFonts w:ascii="Arial" w:hAnsi="Arial" w:cs="Arial"/>
+          <w:sz w:val="20"/>
+          <w:szCs w:val="20"/>
+        </w:rPr>
+        <w:t>B</w:t>
+      </w:r>
+      <w:r>
+        <w:rPr>
+          <w:rFonts w:ascii="Arial" w:hAnsi="Arial" w:cs="Arial"/>
+          <w:sz w:val="20"/>
+          <w:szCs w:val="20"/>
+        </w:rPr>
+        <w:t>uild</w:t>
+      </w:r>
+      <w:r>
+        <w:rPr>
+          <w:rFonts w:ascii="Arial" w:hAnsi="Arial" w:cs="Arial"/>
+          <w:sz w:val="20"/>
+          <w:szCs w:val="20"/>
+        </w:rPr>
+        <w:t>ing</w:t>
+      </w:r>
+      <w:r>
+        <w:rPr>
+          <w:rFonts w:ascii="Arial" w:hAnsi="Arial" w:cs="Arial"/>
+          <w:sz w:val="20"/>
+          <w:szCs w:val="20"/>
+        </w:rPr>
+        <w:t xml:space="preserve"> systems in Business Intelligence</w:t>
+      </w:r>
+      <w:r>
+        <w:rPr>
+          <w:rFonts w:ascii="Arial" w:hAnsi="Arial" w:cs="Arial"/>
+          <w:sz w:val="20"/>
+          <w:szCs w:val="20"/>
+        </w:rPr>
+        <w:t xml:space="preserve"> &amp; </w:t>
+      </w:r>
+      <w:r>
+        <w:rPr>
+          <w:rFonts w:ascii="Arial" w:hAnsi="Arial" w:cs="Arial"/>
+          <w:sz w:val="20"/>
+          <w:szCs w:val="20"/>
+        </w:rPr>
+        <w:t>Analytics, Big Data Collection and Integration</w:t>
+      </w:r>
+      <w:r>
+        <w:rPr>
+          <w:rFonts w:ascii="Arial" w:hAnsi="Arial" w:cs="Arial"/>
+          <w:sz w:val="20"/>
+          <w:szCs w:val="20"/>
+        </w:rPr>
+        <w:t xml:space="preserve"> across multiple business groups</w:t>
+      </w:r>
+      <w:r>
+        <w:rPr>
+          <w:rFonts w:ascii="Arial" w:hAnsi="Arial" w:cs="Arial"/>
+          <w:sz w:val="20"/>
+          <w:szCs w:val="20"/>
+        </w:rPr>
+        <w:t>, Machine Learning</w:t>
+      </w:r>
+      <w:r>
+        <w:rPr>
+          <w:rFonts w:ascii="Arial" w:hAnsi="Arial" w:cs="Arial"/>
+          <w:sz w:val="20"/>
+          <w:szCs w:val="20"/>
+        </w:rPr>
+        <w:t xml:space="preserve"> &amp; AI. </w:t>
+      </w:r>
+      <w:r>
+        <w:rPr>
+          <w:rFonts w:ascii="Arial" w:hAnsi="Arial" w:cs="Arial"/>
+          <w:sz w:val="20"/>
+          <w:szCs w:val="20"/>
+        </w:rPr>
+        <w:t xml:space="preserve">Python, pandas, Netezza, SQL, Redis, AWS, Linux. </w:t>
+      </w:r>
+      <w:r>
+        <w:rPr>
+          <w:rFonts w:ascii="Arial" w:hAnsi="Arial" w:cs="Arial"/>
+          <w:sz w:val="20"/>
+          <w:szCs w:val="20"/>
+        </w:rPr>
+        <w:t>Built</w:t>
+      </w:r>
+      <w:r>
+        <w:rPr>
+          <w:rFonts w:ascii="Arial" w:hAnsi="Arial" w:cs="Arial"/>
+          <w:sz w:val="20"/>
+          <w:szCs w:val="20"/>
+        </w:rPr>
+        <w:t xml:space="preserve"> high-volume parallel web scraping at ~2 </w:t>
       </w:r>
       <w:proofErr w:type="spellStart"/>
       <w:r>
         <w:rPr>
           <w:rFonts w:ascii="Arial" w:hAnsi="Arial" w:cs="Arial"/>
-          <w:b/>
-          <w:bCs/>
-          <w:sz w:val="20"/>
-          <w:szCs w:val="20"/>
-        </w:rPr>
-        <w:t>Selectorweb</w:t>
+          <w:sz w:val="20"/>
+          <w:szCs w:val="20"/>
+        </w:rPr>
+        <w:t>Mln</w:t>
       </w:r>
       <w:proofErr w:type="spellEnd"/>
       <w:r>
         <w:rPr>
           <w:rFonts w:ascii="Arial" w:hAnsi="Arial" w:cs="Arial"/>
-          <w:b/>
-          <w:bCs/>
-          <w:sz w:val="20"/>
-          <w:szCs w:val="20"/>
-        </w:rPr>
-        <w:t xml:space="preserve">, consulting projects (Clients: Galvanize, </w:t>
+          <w:sz w:val="20"/>
+          <w:szCs w:val="20"/>
+        </w:rPr>
+        <w:t xml:space="preserve"> pages/day.</w:t>
+      </w:r>
+    </w:p>
+    <w:p>
+      <w:pPr>
+        <w:rPr>
+          <w:rFonts w:ascii="Arial" w:hAnsi="Arial" w:cs="Arial"/>
+          <w:sz w:val="20"/>
+          <w:szCs w:val="20"/>
+        </w:rPr>
+      </w:pPr>
+      <w:r>
+        <w:rPr>
+          <w:rFonts w:ascii="Arial" w:hAnsi="Arial" w:cs="Arial"/>
+          <w:sz w:val="20"/>
+          <w:szCs w:val="20"/>
+        </w:rPr>
+        <w:t xml:space="preserve"> </w:t>
+      </w:r>
+    </w:p>
+    <w:p>
+      <w:pPr>
+        <w:rPr>
+          <w:rFonts w:ascii="Arial" w:hAnsi="Arial" w:cs="Arial"/>
+          <w:sz w:val="20"/>
+          <w:szCs w:val="20"/>
+        </w:rPr>
+      </w:pPr>
+      <w:r>
+        <w:rPr>
+          <w:rFonts w:ascii="Arial" w:hAnsi="Arial" w:cs="Arial"/>
+          <w:b/>
+          <w:bCs/>
+          <w:sz w:val="20"/>
+          <w:szCs w:val="20"/>
+        </w:rPr>
+        <w:t>Apr 2012 - Apr 2014 – AppNexus, Inc, Consultant, Financial Data Analytics</w:t>
+      </w:r>
+      <w:r>
+        <w:rPr>
+          <w:rFonts w:ascii="Arial" w:hAnsi="Arial" w:cs="Arial"/>
+          <w:sz w:val="20"/>
+          <w:szCs w:val="20"/>
+        </w:rPr>
+        <w:t xml:space="preserve"> - </w:t>
+      </w:r>
+      <w:r>
+        <w:rPr>
+          <w:rFonts w:ascii="Arial" w:hAnsi="Arial" w:cs="Arial"/>
+          <w:sz w:val="20"/>
+          <w:szCs w:val="20"/>
+        </w:rPr>
+        <w:t xml:space="preserve">Built a </w:t>
+      </w:r>
+      <w:r>
+        <w:rPr>
+          <w:rFonts w:ascii="Arial" w:hAnsi="Arial" w:cs="Arial"/>
+          <w:sz w:val="20"/>
+          <w:szCs w:val="20"/>
+        </w:rPr>
+        <w:t xml:space="preserve">billing and </w:t>
+      </w:r>
+      <w:r>
+        <w:rPr>
+          <w:rFonts w:ascii="Arial" w:hAnsi="Arial" w:cs="Arial"/>
+          <w:sz w:val="20"/>
+          <w:szCs w:val="20"/>
+        </w:rPr>
+        <w:t xml:space="preserve">analytics </w:t>
+      </w:r>
+      <w:r>
+        <w:rPr>
+          <w:rFonts w:ascii="Arial" w:hAnsi="Arial" w:cs="Arial"/>
+          <w:sz w:val="20"/>
+          <w:szCs w:val="20"/>
+        </w:rPr>
+        <w:t>system pr</w:t>
+      </w:r>
+      <w:r>
+        <w:rPr>
+          <w:rFonts w:ascii="Arial" w:hAnsi="Arial" w:cs="Arial"/>
+          <w:sz w:val="20"/>
+          <w:szCs w:val="20"/>
+        </w:rPr>
+        <w:t xml:space="preserve">ocessing </w:t>
+      </w:r>
+      <w:r>
+        <w:rPr>
+          <w:rFonts w:ascii="Arial" w:hAnsi="Arial" w:cs="Arial"/>
+          <w:sz w:val="20"/>
+          <w:szCs w:val="20"/>
+        </w:rPr>
+        <w:t>60TB/day</w:t>
+      </w:r>
+      <w:r>
+        <w:rPr>
+          <w:rFonts w:ascii="Arial" w:hAnsi="Arial" w:cs="Arial"/>
+          <w:sz w:val="20"/>
+          <w:szCs w:val="20"/>
+        </w:rPr>
+        <w:t xml:space="preserve"> </w:t>
+      </w:r>
+      <w:r>
+        <w:rPr>
+          <w:rFonts w:ascii="Arial" w:hAnsi="Arial" w:cs="Arial"/>
+          <w:sz w:val="20"/>
+          <w:szCs w:val="20"/>
+        </w:rPr>
+        <w:t xml:space="preserve">across 2000 clients (43 thousand lines of python code, self-recoverable ETL processes, health-monitoring, auto-back-testing). </w:t>
+      </w:r>
+      <w:r>
+        <w:rPr>
+          <w:rFonts w:ascii="Arial" w:hAnsi="Arial" w:cs="Arial"/>
+          <w:sz w:val="20"/>
+          <w:szCs w:val="20"/>
+        </w:rPr>
+        <w:t xml:space="preserve">MySQL, Vertica, Linux, Python. </w:t>
       </w:r>
       <w:proofErr w:type="spellStart"/>
       <w:r>
         <w:rPr>
           <w:rFonts w:ascii="Arial" w:hAnsi="Arial" w:cs="Arial"/>
-          <w:b/>
-          <w:bCs/>
-          <w:sz w:val="20"/>
-          <w:szCs w:val="20"/>
-        </w:rPr>
-        <w:t>SaleZoom</w:t>
+          <w:sz w:val="20"/>
+          <w:szCs w:val="20"/>
+        </w:rPr>
+        <w:t>anaged</w:t>
       </w:r>
       <w:proofErr w:type="spellEnd"/>
       <w:r>
         <w:rPr>
           <w:rFonts w:ascii="Arial" w:hAnsi="Arial" w:cs="Arial"/>
-          <w:b/>
-          <w:bCs/>
-          <w:sz w:val="20"/>
-          <w:szCs w:val="20"/>
-        </w:rPr>
-        <w:t>, JKCF</w:t>
-      </w:r>
-      <w:r>
-        <w:rPr>
-          <w:rFonts w:ascii="Arial" w:hAnsi="Arial" w:cs="Arial"/>
-          <w:b/>
-          <w:bCs/>
-          <w:sz w:val="20"/>
-          <w:szCs w:val="20"/>
-        </w:rPr>
-        <w:t>)</w:t>
-      </w:r>
-      <w:r>
-        <w:rPr>
-          <w:rFonts w:ascii="Arial" w:hAnsi="Arial" w:cs="Arial"/>
-          <w:sz w:val="20"/>
-          <w:szCs w:val="20"/>
-        </w:rPr>
-        <w:br/>
-      </w:r>
-      <w:r>
-        <w:rPr>
-          <w:rFonts w:ascii="Arial" w:hAnsi="Arial" w:cs="Arial"/>
-          <w:sz w:val="20"/>
-          <w:szCs w:val="20"/>
-        </w:rPr>
-        <w:t xml:space="preserve">Machine Learning, AI, Analytics, working with imbalanced data, NLP (Natural Language Processing), Python, Scikit-Learn, NLTK, Pandas, </w:t>
-      </w:r>
-      <w:proofErr w:type="spellStart"/>
-      <w:r>
-        <w:rPr>
-          <w:rFonts w:ascii="Arial" w:hAnsi="Arial" w:cs="Arial"/>
-          <w:sz w:val="20"/>
-          <w:szCs w:val="20"/>
-        </w:rPr>
-        <w:t>Numpy</w:t>
-      </w:r>
-      <w:proofErr w:type="spellEnd"/>
-      <w:r>
-        <w:rPr>
-          <w:rFonts w:ascii="Arial" w:hAnsi="Arial" w:cs="Arial"/>
-          <w:sz w:val="20"/>
-          <w:szCs w:val="20"/>
-        </w:rPr>
-        <w:t>, TensorFlow, Amazon AWS (EC2, S3), Google Cloud (</w:t>
-      </w:r>
-      <w:proofErr w:type="spellStart"/>
-      <w:r>
-        <w:rPr>
-          <w:rFonts w:ascii="Arial" w:hAnsi="Arial" w:cs="Arial"/>
-          <w:sz w:val="20"/>
-          <w:szCs w:val="20"/>
-        </w:rPr>
-        <w:t>BigQuery</w:t>
-      </w:r>
-      <w:proofErr w:type="spellEnd"/>
-      <w:r>
-        <w:rPr>
-          <w:rFonts w:ascii="Arial" w:hAnsi="Arial" w:cs="Arial"/>
-          <w:sz w:val="20"/>
-          <w:szCs w:val="20"/>
-        </w:rPr>
-        <w:t>, MySQL), IBM Cloud (IBM Watson – Natural Language Understanding for Sentiment Analysis, Tone Analyzer, Personality Insights).</w:t>
-      </w:r>
-    </w:p>
-    <w:p>
-      <w:pPr>
-        <w:rPr>
-          <w:rFonts w:ascii="Arial" w:hAnsi="Arial" w:cs="Arial"/>
-          <w:sz w:val="20"/>
-          <w:szCs w:val="20"/>
-        </w:rPr>
-      </w:pPr>
-      <w:r>
-        <w:rPr>
-          <w:rFonts w:ascii="Arial" w:hAnsi="Arial" w:cs="Arial"/>
-          <w:sz w:val="20"/>
-          <w:szCs w:val="20"/>
-        </w:rPr>
-        <w:t xml:space="preserve"> </w:t>
-      </w:r>
-    </w:p>
-    <w:p>
-      <w:pPr>
-        <w:rPr>
-          <w:rFonts w:ascii="Arial" w:hAnsi="Arial" w:cs="Arial"/>
-          <w:sz w:val="20"/>
-          <w:szCs w:val="20"/>
-        </w:rPr>
-      </w:pPr>
-      <w:r>
-        <w:rPr>
-          <w:rFonts w:ascii="Arial" w:hAnsi="Arial" w:cs="Arial"/>
-          <w:b/>
-          <w:bCs/>
-          <w:sz w:val="20"/>
-          <w:szCs w:val="20"/>
-        </w:rPr>
-        <w:t>No</w:t>
-      </w:r>
-      <w:r>
-        <w:rPr>
-          <w:rFonts w:ascii="Arial" w:hAnsi="Arial" w:cs="Arial"/>
-          <w:b/>
-          <w:bCs/>
-          <w:sz w:val="20"/>
-          <w:szCs w:val="20"/>
-        </w:rPr>
-        <w:t>v</w:t>
-      </w:r>
-      <w:r>
-        <w:rPr>
-          <w:rFonts w:ascii="Arial" w:hAnsi="Arial" w:cs="Arial"/>
-          <w:b/>
-          <w:bCs/>
-          <w:sz w:val="20"/>
-          <w:szCs w:val="20"/>
-        </w:rPr>
-        <w:t xml:space="preserve"> 2014 – Jun 2017 - Penguin Random House, Consultant</w:t>
-      </w:r>
-      <w:r>
-        <w:rPr>
-          <w:rFonts w:ascii="Arial" w:hAnsi="Arial" w:cs="Arial"/>
-          <w:sz w:val="20"/>
-          <w:szCs w:val="20"/>
-        </w:rPr>
-        <w:t xml:space="preserve"> – Trained and led the team to build systems in Business Intelligence/Analytics, Big Data Collection and Integration (ETL/ELT), Machine Learning and AI, Reporting. Python, pandas, Netezza, SQL, Redis, AWS, Linux. Created system for high-volume parallel web scraping at ~2 </w:t>
-      </w:r>
-      <w:proofErr w:type="spellStart"/>
-      <w:r>
-        <w:rPr>
-          <w:rFonts w:ascii="Arial" w:hAnsi="Arial" w:cs="Arial"/>
-          <w:sz w:val="20"/>
-          <w:szCs w:val="20"/>
-        </w:rPr>
-        <w:t>Mln</w:t>
-      </w:r>
-      <w:proofErr w:type="spellEnd"/>
-      <w:r>
-        <w:rPr>
-          <w:rFonts w:ascii="Arial" w:hAnsi="Arial" w:cs="Arial"/>
-          <w:sz w:val="20"/>
-          <w:szCs w:val="20"/>
-        </w:rPr>
-        <w:t xml:space="preserve"> pages/day. Organized "Deep Learning Book Club" to promote the use of Machine Learning and AI in-house; worked with several business groups to create various data feeds and tools to clean and ingest data; created Python framework to work with IBM Netezza DB; wrote analytics tools for price analysis and estimation.</w:t>
-      </w:r>
-    </w:p>
-    <w:p>
-      <w:pPr>
-        <w:rPr>
-          <w:rFonts w:ascii="Arial" w:hAnsi="Arial" w:cs="Arial"/>
-          <w:sz w:val="20"/>
-          <w:szCs w:val="20"/>
-        </w:rPr>
-      </w:pPr>
-      <w:r>
-        <w:rPr>
-          <w:rFonts w:ascii="Arial" w:hAnsi="Arial" w:cs="Arial"/>
-          <w:sz w:val="20"/>
-          <w:szCs w:val="20"/>
-        </w:rPr>
-        <w:t xml:space="preserve"> </w:t>
-      </w:r>
-    </w:p>
-    <w:p>
-      <w:pPr>
-        <w:rPr>
-          <w:rFonts w:ascii="Arial" w:hAnsi="Arial" w:cs="Arial"/>
-          <w:sz w:val="20"/>
-          <w:szCs w:val="20"/>
-        </w:rPr>
-      </w:pPr>
-      <w:r>
-        <w:rPr>
-          <w:rFonts w:ascii="Arial" w:hAnsi="Arial" w:cs="Arial"/>
-          <w:b/>
-          <w:bCs/>
-          <w:sz w:val="20"/>
-          <w:szCs w:val="20"/>
-        </w:rPr>
-        <w:t>Apr 2012 - Apr 2014 – AppNexus, Inc, Consultant, Financial Data Analytics</w:t>
-      </w:r>
-      <w:r>
-        <w:rPr>
-          <w:rFonts w:ascii="Arial" w:hAnsi="Arial" w:cs="Arial"/>
-          <w:sz w:val="20"/>
-          <w:szCs w:val="20"/>
-        </w:rPr>
-        <w:t xml:space="preserve"> - Designed and implemented a billing and reporting framework for processing trading data (~60TB/day) across 2000 clients with custom rules (43 thousand lines of python code, self-recoverable ETL processes, health-monitoring, auto-back-testing to validate both data and code). Designed business intelligence &amp; analytics systems (multiple reports, graphs, analytics database - MySQL). Linux, Python, Pandas, Vertica, </w:t>
-      </w:r>
-      <w:proofErr w:type="spellStart"/>
-      <w:r>
-        <w:rPr>
-          <w:rFonts w:ascii="Arial" w:hAnsi="Arial" w:cs="Arial"/>
-          <w:sz w:val="20"/>
-          <w:szCs w:val="20"/>
-        </w:rPr>
-        <w:t>Mysql</w:t>
-      </w:r>
-      <w:proofErr w:type="spellEnd"/>
-      <w:r>
-        <w:rPr>
-          <w:rFonts w:ascii="Arial" w:hAnsi="Arial" w:cs="Arial"/>
-          <w:sz w:val="20"/>
-          <w:szCs w:val="20"/>
-        </w:rPr>
-        <w:t xml:space="preserve">, Hadoop, Hive, Git. Reduced data extraction time for 30 </w:t>
-      </w:r>
-      <w:proofErr w:type="spellStart"/>
-      <w:r>
-        <w:rPr>
-          <w:rFonts w:ascii="Arial" w:hAnsi="Arial" w:cs="Arial"/>
-          <w:sz w:val="20"/>
-          <w:szCs w:val="20"/>
-        </w:rPr>
-        <w:t>Bln</w:t>
-      </w:r>
-      <w:proofErr w:type="spellEnd"/>
-      <w:r>
-        <w:rPr>
-          <w:rFonts w:ascii="Arial" w:hAnsi="Arial" w:cs="Arial"/>
-          <w:sz w:val="20"/>
-          <w:szCs w:val="20"/>
-        </w:rPr>
-        <w:t xml:space="preserve"> data rows from 3 hours to 7 minutes. Trained and managed a team of developers. Taught courses on python/pandas/database/analytics.</w:t>
+          <w:sz w:val="20"/>
+          <w:szCs w:val="20"/>
+        </w:rPr>
+        <w:t xml:space="preserve"> a team of developers.</w:t>
       </w:r>
     </w:p>
     <w:p>

--- a/LevSelector_resume.docx
+++ b/LevSelector_resume.docx
@@ -836,7 +836,23 @@
           <w:sz w:val="20"/>
           <w:szCs w:val="20"/>
         </w:rPr>
-        <w:t>Core AI/ML: LLMs</w:t>
+        <w:t xml:space="preserve">Core AI/ML: </w:t>
+      </w:r>
+      <w:r>
+        <w:rPr>
+          <w:rFonts w:ascii="Arial" w:hAnsi="Arial" w:cs="Arial"/>
+          <w:sz w:val="20"/>
+          <w:szCs w:val="20"/>
+        </w:rPr>
+        <w:t xml:space="preserve">Claude Code CLI, Claude CoWork, Gemini Ultra, </w:t>
+      </w:r>
+      <w:r>
+        <w:rPr>
+          <w:rFonts w:ascii="Arial" w:hAnsi="Arial" w:cs="Arial"/>
+          <w:sz w:val="20"/>
+          <w:szCs w:val="20"/>
+        </w:rPr>
+        <w:t>LLMs</w:t>
       </w:r>
       <w:r>
         <w:rPr>
@@ -1416,7 +1432,7 @@
           <w:sz w:val="20"/>
           <w:szCs w:val="20"/>
         </w:rPr>
-        <w:t xml:space="preserve"> enterprise financial planning SaaS platform, accelerating product capabilities through hands-on AI development and vibe coding workflows</w:t>
+        <w:t xml:space="preserve"> enterprise financial planning SaaS platform, accelerating product capabilities through hands-on AI development and vibe coding workflows powered by Anthropic Claude</w:t>
       </w:r>
     </w:p>
     <w:p>
@@ -1438,7 +1454,39 @@
           <w:sz w:val="20"/>
           <w:szCs w:val="20"/>
         </w:rPr>
-        <w:t>Designed and deployed an autonomous AI Agent embedded within the SaaS application, enabling intelligent automation of financial planning and reporting tasks previously requiring manual analyst effort</w:t>
+        <w:t xml:space="preserve">Designed and deployed an autonomous AI Agent embedded within the SaaS application </w:t>
+      </w:r>
+      <w:r>
+        <w:rPr>
+          <w:rFonts w:ascii="Arial" w:hAnsi="Arial" w:cs="Arial"/>
+          <w:sz w:val="20"/>
+          <w:szCs w:val="20"/>
+        </w:rPr>
+        <w:t xml:space="preserve">- </w:t>
+      </w:r>
+      <w:r>
+        <w:rPr>
+          <w:rFonts w:ascii="Arial" w:hAnsi="Arial" w:cs="Arial"/>
+          <w:sz w:val="20"/>
+          <w:szCs w:val="20"/>
+        </w:rPr>
+        <w:t>built on Anthropic Claude</w:t>
+      </w:r>
+      <w:r>
+        <w:rPr>
+          <w:rFonts w:ascii="Arial" w:hAnsi="Arial" w:cs="Arial"/>
+          <w:sz w:val="20"/>
+          <w:szCs w:val="20"/>
+        </w:rPr>
+        <w:t xml:space="preserve"> - </w:t>
+      </w:r>
+      <w:r>
+        <w:rPr>
+          <w:rFonts w:ascii="Arial" w:hAnsi="Arial" w:cs="Arial"/>
+          <w:sz w:val="20"/>
+          <w:szCs w:val="20"/>
+        </w:rPr>
+        <w:t>enabling intelligent automation of financial planning and reporting tasks previously requiring manual analyst effort</w:t>
       </w:r>
     </w:p>
     <w:p>
@@ -1460,23 +1508,7 @@
           <w:sz w:val="20"/>
           <w:szCs w:val="20"/>
         </w:rPr>
-        <w:t>Built AI-enabled ETL pipelines leveraging LLMs to intelligently parse, interpret, and transform complex Excel financial models and reports</w:t>
-      </w:r>
-      <w:r>
-        <w:rPr>
-          <w:rFonts w:ascii="Arial" w:hAnsi="Arial" w:cs="Arial"/>
-          <w:sz w:val="20"/>
-          <w:szCs w:val="20"/>
-        </w:rPr>
-        <w:t xml:space="preserve">, </w:t>
-      </w:r>
-      <w:r>
-        <w:rPr>
-          <w:rFonts w:ascii="Arial" w:hAnsi="Arial" w:cs="Arial"/>
-          <w:sz w:val="20"/>
-          <w:szCs w:val="20"/>
-        </w:rPr>
-        <w:t>dramatically reducing data onboarding friction for FP&amp;A teams</w:t>
+        <w:t>Built AI-enabled ETL pipelines leveraging Anthropic Claude to intelligently parse, interpret, and transform complex Excel financial models and reports, dramatically reducing data onboarding friction for FP&amp;A teams</w:t>
       </w:r>
     </w:p>
     <w:p>
@@ -1498,7 +1530,7 @@
           <w:sz w:val="20"/>
           <w:szCs w:val="20"/>
         </w:rPr>
-        <w:t>Leveraged cutting-edge AI coding assistants (Claude Code, Cline) to accelerate full-cycle development across the stack, combining Rust and Python for high-performance backend services</w:t>
+        <w:t>Leveraged Claude Code CLI and the Claude Code VS Code Extension as primary AI coding assistants to accelerate full-cycle development across the stack, combining Rust and Python for high-performance backend services; utilized Claude Code CLI as a runtime execution engine for automating development and deployment workflows</w:t>
       </w:r>
     </w:p>
     <w:p>
@@ -1520,123 +1552,8 @@
           <w:sz w:val="20"/>
           <w:szCs w:val="20"/>
         </w:rPr>
-        <w:t>Contributed to AI architecture decisions, establishing patterns and best practices for LLM integration within a production SaaS environment</w:t>
-      </w:r>
-    </w:p>
-    <w:p>
-      <w:pPr>
-        <w:ind w:left="360"/>
-        <w:rPr>
-          <w:rFonts w:ascii="Arial" w:hAnsi="Arial" w:cs="Arial"/>
-          <w:sz w:val="20"/>
-          <w:szCs w:val="20"/>
-        </w:rPr>
-      </w:pPr>
-    </w:p>
-    <w:p>
-      <w:pPr>
-        <w:rPr>
-          <w:rFonts w:ascii="Arial" w:hAnsi="Arial" w:cs="Arial"/>
-          <w:b/>
-          <w:bCs/>
-          <w:sz w:val="20"/>
-          <w:szCs w:val="20"/>
-        </w:rPr>
-      </w:pPr>
-      <w:r>
-        <w:rPr>
-          <w:rFonts w:ascii="Arial" w:hAnsi="Arial" w:cs="Arial"/>
-          <w:b/>
-          <w:bCs/>
-          <w:sz w:val="20"/>
-          <w:szCs w:val="20"/>
-        </w:rPr>
-        <w:t xml:space="preserve">Feb 2024 - Sep 2024 - </w:t>
-      </w:r>
-      <w:r>
-        <w:rPr>
-          <w:rFonts w:ascii="Arial" w:hAnsi="Arial" w:cs="Arial"/>
-          <w:b/>
-          <w:bCs/>
-          <w:sz w:val="20"/>
-          <w:szCs w:val="20"/>
-        </w:rPr>
-        <w:t xml:space="preserve">RSM US </w:t>
-      </w:r>
-      <w:proofErr w:type="gramStart"/>
-      <w:r>
-        <w:rPr>
-          <w:rFonts w:ascii="Arial" w:hAnsi="Arial" w:cs="Arial"/>
-          <w:b/>
-          <w:bCs/>
-          <w:sz w:val="20"/>
-          <w:szCs w:val="20"/>
-        </w:rPr>
-        <w:t>( https://rsmus.com</w:t>
-      </w:r>
-      <w:proofErr w:type="gramEnd"/>
-      <w:r>
-        <w:rPr>
-          <w:rFonts w:ascii="Arial" w:hAnsi="Arial" w:cs="Arial"/>
-          <w:b/>
-          <w:bCs/>
-          <w:sz w:val="20"/>
-          <w:szCs w:val="20"/>
-        </w:rPr>
-        <w:t xml:space="preserve"> </w:t>
-      </w:r>
-      <w:r>
-        <w:rPr>
-          <w:rFonts w:ascii="Arial" w:hAnsi="Arial" w:cs="Arial"/>
-          <w:b/>
-          <w:bCs/>
-          <w:sz w:val="20"/>
-          <w:szCs w:val="20"/>
-        </w:rPr>
-        <w:t xml:space="preserve">- </w:t>
-      </w:r>
-      <w:r>
-        <w:rPr>
-          <w:rFonts w:ascii="Arial" w:hAnsi="Arial" w:cs="Arial"/>
-          <w:b/>
-          <w:bCs/>
-          <w:sz w:val="20"/>
-          <w:szCs w:val="20"/>
-        </w:rPr>
-        <w:t xml:space="preserve">Top 10 U.S. Audit &amp; Consulting </w:t>
-      </w:r>
-      <w:proofErr w:type="gramStart"/>
-      <w:r>
-        <w:rPr>
-          <w:rFonts w:ascii="Arial" w:hAnsi="Arial" w:cs="Arial"/>
-          <w:b/>
-          <w:bCs/>
-          <w:sz w:val="20"/>
-          <w:szCs w:val="20"/>
-        </w:rPr>
-        <w:t>Firm</w:t>
-      </w:r>
-      <w:r>
-        <w:rPr>
-          <w:rFonts w:ascii="Arial" w:hAnsi="Arial" w:cs="Arial"/>
-          <w:b/>
-          <w:bCs/>
-          <w:sz w:val="20"/>
-          <w:szCs w:val="20"/>
-        </w:rPr>
-        <w:t xml:space="preserve"> </w:t>
-      </w:r>
-      <w:r>
-        <w:rPr>
-          <w:rFonts w:ascii="Arial" w:hAnsi="Arial" w:cs="Arial"/>
-          <w:b/>
-          <w:bCs/>
-          <w:sz w:val="20"/>
-          <w:szCs w:val="20"/>
-        </w:rPr>
-        <w:t>)</w:t>
-      </w:r>
-      <w:proofErr w:type="gramEnd"/>
+        <w:t>Integrated Gemini Ultra (2M context window) for large-scale log file analysis, enabling deep inspection of high-volume production logs that would otherwise exceed standard context limits</w:t>
+      </w:r>
     </w:p>
     <w:p>
       <w:pPr>
@@ -1657,8 +1574,155 @@
           <w:sz w:val="20"/>
           <w:szCs w:val="20"/>
         </w:rPr>
-        <w:t>AI Architect, Audit Automation</w:t>
-      </w:r>
+        <w:t xml:space="preserve">Contributed to AI architecture decisions, establishing patterns and best practices for Anthropic </w:t>
+      </w:r>
+      <w:proofErr w:type="gramStart"/>
+      <w:r>
+        <w:rPr>
+          <w:rFonts w:ascii="Arial" w:hAnsi="Arial" w:cs="Arial"/>
+          <w:sz w:val="20"/>
+          <w:szCs w:val="20"/>
+        </w:rPr>
+        <w:t>Claude</w:t>
+      </w:r>
+      <w:r>
+        <w:rPr>
+          <w:rFonts w:ascii="Arial" w:hAnsi="Arial" w:cs="Arial"/>
+          <w:sz w:val="20"/>
+          <w:szCs w:val="20"/>
+        </w:rPr>
+        <w:t xml:space="preserve">  </w:t>
+      </w:r>
+      <w:r>
+        <w:rPr>
+          <w:rFonts w:ascii="Arial" w:hAnsi="Arial" w:cs="Arial"/>
+          <w:sz w:val="20"/>
+          <w:szCs w:val="20"/>
+        </w:rPr>
+        <w:t>integration</w:t>
+      </w:r>
+      <w:proofErr w:type="gramEnd"/>
+      <w:r>
+        <w:rPr>
+          <w:rFonts w:ascii="Arial" w:hAnsi="Arial" w:cs="Arial"/>
+          <w:sz w:val="20"/>
+          <w:szCs w:val="20"/>
+        </w:rPr>
+        <w:t xml:space="preserve"> within a production SaaS environment, including model selection, prompt design, and agentic workflow orchestration</w:t>
+      </w:r>
+      <w:r>
+        <w:rPr>
+          <w:rFonts w:ascii="Arial" w:hAnsi="Arial" w:cs="Arial"/>
+          <w:sz w:val="20"/>
+          <w:szCs w:val="20"/>
+        </w:rPr>
+        <w:br/>
+      </w:r>
+    </w:p>
+    <w:p>
+      <w:pPr>
+        <w:rPr>
+          <w:rFonts w:ascii="Arial" w:hAnsi="Arial" w:cs="Arial"/>
+          <w:b/>
+          <w:bCs/>
+          <w:sz w:val="20"/>
+          <w:szCs w:val="20"/>
+        </w:rPr>
+      </w:pPr>
+      <w:r>
+        <w:rPr>
+          <w:rFonts w:ascii="Arial" w:hAnsi="Arial" w:cs="Arial"/>
+          <w:b/>
+          <w:bCs/>
+          <w:sz w:val="20"/>
+          <w:szCs w:val="20"/>
+        </w:rPr>
+        <w:t xml:space="preserve">Feb 2024 - Sep 2024 - </w:t>
+      </w:r>
+      <w:r>
+        <w:rPr>
+          <w:rFonts w:ascii="Arial" w:hAnsi="Arial" w:cs="Arial"/>
+          <w:b/>
+          <w:bCs/>
+          <w:sz w:val="20"/>
+          <w:szCs w:val="20"/>
+        </w:rPr>
+        <w:t xml:space="preserve">RSM US </w:t>
+      </w:r>
+      <w:proofErr w:type="gramStart"/>
+      <w:r>
+        <w:rPr>
+          <w:rFonts w:ascii="Arial" w:hAnsi="Arial" w:cs="Arial"/>
+          <w:b/>
+          <w:bCs/>
+          <w:sz w:val="20"/>
+          <w:szCs w:val="20"/>
+        </w:rPr>
+        <w:t>( https://rsmus.com</w:t>
+      </w:r>
+      <w:proofErr w:type="gramEnd"/>
+      <w:r>
+        <w:rPr>
+          <w:rFonts w:ascii="Arial" w:hAnsi="Arial" w:cs="Arial"/>
+          <w:b/>
+          <w:bCs/>
+          <w:sz w:val="20"/>
+          <w:szCs w:val="20"/>
+        </w:rPr>
+        <w:t xml:space="preserve"> </w:t>
+      </w:r>
+      <w:r>
+        <w:rPr>
+          <w:rFonts w:ascii="Arial" w:hAnsi="Arial" w:cs="Arial"/>
+          <w:b/>
+          <w:bCs/>
+          <w:sz w:val="20"/>
+          <w:szCs w:val="20"/>
+        </w:rPr>
+        <w:t xml:space="preserve">- </w:t>
+      </w:r>
+      <w:r>
+        <w:rPr>
+          <w:rFonts w:ascii="Arial" w:hAnsi="Arial" w:cs="Arial"/>
+          <w:b/>
+          <w:bCs/>
+          <w:sz w:val="20"/>
+          <w:szCs w:val="20"/>
+        </w:rPr>
+        <w:t xml:space="preserve">Top 10 U.S. Audit &amp; Consulting </w:t>
+      </w:r>
+      <w:proofErr w:type="gramStart"/>
+      <w:r>
+        <w:rPr>
+          <w:rFonts w:ascii="Arial" w:hAnsi="Arial" w:cs="Arial"/>
+          <w:b/>
+          <w:bCs/>
+          <w:sz w:val="20"/>
+          <w:szCs w:val="20"/>
+        </w:rPr>
+        <w:t>Firm</w:t>
+      </w:r>
+      <w:r>
+        <w:rPr>
+          <w:rFonts w:ascii="Arial" w:hAnsi="Arial" w:cs="Arial"/>
+          <w:b/>
+          <w:bCs/>
+          <w:sz w:val="20"/>
+          <w:szCs w:val="20"/>
+        </w:rPr>
+        <w:t xml:space="preserve"> </w:t>
+      </w:r>
+      <w:r>
+        <w:rPr>
+          <w:rFonts w:ascii="Arial" w:hAnsi="Arial" w:cs="Arial"/>
+          <w:b/>
+          <w:bCs/>
+          <w:sz w:val="20"/>
+          <w:szCs w:val="20"/>
+        </w:rPr>
+        <w:t>)</w:t>
+      </w:r>
+      <w:proofErr w:type="gramEnd"/>
     </w:p>
     <w:p>
       <w:pPr>
@@ -1679,7 +1743,7 @@
           <w:sz w:val="20"/>
           <w:szCs w:val="20"/>
         </w:rPr>
-        <w:t>Pioneered AI solutions for audit automation at one of the largest U.S. assurance firms, directly contributing to RSM's broader strategic AI transformation now backed by a $1B investment</w:t>
+        <w:t>AI Architect, Audit Automation</w:t>
       </w:r>
     </w:p>
     <w:p>
@@ -1701,81 +1765,7 @@
           <w:sz w:val="20"/>
           <w:szCs w:val="20"/>
         </w:rPr>
-        <w:t>Audited</w:t>
-      </w:r>
-      <w:r>
-        <w:rPr>
-          <w:rFonts w:ascii="Arial" w:hAnsi="Arial" w:cs="Arial"/>
-          <w:sz w:val="20"/>
-          <w:szCs w:val="20"/>
-        </w:rPr>
-        <w:t xml:space="preserve"> RAG-based (Retrieval-Augmented Generation) system</w:t>
-      </w:r>
-      <w:r>
-        <w:rPr>
-          <w:rFonts w:ascii="Arial" w:hAnsi="Arial" w:cs="Arial"/>
-          <w:sz w:val="20"/>
-          <w:szCs w:val="20"/>
-        </w:rPr>
-        <w:t>s built</w:t>
-      </w:r>
-      <w:r>
-        <w:rPr>
-          <w:rFonts w:ascii="Arial" w:hAnsi="Arial" w:cs="Arial"/>
-          <w:sz w:val="20"/>
-          <w:szCs w:val="20"/>
-        </w:rPr>
-        <w:t xml:space="preserve"> using </w:t>
-      </w:r>
-      <w:proofErr w:type="spellStart"/>
-      <w:r>
-        <w:rPr>
-          <w:rFonts w:ascii="Arial" w:hAnsi="Arial" w:cs="Arial"/>
-          <w:sz w:val="20"/>
-          <w:szCs w:val="20"/>
-        </w:rPr>
-        <w:t>LangChain</w:t>
-      </w:r>
-      <w:proofErr w:type="spellEnd"/>
-      <w:r>
-        <w:rPr>
-          <w:rFonts w:ascii="Arial" w:hAnsi="Arial" w:cs="Arial"/>
-          <w:sz w:val="20"/>
-          <w:szCs w:val="20"/>
-        </w:rPr>
-        <w:t xml:space="preserve"> and OpenAI APIs</w:t>
-      </w:r>
-      <w:r>
-        <w:rPr>
-          <w:rFonts w:ascii="Arial" w:hAnsi="Arial" w:cs="Arial"/>
-          <w:sz w:val="20"/>
-          <w:szCs w:val="20"/>
-        </w:rPr>
-        <w:t xml:space="preserve"> and Anthropic and AWS Bedrock </w:t>
-      </w:r>
-      <w:r>
-        <w:rPr>
-          <w:rFonts w:ascii="Arial" w:hAnsi="Arial" w:cs="Arial"/>
-          <w:sz w:val="20"/>
-          <w:szCs w:val="20"/>
-        </w:rPr>
-        <w:t>to intelligently query documentation, policies, and regulatory guidelines</w:t>
-      </w:r>
-      <w:r>
-        <w:rPr>
-          <w:rFonts w:ascii="Arial" w:hAnsi="Arial" w:cs="Arial"/>
-          <w:sz w:val="20"/>
-          <w:szCs w:val="20"/>
-        </w:rPr>
-        <w:t xml:space="preserve">, </w:t>
-      </w:r>
-      <w:r>
-        <w:rPr>
-          <w:rFonts w:ascii="Arial" w:hAnsi="Arial" w:cs="Arial"/>
-          <w:sz w:val="20"/>
-          <w:szCs w:val="20"/>
-        </w:rPr>
-        <w:t>significantly reducing research time</w:t>
+        <w:t>Pioneered AI solutions for audit automation at one of the largest U.S. assurance firms, directly contributing to RSM's broader strategic AI transformation now backed by a $1B investment</w:t>
       </w:r>
     </w:p>
     <w:p>
@@ -1797,7 +1787,81 @@
           <w:sz w:val="20"/>
           <w:szCs w:val="20"/>
         </w:rPr>
-        <w:t>Developed an LLM-powered pipeline to automatically generate structured audit workflows and Visio process diagrams from unstructured audit documentation, replacing hours of manual diagram creation</w:t>
+        <w:t>Audited</w:t>
+      </w:r>
+      <w:r>
+        <w:rPr>
+          <w:rFonts w:ascii="Arial" w:hAnsi="Arial" w:cs="Arial"/>
+          <w:sz w:val="20"/>
+          <w:szCs w:val="20"/>
+        </w:rPr>
+        <w:t xml:space="preserve"> RAG-based (Retrieval-Augmented Generation) system</w:t>
+      </w:r>
+      <w:r>
+        <w:rPr>
+          <w:rFonts w:ascii="Arial" w:hAnsi="Arial" w:cs="Arial"/>
+          <w:sz w:val="20"/>
+          <w:szCs w:val="20"/>
+        </w:rPr>
+        <w:t>s built</w:t>
+      </w:r>
+      <w:r>
+        <w:rPr>
+          <w:rFonts w:ascii="Arial" w:hAnsi="Arial" w:cs="Arial"/>
+          <w:sz w:val="20"/>
+          <w:szCs w:val="20"/>
+        </w:rPr>
+        <w:t xml:space="preserve"> using </w:t>
+      </w:r>
+      <w:proofErr w:type="spellStart"/>
+      <w:r>
+        <w:rPr>
+          <w:rFonts w:ascii="Arial" w:hAnsi="Arial" w:cs="Arial"/>
+          <w:sz w:val="20"/>
+          <w:szCs w:val="20"/>
+        </w:rPr>
+        <w:t>LangChain</w:t>
+      </w:r>
+      <w:proofErr w:type="spellEnd"/>
+      <w:r>
+        <w:rPr>
+          <w:rFonts w:ascii="Arial" w:hAnsi="Arial" w:cs="Arial"/>
+          <w:sz w:val="20"/>
+          <w:szCs w:val="20"/>
+        </w:rPr>
+        <w:t xml:space="preserve"> and OpenAI APIs</w:t>
+      </w:r>
+      <w:r>
+        <w:rPr>
+          <w:rFonts w:ascii="Arial" w:hAnsi="Arial" w:cs="Arial"/>
+          <w:sz w:val="20"/>
+          <w:szCs w:val="20"/>
+        </w:rPr>
+        <w:t xml:space="preserve"> and Anthropic and AWS Bedrock </w:t>
+      </w:r>
+      <w:r>
+        <w:rPr>
+          <w:rFonts w:ascii="Arial" w:hAnsi="Arial" w:cs="Arial"/>
+          <w:sz w:val="20"/>
+          <w:szCs w:val="20"/>
+        </w:rPr>
+        <w:t>to intelligently query documentation, policies, and regulatory guidelines</w:t>
+      </w:r>
+      <w:r>
+        <w:rPr>
+          <w:rFonts w:ascii="Arial" w:hAnsi="Arial" w:cs="Arial"/>
+          <w:sz w:val="20"/>
+          <w:szCs w:val="20"/>
+        </w:rPr>
+        <w:t xml:space="preserve">, </w:t>
+      </w:r>
+      <w:r>
+        <w:rPr>
+          <w:rFonts w:ascii="Arial" w:hAnsi="Arial" w:cs="Arial"/>
+          <w:sz w:val="20"/>
+          <w:szCs w:val="20"/>
+        </w:rPr>
+        <w:t>significantly reducing research time</w:t>
       </w:r>
     </w:p>
     <w:p>
@@ -1819,25 +1883,7 @@
           <w:sz w:val="20"/>
           <w:szCs w:val="20"/>
         </w:rPr>
-        <w:t xml:space="preserve">Designed </w:t>
-      </w:r>
-      <w:proofErr w:type="spellStart"/>
-      <w:r>
-        <w:rPr>
-          <w:rFonts w:ascii="Arial" w:hAnsi="Arial" w:cs="Arial"/>
-          <w:sz w:val="20"/>
-          <w:szCs w:val="20"/>
-        </w:rPr>
-        <w:t>FastHTML</w:t>
-      </w:r>
-      <w:proofErr w:type="spellEnd"/>
-      <w:r>
-        <w:rPr>
-          <w:rFonts w:ascii="Arial" w:hAnsi="Arial" w:cs="Arial"/>
-          <w:sz w:val="20"/>
-          <w:szCs w:val="20"/>
-        </w:rPr>
-        <w:t xml:space="preserve"> web application serving as the front-end interface for AI audit tools, enabling non-technical auditors to interact with LLM capabilities directly</w:t>
+        <w:t>Developed an LLM-powered pipeline to automatically generate structured audit workflows and Visio process diagrams from unstructured audit documentation, replacing hours of manual diagram creation</w:t>
       </w:r>
     </w:p>
     <w:p>
@@ -1859,6 +1905,46 @@
           <w:sz w:val="20"/>
           <w:szCs w:val="20"/>
         </w:rPr>
+        <w:t xml:space="preserve">Designed </w:t>
+      </w:r>
+      <w:proofErr w:type="spellStart"/>
+      <w:r>
+        <w:rPr>
+          <w:rFonts w:ascii="Arial" w:hAnsi="Arial" w:cs="Arial"/>
+          <w:sz w:val="20"/>
+          <w:szCs w:val="20"/>
+        </w:rPr>
+        <w:t>FastHTML</w:t>
+      </w:r>
+      <w:proofErr w:type="spellEnd"/>
+      <w:r>
+        <w:rPr>
+          <w:rFonts w:ascii="Arial" w:hAnsi="Arial" w:cs="Arial"/>
+          <w:sz w:val="20"/>
+          <w:szCs w:val="20"/>
+        </w:rPr>
+        <w:t xml:space="preserve"> web application serving as the front-end interface for AI audit tools, enabling non-technical auditors to interact with LLM capabilities directly</w:t>
+      </w:r>
+    </w:p>
+    <w:p>
+      <w:pPr>
+        <w:pStyle w:val="ListParagraph"/>
+        <w:numPr>
+          <w:ilvl w:val="0"/>
+          <w:numId w:val="2"/>
+        </w:numPr>
+        <w:rPr>
+          <w:rFonts w:ascii="Arial" w:hAnsi="Arial" w:cs="Arial"/>
+          <w:sz w:val="20"/>
+          <w:szCs w:val="20"/>
+        </w:rPr>
+      </w:pPr>
+      <w:r>
+        <w:rPr>
+          <w:rFonts w:ascii="Arial" w:hAnsi="Arial" w:cs="Arial"/>
+          <w:sz w:val="20"/>
+          <w:szCs w:val="20"/>
+        </w:rPr>
         <w:t>Stack:</w:t>
       </w:r>
       <w:r>
@@ -2163,15 +2249,7 @@
           <w:sz w:val="20"/>
           <w:szCs w:val="20"/>
         </w:rPr>
-        <w:t xml:space="preserve">, </w:t>
-      </w:r>
-      <w:r>
-        <w:rPr>
-          <w:rFonts w:ascii="Arial" w:hAnsi="Arial" w:cs="Arial"/>
-          <w:sz w:val="20"/>
-          <w:szCs w:val="20"/>
-        </w:rPr>
-        <w:t xml:space="preserve">AWS, PostgreSQL, </w:t>
+        <w:t xml:space="preserve">, AWS, PostgreSQL, </w:t>
       </w:r>
       <w:r>
         <w:rPr>
@@ -2273,6 +2351,7 @@
           <w:sz w:val="20"/>
           <w:szCs w:val="20"/>
         </w:rPr>
+        <w:lastRenderedPageBreak/>
         <w:t xml:space="preserve">Building, training, and </w:t>
       </w:r>
       <w:proofErr w:type="gramStart"/>
@@ -2569,7 +2648,6 @@
           <w:sz w:val="20"/>
           <w:szCs w:val="20"/>
         </w:rPr>
-        <w:lastRenderedPageBreak/>
         <w:t>Vara (now https://vareto.com) Data Integration for analytics</w:t>
       </w:r>
     </w:p>

--- a/LevSelector_resume.docx
+++ b/LevSelector_resume.docx
@@ -14,26 +14,21 @@
       </w:pPr>
       <w:r>
         <w:rPr>
-          <w:rFonts w:ascii="Arial" w:hAnsi="Arial" w:cs="Arial"/>
           <w:noProof/>
-          <w:color w:val="000000"/>
-          <w:sz w:val="22"/>
-          <w:szCs w:val="22"/>
-          <w:bdr w:val="none" w:sz="0" w:space="0" w:color="auto" w:frame="1"/>
         </w:rPr>
         <w:drawing>
-          <wp:anchor distT="0" distB="0" distL="114300" distR="114300" simplePos="0" relativeHeight="251661312" behindDoc="0" locked="0" layoutInCell="1" allowOverlap="1" wp14:anchorId="1CCD264E" wp14:editId="5A7A69FB">
+          <wp:anchor distT="0" distB="0" distL="114300" distR="114300" simplePos="0" relativeHeight="251662336" behindDoc="0" locked="0" layoutInCell="1" allowOverlap="1" wp14:anchorId="28AFA71C" wp14:editId="32C4A360">
             <wp:simplePos x="0" y="0"/>
             <wp:positionH relativeFrom="column">
-              <wp:posOffset>5859145</wp:posOffset>
+              <wp:posOffset>5905625</wp:posOffset>
             </wp:positionH>
             <wp:positionV relativeFrom="paragraph">
-              <wp:posOffset>134620</wp:posOffset>
+              <wp:posOffset>135410</wp:posOffset>
             </wp:positionV>
-            <wp:extent cx="438785" cy="694690"/>
-            <wp:effectExtent l="0" t="0" r="5715" b="3810"/>
+            <wp:extent cx="458133" cy="689693"/>
+            <wp:effectExtent l="0" t="0" r="0" b="0"/>
             <wp:wrapNone/>
-            <wp:docPr id="1787313144" name="Picture 5"/>
+            <wp:docPr id="1610692740" name="Picture 1" descr="FP&amp;A + AI: How to Work Faster, Smarter, and Deliver More Value"/>
             <wp:cNvGraphicFramePr>
               <a:graphicFrameLocks xmlns:a="http://schemas.openxmlformats.org/drawingml/2006/main" noChangeAspect="1"/>
             </wp:cNvGraphicFramePr>
@@ -41,7 +36,7 @@
               <a:graphicData uri="http://schemas.openxmlformats.org/drawingml/2006/picture">
                 <pic:pic xmlns:pic="http://schemas.openxmlformats.org/drawingml/2006/picture">
                   <pic:nvPicPr>
-                    <pic:cNvPr id="0" name="Picture 12"/>
+                    <pic:cNvPr id="0" name="Picture 1" descr="FP&amp;A + AI: How to Work Faster, Smarter, and Deliver More Value"/>
                     <pic:cNvPicPr>
                       <a:picLocks noChangeAspect="1" noChangeArrowheads="1"/>
                     </pic:cNvPicPr>
@@ -62,7 +57,7 @@
                   <pic:spPr bwMode="auto">
                     <a:xfrm>
                       <a:off x="0" y="0"/>
-                      <a:ext cx="438785" cy="694690"/>
+                      <a:ext cx="461109" cy="694173"/>
                     </a:xfrm>
                     <a:prstGeom prst="rect">
                       <a:avLst/>
@@ -75,10 +70,10 @@
                 </pic:pic>
               </a:graphicData>
             </a:graphic>
-            <wp14:sizeRelH relativeFrom="margin">
+            <wp14:sizeRelH relativeFrom="page">
               <wp14:pctWidth>0</wp14:pctWidth>
             </wp14:sizeRelH>
-            <wp14:sizeRelV relativeFrom="margin">
+            <wp14:sizeRelV relativeFrom="page">
               <wp14:pctHeight>0</wp14:pctHeight>
             </wp14:sizeRelV>
           </wp:anchor>
@@ -94,18 +89,18 @@
           <w:bdr w:val="none" w:sz="0" w:space="0" w:color="auto" w:frame="1"/>
         </w:rPr>
         <w:drawing>
-          <wp:anchor distT="0" distB="0" distL="114300" distR="114300" simplePos="0" relativeHeight="251660288" behindDoc="0" locked="0" layoutInCell="1" allowOverlap="1" wp14:anchorId="7AFA10E5" wp14:editId="33F12643">
+          <wp:anchor distT="0" distB="0" distL="114300" distR="114300" simplePos="0" relativeHeight="251661312" behindDoc="0" locked="0" layoutInCell="1" allowOverlap="1" wp14:anchorId="1CCD264E" wp14:editId="0F8087D5">
             <wp:simplePos x="0" y="0"/>
             <wp:positionH relativeFrom="column">
-              <wp:posOffset>5374640</wp:posOffset>
+              <wp:posOffset>5468475</wp:posOffset>
             </wp:positionH>
             <wp:positionV relativeFrom="paragraph">
-              <wp:posOffset>131445</wp:posOffset>
+              <wp:posOffset>134620</wp:posOffset>
             </wp:positionV>
             <wp:extent cx="438785" cy="694690"/>
             <wp:effectExtent l="0" t="0" r="5715" b="3810"/>
             <wp:wrapNone/>
-            <wp:docPr id="1927732812" name="Picture 4"/>
+            <wp:docPr id="1787313144" name="Picture 5"/>
             <wp:cNvGraphicFramePr>
               <a:graphicFrameLocks xmlns:a="http://schemas.openxmlformats.org/drawingml/2006/main" noChangeAspect="1"/>
             </wp:cNvGraphicFramePr>
@@ -113,7 +108,7 @@
               <a:graphicData uri="http://schemas.openxmlformats.org/drawingml/2006/picture">
                 <pic:pic xmlns:pic="http://schemas.openxmlformats.org/drawingml/2006/picture">
                   <pic:nvPicPr>
-                    <pic:cNvPr id="0" name="Picture 10"/>
+                    <pic:cNvPr id="0" name="Picture 12"/>
                     <pic:cNvPicPr>
                       <a:picLocks noChangeAspect="1" noChangeArrowheads="1"/>
                     </pic:cNvPicPr>
@@ -166,18 +161,18 @@
           <w:bdr w:val="none" w:sz="0" w:space="0" w:color="auto" w:frame="1"/>
         </w:rPr>
         <w:drawing>
-          <wp:anchor distT="0" distB="0" distL="114300" distR="114300" simplePos="0" relativeHeight="251658240" behindDoc="0" locked="0" layoutInCell="1" allowOverlap="1" wp14:anchorId="4117F952" wp14:editId="1C933005">
+          <wp:anchor distT="0" distB="0" distL="114300" distR="114300" simplePos="0" relativeHeight="251660288" behindDoc="0" locked="0" layoutInCell="1" allowOverlap="1" wp14:anchorId="7AFA10E5" wp14:editId="310E5724">
             <wp:simplePos x="0" y="0"/>
             <wp:positionH relativeFrom="column">
-              <wp:posOffset>4385945</wp:posOffset>
+              <wp:posOffset>5031262</wp:posOffset>
             </wp:positionH>
             <wp:positionV relativeFrom="paragraph">
-              <wp:posOffset>129540</wp:posOffset>
+              <wp:posOffset>136442</wp:posOffset>
             </wp:positionV>
-            <wp:extent cx="447675" cy="694690"/>
-            <wp:effectExtent l="0" t="0" r="0" b="3810"/>
+            <wp:extent cx="438785" cy="694690"/>
+            <wp:effectExtent l="0" t="0" r="5715" b="3810"/>
             <wp:wrapNone/>
-            <wp:docPr id="1197748859" name="Picture 2"/>
+            <wp:docPr id="1927732812" name="Picture 4"/>
             <wp:cNvGraphicFramePr>
               <a:graphicFrameLocks xmlns:a="http://schemas.openxmlformats.org/drawingml/2006/main" noChangeAspect="1"/>
             </wp:cNvGraphicFramePr>
@@ -185,7 +180,7 @@
               <a:graphicData uri="http://schemas.openxmlformats.org/drawingml/2006/picture">
                 <pic:pic xmlns:pic="http://schemas.openxmlformats.org/drawingml/2006/picture">
                   <pic:nvPicPr>
-                    <pic:cNvPr id="0" name="Picture 6"/>
+                    <pic:cNvPr id="0" name="Picture 10"/>
                     <pic:cNvPicPr>
                       <a:picLocks noChangeAspect="1" noChangeArrowheads="1"/>
                     </pic:cNvPicPr>
@@ -206,7 +201,7 @@
                   <pic:spPr bwMode="auto">
                     <a:xfrm>
                       <a:off x="0" y="0"/>
-                      <a:ext cx="447675" cy="694690"/>
+                      <a:ext cx="438785" cy="694690"/>
                     </a:xfrm>
                     <a:prstGeom prst="rect">
                       <a:avLst/>
@@ -238,13 +233,13 @@
           <w:bdr w:val="none" w:sz="0" w:space="0" w:color="auto" w:frame="1"/>
         </w:rPr>
         <w:drawing>
-          <wp:anchor distT="0" distB="0" distL="114300" distR="114300" simplePos="0" relativeHeight="251659264" behindDoc="0" locked="0" layoutInCell="1" allowOverlap="1" wp14:anchorId="65914CFE" wp14:editId="03E1D182">
+          <wp:anchor distT="0" distB="0" distL="114300" distR="114300" simplePos="0" relativeHeight="251659264" behindDoc="0" locked="0" layoutInCell="1" allowOverlap="1" wp14:anchorId="65914CFE" wp14:editId="3F086821">
             <wp:simplePos x="0" y="0"/>
             <wp:positionH relativeFrom="column">
-              <wp:posOffset>4871720</wp:posOffset>
+              <wp:posOffset>4564890</wp:posOffset>
             </wp:positionH>
             <wp:positionV relativeFrom="paragraph">
-              <wp:posOffset>128905</wp:posOffset>
+              <wp:posOffset>133902</wp:posOffset>
             </wp:positionV>
             <wp:extent cx="466090" cy="694690"/>
             <wp:effectExtent l="0" t="0" r="3810" b="3810"/>
@@ -300,6 +295,78 @@
           </wp:anchor>
         </w:drawing>
       </w:r>
+      <w:r>
+        <w:rPr>
+          <w:rFonts w:ascii="Arial" w:hAnsi="Arial" w:cs="Arial"/>
+          <w:noProof/>
+          <w:color w:val="000000"/>
+          <w:sz w:val="22"/>
+          <w:szCs w:val="22"/>
+          <w:bdr w:val="none" w:sz="0" w:space="0" w:color="auto" w:frame="1"/>
+        </w:rPr>
+        <w:drawing>
+          <wp:anchor distT="0" distB="0" distL="114300" distR="114300" simplePos="0" relativeHeight="251658240" behindDoc="0" locked="0" layoutInCell="1" allowOverlap="1" wp14:anchorId="4117F952" wp14:editId="562D4585">
+            <wp:simplePos x="0" y="0"/>
+            <wp:positionH relativeFrom="column">
+              <wp:posOffset>4116179</wp:posOffset>
+            </wp:positionH>
+            <wp:positionV relativeFrom="paragraph">
+              <wp:posOffset>129540</wp:posOffset>
+            </wp:positionV>
+            <wp:extent cx="447675" cy="694690"/>
+            <wp:effectExtent l="0" t="0" r="0" b="3810"/>
+            <wp:wrapNone/>
+            <wp:docPr id="1197748859" name="Picture 2"/>
+            <wp:cNvGraphicFramePr>
+              <a:graphicFrameLocks xmlns:a="http://schemas.openxmlformats.org/drawingml/2006/main" noChangeAspect="1"/>
+            </wp:cNvGraphicFramePr>
+            <a:graphic xmlns:a="http://schemas.openxmlformats.org/drawingml/2006/main">
+              <a:graphicData uri="http://schemas.openxmlformats.org/drawingml/2006/picture">
+                <pic:pic xmlns:pic="http://schemas.openxmlformats.org/drawingml/2006/picture">
+                  <pic:nvPicPr>
+                    <pic:cNvPr id="0" name="Picture 6"/>
+                    <pic:cNvPicPr>
+                      <a:picLocks noChangeAspect="1" noChangeArrowheads="1"/>
+                    </pic:cNvPicPr>
+                  </pic:nvPicPr>
+                  <pic:blipFill>
+                    <a:blip r:embed="rId9" cstate="print">
+                      <a:extLst>
+                        <a:ext uri="{28A0092B-C50C-407E-A947-70E740481C1C}">
+                          <a14:useLocalDpi xmlns:a14="http://schemas.microsoft.com/office/drawing/2010/main" val="0"/>
+                        </a:ext>
+                      </a:extLst>
+                    </a:blip>
+                    <a:srcRect/>
+                    <a:stretch>
+                      <a:fillRect/>
+                    </a:stretch>
+                  </pic:blipFill>
+                  <pic:spPr bwMode="auto">
+                    <a:xfrm>
+                      <a:off x="0" y="0"/>
+                      <a:ext cx="447675" cy="694690"/>
+                    </a:xfrm>
+                    <a:prstGeom prst="rect">
+                      <a:avLst/>
+                    </a:prstGeom>
+                    <a:noFill/>
+                    <a:ln>
+                      <a:noFill/>
+                    </a:ln>
+                  </pic:spPr>
+                </pic:pic>
+              </a:graphicData>
+            </a:graphic>
+            <wp14:sizeRelH relativeFrom="margin">
+              <wp14:pctWidth>0</wp14:pctWidth>
+            </wp14:sizeRelH>
+            <wp14:sizeRelV relativeFrom="margin">
+              <wp14:pctHeight>0</wp14:pctHeight>
+            </wp14:sizeRelV>
+          </wp:anchor>
+        </w:drawing>
+      </w:r>
       <w:proofErr w:type="gramStart"/>
       <w:r>
         <w:rPr>
@@ -382,7 +449,7 @@
         </w:rPr>
         <w:t xml:space="preserve">- </w:t>
       </w:r>
-      <w:hyperlink r:id="rId9" w:history="1">
+      <w:hyperlink r:id="rId10" w:history="1">
         <w:r>
           <w:rPr>
             <w:rStyle w:val="Hyperlink"/>
@@ -418,7 +485,7 @@
         </w:rPr>
         <w:t xml:space="preserve">- </w:t>
       </w:r>
-      <w:hyperlink r:id="rId10" w:history="1">
+      <w:hyperlink r:id="rId11" w:history="1">
         <w:r>
           <w:rPr>
             <w:rStyle w:val="Hyperlink"/>
@@ -467,15 +534,15 @@
           <w:sz w:val="20"/>
           <w:szCs w:val="20"/>
         </w:rPr>
-        <w:t xml:space="preserve"> subs</w:t>
-      </w:r>
-      <w:r>
-        <w:rPr>
-          <w:rFonts w:ascii="Arial" w:hAnsi="Arial" w:cs="Arial"/>
-          <w:sz w:val="20"/>
-          <w:szCs w:val="20"/>
-        </w:rPr>
-        <w:t xml:space="preserve">, </w:t>
+        <w:t>subs</w:t>
+      </w:r>
+      <w:r>
+        <w:rPr>
+          <w:rFonts w:ascii="Arial" w:hAnsi="Arial" w:cs="Arial"/>
+          <w:sz w:val="20"/>
+          <w:szCs w:val="20"/>
+        </w:rPr>
+        <w:t>,</w:t>
       </w:r>
       <w:r>
         <w:rPr>
@@ -499,7 +566,7 @@
           <w:sz w:val="20"/>
           <w:szCs w:val="20"/>
         </w:rPr>
-        <w:t xml:space="preserve"> vids</w:t>
+        <w:t>vids</w:t>
       </w:r>
     </w:p>
     <w:p>
@@ -518,7 +585,7 @@
         </w:rPr>
         <w:t xml:space="preserve">- </w:t>
       </w:r>
-      <w:hyperlink r:id="rId11" w:history="1">
+      <w:hyperlink r:id="rId12" w:history="1">
         <w:r>
           <w:rPr>
             <w:rStyle w:val="Hyperlink"/>
@@ -554,7 +621,7 @@
         </w:rPr>
         <w:t xml:space="preserve">- </w:t>
       </w:r>
-      <w:hyperlink r:id="rId12" w:history="1">
+      <w:hyperlink r:id="rId13" w:history="1">
         <w:r>
           <w:rPr>
             <w:rStyle w:val="Hyperlink"/>
@@ -641,6 +708,21 @@
         </w:rPr>
         <w:t>SUMMARY:</w:t>
       </w:r>
+      <w:r>
+        <w:t xml:space="preserve"> </w:t>
+      </w:r>
+      <w:r>
+        <w:fldChar w:fldCharType="begin"/>
+      </w:r>
+      <w:r>
+        <w:instrText xml:space="preserve"> INCLUDEPICTURE "https://m.media-amazon.com/images/I/71NTq8yYMkL._AC_UY218_.jpg" \* MERGEFORMATINET </w:instrText>
+      </w:r>
+      <w:r>
+        <w:fldChar w:fldCharType="separate"/>
+      </w:r>
+      <w:r>
+        <w:fldChar w:fldCharType="end"/>
+      </w:r>
     </w:p>
     <w:p>
       <w:pPr>
@@ -844,7 +926,31 @@
           <w:sz w:val="20"/>
           <w:szCs w:val="20"/>
         </w:rPr>
-        <w:t xml:space="preserve">Claude Code CLI, Claude CoWork, Gemini Ultra, </w:t>
+        <w:t>Claude Code CLI, Claude Co</w:t>
+      </w:r>
+      <w:r>
+        <w:rPr>
+          <w:rFonts w:ascii="Arial" w:hAnsi="Arial" w:cs="Arial"/>
+          <w:sz w:val="20"/>
+          <w:szCs w:val="20"/>
+        </w:rPr>
+        <w:t xml:space="preserve">de SDK, </w:t>
+      </w:r>
+      <w:r>
+        <w:rPr>
+          <w:rFonts w:ascii="Arial" w:hAnsi="Arial" w:cs="Arial"/>
+          <w:sz w:val="20"/>
+          <w:szCs w:val="20"/>
+        </w:rPr>
+        <w:t xml:space="preserve">Gemini Ultra, </w:t>
+      </w:r>
+      <w:r>
+        <w:rPr>
+          <w:rFonts w:ascii="Arial" w:hAnsi="Arial" w:cs="Arial"/>
+          <w:sz w:val="20"/>
+          <w:szCs w:val="20"/>
+        </w:rPr>
+        <w:t xml:space="preserve">Microsoft Copilot, </w:t>
       </w:r>
       <w:r>
         <w:rPr>
@@ -1530,7 +1636,39 @@
           <w:sz w:val="20"/>
           <w:szCs w:val="20"/>
         </w:rPr>
-        <w:t>Leveraged Claude Code CLI and the Claude Code VS Code Extension as primary AI coding assistants to accelerate full-cycle development across the stack, combining Rust and Python for high-performance backend services; utilized Claude Code CLI as a runtime execution engine for automating development and deployment workflows</w:t>
+        <w:t>Leveraged Claude Code CLI</w:t>
+      </w:r>
+      <w:r>
+        <w:rPr>
+          <w:rFonts w:ascii="Arial" w:hAnsi="Arial" w:cs="Arial"/>
+          <w:sz w:val="20"/>
+          <w:szCs w:val="20"/>
+        </w:rPr>
+        <w:t xml:space="preserve">, </w:t>
+      </w:r>
+      <w:r>
+        <w:rPr>
+          <w:rFonts w:ascii="Arial" w:hAnsi="Arial" w:cs="Arial"/>
+          <w:sz w:val="20"/>
+          <w:szCs w:val="20"/>
+        </w:rPr>
+        <w:t xml:space="preserve">Claude Code </w:t>
+      </w:r>
+      <w:r>
+        <w:rPr>
+          <w:rFonts w:ascii="Arial" w:hAnsi="Arial" w:cs="Arial"/>
+          <w:sz w:val="20"/>
+          <w:szCs w:val="20"/>
+        </w:rPr>
+        <w:t xml:space="preserve">SDK, and Microsoft Copilot </w:t>
+      </w:r>
+      <w:r>
+        <w:rPr>
+          <w:rFonts w:ascii="Arial" w:hAnsi="Arial" w:cs="Arial"/>
+          <w:sz w:val="20"/>
+          <w:szCs w:val="20"/>
+        </w:rPr>
+        <w:t>as primary AI coding assistants to accelerate full-cycle development across the stack, combining Rust and Python for high-performance backend services; utilized Claude Code CLI as a runtime execution engine for automating development and deployment workflows</w:t>
       </w:r>
     </w:p>
     <w:p>
@@ -2004,6 +2142,14 @@
           <w:szCs w:val="20"/>
         </w:rPr>
         <w:t xml:space="preserve">, Anthropic Claude, AWS Bedrock, </w:t>
+      </w:r>
+      <w:r>
+        <w:rPr>
+          <w:rFonts w:ascii="Arial" w:hAnsi="Arial" w:cs="Arial"/>
+          <w:sz w:val="20"/>
+          <w:szCs w:val="20"/>
+        </w:rPr>
+        <w:t xml:space="preserve">Microsoft Copilot, </w:t>
       </w:r>
       <w:r>
         <w:rPr>
@@ -4270,7 +4416,7 @@
         </w:rPr>
         <w:t xml:space="preserve"> .. </w:t>
       </w:r>
-      <w:hyperlink r:id="rId13" w:history="1">
+      <w:hyperlink r:id="rId14" w:history="1">
         <w:r>
           <w:rPr>
             <w:rStyle w:val="Hyperlink"/>

--- a/LevSelector_resume.docx
+++ b/LevSelector_resume.docx
@@ -17,7 +17,7 @@
           <w:noProof/>
         </w:rPr>
         <w:drawing>
-          <wp:anchor distT="0" distB="0" distL="114300" distR="114300" simplePos="0" relativeHeight="251662336" behindDoc="0" locked="0" layoutInCell="1" allowOverlap="1" wp14:anchorId="28AFA71C" wp14:editId="32C4A360">
+          <wp:anchor distT="0" distB="0" distL="114300" distR="114300" simplePos="0" relativeHeight="251662336" behindDoc="0" locked="0" layoutInCell="1" allowOverlap="1" wp14:anchorId="28AFA71C" wp14:editId="7745A0E9">
             <wp:simplePos x="0" y="0"/>
             <wp:positionH relativeFrom="column">
               <wp:posOffset>5905625</wp:posOffset>
@@ -820,39 +820,169 @@
           <w:sz w:val="20"/>
           <w:szCs w:val="20"/>
         </w:rPr>
-        <w:t>Deep hands-on expertise across the modern AI stack</w:t>
-      </w:r>
-      <w:r>
-        <w:rPr>
-          <w:rFonts w:ascii="Arial" w:hAnsi="Arial" w:cs="Arial"/>
-          <w:sz w:val="20"/>
-          <w:szCs w:val="20"/>
-        </w:rPr>
-        <w:t xml:space="preserve"> (</w:t>
-      </w:r>
-      <w:r>
-        <w:rPr>
-          <w:rFonts w:ascii="Arial" w:hAnsi="Arial" w:cs="Arial"/>
-          <w:sz w:val="20"/>
-          <w:szCs w:val="20"/>
-        </w:rPr>
-        <w:t>LLMs, Agents, RAG, Vector DBs, MCP, and AI-powered applications</w:t>
-      </w:r>
-      <w:r>
-        <w:rPr>
-          <w:rFonts w:ascii="Arial" w:hAnsi="Arial" w:cs="Arial"/>
-          <w:sz w:val="20"/>
-          <w:szCs w:val="20"/>
-        </w:rPr>
-        <w:t>). S</w:t>
-      </w:r>
-      <w:r>
-        <w:rPr>
-          <w:rFonts w:ascii="Arial" w:hAnsi="Arial" w:cs="Arial"/>
-          <w:sz w:val="20"/>
-          <w:szCs w:val="20"/>
-        </w:rPr>
-        <w:t>trong mathematical foundation (advanced calculus, probability, optimization)</w:t>
+        <w:t xml:space="preserve">Core AI/ML: </w:t>
+      </w:r>
+      <w:r>
+        <w:rPr>
+          <w:rFonts w:ascii="Arial" w:hAnsi="Arial" w:cs="Arial"/>
+          <w:sz w:val="20"/>
+          <w:szCs w:val="20"/>
+        </w:rPr>
+        <w:t xml:space="preserve">Claude Code CLI, Claude Code SDK, Gemini Ultra, Microsoft Copilot, </w:t>
+      </w:r>
+      <w:r>
+        <w:rPr>
+          <w:rFonts w:ascii="Arial" w:hAnsi="Arial" w:cs="Arial"/>
+          <w:sz w:val="20"/>
+          <w:szCs w:val="20"/>
+        </w:rPr>
+        <w:t>LLMs</w:t>
+      </w:r>
+      <w:r>
+        <w:rPr>
+          <w:rFonts w:ascii="Arial" w:hAnsi="Arial" w:cs="Arial"/>
+          <w:sz w:val="20"/>
+          <w:szCs w:val="20"/>
+        </w:rPr>
+        <w:t xml:space="preserve">, </w:t>
+      </w:r>
+      <w:r>
+        <w:rPr>
+          <w:rFonts w:ascii="Arial" w:hAnsi="Arial" w:cs="Arial"/>
+          <w:sz w:val="20"/>
+          <w:szCs w:val="20"/>
+        </w:rPr>
+        <w:t>Agents</w:t>
+      </w:r>
+      <w:r>
+        <w:rPr>
+          <w:rFonts w:ascii="Arial" w:hAnsi="Arial" w:cs="Arial"/>
+          <w:sz w:val="20"/>
+          <w:szCs w:val="20"/>
+        </w:rPr>
+        <w:t xml:space="preserve">, </w:t>
+      </w:r>
+      <w:r>
+        <w:rPr>
+          <w:rFonts w:ascii="Arial" w:hAnsi="Arial" w:cs="Arial"/>
+          <w:sz w:val="20"/>
+          <w:szCs w:val="20"/>
+        </w:rPr>
+        <w:t>RAG</w:t>
+      </w:r>
+      <w:r>
+        <w:rPr>
+          <w:rFonts w:ascii="Arial" w:hAnsi="Arial" w:cs="Arial"/>
+          <w:sz w:val="20"/>
+          <w:szCs w:val="20"/>
+        </w:rPr>
+        <w:t xml:space="preserve">, </w:t>
+      </w:r>
+      <w:r>
+        <w:rPr>
+          <w:rFonts w:ascii="Arial" w:hAnsi="Arial" w:cs="Arial"/>
+          <w:sz w:val="20"/>
+          <w:szCs w:val="20"/>
+        </w:rPr>
+        <w:t>MCP</w:t>
+      </w:r>
+      <w:r>
+        <w:rPr>
+          <w:rFonts w:ascii="Arial" w:hAnsi="Arial" w:cs="Arial"/>
+          <w:sz w:val="20"/>
+          <w:szCs w:val="20"/>
+        </w:rPr>
+        <w:t xml:space="preserve">, </w:t>
+      </w:r>
+      <w:r>
+        <w:rPr>
+          <w:rFonts w:ascii="Arial" w:hAnsi="Arial" w:cs="Arial"/>
+          <w:sz w:val="20"/>
+          <w:szCs w:val="20"/>
+        </w:rPr>
+        <w:t>Skills</w:t>
+      </w:r>
+      <w:r>
+        <w:rPr>
+          <w:rFonts w:ascii="Arial" w:hAnsi="Arial" w:cs="Arial"/>
+          <w:sz w:val="20"/>
+          <w:szCs w:val="20"/>
+        </w:rPr>
+        <w:t xml:space="preserve">, </w:t>
+      </w:r>
+      <w:r>
+        <w:rPr>
+          <w:rFonts w:ascii="Arial" w:hAnsi="Arial" w:cs="Arial"/>
+          <w:sz w:val="20"/>
+          <w:szCs w:val="20"/>
+        </w:rPr>
+        <w:t>AI Apps</w:t>
+      </w:r>
+      <w:r>
+        <w:rPr>
+          <w:rFonts w:ascii="Arial" w:hAnsi="Arial" w:cs="Arial"/>
+          <w:sz w:val="20"/>
+          <w:szCs w:val="20"/>
+        </w:rPr>
+        <w:t xml:space="preserve">, </w:t>
+      </w:r>
+      <w:r>
+        <w:rPr>
+          <w:rFonts w:ascii="Arial" w:hAnsi="Arial" w:cs="Arial"/>
+          <w:sz w:val="20"/>
+          <w:szCs w:val="20"/>
+        </w:rPr>
+        <w:t>Transformers</w:t>
+      </w:r>
+      <w:r>
+        <w:rPr>
+          <w:rFonts w:ascii="Arial" w:hAnsi="Arial" w:cs="Arial"/>
+          <w:sz w:val="20"/>
+          <w:szCs w:val="20"/>
+        </w:rPr>
+        <w:t xml:space="preserve">, </w:t>
+      </w:r>
+      <w:r>
+        <w:rPr>
+          <w:rFonts w:ascii="Arial" w:hAnsi="Arial" w:cs="Arial"/>
+          <w:sz w:val="20"/>
+          <w:szCs w:val="20"/>
+        </w:rPr>
+        <w:t>Hugging Face</w:t>
+      </w:r>
+      <w:r>
+        <w:rPr>
+          <w:rFonts w:ascii="Arial" w:hAnsi="Arial" w:cs="Arial"/>
+          <w:sz w:val="20"/>
+          <w:szCs w:val="20"/>
+        </w:rPr>
+        <w:t xml:space="preserve">, </w:t>
+      </w:r>
+      <w:proofErr w:type="spellStart"/>
+      <w:r>
+        <w:rPr>
+          <w:rFonts w:ascii="Arial" w:hAnsi="Arial" w:cs="Arial"/>
+          <w:sz w:val="20"/>
+          <w:szCs w:val="20"/>
+        </w:rPr>
+        <w:t>Ollama</w:t>
+      </w:r>
+      <w:proofErr w:type="spellEnd"/>
+      <w:r>
+        <w:rPr>
+          <w:rFonts w:ascii="Arial" w:hAnsi="Arial" w:cs="Arial"/>
+          <w:sz w:val="20"/>
+          <w:szCs w:val="20"/>
+        </w:rPr>
+        <w:t xml:space="preserve">, </w:t>
+      </w:r>
+      <w:r>
+        <w:rPr>
+          <w:rFonts w:ascii="Arial" w:hAnsi="Arial" w:cs="Arial"/>
+          <w:sz w:val="20"/>
+          <w:szCs w:val="20"/>
+        </w:rPr>
+        <w:t>SageMaker</w:t>
       </w:r>
     </w:p>
     <w:p>
@@ -874,7 +1004,103 @@
           <w:sz w:val="20"/>
           <w:szCs w:val="20"/>
         </w:rPr>
-        <w:t>Proven track record of building and leading engineering and data science teams across Financial, AdTech, e-Commerce, Media, and Crypto domains</w:t>
+        <w:t>Engineering: Python</w:t>
+      </w:r>
+      <w:r>
+        <w:rPr>
+          <w:rFonts w:ascii="Arial" w:hAnsi="Arial" w:cs="Arial"/>
+          <w:sz w:val="20"/>
+          <w:szCs w:val="20"/>
+        </w:rPr>
+        <w:t xml:space="preserve">, </w:t>
+      </w:r>
+      <w:r>
+        <w:rPr>
+          <w:rFonts w:ascii="Arial" w:hAnsi="Arial" w:cs="Arial"/>
+          <w:sz w:val="20"/>
+          <w:szCs w:val="20"/>
+        </w:rPr>
+        <w:t>Rust</w:t>
+      </w:r>
+      <w:r>
+        <w:rPr>
+          <w:rFonts w:ascii="Arial" w:hAnsi="Arial" w:cs="Arial"/>
+          <w:sz w:val="20"/>
+          <w:szCs w:val="20"/>
+        </w:rPr>
+        <w:t xml:space="preserve">, </w:t>
+      </w:r>
+      <w:r>
+        <w:rPr>
+          <w:rFonts w:ascii="Arial" w:hAnsi="Arial" w:cs="Arial"/>
+          <w:sz w:val="20"/>
+          <w:szCs w:val="20"/>
+        </w:rPr>
+        <w:t>SQL</w:t>
+      </w:r>
+      <w:r>
+        <w:rPr>
+          <w:rFonts w:ascii="Arial" w:hAnsi="Arial" w:cs="Arial"/>
+          <w:sz w:val="20"/>
+          <w:szCs w:val="20"/>
+        </w:rPr>
+        <w:t xml:space="preserve">, </w:t>
+      </w:r>
+      <w:r>
+        <w:rPr>
+          <w:rFonts w:ascii="Arial" w:hAnsi="Arial" w:cs="Arial"/>
+          <w:sz w:val="20"/>
+          <w:szCs w:val="20"/>
+        </w:rPr>
+        <w:t>ETL</w:t>
+      </w:r>
+      <w:r>
+        <w:rPr>
+          <w:rFonts w:ascii="Arial" w:hAnsi="Arial" w:cs="Arial"/>
+          <w:sz w:val="20"/>
+          <w:szCs w:val="20"/>
+        </w:rPr>
+        <w:t xml:space="preserve">, </w:t>
+      </w:r>
+      <w:r>
+        <w:rPr>
+          <w:rFonts w:ascii="Arial" w:hAnsi="Arial" w:cs="Arial"/>
+          <w:sz w:val="20"/>
+          <w:szCs w:val="20"/>
+        </w:rPr>
+        <w:t>Big Data</w:t>
+      </w:r>
+      <w:r>
+        <w:rPr>
+          <w:rFonts w:ascii="Arial" w:hAnsi="Arial" w:cs="Arial"/>
+          <w:sz w:val="20"/>
+          <w:szCs w:val="20"/>
+        </w:rPr>
+        <w:t xml:space="preserve">, </w:t>
+      </w:r>
+      <w:r>
+        <w:rPr>
+          <w:rFonts w:ascii="Arial" w:hAnsi="Arial" w:cs="Arial"/>
+          <w:sz w:val="20"/>
+          <w:szCs w:val="20"/>
+        </w:rPr>
+        <w:t>APIs</w:t>
+      </w:r>
+      <w:r>
+        <w:rPr>
+          <w:rFonts w:ascii="Arial" w:hAnsi="Arial" w:cs="Arial"/>
+          <w:sz w:val="20"/>
+          <w:szCs w:val="20"/>
+        </w:rPr>
+        <w:t xml:space="preserve">, </w:t>
+      </w:r>
+      <w:r>
+        <w:rPr>
+          <w:rFonts w:ascii="Arial" w:hAnsi="Arial" w:cs="Arial"/>
+          <w:sz w:val="20"/>
+          <w:szCs w:val="20"/>
+        </w:rPr>
+        <w:t>Cloud Infrastructure</w:t>
       </w:r>
     </w:p>
     <w:p>
@@ -896,7 +1122,7 @@
           <w:sz w:val="20"/>
           <w:szCs w:val="20"/>
         </w:rPr>
-        <w:t>Full-cycle ownership from architecture to delivery, on cloud (AWS, Azure, GCP) and on-prem</w:t>
+        <w:t>Deep hands-on expertise across the modern AI stack (LLMs, Agents, RAG, Vector DBs, MCP, and AI-powered applications). Strong mathematical foundation (advanced calculus, probability, optimization)</w:t>
       </w:r>
     </w:p>
     <w:p>
@@ -918,193 +1144,7 @@
           <w:sz w:val="20"/>
           <w:szCs w:val="20"/>
         </w:rPr>
-        <w:t xml:space="preserve">Core AI/ML: </w:t>
-      </w:r>
-      <w:r>
-        <w:rPr>
-          <w:rFonts w:ascii="Arial" w:hAnsi="Arial" w:cs="Arial"/>
-          <w:sz w:val="20"/>
-          <w:szCs w:val="20"/>
-        </w:rPr>
-        <w:t>Claude Code CLI, Claude Co</w:t>
-      </w:r>
-      <w:r>
-        <w:rPr>
-          <w:rFonts w:ascii="Arial" w:hAnsi="Arial" w:cs="Arial"/>
-          <w:sz w:val="20"/>
-          <w:szCs w:val="20"/>
-        </w:rPr>
-        <w:t xml:space="preserve">de SDK, </w:t>
-      </w:r>
-      <w:r>
-        <w:rPr>
-          <w:rFonts w:ascii="Arial" w:hAnsi="Arial" w:cs="Arial"/>
-          <w:sz w:val="20"/>
-          <w:szCs w:val="20"/>
-        </w:rPr>
-        <w:t xml:space="preserve">Gemini Ultra, </w:t>
-      </w:r>
-      <w:r>
-        <w:rPr>
-          <w:rFonts w:ascii="Arial" w:hAnsi="Arial" w:cs="Arial"/>
-          <w:sz w:val="20"/>
-          <w:szCs w:val="20"/>
-        </w:rPr>
-        <w:t xml:space="preserve">Microsoft Copilot, </w:t>
-      </w:r>
-      <w:r>
-        <w:rPr>
-          <w:rFonts w:ascii="Arial" w:hAnsi="Arial" w:cs="Arial"/>
-          <w:sz w:val="20"/>
-          <w:szCs w:val="20"/>
-        </w:rPr>
-        <w:t>LLMs</w:t>
-      </w:r>
-      <w:r>
-        <w:rPr>
-          <w:rFonts w:ascii="Arial" w:hAnsi="Arial" w:cs="Arial"/>
-          <w:sz w:val="20"/>
-          <w:szCs w:val="20"/>
-        </w:rPr>
-        <w:t xml:space="preserve">, </w:t>
-      </w:r>
-      <w:r>
-        <w:rPr>
-          <w:rFonts w:ascii="Arial" w:hAnsi="Arial" w:cs="Arial"/>
-          <w:sz w:val="20"/>
-          <w:szCs w:val="20"/>
-        </w:rPr>
-        <w:t>Agents</w:t>
-      </w:r>
-      <w:r>
-        <w:rPr>
-          <w:rFonts w:ascii="Arial" w:hAnsi="Arial" w:cs="Arial"/>
-          <w:sz w:val="20"/>
-          <w:szCs w:val="20"/>
-        </w:rPr>
-        <w:t xml:space="preserve">, </w:t>
-      </w:r>
-      <w:r>
-        <w:rPr>
-          <w:rFonts w:ascii="Arial" w:hAnsi="Arial" w:cs="Arial"/>
-          <w:sz w:val="20"/>
-          <w:szCs w:val="20"/>
-        </w:rPr>
-        <w:t>RAG</w:t>
-      </w:r>
-      <w:r>
-        <w:rPr>
-          <w:rFonts w:ascii="Arial" w:hAnsi="Arial" w:cs="Arial"/>
-          <w:sz w:val="20"/>
-          <w:szCs w:val="20"/>
-        </w:rPr>
-        <w:t xml:space="preserve">, </w:t>
-      </w:r>
-      <w:r>
-        <w:rPr>
-          <w:rFonts w:ascii="Arial" w:hAnsi="Arial" w:cs="Arial"/>
-          <w:sz w:val="20"/>
-          <w:szCs w:val="20"/>
-        </w:rPr>
-        <w:t>MCP</w:t>
-      </w:r>
-      <w:r>
-        <w:rPr>
-          <w:rFonts w:ascii="Arial" w:hAnsi="Arial" w:cs="Arial"/>
-          <w:sz w:val="20"/>
-          <w:szCs w:val="20"/>
-        </w:rPr>
-        <w:t xml:space="preserve">, </w:t>
-      </w:r>
-      <w:r>
-        <w:rPr>
-          <w:rFonts w:ascii="Arial" w:hAnsi="Arial" w:cs="Arial"/>
-          <w:sz w:val="20"/>
-          <w:szCs w:val="20"/>
-        </w:rPr>
-        <w:t>Skills</w:t>
-      </w:r>
-      <w:r>
-        <w:rPr>
-          <w:rFonts w:ascii="Arial" w:hAnsi="Arial" w:cs="Arial"/>
-          <w:sz w:val="20"/>
-          <w:szCs w:val="20"/>
-        </w:rPr>
-        <w:t xml:space="preserve">, </w:t>
-      </w:r>
-      <w:r>
-        <w:rPr>
-          <w:rFonts w:ascii="Arial" w:hAnsi="Arial" w:cs="Arial"/>
-          <w:sz w:val="20"/>
-          <w:szCs w:val="20"/>
-        </w:rPr>
-        <w:t>AI Apps</w:t>
-      </w:r>
-      <w:r>
-        <w:rPr>
-          <w:rFonts w:ascii="Arial" w:hAnsi="Arial" w:cs="Arial"/>
-          <w:sz w:val="20"/>
-          <w:szCs w:val="20"/>
-        </w:rPr>
-        <w:t xml:space="preserve">, </w:t>
-      </w:r>
-      <w:r>
-        <w:rPr>
-          <w:rFonts w:ascii="Arial" w:hAnsi="Arial" w:cs="Arial"/>
-          <w:sz w:val="20"/>
-          <w:szCs w:val="20"/>
-        </w:rPr>
-        <w:t>Transformers</w:t>
-      </w:r>
-      <w:r>
-        <w:rPr>
-          <w:rFonts w:ascii="Arial" w:hAnsi="Arial" w:cs="Arial"/>
-          <w:sz w:val="20"/>
-          <w:szCs w:val="20"/>
-        </w:rPr>
-        <w:t xml:space="preserve">, </w:t>
-      </w:r>
-      <w:r>
-        <w:rPr>
-          <w:rFonts w:ascii="Arial" w:hAnsi="Arial" w:cs="Arial"/>
-          <w:sz w:val="20"/>
-          <w:szCs w:val="20"/>
-        </w:rPr>
-        <w:t>Hugging Face</w:t>
-      </w:r>
-      <w:r>
-        <w:rPr>
-          <w:rFonts w:ascii="Arial" w:hAnsi="Arial" w:cs="Arial"/>
-          <w:sz w:val="20"/>
-          <w:szCs w:val="20"/>
-        </w:rPr>
-        <w:t xml:space="preserve">, </w:t>
-      </w:r>
-      <w:proofErr w:type="spellStart"/>
-      <w:r>
-        <w:rPr>
-          <w:rFonts w:ascii="Arial" w:hAnsi="Arial" w:cs="Arial"/>
-          <w:sz w:val="20"/>
-          <w:szCs w:val="20"/>
-        </w:rPr>
-        <w:t>Ollama</w:t>
-      </w:r>
-      <w:proofErr w:type="spellEnd"/>
-      <w:r>
-        <w:rPr>
-          <w:rFonts w:ascii="Arial" w:hAnsi="Arial" w:cs="Arial"/>
-          <w:sz w:val="20"/>
-          <w:szCs w:val="20"/>
-        </w:rPr>
-        <w:t xml:space="preserve">, </w:t>
-      </w:r>
-      <w:r>
-        <w:rPr>
-          <w:rFonts w:ascii="Arial" w:hAnsi="Arial" w:cs="Arial"/>
-          <w:sz w:val="20"/>
-          <w:szCs w:val="20"/>
-        </w:rPr>
-        <w:t>SageMaker</w:t>
+        <w:t>Proven track record of building and leading engineering and data science teams across Financial, AdTech, e-Commerce, Media, and Crypto domains</w:t>
       </w:r>
     </w:p>
     <w:p>
@@ -1126,103 +1166,7 @@
           <w:sz w:val="20"/>
           <w:szCs w:val="20"/>
         </w:rPr>
-        <w:t>Engineering: Python</w:t>
-      </w:r>
-      <w:r>
-        <w:rPr>
-          <w:rFonts w:ascii="Arial" w:hAnsi="Arial" w:cs="Arial"/>
-          <w:sz w:val="20"/>
-          <w:szCs w:val="20"/>
-        </w:rPr>
-        <w:t xml:space="preserve">, </w:t>
-      </w:r>
-      <w:r>
-        <w:rPr>
-          <w:rFonts w:ascii="Arial" w:hAnsi="Arial" w:cs="Arial"/>
-          <w:sz w:val="20"/>
-          <w:szCs w:val="20"/>
-        </w:rPr>
-        <w:t>Rust</w:t>
-      </w:r>
-      <w:r>
-        <w:rPr>
-          <w:rFonts w:ascii="Arial" w:hAnsi="Arial" w:cs="Arial"/>
-          <w:sz w:val="20"/>
-          <w:szCs w:val="20"/>
-        </w:rPr>
-        <w:t xml:space="preserve">, </w:t>
-      </w:r>
-      <w:r>
-        <w:rPr>
-          <w:rFonts w:ascii="Arial" w:hAnsi="Arial" w:cs="Arial"/>
-          <w:sz w:val="20"/>
-          <w:szCs w:val="20"/>
-        </w:rPr>
-        <w:t>SQL</w:t>
-      </w:r>
-      <w:r>
-        <w:rPr>
-          <w:rFonts w:ascii="Arial" w:hAnsi="Arial" w:cs="Arial"/>
-          <w:sz w:val="20"/>
-          <w:szCs w:val="20"/>
-        </w:rPr>
-        <w:t xml:space="preserve">, </w:t>
-      </w:r>
-      <w:r>
-        <w:rPr>
-          <w:rFonts w:ascii="Arial" w:hAnsi="Arial" w:cs="Arial"/>
-          <w:sz w:val="20"/>
-          <w:szCs w:val="20"/>
-        </w:rPr>
-        <w:t>ETL</w:t>
-      </w:r>
-      <w:r>
-        <w:rPr>
-          <w:rFonts w:ascii="Arial" w:hAnsi="Arial" w:cs="Arial"/>
-          <w:sz w:val="20"/>
-          <w:szCs w:val="20"/>
-        </w:rPr>
-        <w:t xml:space="preserve">, </w:t>
-      </w:r>
-      <w:r>
-        <w:rPr>
-          <w:rFonts w:ascii="Arial" w:hAnsi="Arial" w:cs="Arial"/>
-          <w:sz w:val="20"/>
-          <w:szCs w:val="20"/>
-        </w:rPr>
-        <w:t>Big Data</w:t>
-      </w:r>
-      <w:r>
-        <w:rPr>
-          <w:rFonts w:ascii="Arial" w:hAnsi="Arial" w:cs="Arial"/>
-          <w:sz w:val="20"/>
-          <w:szCs w:val="20"/>
-        </w:rPr>
-        <w:t xml:space="preserve">, </w:t>
-      </w:r>
-      <w:r>
-        <w:rPr>
-          <w:rFonts w:ascii="Arial" w:hAnsi="Arial" w:cs="Arial"/>
-          <w:sz w:val="20"/>
-          <w:szCs w:val="20"/>
-        </w:rPr>
-        <w:t>APIs</w:t>
-      </w:r>
-      <w:r>
-        <w:rPr>
-          <w:rFonts w:ascii="Arial" w:hAnsi="Arial" w:cs="Arial"/>
-          <w:sz w:val="20"/>
-          <w:szCs w:val="20"/>
-        </w:rPr>
-        <w:t xml:space="preserve">, </w:t>
-      </w:r>
-      <w:r>
-        <w:rPr>
-          <w:rFonts w:ascii="Arial" w:hAnsi="Arial" w:cs="Arial"/>
-          <w:sz w:val="20"/>
-          <w:szCs w:val="20"/>
-        </w:rPr>
-        <w:t>Cloud Infrastructure</w:t>
+        <w:t>Full-cycle ownership from architecture to delivery, on cloud (AWS, Azure, GCP) and on-prem</w:t>
       </w:r>
     </w:p>
     <w:p>

--- a/LevSelector_resume.docx
+++ b/LevSelector_resume.docx
@@ -1,6 +1,6 @@
 
 <file path=word/document.xml><?xml version="1.0" encoding="utf-8"?>
-<w:document xmlns:wpc="http://schemas.microsoft.com/office/word/2010/wordprocessingCanvas" xmlns:cx="http://schemas.microsoft.com/office/drawing/2014/chartex" xmlns:cx1="http://schemas.microsoft.com/office/drawing/2015/9/8/chartex" xmlns:cx2="http://schemas.microsoft.com/office/drawing/2015/10/21/chartex" xmlns:cx3="http://schemas.microsoft.com/office/drawing/2016/5/9/chartex" xmlns:cx4="http://schemas.microsoft.com/office/drawing/2016/5/10/chartex" xmlns:cx5="http://schemas.microsoft.com/office/drawing/2016/5/11/chartex" xmlns:cx6="http://schemas.microsoft.com/office/drawing/2016/5/12/chartex" xmlns:cx7="http://schemas.microsoft.com/office/drawing/2016/5/13/chartex" xmlns:cx8="http://schemas.microsoft.com/office/drawing/2016/5/14/chartex" xmlns:mc="http://schemas.openxmlformats.org/markup-compatibility/2006" xmlns:aink="http://schemas.microsoft.com/office/drawing/2016/ink" xmlns:am3d="http://schemas.microsoft.com/office/drawing/2017/model3d" xmlns:o="urn:schemas-microsoft-com:office:office" xmlns:oel="http://schemas.microsoft.com/office/2019/extlst" xmlns:r="http://schemas.openxmlformats.org/officeDocument/2006/relationships" xmlns:m="http://schemas.openxmlformats.org/officeDocument/2006/math" xmlns:v="urn:schemas-microsoft-com:vml" xmlns:wp14="http://schemas.microsoft.com/office/word/2010/wordprocessingDrawing" xmlns:wp="http://schemas.openxmlformats.org/drawingml/2006/wordprocessingDrawing" xmlns:w10="urn:schemas-microsoft-com:office:word" xmlns:w="http://schemas.openxmlformats.org/wordprocessingml/2006/main" xmlns:w14="http://schemas.microsoft.com/office/word/2010/wordml" xmlns:w15="http://schemas.microsoft.com/office/word/2012/wordml" xmlns:w16cex="http://schemas.microsoft.com/office/word/2018/wordml/cex" xmlns:w16cid="http://schemas.microsoft.com/office/word/2016/wordml/cid" xmlns:w16="http://schemas.microsoft.com/office/word/2018/wordml" xmlns:w16du="http://schemas.microsoft.com/office/word/2023/wordml/word16du" xmlns:w16sdtdh="http://schemas.microsoft.com/office/word/2020/wordml/sdtdatahash" xmlns:w16sdtfl="http://schemas.microsoft.com/office/word/2024/wordml/sdtformatlock" xmlns:w16se="http://schemas.microsoft.com/office/word/2015/wordml/symex" xmlns:wpg="http://schemas.microsoft.com/office/word/2010/wordprocessingGroup" xmlns:wpi="http://schemas.microsoft.com/office/word/2010/wordprocessingInk" xmlns:wne="http://schemas.microsoft.com/office/word/2006/wordml" xmlns:wps="http://schemas.microsoft.com/office/word/2010/wordprocessingShape" mc:Ignorable="w14 w15 w16se w16cid w16 w16cex w16sdtdh w16sdtfl w16du wp14">
+<w:document xmlns:wpc="http://schemas.microsoft.com/office/word/2010/wordprocessingCanvas" xmlns:cx="http://schemas.microsoft.com/office/drawing/2014/chartex" xmlns:cx1="http://schemas.microsoft.com/office/drawing/2015/9/8/chartex" xmlns:cx2="http://schemas.microsoft.com/office/drawing/2015/10/21/chartex" xmlns:cx3="http://schemas.microsoft.com/office/drawing/2016/5/9/chartex" xmlns:cx4="http://schemas.microsoft.com/office/drawing/2016/5/10/chartex" xmlns:cx5="http://schemas.microsoft.com/office/drawing/2016/5/11/chartex" xmlns:cx6="http://schemas.microsoft.com/office/drawing/2016/5/12/chartex" xmlns:cx7="http://schemas.microsoft.com/office/drawing/2016/5/13/chartex" xmlns:cx8="http://schemas.microsoft.com/office/drawing/2016/5/14/chartex" xmlns:mc="http://schemas.openxmlformats.org/markup-compatibility/2006" xmlns:m="http://schemas.openxmlformats.org/officeDocument/2006/math" xmlns:aink="http://schemas.microsoft.com/office/drawing/2016/ink" xmlns:am3d="http://schemas.microsoft.com/office/drawing/2017/model3d" xmlns:oel="http://schemas.microsoft.com/office/2019/extlst" xmlns:r="http://schemas.openxmlformats.org/officeDocument/2006/relationships" xmlns:wp14="http://schemas.microsoft.com/office/word/2010/wordprocessingDrawing" xmlns:wp="http://schemas.openxmlformats.org/drawingml/2006/wordprocessingDrawing" xmlns:wpg="http://schemas.microsoft.com/office/word/2010/wordprocessingGroup" xmlns:wpi="http://schemas.microsoft.com/office/word/2010/wordprocessingInk" xmlns:wps="http://schemas.microsoft.com/office/word/2010/wordprocessingShape" xmlns:o="urn:schemas-microsoft-com:office:office" xmlns:v="urn:schemas-microsoft-com:vml" xmlns:w10="urn:schemas-microsoft-com:office:word" xmlns:w="http://schemas.openxmlformats.org/wordprocessingml/2006/main" xmlns:w14="http://schemas.microsoft.com/office/word/2010/wordml" xmlns:w15="http://schemas.microsoft.com/office/word/2012/wordml" xmlns:w16cei="http://schemas.microsoft.com/office/word/2026/wordml/cei" xmlns:w16cex="http://schemas.microsoft.com/office/word/2018/wordml/cex" xmlns:w16cid="http://schemas.microsoft.com/office/word/2016/wordml/cid" xmlns:w16="http://schemas.microsoft.com/office/word/2018/wordml" xmlns:w16sdtdh="http://schemas.microsoft.com/office/word/2020/wordml/sdtdatahash" xmlns:w16sdtfl="http://schemas.microsoft.com/office/word/2024/wordml/sdtformatlock" xmlns:w16se="http://schemas.microsoft.com/office/word/2015/wordml/symex" xmlns:w16du="http://schemas.microsoft.com/office/word/2023/wordml/word16du" xmlns:wne="http://schemas.microsoft.com/office/word/2006/wordml" mc:Ignorable="w14 w15 w16se w16cid w16 w16cex w16sdtdh w16sdtfl w16du wp14">
   <w:body>
     <w:p>
       <w:pPr>
@@ -17,7 +17,7 @@
           <w:noProof/>
         </w:rPr>
         <w:drawing>
-          <wp:anchor distT="0" distB="0" distL="114300" distR="114300" simplePos="0" relativeHeight="251662336" behindDoc="0" locked="0" layoutInCell="1" allowOverlap="1" wp14:anchorId="28AFA71C" wp14:editId="7745A0E9">
+          <wp:anchor distT="0" distB="0" distL="114300" distR="114300" simplePos="0" relativeHeight="251662336" behindDoc="0" locked="0" layoutInCell="1" allowOverlap="1" wp14:anchorId="28AFA71C" wp14:editId="5506D6F3">
             <wp:simplePos x="0" y="0"/>
             <wp:positionH relativeFrom="column">
               <wp:posOffset>5905625</wp:posOffset>
@@ -2934,25 +2934,7 @@
           <w:sz w:val="20"/>
           <w:szCs w:val="20"/>
         </w:rPr>
-        <w:t xml:space="preserve">and </w:t>
-      </w:r>
-      <w:proofErr w:type="spellStart"/>
-      <w:r>
-        <w:rPr>
-          <w:rFonts w:ascii="Arial" w:hAnsi="Arial" w:cs="Arial"/>
-          <w:sz w:val="20"/>
-          <w:szCs w:val="20"/>
-        </w:rPr>
-        <w:t>Jupyter</w:t>
-      </w:r>
-      <w:proofErr w:type="spellEnd"/>
-      <w:r>
-        <w:rPr>
-          <w:rFonts w:ascii="Arial" w:hAnsi="Arial" w:cs="Arial"/>
-          <w:sz w:val="20"/>
-          <w:szCs w:val="20"/>
-        </w:rPr>
-        <w:t xml:space="preserve"> for dashboarding</w:t>
+        <w:t>and Jupyter for dashboarding</w:t>
       </w:r>
       <w:r>
         <w:rPr>
@@ -4371,6 +4353,9 @@
           <w:t>http://levselector.com/LevSelector_recommendations.docx</w:t>
         </w:r>
       </w:hyperlink>
+      <w:r>
+        <w:t xml:space="preserve"> - </w:t>
+      </w:r>
     </w:p>
     <w:sectPr>
       <w:type w:val="continuous"/>
@@ -4384,7 +4369,7 @@
 </file>
 
 <file path=word/numbering.xml><?xml version="1.0" encoding="utf-8"?>
-<w:numbering xmlns:wpc="http://schemas.microsoft.com/office/word/2010/wordprocessingCanvas" xmlns:cx="http://schemas.microsoft.com/office/drawing/2014/chartex" xmlns:cx1="http://schemas.microsoft.com/office/drawing/2015/9/8/chartex" xmlns:cx2="http://schemas.microsoft.com/office/drawing/2015/10/21/chartex" xmlns:cx3="http://schemas.microsoft.com/office/drawing/2016/5/9/chartex" xmlns:cx4="http://schemas.microsoft.com/office/drawing/2016/5/10/chartex" xmlns:cx5="http://schemas.microsoft.com/office/drawing/2016/5/11/chartex" xmlns:cx6="http://schemas.microsoft.com/office/drawing/2016/5/12/chartex" xmlns:cx7="http://schemas.microsoft.com/office/drawing/2016/5/13/chartex" xmlns:cx8="http://schemas.microsoft.com/office/drawing/2016/5/14/chartex" xmlns:mc="http://schemas.openxmlformats.org/markup-compatibility/2006" xmlns:aink="http://schemas.microsoft.com/office/drawing/2016/ink" xmlns:am3d="http://schemas.microsoft.com/office/drawing/2017/model3d" xmlns:o="urn:schemas-microsoft-com:office:office" xmlns:oel="http://schemas.microsoft.com/office/2019/extlst" xmlns:r="http://schemas.openxmlformats.org/officeDocument/2006/relationships" xmlns:m="http://schemas.openxmlformats.org/officeDocument/2006/math" xmlns:v="urn:schemas-microsoft-com:vml" xmlns:wp14="http://schemas.microsoft.com/office/word/2010/wordprocessingDrawing" xmlns:wp="http://schemas.openxmlformats.org/drawingml/2006/wordprocessingDrawing" xmlns:w10="urn:schemas-microsoft-com:office:word" xmlns:w="http://schemas.openxmlformats.org/wordprocessingml/2006/main" xmlns:w14="http://schemas.microsoft.com/office/word/2010/wordml" xmlns:w15="http://schemas.microsoft.com/office/word/2012/wordml" xmlns:w16cex="http://schemas.microsoft.com/office/word/2018/wordml/cex" xmlns:w16cid="http://schemas.microsoft.com/office/word/2016/wordml/cid" xmlns:w16="http://schemas.microsoft.com/office/word/2018/wordml" xmlns:w16du="http://schemas.microsoft.com/office/word/2023/wordml/word16du" xmlns:w16sdtdh="http://schemas.microsoft.com/office/word/2020/wordml/sdtdatahash" xmlns:w16sdtfl="http://schemas.microsoft.com/office/word/2024/wordml/sdtformatlock" xmlns:w16se="http://schemas.microsoft.com/office/word/2015/wordml/symex" xmlns:wpg="http://schemas.microsoft.com/office/word/2010/wordprocessingGroup" xmlns:wpi="http://schemas.microsoft.com/office/word/2010/wordprocessingInk" xmlns:wne="http://schemas.microsoft.com/office/word/2006/wordml" xmlns:wps="http://schemas.microsoft.com/office/word/2010/wordprocessingShape" mc:Ignorable="w14 w15 w16se w16cid w16 w16cex w16sdtdh w16sdtfl w16du wp14">
+<w:numbering xmlns:wpc="http://schemas.microsoft.com/office/word/2010/wordprocessingCanvas" xmlns:cx="http://schemas.microsoft.com/office/drawing/2014/chartex" xmlns:cx1="http://schemas.microsoft.com/office/drawing/2015/9/8/chartex" xmlns:cx2="http://schemas.microsoft.com/office/drawing/2015/10/21/chartex" xmlns:cx3="http://schemas.microsoft.com/office/drawing/2016/5/9/chartex" xmlns:cx4="http://schemas.microsoft.com/office/drawing/2016/5/10/chartex" xmlns:cx5="http://schemas.microsoft.com/office/drawing/2016/5/11/chartex" xmlns:cx6="http://schemas.microsoft.com/office/drawing/2016/5/12/chartex" xmlns:cx7="http://schemas.microsoft.com/office/drawing/2016/5/13/chartex" xmlns:cx8="http://schemas.microsoft.com/office/drawing/2016/5/14/chartex" xmlns:mc="http://schemas.openxmlformats.org/markup-compatibility/2006" xmlns:m="http://schemas.openxmlformats.org/officeDocument/2006/math" xmlns:aink="http://schemas.microsoft.com/office/drawing/2016/ink" xmlns:am3d="http://schemas.microsoft.com/office/drawing/2017/model3d" xmlns:oel="http://schemas.microsoft.com/office/2019/extlst" xmlns:r="http://schemas.openxmlformats.org/officeDocument/2006/relationships" xmlns:wp14="http://schemas.microsoft.com/office/word/2010/wordprocessingDrawing" xmlns:wp="http://schemas.openxmlformats.org/drawingml/2006/wordprocessingDrawing" xmlns:wpg="http://schemas.microsoft.com/office/word/2010/wordprocessingGroup" xmlns:wpi="http://schemas.microsoft.com/office/word/2010/wordprocessingInk" xmlns:wps="http://schemas.microsoft.com/office/word/2010/wordprocessingShape" xmlns:o="urn:schemas-microsoft-com:office:office" xmlns:v="urn:schemas-microsoft-com:vml" xmlns:w10="urn:schemas-microsoft-com:office:word" xmlns:w="http://schemas.openxmlformats.org/wordprocessingml/2006/main" xmlns:w14="http://schemas.microsoft.com/office/word/2010/wordml" xmlns:w15="http://schemas.microsoft.com/office/word/2012/wordml" xmlns:w16cei="http://schemas.microsoft.com/office/word/2026/wordml/cei" xmlns:w16cex="http://schemas.microsoft.com/office/word/2018/wordml/cex" xmlns:w16cid="http://schemas.microsoft.com/office/word/2016/wordml/cid" xmlns:w16="http://schemas.microsoft.com/office/word/2018/wordml" xmlns:w16sdtdh="http://schemas.microsoft.com/office/word/2020/wordml/sdtdatahash" xmlns:w16sdtfl="http://schemas.microsoft.com/office/word/2024/wordml/sdtformatlock" xmlns:w16se="http://schemas.microsoft.com/office/word/2015/wordml/symex" xmlns:w16du="http://schemas.microsoft.com/office/word/2023/wordml/word16du" xmlns:wne="http://schemas.microsoft.com/office/word/2006/wordml" mc:Ignorable="w14 w15 w16se w16cid w16 w16cex w16sdtdh w16sdtfl w16du wp14">
   <w:abstractNum w:abstractNumId="0" w15:restartNumberingAfterBreak="0">
     <w:nsid w:val="082A5492"/>
     <w:multiLevelType w:val="hybridMultilevel"/>
@@ -5201,7 +5186,7 @@
 </file>
 
 <file path=word/styles.xml><?xml version="1.0" encoding="utf-8"?>
-<w:styles xmlns:mc="http://schemas.openxmlformats.org/markup-compatibility/2006" xmlns:r="http://schemas.openxmlformats.org/officeDocument/2006/relationships" xmlns:w="http://schemas.openxmlformats.org/wordprocessingml/2006/main" xmlns:w14="http://schemas.microsoft.com/office/word/2010/wordml" xmlns:w15="http://schemas.microsoft.com/office/word/2012/wordml" xmlns:w16cex="http://schemas.microsoft.com/office/word/2018/wordml/cex" xmlns:w16cid="http://schemas.microsoft.com/office/word/2016/wordml/cid" xmlns:w16="http://schemas.microsoft.com/office/word/2018/wordml" xmlns:w16du="http://schemas.microsoft.com/office/word/2023/wordml/word16du" xmlns:w16sdtdh="http://schemas.microsoft.com/office/word/2020/wordml/sdtdatahash" xmlns:w16sdtfl="http://schemas.microsoft.com/office/word/2024/wordml/sdtformatlock" xmlns:w16se="http://schemas.microsoft.com/office/word/2015/wordml/symex" mc:Ignorable="w14 w15 w16se w16cid w16 w16cex w16sdtdh w16sdtfl w16du">
+<w:styles xmlns:mc="http://schemas.openxmlformats.org/markup-compatibility/2006" xmlns:r="http://schemas.openxmlformats.org/officeDocument/2006/relationships" xmlns:w="http://schemas.openxmlformats.org/wordprocessingml/2006/main" xmlns:w14="http://schemas.microsoft.com/office/word/2010/wordml" xmlns:w15="http://schemas.microsoft.com/office/word/2012/wordml" xmlns:w16cex="http://schemas.microsoft.com/office/word/2018/wordml/cex" xmlns:w16cid="http://schemas.microsoft.com/office/word/2016/wordml/cid" xmlns:w16="http://schemas.microsoft.com/office/word/2018/wordml" xmlns:w16sdtdh="http://schemas.microsoft.com/office/word/2020/wordml/sdtdatahash" xmlns:w16sdtfl="http://schemas.microsoft.com/office/word/2024/wordml/sdtformatlock" xmlns:w16se="http://schemas.microsoft.com/office/word/2015/wordml/symex" xmlns:w16du="http://schemas.microsoft.com/office/word/2023/wordml/word16du" mc:Ignorable="w14 w15 w16se w16cid w16 w16cex w16sdtdh w16sdtfl w16du">
   <w:docDefaults>
     <w:rPrDefault>
       <w:rPr>

--- a/LevSelector_resume.docx
+++ b/LevSelector_resume.docx
@@ -17,7 +17,7 @@
           <w:noProof/>
         </w:rPr>
         <w:drawing>
-          <wp:anchor distT="0" distB="0" distL="114300" distR="114300" simplePos="0" relativeHeight="251662336" behindDoc="0" locked="0" layoutInCell="1" allowOverlap="1" wp14:anchorId="28AFA71C" wp14:editId="5506D6F3">
+          <wp:anchor distT="0" distB="0" distL="114300" distR="114300" simplePos="0" relativeHeight="251662336" behindDoc="0" locked="0" layoutInCell="1" allowOverlap="1" wp14:anchorId="28AFA71C" wp14:editId="7577D5BB">
             <wp:simplePos x="0" y="0"/>
             <wp:positionH relativeFrom="column">
               <wp:posOffset>5905625</wp:posOffset>
@@ -408,29 +408,27 @@
           <w:sz w:val="20"/>
           <w:szCs w:val="20"/>
         </w:rPr>
-        <w:t xml:space="preserve">New York City, </w:t>
-      </w:r>
-      <w:proofErr w:type="gramStart"/>
-      <w:r>
-        <w:rPr>
-          <w:rFonts w:ascii="Arial" w:hAnsi="Arial" w:cs="Arial"/>
-          <w:b/>
-          <w:bCs/>
-          <w:sz w:val="20"/>
-          <w:szCs w:val="20"/>
-        </w:rPr>
-        <w:t>USA  |</w:t>
-      </w:r>
-      <w:proofErr w:type="gramEnd"/>
-      <w:r>
-        <w:rPr>
-          <w:rFonts w:ascii="Arial" w:hAnsi="Arial" w:cs="Arial"/>
-          <w:b/>
-          <w:bCs/>
-          <w:sz w:val="20"/>
-          <w:szCs w:val="20"/>
-        </w:rPr>
-        <w:t xml:space="preserve">  LevSelector777@gmail.com</w:t>
+        <w:t>New York City, USA  |  Lev</w:t>
+      </w:r>
+      <w:r>
+        <w:rPr>
+          <w:rFonts w:ascii="Arial" w:hAnsi="Arial" w:cs="Arial"/>
+          <w:b/>
+          <w:bCs/>
+          <w:sz w:val="20"/>
+          <w:szCs w:val="20"/>
+        </w:rPr>
+        <w:t>.</w:t>
+      </w:r>
+      <w:r>
+        <w:rPr>
+          <w:rFonts w:ascii="Arial" w:hAnsi="Arial" w:cs="Arial"/>
+          <w:b/>
+          <w:bCs/>
+          <w:sz w:val="20"/>
+          <w:szCs w:val="20"/>
+        </w:rPr>
+        <w:t>Selector@gmail.com</w:t>
       </w:r>
     </w:p>
     <w:p>

--- a/LevSelector_resume.docx
+++ b/LevSelector_resume.docx
@@ -17,7 +17,7 @@
           <w:noProof/>
         </w:rPr>
         <w:drawing>
-          <wp:anchor distT="0" distB="0" distL="114300" distR="114300" simplePos="0" relativeHeight="251662336" behindDoc="0" locked="0" layoutInCell="1" allowOverlap="1" wp14:anchorId="28AFA71C" wp14:editId="7577D5BB">
+          <wp:anchor distT="0" distB="0" distL="114300" distR="114300" simplePos="0" relativeHeight="251662336" behindDoc="0" locked="0" layoutInCell="1" allowOverlap="1" wp14:anchorId="28AFA71C" wp14:editId="7ECBBB20">
             <wp:simplePos x="0" y="0"/>
             <wp:positionH relativeFrom="column">
               <wp:posOffset>5905625</wp:posOffset>
@@ -1462,7 +1462,7 @@
           <w:sz w:val="20"/>
           <w:szCs w:val="20"/>
         </w:rPr>
-        <w:t xml:space="preserve">Architected and built AI-powered features for </w:t>
+        <w:t xml:space="preserve">Architected and built AI-powered capabilities for </w:t>
       </w:r>
       <w:proofErr w:type="spellStart"/>
       <w:r>
@@ -1471,7 +1471,7 @@
           <w:sz w:val="20"/>
           <w:szCs w:val="20"/>
         </w:rPr>
-        <w:t>Vareto's</w:t>
+        <w:t>Vareto’s</w:t>
       </w:r>
       <w:proofErr w:type="spellEnd"/>
       <w:r>
@@ -1480,7 +1480,7 @@
           <w:sz w:val="20"/>
           <w:szCs w:val="20"/>
         </w:rPr>
-        <w:t xml:space="preserve"> enterprise financial planning SaaS platform, accelerating product capabilities through hands-on AI development and vibe coding workflows powered by Anthropic Claude</w:t>
+        <w:t xml:space="preserve"> enterprise FP&amp;A SaaS platform using Anthropic Claude, Google Gemini, and OpenAI GPT models to accelerate product delivery.</w:t>
       </w:r>
     </w:p>
     <w:p>
@@ -1502,39 +1502,23 @@
           <w:sz w:val="20"/>
           <w:szCs w:val="20"/>
         </w:rPr>
-        <w:t xml:space="preserve">Designed and deployed an autonomous AI Agent embedded within the SaaS application </w:t>
-      </w:r>
-      <w:r>
-        <w:rPr>
-          <w:rFonts w:ascii="Arial" w:hAnsi="Arial" w:cs="Arial"/>
-          <w:sz w:val="20"/>
-          <w:szCs w:val="20"/>
-        </w:rPr>
-        <w:t xml:space="preserve">- </w:t>
-      </w:r>
-      <w:r>
-        <w:rPr>
-          <w:rFonts w:ascii="Arial" w:hAnsi="Arial" w:cs="Arial"/>
-          <w:sz w:val="20"/>
-          <w:szCs w:val="20"/>
-        </w:rPr>
-        <w:t>built on Anthropic Claude</w:t>
-      </w:r>
-      <w:r>
-        <w:rPr>
-          <w:rFonts w:ascii="Arial" w:hAnsi="Arial" w:cs="Arial"/>
-          <w:sz w:val="20"/>
-          <w:szCs w:val="20"/>
-        </w:rPr>
-        <w:t xml:space="preserve"> - </w:t>
-      </w:r>
-      <w:r>
-        <w:rPr>
-          <w:rFonts w:ascii="Arial" w:hAnsi="Arial" w:cs="Arial"/>
-          <w:sz w:val="20"/>
-          <w:szCs w:val="20"/>
-        </w:rPr>
-        <w:t>enabling intelligent automation of financial planning and reporting tasks previously requiring manual analyst effort</w:t>
+        <w:t xml:space="preserve">Designed and deployed an autonomous Claude-based AI agent that automated </w:t>
+      </w:r>
+      <w:r>
+        <w:rPr>
+          <w:rFonts w:ascii="Arial" w:hAnsi="Arial" w:cs="Arial"/>
+          <w:sz w:val="20"/>
+          <w:szCs w:val="20"/>
+        </w:rPr>
+        <w:t xml:space="preserve">FP&amp;A </w:t>
+      </w:r>
+      <w:r>
+        <w:rPr>
+          <w:rFonts w:ascii="Arial" w:hAnsi="Arial" w:cs="Arial"/>
+          <w:sz w:val="20"/>
+          <w:szCs w:val="20"/>
+        </w:rPr>
+        <w:t>tasks while enforcing agent permissions, controlled code execution, and human-in-the-loop approvals.</w:t>
       </w:r>
     </w:p>
     <w:p>
@@ -1556,7 +1540,7 @@
           <w:sz w:val="20"/>
           <w:szCs w:val="20"/>
         </w:rPr>
-        <w:t>Built AI-enabled ETL pipelines leveraging Anthropic Claude to intelligently parse, interpret, and transform complex Excel financial models and reports, dramatically reducing data onboarding friction for FP&amp;A teams</w:t>
+        <w:t>Built Claude-powered ETL pipelines to parse, interpret, and transform complex Excel financial models and reports, reducing data-onboarding friction for FP&amp;A teams.</w:t>
       </w:r>
     </w:p>
     <w:p>
@@ -1578,39 +1562,7 @@
           <w:sz w:val="20"/>
           <w:szCs w:val="20"/>
         </w:rPr>
-        <w:t>Leveraged Claude Code CLI</w:t>
-      </w:r>
-      <w:r>
-        <w:rPr>
-          <w:rFonts w:ascii="Arial" w:hAnsi="Arial" w:cs="Arial"/>
-          <w:sz w:val="20"/>
-          <w:szCs w:val="20"/>
-        </w:rPr>
-        <w:t xml:space="preserve">, </w:t>
-      </w:r>
-      <w:r>
-        <w:rPr>
-          <w:rFonts w:ascii="Arial" w:hAnsi="Arial" w:cs="Arial"/>
-          <w:sz w:val="20"/>
-          <w:szCs w:val="20"/>
-        </w:rPr>
-        <w:t xml:space="preserve">Claude Code </w:t>
-      </w:r>
-      <w:r>
-        <w:rPr>
-          <w:rFonts w:ascii="Arial" w:hAnsi="Arial" w:cs="Arial"/>
-          <w:sz w:val="20"/>
-          <w:szCs w:val="20"/>
-        </w:rPr>
-        <w:t xml:space="preserve">SDK, and Microsoft Copilot </w:t>
-      </w:r>
-      <w:r>
-        <w:rPr>
-          <w:rFonts w:ascii="Arial" w:hAnsi="Arial" w:cs="Arial"/>
-          <w:sz w:val="20"/>
-          <w:szCs w:val="20"/>
-        </w:rPr>
-        <w:t>as primary AI coding assistants to accelerate full-cycle development across the stack, combining Rust and Python for high-performance backend services; utilized Claude Code CLI as a runtime execution engine for automating development and deployment workflows</w:t>
+        <w:t>Designed secure multi-tenant AI-service patterns including tenant isolation, data segregation, per-tenant model routing, prompt-injection defenses, and data-boundary enforcement.</w:t>
       </w:r>
     </w:p>
     <w:p>
@@ -1632,7 +1584,7 @@
           <w:sz w:val="20"/>
           <w:szCs w:val="20"/>
         </w:rPr>
-        <w:t>Integrated Gemini Ultra (2M context window) for large-scale log file analysis, enabling deep inspection of high-volume production logs that would otherwise exceed standard context limits</w:t>
+        <w:t>Established production AI architecture, governance, and SOC 2-aligned practices covering model selection, agentic workflow design, AI threat modeling, model supply-chain risk, evaluation, monitoring, and auditability.</w:t>
       </w:r>
     </w:p>
     <w:p>
@@ -1654,155 +1606,8 @@
           <w:sz w:val="20"/>
           <w:szCs w:val="20"/>
         </w:rPr>
-        <w:t xml:space="preserve">Contributed to AI architecture decisions, establishing patterns and best practices for Anthropic </w:t>
-      </w:r>
-      <w:proofErr w:type="gramStart"/>
-      <w:r>
-        <w:rPr>
-          <w:rFonts w:ascii="Arial" w:hAnsi="Arial" w:cs="Arial"/>
-          <w:sz w:val="20"/>
-          <w:szCs w:val="20"/>
-        </w:rPr>
-        <w:t>Claude</w:t>
-      </w:r>
-      <w:r>
-        <w:rPr>
-          <w:rFonts w:ascii="Arial" w:hAnsi="Arial" w:cs="Arial"/>
-          <w:sz w:val="20"/>
-          <w:szCs w:val="20"/>
-        </w:rPr>
-        <w:t xml:space="preserve">  </w:t>
-      </w:r>
-      <w:r>
-        <w:rPr>
-          <w:rFonts w:ascii="Arial" w:hAnsi="Arial" w:cs="Arial"/>
-          <w:sz w:val="20"/>
-          <w:szCs w:val="20"/>
-        </w:rPr>
-        <w:t>integration</w:t>
-      </w:r>
-      <w:proofErr w:type="gramEnd"/>
-      <w:r>
-        <w:rPr>
-          <w:rFonts w:ascii="Arial" w:hAnsi="Arial" w:cs="Arial"/>
-          <w:sz w:val="20"/>
-          <w:szCs w:val="20"/>
-        </w:rPr>
-        <w:t xml:space="preserve"> within a production SaaS environment, including model selection, prompt design, and agentic workflow orchestration</w:t>
-      </w:r>
-      <w:r>
-        <w:rPr>
-          <w:rFonts w:ascii="Arial" w:hAnsi="Arial" w:cs="Arial"/>
-          <w:sz w:val="20"/>
-          <w:szCs w:val="20"/>
-        </w:rPr>
-        <w:br/>
-      </w:r>
-    </w:p>
-    <w:p>
-      <w:pPr>
-        <w:rPr>
-          <w:rFonts w:ascii="Arial" w:hAnsi="Arial" w:cs="Arial"/>
-          <w:b/>
-          <w:bCs/>
-          <w:sz w:val="20"/>
-          <w:szCs w:val="20"/>
-        </w:rPr>
-      </w:pPr>
-      <w:r>
-        <w:rPr>
-          <w:rFonts w:ascii="Arial" w:hAnsi="Arial" w:cs="Arial"/>
-          <w:b/>
-          <w:bCs/>
-          <w:sz w:val="20"/>
-          <w:szCs w:val="20"/>
-        </w:rPr>
-        <w:t xml:space="preserve">Feb 2024 - Sep 2024 - </w:t>
-      </w:r>
-      <w:r>
-        <w:rPr>
-          <w:rFonts w:ascii="Arial" w:hAnsi="Arial" w:cs="Arial"/>
-          <w:b/>
-          <w:bCs/>
-          <w:sz w:val="20"/>
-          <w:szCs w:val="20"/>
-        </w:rPr>
-        <w:t xml:space="preserve">RSM US </w:t>
-      </w:r>
-      <w:proofErr w:type="gramStart"/>
-      <w:r>
-        <w:rPr>
-          <w:rFonts w:ascii="Arial" w:hAnsi="Arial" w:cs="Arial"/>
-          <w:b/>
-          <w:bCs/>
-          <w:sz w:val="20"/>
-          <w:szCs w:val="20"/>
-        </w:rPr>
-        <w:t>( https://rsmus.com</w:t>
-      </w:r>
-      <w:proofErr w:type="gramEnd"/>
-      <w:r>
-        <w:rPr>
-          <w:rFonts w:ascii="Arial" w:hAnsi="Arial" w:cs="Arial"/>
-          <w:b/>
-          <w:bCs/>
-          <w:sz w:val="20"/>
-          <w:szCs w:val="20"/>
-        </w:rPr>
-        <w:t xml:space="preserve"> </w:t>
-      </w:r>
-      <w:r>
-        <w:rPr>
-          <w:rFonts w:ascii="Arial" w:hAnsi="Arial" w:cs="Arial"/>
-          <w:b/>
-          <w:bCs/>
-          <w:sz w:val="20"/>
-          <w:szCs w:val="20"/>
-        </w:rPr>
-        <w:t xml:space="preserve">- </w:t>
-      </w:r>
-      <w:r>
-        <w:rPr>
-          <w:rFonts w:ascii="Arial" w:hAnsi="Arial" w:cs="Arial"/>
-          <w:b/>
-          <w:bCs/>
-          <w:sz w:val="20"/>
-          <w:szCs w:val="20"/>
-        </w:rPr>
-        <w:t xml:space="preserve">Top 10 U.S. Audit &amp; Consulting </w:t>
-      </w:r>
-      <w:proofErr w:type="gramStart"/>
-      <w:r>
-        <w:rPr>
-          <w:rFonts w:ascii="Arial" w:hAnsi="Arial" w:cs="Arial"/>
-          <w:b/>
-          <w:bCs/>
-          <w:sz w:val="20"/>
-          <w:szCs w:val="20"/>
-        </w:rPr>
-        <w:t>Firm</w:t>
-      </w:r>
-      <w:r>
-        <w:rPr>
-          <w:rFonts w:ascii="Arial" w:hAnsi="Arial" w:cs="Arial"/>
-          <w:b/>
-          <w:bCs/>
-          <w:sz w:val="20"/>
-          <w:szCs w:val="20"/>
-        </w:rPr>
-        <w:t xml:space="preserve"> </w:t>
-      </w:r>
-      <w:r>
-        <w:rPr>
-          <w:rFonts w:ascii="Arial" w:hAnsi="Arial" w:cs="Arial"/>
-          <w:b/>
-          <w:bCs/>
-          <w:sz w:val="20"/>
-          <w:szCs w:val="20"/>
-        </w:rPr>
-        <w:t>)</w:t>
-      </w:r>
-      <w:proofErr w:type="gramEnd"/>
+        <w:t>Accelerated Agile, full-cycle development with Claude Code CLI/SDK and Microsoft Copilot; built Rust and Python backend services and automated development and deployment workflows.</w:t>
+      </w:r>
     </w:p>
     <w:p>
       <w:pPr>
@@ -1823,7 +1628,25 @@
           <w:sz w:val="20"/>
           <w:szCs w:val="20"/>
         </w:rPr>
-        <w:t>AI Architect, Audit Automation</w:t>
+        <w:t xml:space="preserve">Implemented Docker/Docker Compose services, </w:t>
+      </w:r>
+      <w:proofErr w:type="spellStart"/>
+      <w:r>
+        <w:rPr>
+          <w:rFonts w:ascii="Arial" w:hAnsi="Arial" w:cs="Arial"/>
+          <w:sz w:val="20"/>
+          <w:szCs w:val="20"/>
+        </w:rPr>
+        <w:t>Pulumi</w:t>
+      </w:r>
+      <w:proofErr w:type="spellEnd"/>
+      <w:r>
+        <w:rPr>
+          <w:rFonts w:ascii="Arial" w:hAnsi="Arial" w:cs="Arial"/>
+          <w:sz w:val="20"/>
+          <w:szCs w:val="20"/>
+        </w:rPr>
+        <w:t xml:space="preserve"> Infrastructure as Code, and AWS cloud deployments; integrated automated testing into GitHub release workflows.</w:t>
       </w:r>
     </w:p>
     <w:p>
@@ -1845,8 +1668,121 @@
           <w:sz w:val="20"/>
           <w:szCs w:val="20"/>
         </w:rPr>
-        <w:t>Pioneered AI solutions for audit automation at one of the largest U.S. assurance firms, directly contributing to RSM's broader strategic AI transformation now backed by a $1B investment</w:t>
-      </w:r>
+        <w:t>Integrated Gemini Ultra’s 2M-token context for large-scale production-log analysis.</w:t>
+      </w:r>
+      <w:r>
+        <w:rPr>
+          <w:rFonts w:ascii="Arial" w:hAnsi="Arial" w:cs="Arial"/>
+          <w:sz w:val="20"/>
+          <w:szCs w:val="20"/>
+        </w:rPr>
+        <w:br/>
+      </w:r>
+    </w:p>
+    <w:p>
+      <w:pPr>
+        <w:rPr>
+          <w:rFonts w:ascii="Arial" w:hAnsi="Arial" w:cs="Arial"/>
+          <w:b/>
+          <w:bCs/>
+          <w:sz w:val="20"/>
+          <w:szCs w:val="20"/>
+        </w:rPr>
+      </w:pPr>
+      <w:r>
+        <w:rPr>
+          <w:rFonts w:ascii="Arial" w:hAnsi="Arial" w:cs="Arial"/>
+          <w:b/>
+          <w:bCs/>
+          <w:sz w:val="20"/>
+          <w:szCs w:val="20"/>
+        </w:rPr>
+        <w:t xml:space="preserve">Feb 2024 - Sep 2024 - </w:t>
+      </w:r>
+      <w:r>
+        <w:rPr>
+          <w:rFonts w:ascii="Arial" w:hAnsi="Arial" w:cs="Arial"/>
+          <w:b/>
+          <w:bCs/>
+          <w:sz w:val="20"/>
+          <w:szCs w:val="20"/>
+        </w:rPr>
+        <w:t xml:space="preserve">RSM US </w:t>
+      </w:r>
+      <w:proofErr w:type="gramStart"/>
+      <w:r>
+        <w:rPr>
+          <w:rFonts w:ascii="Arial" w:hAnsi="Arial" w:cs="Arial"/>
+          <w:b/>
+          <w:bCs/>
+          <w:sz w:val="20"/>
+          <w:szCs w:val="20"/>
+        </w:rPr>
+        <w:t>( https://rsmus.com</w:t>
+      </w:r>
+      <w:proofErr w:type="gramEnd"/>
+      <w:r>
+        <w:rPr>
+          <w:rFonts w:ascii="Arial" w:hAnsi="Arial" w:cs="Arial"/>
+          <w:b/>
+          <w:bCs/>
+          <w:sz w:val="20"/>
+          <w:szCs w:val="20"/>
+        </w:rPr>
+        <w:t xml:space="preserve"> </w:t>
+      </w:r>
+      <w:r>
+        <w:rPr>
+          <w:rFonts w:ascii="Arial" w:hAnsi="Arial" w:cs="Arial"/>
+          <w:b/>
+          <w:bCs/>
+          <w:sz w:val="20"/>
+          <w:szCs w:val="20"/>
+        </w:rPr>
+        <w:t xml:space="preserve">- </w:t>
+      </w:r>
+      <w:r>
+        <w:rPr>
+          <w:rFonts w:ascii="Arial" w:hAnsi="Arial" w:cs="Arial"/>
+          <w:b/>
+          <w:bCs/>
+          <w:sz w:val="20"/>
+          <w:szCs w:val="20"/>
+        </w:rPr>
+        <w:t xml:space="preserve">Top 10 U.S. Audit &amp; Consulting </w:t>
+      </w:r>
+      <w:proofErr w:type="gramStart"/>
+      <w:r>
+        <w:rPr>
+          <w:rFonts w:ascii="Arial" w:hAnsi="Arial" w:cs="Arial"/>
+          <w:b/>
+          <w:bCs/>
+          <w:sz w:val="20"/>
+          <w:szCs w:val="20"/>
+        </w:rPr>
+        <w:t>Firm</w:t>
+      </w:r>
+      <w:r>
+        <w:rPr>
+          <w:rFonts w:ascii="Arial" w:hAnsi="Arial" w:cs="Arial"/>
+          <w:b/>
+          <w:bCs/>
+          <w:sz w:val="20"/>
+          <w:szCs w:val="20"/>
+        </w:rPr>
+        <w:t xml:space="preserve"> </w:t>
+      </w:r>
+      <w:r>
+        <w:rPr>
+          <w:rFonts w:ascii="Arial" w:hAnsi="Arial" w:cs="Arial"/>
+          <w:b/>
+          <w:bCs/>
+          <w:sz w:val="20"/>
+          <w:szCs w:val="20"/>
+        </w:rPr>
+        <w:t>)</w:t>
+      </w:r>
+      <w:proofErr w:type="gramEnd"/>
     </w:p>
     <w:p>
       <w:pPr>
@@ -1867,81 +1803,7 @@
           <w:sz w:val="20"/>
           <w:szCs w:val="20"/>
         </w:rPr>
-        <w:t>Audited</w:t>
-      </w:r>
-      <w:r>
-        <w:rPr>
-          <w:rFonts w:ascii="Arial" w:hAnsi="Arial" w:cs="Arial"/>
-          <w:sz w:val="20"/>
-          <w:szCs w:val="20"/>
-        </w:rPr>
-        <w:t xml:space="preserve"> RAG-based (Retrieval-Augmented Generation) system</w:t>
-      </w:r>
-      <w:r>
-        <w:rPr>
-          <w:rFonts w:ascii="Arial" w:hAnsi="Arial" w:cs="Arial"/>
-          <w:sz w:val="20"/>
-          <w:szCs w:val="20"/>
-        </w:rPr>
-        <w:t>s built</w:t>
-      </w:r>
-      <w:r>
-        <w:rPr>
-          <w:rFonts w:ascii="Arial" w:hAnsi="Arial" w:cs="Arial"/>
-          <w:sz w:val="20"/>
-          <w:szCs w:val="20"/>
-        </w:rPr>
-        <w:t xml:space="preserve"> using </w:t>
-      </w:r>
-      <w:proofErr w:type="spellStart"/>
-      <w:r>
-        <w:rPr>
-          <w:rFonts w:ascii="Arial" w:hAnsi="Arial" w:cs="Arial"/>
-          <w:sz w:val="20"/>
-          <w:szCs w:val="20"/>
-        </w:rPr>
-        <w:t>LangChain</w:t>
-      </w:r>
-      <w:proofErr w:type="spellEnd"/>
-      <w:r>
-        <w:rPr>
-          <w:rFonts w:ascii="Arial" w:hAnsi="Arial" w:cs="Arial"/>
-          <w:sz w:val="20"/>
-          <w:szCs w:val="20"/>
-        </w:rPr>
-        <w:t xml:space="preserve"> and OpenAI APIs</w:t>
-      </w:r>
-      <w:r>
-        <w:rPr>
-          <w:rFonts w:ascii="Arial" w:hAnsi="Arial" w:cs="Arial"/>
-          <w:sz w:val="20"/>
-          <w:szCs w:val="20"/>
-        </w:rPr>
-        <w:t xml:space="preserve"> and Anthropic and AWS Bedrock </w:t>
-      </w:r>
-      <w:r>
-        <w:rPr>
-          <w:rFonts w:ascii="Arial" w:hAnsi="Arial" w:cs="Arial"/>
-          <w:sz w:val="20"/>
-          <w:szCs w:val="20"/>
-        </w:rPr>
-        <w:t>to intelligently query documentation, policies, and regulatory guidelines</w:t>
-      </w:r>
-      <w:r>
-        <w:rPr>
-          <w:rFonts w:ascii="Arial" w:hAnsi="Arial" w:cs="Arial"/>
-          <w:sz w:val="20"/>
-          <w:szCs w:val="20"/>
-        </w:rPr>
-        <w:t xml:space="preserve">, </w:t>
-      </w:r>
-      <w:r>
-        <w:rPr>
-          <w:rFonts w:ascii="Arial" w:hAnsi="Arial" w:cs="Arial"/>
-          <w:sz w:val="20"/>
-          <w:szCs w:val="20"/>
-        </w:rPr>
-        <w:t>significantly reducing research time</w:t>
+        <w:t>AI Architect, Audit Automation</w:t>
       </w:r>
     </w:p>
     <w:p>
@@ -1963,7 +1825,7 @@
           <w:sz w:val="20"/>
           <w:szCs w:val="20"/>
         </w:rPr>
-        <w:t>Developed an LLM-powered pipeline to automatically generate structured audit workflows and Visio process diagrams from unstructured audit documentation, replacing hours of manual diagram creation</w:t>
+        <w:t>Pioneered AI solutions for audit automation at one of the largest U.S. assurance firms, directly contributing to RSM's broader strategic AI transformation now backed by a $1B investment</w:t>
       </w:r>
     </w:p>
     <w:p>
@@ -1985,7 +1847,31 @@
           <w:sz w:val="20"/>
           <w:szCs w:val="20"/>
         </w:rPr>
-        <w:t xml:space="preserve">Designed </w:t>
+        <w:t>Audited</w:t>
+      </w:r>
+      <w:r>
+        <w:rPr>
+          <w:rFonts w:ascii="Arial" w:hAnsi="Arial" w:cs="Arial"/>
+          <w:sz w:val="20"/>
+          <w:szCs w:val="20"/>
+        </w:rPr>
+        <w:t xml:space="preserve"> RAG-based (Retrieval-Augmented Generation) system</w:t>
+      </w:r>
+      <w:r>
+        <w:rPr>
+          <w:rFonts w:ascii="Arial" w:hAnsi="Arial" w:cs="Arial"/>
+          <w:sz w:val="20"/>
+          <w:szCs w:val="20"/>
+        </w:rPr>
+        <w:t>s built</w:t>
+      </w:r>
+      <w:r>
+        <w:rPr>
+          <w:rFonts w:ascii="Arial" w:hAnsi="Arial" w:cs="Arial"/>
+          <w:sz w:val="20"/>
+          <w:szCs w:val="20"/>
+        </w:rPr>
+        <w:t xml:space="preserve"> using </w:t>
       </w:r>
       <w:proofErr w:type="spellStart"/>
       <w:r>
@@ -1994,7 +1880,7 @@
           <w:sz w:val="20"/>
           <w:szCs w:val="20"/>
         </w:rPr>
-        <w:t>FastHTML</w:t>
+        <w:t>LangChain</w:t>
       </w:r>
       <w:proofErr w:type="spellEnd"/>
       <w:r>
@@ -2003,7 +1889,39 @@
           <w:sz w:val="20"/>
           <w:szCs w:val="20"/>
         </w:rPr>
-        <w:t xml:space="preserve"> web application serving as the front-end interface for AI audit tools, enabling non-technical auditors to interact with LLM capabilities directly</w:t>
+        <w:t xml:space="preserve"> and OpenAI APIs</w:t>
+      </w:r>
+      <w:r>
+        <w:rPr>
+          <w:rFonts w:ascii="Arial" w:hAnsi="Arial" w:cs="Arial"/>
+          <w:sz w:val="20"/>
+          <w:szCs w:val="20"/>
+        </w:rPr>
+        <w:t xml:space="preserve"> and Anthropic and AWS Bedrock </w:t>
+      </w:r>
+      <w:r>
+        <w:rPr>
+          <w:rFonts w:ascii="Arial" w:hAnsi="Arial" w:cs="Arial"/>
+          <w:sz w:val="20"/>
+          <w:szCs w:val="20"/>
+        </w:rPr>
+        <w:t>to intelligently query documentation, policies, and regulatory guidelines</w:t>
+      </w:r>
+      <w:r>
+        <w:rPr>
+          <w:rFonts w:ascii="Arial" w:hAnsi="Arial" w:cs="Arial"/>
+          <w:sz w:val="20"/>
+          <w:szCs w:val="20"/>
+        </w:rPr>
+        <w:t xml:space="preserve">, </w:t>
+      </w:r>
+      <w:r>
+        <w:rPr>
+          <w:rFonts w:ascii="Arial" w:hAnsi="Arial" w:cs="Arial"/>
+          <w:sz w:val="20"/>
+          <w:szCs w:val="20"/>
+        </w:rPr>
+        <w:t>significantly reducing research time</w:t>
       </w:r>
     </w:p>
     <w:p>
@@ -2025,6 +1943,68 @@
           <w:sz w:val="20"/>
           <w:szCs w:val="20"/>
         </w:rPr>
+        <w:t>Developed an LLM-powered pipeline to automatically generate structured audit workflows and Visio process diagrams from unstructured audit documentation, replacing hours of manual diagram creation</w:t>
+      </w:r>
+    </w:p>
+    <w:p>
+      <w:pPr>
+        <w:pStyle w:val="ListParagraph"/>
+        <w:numPr>
+          <w:ilvl w:val="0"/>
+          <w:numId w:val="2"/>
+        </w:numPr>
+        <w:rPr>
+          <w:rFonts w:ascii="Arial" w:hAnsi="Arial" w:cs="Arial"/>
+          <w:sz w:val="20"/>
+          <w:szCs w:val="20"/>
+        </w:rPr>
+      </w:pPr>
+      <w:r>
+        <w:rPr>
+          <w:rFonts w:ascii="Arial" w:hAnsi="Arial" w:cs="Arial"/>
+          <w:sz w:val="20"/>
+          <w:szCs w:val="20"/>
+        </w:rPr>
+        <w:t xml:space="preserve">Designed </w:t>
+      </w:r>
+      <w:proofErr w:type="spellStart"/>
+      <w:r>
+        <w:rPr>
+          <w:rFonts w:ascii="Arial" w:hAnsi="Arial" w:cs="Arial"/>
+          <w:sz w:val="20"/>
+          <w:szCs w:val="20"/>
+        </w:rPr>
+        <w:t>FastHTML</w:t>
+      </w:r>
+      <w:proofErr w:type="spellEnd"/>
+      <w:r>
+        <w:rPr>
+          <w:rFonts w:ascii="Arial" w:hAnsi="Arial" w:cs="Arial"/>
+          <w:sz w:val="20"/>
+          <w:szCs w:val="20"/>
+        </w:rPr>
+        <w:t xml:space="preserve"> web application serving as the front-end interface for AI audit tools, enabling non-technical auditors to interact with LLM capabilities directly</w:t>
+      </w:r>
+    </w:p>
+    <w:p>
+      <w:pPr>
+        <w:pStyle w:val="ListParagraph"/>
+        <w:numPr>
+          <w:ilvl w:val="0"/>
+          <w:numId w:val="2"/>
+        </w:numPr>
+        <w:rPr>
+          <w:rFonts w:ascii="Arial" w:hAnsi="Arial" w:cs="Arial"/>
+          <w:sz w:val="20"/>
+          <w:szCs w:val="20"/>
+        </w:rPr>
+      </w:pPr>
+      <w:r>
+        <w:rPr>
+          <w:rFonts w:ascii="Arial" w:hAnsi="Arial" w:cs="Arial"/>
+          <w:sz w:val="20"/>
+          <w:szCs w:val="20"/>
+        </w:rPr>
         <w:t>Stack:</w:t>
       </w:r>
       <w:r>
@@ -2439,7 +2419,6 @@
           <w:sz w:val="20"/>
           <w:szCs w:val="20"/>
         </w:rPr>
-        <w:lastRenderedPageBreak/>
         <w:t xml:space="preserve">Building, training, and </w:t>
       </w:r>
       <w:proofErr w:type="gramStart"/>
@@ -2480,6 +2459,7 @@
           <w:sz w:val="20"/>
           <w:szCs w:val="20"/>
         </w:rPr>
+        <w:lastRenderedPageBreak/>
         <w:t xml:space="preserve">Data architecture in the cloud (Azure, AWS, Google), Apache </w:t>
       </w:r>
       <w:proofErr w:type="spellStart"/>
